--- a/sistema/05-material/gerador-inimigo/bloco-de-inimigo.docx
+++ b/sistema/05-material/gerador-inimigo/bloco-de-inimigo.docx
@@ -10,7 +10,7 @@
         <w:rPr>
           <w:b/>
           <w:bCs/>
-          <w:color w:val="6E6878"/>
+          <w:color w:val="847B86"/>
           <w:spacing w:val="60"/>
           <w:sz w:val="15"/>
           <w:szCs w:val="15"/>
@@ -26,7 +26,7 @@
         <w:rPr>
           <w:b/>
           <w:bCs/>
-          <w:color w:val="8A7444"/>
+          <w:color w:val="BC2A6E"/>
           <w:sz w:val="34"/>
           <w:szCs w:val="34"/>
         </w:rPr>
@@ -59,7 +59,7 @@
     <w:p>
       <w:pPr>
         <w:pBdr>
-          <w:bottom w:val="single" w:color="CFC7DC" w:sz="6" w:space="4"/>
+          <w:bottom w:val="single" w:color="9A6F87" w:sz="6" w:space="4"/>
         </w:pBdr>
         <w:spacing w:after="20" w:before="0"/>
       </w:pPr>
@@ -67,7 +67,7 @@
         <w:rPr>
           <w:b/>
           <w:bCs/>
-          <w:color w:val="8A7444"/>
+          <w:color w:val="BC2A6E"/>
           <w:sz w:val="30"/>
           <w:szCs w:val="30"/>
         </w:rPr>
@@ -82,7 +82,7 @@
         <w:rPr>
           <w:i/>
           <w:iCs/>
-          <w:color w:val="6E6878"/>
+          <w:color w:val="847B86"/>
           <w:sz w:val="18"/>
           <w:szCs w:val="18"/>
         </w:rPr>
@@ -92,7 +92,7 @@
     <w:p>
       <w:pPr>
         <w:pBdr>
-          <w:bottom w:val="single" w:color="8A7444" w:sz="10"/>
+          <w:bottom w:val="single" w:color="BC2A6E" w:sz="10"/>
         </w:pBdr>
         <w:spacing w:after="60" w:before="60"/>
       </w:pPr>
@@ -107,7 +107,7 @@
     <w:p>
       <w:pPr>
         <w:pBdr>
-          <w:bottom w:val="single" w:color="CFC7DC" w:sz="4" w:space="3"/>
+          <w:bottom w:val="single" w:color="9A6F87" w:sz="4" w:space="3"/>
         </w:pBdr>
         <w:spacing w:after="46" w:before="34" w:line="250"/>
       </w:pPr>
@@ -115,7 +115,7 @@
         <w:rPr>
           <w:b/>
           <w:bCs/>
-          <w:color w:val="211C35"/>
+          <w:color w:val="2B1B2E"/>
           <w:sz w:val="19"/>
           <w:szCs w:val="19"/>
         </w:rPr>
@@ -125,7 +125,7 @@
     <w:p>
       <w:pPr>
         <w:pBdr>
-          <w:bottom w:val="single" w:color="CFC7DC" w:sz="4" w:space="3"/>
+          <w:bottom w:val="single" w:color="9A6F87" w:sz="4" w:space="3"/>
         </w:pBdr>
         <w:spacing w:after="46" w:before="34" w:line="250"/>
       </w:pPr>
@@ -133,7 +133,7 @@
         <w:rPr>
           <w:b/>
           <w:bCs/>
-          <w:color w:val="211C35"/>
+          <w:color w:val="2B1B2E"/>
           <w:sz w:val="19"/>
           <w:szCs w:val="19"/>
         </w:rPr>
@@ -143,7 +143,7 @@
     <w:p>
       <w:pPr>
         <w:pBdr>
-          <w:bottom w:val="single" w:color="CFC7DC" w:sz="4" w:space="3"/>
+          <w:bottom w:val="single" w:color="9A6F87" w:sz="4" w:space="3"/>
         </w:pBdr>
         <w:spacing w:after="46" w:before="34" w:line="250"/>
       </w:pPr>
@@ -151,7 +151,7 @@
         <w:rPr>
           <w:b/>
           <w:bCs/>
-          <w:color w:val="211C35"/>
+          <w:color w:val="2B1B2E"/>
           <w:sz w:val="19"/>
           <w:szCs w:val="19"/>
         </w:rPr>
@@ -161,7 +161,7 @@
     <w:p>
       <w:pPr>
         <w:pBdr>
-          <w:bottom w:val="single" w:color="CFC7DC" w:sz="10"/>
+          <w:bottom w:val="single" w:color="9A6F87" w:sz="10"/>
         </w:pBdr>
         <w:spacing w:after="60" w:before="60"/>
       </w:pPr>
@@ -177,12 +177,12 @@
       <w:tblPr>
         <w:tblW w:type="dxa" w:w="9600"/>
         <w:tblBorders>
-          <w:top w:val="single" w:color="CFC7DC" w:sz="4"/>
-          <w:left w:val="single" w:color="CFC7DC" w:sz="4"/>
-          <w:bottom w:val="single" w:color="CFC7DC" w:sz="4"/>
-          <w:right w:val="single" w:color="CFC7DC" w:sz="4"/>
-          <w:insideH w:val="single" w:color="CFC7DC" w:sz="2"/>
-          <w:insideV w:val="single" w:color="CFC7DC" w:sz="2"/>
+          <w:top w:val="single" w:color="F8C7DC" w:sz="4"/>
+          <w:left w:val="single" w:color="F8C7DC" w:sz="4"/>
+          <w:bottom w:val="single" w:color="F8C7DC" w:sz="4"/>
+          <w:right w:val="single" w:color="F8C7DC" w:sz="4"/>
+          <w:insideH w:val="single" w:color="F8C7DC" w:sz="2"/>
+          <w:insideV w:val="single" w:color="F8C7DC" w:sz="2"/>
         </w:tblBorders>
       </w:tblPr>
       <w:tblGrid>
@@ -200,7 +200,7 @@
         <w:tc>
           <w:tcPr>
             <w:tcW w:type="dxa" w:w="1920"/>
-            <w:shd w:fill="211C35" w:color="auto" w:val="clear"/>
+            <w:shd w:fill="2B1B2E" w:color="auto" w:val="clear"/>
             <w:tcMar>
               <w:top w:type="dxa" w:w="26"/>
               <w:left w:type="dxa" w:w="90"/>
@@ -229,7 +229,7 @@
         <w:tc>
           <w:tcPr>
             <w:tcW w:type="dxa" w:w="1920"/>
-            <w:shd w:fill="211C35" w:color="auto" w:val="clear"/>
+            <w:shd w:fill="2B1B2E" w:color="auto" w:val="clear"/>
             <w:tcMar>
               <w:top w:type="dxa" w:w="26"/>
               <w:left w:type="dxa" w:w="90"/>
@@ -258,7 +258,7 @@
         <w:tc>
           <w:tcPr>
             <w:tcW w:type="dxa" w:w="1920"/>
-            <w:shd w:fill="211C35" w:color="auto" w:val="clear"/>
+            <w:shd w:fill="2B1B2E" w:color="auto" w:val="clear"/>
             <w:tcMar>
               <w:top w:type="dxa" w:w="26"/>
               <w:left w:type="dxa" w:w="90"/>
@@ -287,7 +287,7 @@
         <w:tc>
           <w:tcPr>
             <w:tcW w:type="dxa" w:w="1920"/>
-            <w:shd w:fill="211C35" w:color="auto" w:val="clear"/>
+            <w:shd w:fill="2B1B2E" w:color="auto" w:val="clear"/>
             <w:tcMar>
               <w:top w:type="dxa" w:w="26"/>
               <w:left w:type="dxa" w:w="90"/>
@@ -316,7 +316,7 @@
         <w:tc>
           <w:tcPr>
             <w:tcW w:type="dxa" w:w="1920"/>
-            <w:shd w:fill="211C35" w:color="auto" w:val="clear"/>
+            <w:shd w:fill="2B1B2E" w:color="auto" w:val="clear"/>
             <w:tcMar>
               <w:top w:type="dxa" w:w="26"/>
               <w:left w:type="dxa" w:w="90"/>
@@ -442,7 +442,7 @@
     <w:p>
       <w:pPr>
         <w:pBdr>
-          <w:bottom w:val="single" w:color="CFC7DC" w:sz="10"/>
+          <w:bottom w:val="single" w:color="9A6F87" w:sz="10"/>
         </w:pBdr>
         <w:spacing w:after="60" w:before="60"/>
       </w:pPr>
@@ -457,7 +457,7 @@
     <w:p>
       <w:pPr>
         <w:pBdr>
-          <w:bottom w:val="single" w:color="CFC7DC" w:sz="4" w:space="3"/>
+          <w:bottom w:val="single" w:color="9A6F87" w:sz="4" w:space="3"/>
         </w:pBdr>
         <w:spacing w:after="46" w:before="34" w:line="250"/>
       </w:pPr>
@@ -465,7 +465,7 @@
         <w:rPr>
           <w:b/>
           <w:bCs/>
-          <w:color w:val="211C35"/>
+          <w:color w:val="2B1B2E"/>
           <w:sz w:val="19"/>
           <w:szCs w:val="19"/>
         </w:rPr>
@@ -475,7 +475,7 @@
     <w:p>
       <w:pPr>
         <w:pBdr>
-          <w:bottom w:val="single" w:color="CFC7DC" w:sz="4" w:space="3"/>
+          <w:bottom w:val="single" w:color="9A6F87" w:sz="4" w:space="3"/>
         </w:pBdr>
         <w:spacing w:after="46" w:before="34" w:line="250"/>
       </w:pPr>
@@ -483,7 +483,7 @@
         <w:rPr>
           <w:b/>
           <w:bCs/>
-          <w:color w:val="211C35"/>
+          <w:color w:val="2B1B2E"/>
           <w:sz w:val="19"/>
           <w:szCs w:val="19"/>
         </w:rPr>
@@ -493,7 +493,7 @@
     <w:p>
       <w:pPr>
         <w:pBdr>
-          <w:bottom w:val="single" w:color="CFC7DC" w:sz="4" w:space="3"/>
+          <w:bottom w:val="single" w:color="9A6F87" w:sz="4" w:space="3"/>
         </w:pBdr>
         <w:spacing w:after="46" w:before="34" w:line="250"/>
       </w:pPr>
@@ -501,7 +501,7 @@
         <w:rPr>
           <w:b/>
           <w:bCs/>
-          <w:color w:val="211C35"/>
+          <w:color w:val="2B1B2E"/>
           <w:sz w:val="19"/>
           <w:szCs w:val="19"/>
         </w:rPr>
@@ -511,7 +511,7 @@
     <w:p>
       <w:pPr>
         <w:pBdr>
-          <w:bottom w:val="single" w:color="CFC7DC" w:sz="4" w:space="3"/>
+          <w:bottom w:val="single" w:color="9A6F87" w:sz="4" w:space="3"/>
         </w:pBdr>
         <w:spacing w:after="46" w:before="34" w:line="250"/>
       </w:pPr>
@@ -519,7 +519,7 @@
         <w:rPr>
           <w:b/>
           <w:bCs/>
-          <w:color w:val="211C35"/>
+          <w:color w:val="2B1B2E"/>
           <w:sz w:val="19"/>
           <w:szCs w:val="19"/>
         </w:rPr>
@@ -529,7 +529,7 @@
     <w:p>
       <w:pPr>
         <w:pBdr>
-          <w:bottom w:val="single" w:color="8A7444" w:sz="10"/>
+          <w:bottom w:val="single" w:color="BC2A6E" w:sz="10"/>
         </w:pBdr>
         <w:spacing w:after="60" w:before="60"/>
       </w:pPr>
@@ -549,7 +549,7 @@
         <w:rPr>
           <w:b/>
           <w:bCs/>
-          <w:color w:val="8A7444"/>
+          <w:color w:val="BC2A6E"/>
           <w:spacing w:val="40"/>
           <w:sz w:val="20"/>
           <w:szCs w:val="20"/>
@@ -560,7 +560,7 @@
     <w:p>
       <w:pPr>
         <w:pBdr>
-          <w:bottom w:val="single" w:color="CFC7DC" w:sz="4" w:space="3"/>
+          <w:bottom w:val="single" w:color="9A6F87" w:sz="4" w:space="3"/>
         </w:pBdr>
         <w:spacing w:after="46" w:before="34" w:line="250"/>
       </w:pPr>
@@ -568,7 +568,7 @@
         <w:rPr>
           <w:b/>
           <w:bCs/>
-          <w:color w:val="211C35"/>
+          <w:color w:val="2B1B2E"/>
           <w:sz w:val="19"/>
           <w:szCs w:val="19"/>
         </w:rPr>
@@ -578,7 +578,7 @@
     <w:p>
       <w:pPr>
         <w:pBdr>
-          <w:bottom w:val="single" w:color="CFC7DC" w:sz="4" w:space="3"/>
+          <w:bottom w:val="single" w:color="9A6F87" w:sz="4" w:space="3"/>
         </w:pBdr>
         <w:spacing w:after="46" w:before="34" w:line="250"/>
       </w:pPr>
@@ -586,7 +586,7 @@
         <w:rPr>
           <w:b/>
           <w:bCs/>
-          <w:color w:val="211C35"/>
+          <w:color w:val="2B1B2E"/>
           <w:sz w:val="19"/>
           <w:szCs w:val="19"/>
         </w:rPr>
@@ -596,7 +596,7 @@
     <w:p>
       <w:pPr>
         <w:pBdr>
-          <w:bottom w:val="single" w:color="8A7444" w:sz="10"/>
+          <w:bottom w:val="single" w:color="BC2A6E" w:sz="10"/>
         </w:pBdr>
         <w:spacing w:after="60" w:before="60"/>
       </w:pPr>
@@ -632,11 +632,11 @@
             <w:tcW w:type="dxa" w:w="9600"/>
             <w:tcBorders>
               <w:top w:val="nil"/>
-              <w:left w:val="single" w:color="8A7444" w:sz="12"/>
+              <w:left w:val="single" w:color="BC2A6E" w:sz="12"/>
               <w:bottom w:val="nil"/>
               <w:right w:val="nil"/>
             </w:tcBorders>
-            <w:shd w:fill="F6F3F9" w:color="auto" w:val="clear"/>
+            <w:shd w:fill="FDF0F6" w:color="auto" w:val="clear"/>
             <w:tcMar>
               <w:top w:type="dxa" w:w="70"/>
               <w:left w:type="dxa" w:w="150"/>
@@ -652,7 +652,7 @@
               <w:rPr>
                 <w:b/>
                 <w:bCs/>
-                <w:color w:val="6E6878"/>
+                <w:color w:val="847B86"/>
                 <w:spacing w:val="30"/>
                 <w:sz w:val="13"/>
                 <w:szCs w:val="13"/>
@@ -663,7 +663,7 @@
           <w:p>
             <w:pPr>
               <w:pBdr>
-                <w:bottom w:val="single" w:color="CFC7DC" w:sz="4" w:space="2"/>
+                <w:bottom w:val="single" w:color="F8C7DC" w:sz="4" w:space="2"/>
               </w:pBdr>
               <w:spacing w:after="108"/>
             </w:pPr>
@@ -671,7 +671,7 @@
           <w:p>
             <w:pPr>
               <w:pBdr>
-                <w:bottom w:val="single" w:color="CFC7DC" w:sz="4" w:space="2"/>
+                <w:bottom w:val="single" w:color="F8C7DC" w:sz="4" w:space="2"/>
               </w:pBdr>
               <w:spacing w:after="108"/>
             </w:pPr>
@@ -679,7 +679,7 @@
           <w:p>
             <w:pPr>
               <w:pBdr>
-                <w:bottom w:val="single" w:color="CFC7DC" w:sz="4" w:space="2"/>
+                <w:bottom w:val="single" w:color="F8C7DC" w:sz="4" w:space="2"/>
               </w:pBdr>
               <w:spacing w:after="108"/>
             </w:pPr>
@@ -711,11 +711,11 @@
             <w:tcW w:type="dxa" w:w="9600"/>
             <w:tcBorders>
               <w:top w:val="nil"/>
-              <w:left w:val="single" w:color="8A7444" w:sz="12"/>
+              <w:left w:val="single" w:color="BC2A6E" w:sz="12"/>
               <w:bottom w:val="nil"/>
               <w:right w:val="nil"/>
             </w:tcBorders>
-            <w:shd w:fill="F6F3F9" w:color="auto" w:val="clear"/>
+            <w:shd w:fill="FDF0F6" w:color="auto" w:val="clear"/>
             <w:tcMar>
               <w:top w:type="dxa" w:w="70"/>
               <w:left w:type="dxa" w:w="150"/>
@@ -731,7 +731,7 @@
               <w:rPr>
                 <w:b/>
                 <w:bCs/>
-                <w:color w:val="6E6878"/>
+                <w:color w:val="847B86"/>
                 <w:spacing w:val="30"/>
                 <w:sz w:val="13"/>
                 <w:szCs w:val="13"/>
@@ -742,7 +742,7 @@
           <w:p>
             <w:pPr>
               <w:pBdr>
-                <w:bottom w:val="single" w:color="CFC7DC" w:sz="4" w:space="2"/>
+                <w:bottom w:val="single" w:color="F8C7DC" w:sz="4" w:space="2"/>
               </w:pBdr>
               <w:spacing w:after="108"/>
             </w:pPr>
@@ -750,7 +750,7 @@
           <w:p>
             <w:pPr>
               <w:pBdr>
-                <w:bottom w:val="single" w:color="CFC7DC" w:sz="4" w:space="2"/>
+                <w:bottom w:val="single" w:color="F8C7DC" w:sz="4" w:space="2"/>
               </w:pBdr>
               <w:spacing w:after="108"/>
             </w:pPr>
@@ -782,11 +782,11 @@
             <w:tcW w:type="dxa" w:w="9600"/>
             <w:tcBorders>
               <w:top w:val="nil"/>
-              <w:left w:val="single" w:color="8A7444" w:sz="12"/>
+              <w:left w:val="single" w:color="BC2A6E" w:sz="12"/>
               <w:bottom w:val="nil"/>
               <w:right w:val="nil"/>
             </w:tcBorders>
-            <w:shd w:fill="F6F3F9" w:color="auto" w:val="clear"/>
+            <w:shd w:fill="FDF0F6" w:color="auto" w:val="clear"/>
             <w:tcMar>
               <w:top w:type="dxa" w:w="70"/>
               <w:left w:type="dxa" w:w="150"/>
@@ -802,7 +802,7 @@
               <w:rPr>
                 <w:b/>
                 <w:bCs/>
-                <w:color w:val="6E6878"/>
+                <w:color w:val="847B86"/>
                 <w:spacing w:val="30"/>
                 <w:sz w:val="13"/>
                 <w:szCs w:val="13"/>
@@ -813,7 +813,7 @@
           <w:p>
             <w:pPr>
               <w:pBdr>
-                <w:bottom w:val="single" w:color="CFC7DC" w:sz="4" w:space="2"/>
+                <w:bottom w:val="single" w:color="F8C7DC" w:sz="4" w:space="2"/>
               </w:pBdr>
               <w:spacing w:after="108"/>
             </w:pPr>
@@ -821,7 +821,7 @@
           <w:p>
             <w:pPr>
               <w:pBdr>
-                <w:bottom w:val="single" w:color="CFC7DC" w:sz="4" w:space="2"/>
+                <w:bottom w:val="single" w:color="F8C7DC" w:sz="4" w:space="2"/>
               </w:pBdr>
               <w:spacing w:after="108"/>
             </w:pPr>
@@ -829,7 +829,7 @@
           <w:p>
             <w:pPr>
               <w:pBdr>
-                <w:bottom w:val="single" w:color="CFC7DC" w:sz="4" w:space="2"/>
+                <w:bottom w:val="single" w:color="F8C7DC" w:sz="4" w:space="2"/>
               </w:pBdr>
               <w:spacing w:after="108"/>
             </w:pPr>
@@ -850,7 +850,7 @@
         <w:rPr>
           <w:b/>
           <w:bCs/>
-          <w:color w:val="6E6878"/>
+          <w:color w:val="847B86"/>
           <w:spacing w:val="60"/>
           <w:sz w:val="15"/>
           <w:szCs w:val="15"/>
@@ -866,7 +866,7 @@
         <w:rPr>
           <w:b/>
           <w:bCs/>
-          <w:color w:val="8A7444"/>
+          <w:color w:val="BC2A6E"/>
           <w:sz w:val="34"/>
           <w:szCs w:val="34"/>
         </w:rPr>
@@ -886,7 +886,7 @@
         <w:rPr>
           <w:b/>
           <w:bCs/>
-          <w:color w:val="8A7444"/>
+          <w:color w:val="BC2A6E"/>
           <w:sz w:val="30"/>
           <w:szCs w:val="30"/>
         </w:rPr>
@@ -901,7 +901,7 @@
         <w:rPr>
           <w:i/>
           <w:iCs/>
-          <w:color w:val="6E6878"/>
+          <w:color w:val="847B86"/>
           <w:sz w:val="18"/>
           <w:szCs w:val="18"/>
         </w:rPr>
@@ -911,7 +911,7 @@
     <w:p>
       <w:pPr>
         <w:pBdr>
-          <w:bottom w:val="single" w:color="8A7444" w:sz="10"/>
+          <w:bottom w:val="single" w:color="BC2A6E" w:sz="10"/>
         </w:pBdr>
         <w:spacing w:after="60" w:before="60"/>
       </w:pPr>
@@ -931,7 +931,7 @@
         <w:rPr>
           <w:b/>
           <w:bCs/>
-          <w:color w:val="211C35"/>
+          <w:color w:val="2B1B2E"/>
           <w:sz w:val="19"/>
           <w:szCs w:val="19"/>
         </w:rPr>
@@ -953,7 +953,7 @@
         <w:rPr>
           <w:b/>
           <w:bCs/>
-          <w:color w:val="211C35"/>
+          <w:color w:val="2B1B2E"/>
           <w:sz w:val="19"/>
           <w:szCs w:val="19"/>
         </w:rPr>
@@ -975,7 +975,7 @@
         <w:rPr>
           <w:b/>
           <w:bCs/>
-          <w:color w:val="211C35"/>
+          <w:color w:val="2B1B2E"/>
           <w:sz w:val="19"/>
           <w:szCs w:val="19"/>
         </w:rPr>
@@ -992,7 +992,7 @@
     <w:p>
       <w:pPr>
         <w:pBdr>
-          <w:bottom w:val="single" w:color="CFC7DC" w:sz="10"/>
+          <w:bottom w:val="single" w:color="9A6F87" w:sz="10"/>
         </w:pBdr>
         <w:spacing w:after="60" w:before="60"/>
       </w:pPr>
@@ -1008,12 +1008,12 @@
       <w:tblPr>
         <w:tblW w:type="dxa" w:w="9600"/>
         <w:tblBorders>
-          <w:top w:val="single" w:color="CFC7DC" w:sz="4"/>
-          <w:left w:val="single" w:color="CFC7DC" w:sz="4"/>
-          <w:bottom w:val="single" w:color="CFC7DC" w:sz="4"/>
-          <w:right w:val="single" w:color="CFC7DC" w:sz="4"/>
-          <w:insideH w:val="single" w:color="CFC7DC" w:sz="2"/>
-          <w:insideV w:val="single" w:color="CFC7DC" w:sz="2"/>
+          <w:top w:val="single" w:color="F8C7DC" w:sz="4"/>
+          <w:left w:val="single" w:color="F8C7DC" w:sz="4"/>
+          <w:bottom w:val="single" w:color="F8C7DC" w:sz="4"/>
+          <w:right w:val="single" w:color="F8C7DC" w:sz="4"/>
+          <w:insideH w:val="single" w:color="F8C7DC" w:sz="2"/>
+          <w:insideV w:val="single" w:color="F8C7DC" w:sz="2"/>
         </w:tblBorders>
       </w:tblPr>
       <w:tblGrid>
@@ -1031,7 +1031,7 @@
         <w:tc>
           <w:tcPr>
             <w:tcW w:type="dxa" w:w="1920"/>
-            <w:shd w:fill="211C35" w:color="auto" w:val="clear"/>
+            <w:shd w:fill="2B1B2E" w:color="auto" w:val="clear"/>
             <w:tcMar>
               <w:top w:type="dxa" w:w="26"/>
               <w:left w:type="dxa" w:w="90"/>
@@ -1060,7 +1060,7 @@
         <w:tc>
           <w:tcPr>
             <w:tcW w:type="dxa" w:w="1920"/>
-            <w:shd w:fill="211C35" w:color="auto" w:val="clear"/>
+            <w:shd w:fill="2B1B2E" w:color="auto" w:val="clear"/>
             <w:tcMar>
               <w:top w:type="dxa" w:w="26"/>
               <w:left w:type="dxa" w:w="90"/>
@@ -1089,7 +1089,7 @@
         <w:tc>
           <w:tcPr>
             <w:tcW w:type="dxa" w:w="1920"/>
-            <w:shd w:fill="211C35" w:color="auto" w:val="clear"/>
+            <w:shd w:fill="2B1B2E" w:color="auto" w:val="clear"/>
             <w:tcMar>
               <w:top w:type="dxa" w:w="26"/>
               <w:left w:type="dxa" w:w="90"/>
@@ -1118,7 +1118,7 @@
         <w:tc>
           <w:tcPr>
             <w:tcW w:type="dxa" w:w="1920"/>
-            <w:shd w:fill="211C35" w:color="auto" w:val="clear"/>
+            <w:shd w:fill="2B1B2E" w:color="auto" w:val="clear"/>
             <w:tcMar>
               <w:top w:type="dxa" w:w="26"/>
               <w:left w:type="dxa" w:w="90"/>
@@ -1147,7 +1147,7 @@
         <w:tc>
           <w:tcPr>
             <w:tcW w:type="dxa" w:w="1920"/>
-            <w:shd w:fill="211C35" w:color="auto" w:val="clear"/>
+            <w:shd w:fill="2B1B2E" w:color="auto" w:val="clear"/>
             <w:tcMar>
               <w:top w:type="dxa" w:w="26"/>
               <w:left w:type="dxa" w:w="90"/>
@@ -1198,7 +1198,7 @@
               <w:rPr>
                 <w:b w:val="false"/>
                 <w:bCs w:val="false"/>
-                <w:color w:val="1A1622"/>
+                <w:color w:val="251727"/>
                 <w:sz w:val="17"/>
                 <w:szCs w:val="17"/>
               </w:rPr>
@@ -1226,7 +1226,7 @@
               <w:rPr>
                 <w:b w:val="false"/>
                 <w:bCs w:val="false"/>
-                <w:color w:val="1A1622"/>
+                <w:color w:val="251727"/>
                 <w:sz w:val="17"/>
                 <w:szCs w:val="17"/>
               </w:rPr>
@@ -1254,7 +1254,7 @@
               <w:rPr>
                 <w:b w:val="false"/>
                 <w:bCs w:val="false"/>
-                <w:color w:val="1A1622"/>
+                <w:color w:val="251727"/>
                 <w:sz w:val="17"/>
                 <w:szCs w:val="17"/>
               </w:rPr>
@@ -1282,7 +1282,7 @@
               <w:rPr>
                 <w:b w:val="false"/>
                 <w:bCs w:val="false"/>
-                <w:color w:val="1A1622"/>
+                <w:color w:val="251727"/>
                 <w:sz w:val="17"/>
                 <w:szCs w:val="17"/>
               </w:rPr>
@@ -1310,7 +1310,7 @@
               <w:rPr>
                 <w:b w:val="false"/>
                 <w:bCs w:val="false"/>
-                <w:color w:val="1A1622"/>
+                <w:color w:val="251727"/>
                 <w:sz w:val="17"/>
                 <w:szCs w:val="17"/>
               </w:rPr>
@@ -1323,7 +1323,7 @@
     <w:p>
       <w:pPr>
         <w:pBdr>
-          <w:bottom w:val="single" w:color="CFC7DC" w:sz="10"/>
+          <w:bottom w:val="single" w:color="9A6F87" w:sz="10"/>
         </w:pBdr>
         <w:spacing w:after="60" w:before="60"/>
       </w:pPr>
@@ -1343,7 +1343,7 @@
         <w:rPr>
           <w:b/>
           <w:bCs/>
-          <w:color w:val="211C35"/>
+          <w:color w:val="2B1B2E"/>
           <w:sz w:val="19"/>
           <w:szCs w:val="19"/>
         </w:rPr>
@@ -1365,7 +1365,7 @@
         <w:rPr>
           <w:b/>
           <w:bCs/>
-          <w:color w:val="211C35"/>
+          <w:color w:val="2B1B2E"/>
           <w:sz w:val="19"/>
           <w:szCs w:val="19"/>
         </w:rPr>
@@ -1387,7 +1387,7 @@
         <w:rPr>
           <w:b/>
           <w:bCs/>
-          <w:color w:val="211C35"/>
+          <w:color w:val="2B1B2E"/>
           <w:sz w:val="19"/>
           <w:szCs w:val="19"/>
         </w:rPr>
@@ -1409,7 +1409,7 @@
         <w:rPr>
           <w:b/>
           <w:bCs/>
-          <w:color w:val="211C35"/>
+          <w:color w:val="2B1B2E"/>
           <w:sz w:val="19"/>
           <w:szCs w:val="19"/>
         </w:rPr>
@@ -1426,7 +1426,7 @@
     <w:p>
       <w:pPr>
         <w:pBdr>
-          <w:bottom w:val="single" w:color="8A7444" w:sz="10"/>
+          <w:bottom w:val="single" w:color="BC2A6E" w:sz="10"/>
         </w:pBdr>
         <w:spacing w:after="60" w:before="60"/>
       </w:pPr>
@@ -1446,7 +1446,7 @@
         <w:rPr>
           <w:b/>
           <w:bCs/>
-          <w:color w:val="8A7444"/>
+          <w:color w:val="BC2A6E"/>
           <w:spacing w:val="40"/>
           <w:sz w:val="20"/>
           <w:szCs w:val="20"/>
@@ -1462,7 +1462,7 @@
         <w:rPr>
           <w:b/>
           <w:bCs/>
-          <w:color w:val="211C35"/>
+          <w:color w:val="2B1B2E"/>
           <w:sz w:val="19"/>
           <w:szCs w:val="19"/>
         </w:rPr>
@@ -1484,7 +1484,7 @@
         <w:rPr>
           <w:b/>
           <w:bCs/>
-          <w:color w:val="211C35"/>
+          <w:color w:val="2B1B2E"/>
           <w:sz w:val="19"/>
           <w:szCs w:val="19"/>
         </w:rPr>
@@ -1501,7 +1501,7 @@
     <w:p>
       <w:pPr>
         <w:pBdr>
-          <w:bottom w:val="single" w:color="8A7444" w:sz="10"/>
+          <w:bottom w:val="single" w:color="BC2A6E" w:sz="10"/>
         </w:pBdr>
         <w:spacing w:after="60" w:before="60"/>
       </w:pPr>
@@ -1537,11 +1537,11 @@
             <w:tcW w:type="dxa" w:w="9600"/>
             <w:tcBorders>
               <w:top w:val="nil"/>
-              <w:left w:val="single" w:color="8A7444" w:sz="12"/>
+              <w:left w:val="single" w:color="BC2A6E" w:sz="12"/>
               <w:bottom w:val="nil"/>
               <w:right w:val="nil"/>
             </w:tcBorders>
-            <w:shd w:fill="F6F3F9" w:color="auto" w:val="clear"/>
+            <w:shd w:fill="FDF0F6" w:color="auto" w:val="clear"/>
             <w:tcMar>
               <w:top w:type="dxa" w:w="70"/>
               <w:left w:type="dxa" w:w="150"/>
@@ -1557,7 +1557,7 @@
               <w:rPr>
                 <w:b/>
                 <w:bCs/>
-                <w:color w:val="6E6878"/>
+                <w:color w:val="847B86"/>
                 <w:spacing w:val="30"/>
                 <w:sz w:val="13"/>
                 <w:szCs w:val="13"/>
@@ -1609,11 +1609,11 @@
             <w:tcW w:type="dxa" w:w="9600"/>
             <w:tcBorders>
               <w:top w:val="nil"/>
-              <w:left w:val="single" w:color="8A7444" w:sz="12"/>
+              <w:left w:val="single" w:color="BC2A6E" w:sz="12"/>
               <w:bottom w:val="nil"/>
               <w:right w:val="nil"/>
             </w:tcBorders>
-            <w:shd w:fill="F6F3F9" w:color="auto" w:val="clear"/>
+            <w:shd w:fill="FDF0F6" w:color="auto" w:val="clear"/>
             <w:tcMar>
               <w:top w:type="dxa" w:w="70"/>
               <w:left w:type="dxa" w:w="150"/>
@@ -1629,7 +1629,7 @@
               <w:rPr>
                 <w:b/>
                 <w:bCs/>
-                <w:color w:val="6E6878"/>
+                <w:color w:val="847B86"/>
                 <w:spacing w:val="30"/>
                 <w:sz w:val="13"/>
                 <w:szCs w:val="13"/>
@@ -1676,11 +1676,11 @@
             <w:tcW w:type="dxa" w:w="9600"/>
             <w:tcBorders>
               <w:top w:val="nil"/>
-              <w:left w:val="single" w:color="8A7444" w:sz="12"/>
+              <w:left w:val="single" w:color="BC2A6E" w:sz="12"/>
               <w:bottom w:val="nil"/>
               <w:right w:val="nil"/>
             </w:tcBorders>
-            <w:shd w:fill="F6F3F9" w:color="auto" w:val="clear"/>
+            <w:shd w:fill="FDF0F6" w:color="auto" w:val="clear"/>
             <w:tcMar>
               <w:top w:type="dxa" w:w="70"/>
               <w:left w:type="dxa" w:w="150"/>
@@ -1696,7 +1696,7 @@
               <w:rPr>
                 <w:b/>
                 <w:bCs/>
-                <w:color w:val="6E6878"/>
+                <w:color w:val="847B86"/>
                 <w:spacing w:val="30"/>
                 <w:sz w:val="13"/>
                 <w:szCs w:val="13"/>
@@ -1737,7 +1737,7 @@
         <w:rPr>
           <w:b/>
           <w:bCs/>
-          <w:color w:val="6E6878"/>
+          <w:color w:val="847B86"/>
           <w:spacing w:val="60"/>
           <w:sz w:val="15"/>
           <w:szCs w:val="15"/>
@@ -1753,7 +1753,7 @@
         <w:rPr>
           <w:b/>
           <w:bCs/>
-          <w:color w:val="8A7444"/>
+          <w:color w:val="BC2A6E"/>
           <w:sz w:val="34"/>
           <w:szCs w:val="34"/>
         </w:rPr>
@@ -1802,7 +1802,7 @@
         <w:tc>
           <w:tcPr>
             <w:tcW w:type="dxa" w:w="9600"/>
-            <w:shd w:fill="211C35" w:color="auto" w:val="clear"/>
+            <w:shd w:fill="2B1B2E" w:color="auto" w:val="clear"/>
             <w:tcMar>
               <w:top w:type="dxa" w:w="50"/>
               <w:left w:type="dxa" w:w="150"/>
@@ -1872,7 +1872,7 @@
       <w:r>
         <w:rPr>
           <w:rFonts w:ascii="Consolas" w:cs="Consolas" w:eastAsia="Consolas" w:hAnsi="Consolas"/>
-          <w:color w:val="211C35"/>
+          <w:color w:val="2B1B2E"/>
           <w:sz w:val="17"/>
           <w:szCs w:val="17"/>
         </w:rPr>
@@ -1884,7 +1884,7 @@
       <w:r>
         <w:rPr>
           <w:rFonts w:ascii="Consolas" w:cs="Consolas" w:eastAsia="Consolas" w:hAnsi="Consolas"/>
-          <w:color w:val="211C35"/>
+          <w:color w:val="2B1B2E"/>
           <w:sz w:val="17"/>
           <w:szCs w:val="17"/>
         </w:rPr>
@@ -1896,7 +1896,7 @@
       <w:r>
         <w:rPr>
           <w:rFonts w:ascii="Consolas" w:cs="Consolas" w:eastAsia="Consolas" w:hAnsi="Consolas"/>
-          <w:color w:val="211C35"/>
+          <w:color w:val="2B1B2E"/>
           <w:sz w:val="17"/>
           <w:szCs w:val="17"/>
         </w:rPr>
@@ -1908,7 +1908,7 @@
       <w:r>
         <w:rPr>
           <w:rFonts w:ascii="Consolas" w:cs="Consolas" w:eastAsia="Consolas" w:hAnsi="Consolas"/>
-          <w:color w:val="211C35"/>
+          <w:color w:val="2B1B2E"/>
           <w:sz w:val="17"/>
           <w:szCs w:val="17"/>
         </w:rPr>
@@ -1973,7 +1973,7 @@
           <w:bCs/>
           <w:i/>
           <w:iCs/>
-          <w:color w:val="6E6878"/>
+          <w:color w:val="847B86"/>
           <w:sz w:val="14"/>
           <w:szCs w:val="14"/>
         </w:rPr>
@@ -1983,7 +1983,7 @@
         <w:rPr>
           <w:i/>
           <w:iCs/>
-          <w:color w:val="6E6878"/>
+          <w:color w:val="847B86"/>
           <w:sz w:val="14"/>
           <w:szCs w:val="14"/>
         </w:rPr>
@@ -1994,7 +1994,7 @@
           <w:rFonts w:ascii="Consolas" w:cs="Consolas" w:eastAsia="Consolas" w:hAnsi="Consolas"/>
           <w:i/>
           <w:iCs/>
-          <w:color w:val="6E6878"/>
+          <w:color w:val="847B86"/>
           <w:sz w:val="14"/>
           <w:szCs w:val="14"/>
         </w:rPr>
@@ -2004,7 +2004,7 @@
         <w:rPr>
           <w:i/>
           <w:iCs/>
-          <w:color w:val="6E6878"/>
+          <w:color w:val="847B86"/>
           <w:sz w:val="14"/>
           <w:szCs w:val="14"/>
         </w:rPr>
@@ -2015,7 +2015,7 @@
           <w:rFonts w:ascii="Consolas" w:cs="Consolas" w:eastAsia="Consolas" w:hAnsi="Consolas"/>
           <w:i/>
           <w:iCs/>
-          <w:color w:val="6E6878"/>
+          <w:color w:val="847B86"/>
           <w:sz w:val="14"/>
           <w:szCs w:val="14"/>
         </w:rPr>
@@ -2025,7 +2025,7 @@
         <w:rPr>
           <w:i/>
           <w:iCs/>
-          <w:color w:val="6E6878"/>
+          <w:color w:val="847B86"/>
           <w:sz w:val="14"/>
           <w:szCs w:val="14"/>
         </w:rPr>
@@ -2036,7 +2036,7 @@
           <w:rFonts w:ascii="Consolas" w:cs="Consolas" w:eastAsia="Consolas" w:hAnsi="Consolas"/>
           <w:i/>
           <w:iCs/>
-          <w:color w:val="6E6878"/>
+          <w:color w:val="847B86"/>
           <w:sz w:val="14"/>
           <w:szCs w:val="14"/>
         </w:rPr>
@@ -2046,7 +2046,7 @@
         <w:rPr>
           <w:i/>
           <w:iCs/>
-          <w:color w:val="6E6878"/>
+          <w:color w:val="847B86"/>
           <w:sz w:val="14"/>
           <w:szCs w:val="14"/>
         </w:rPr>
@@ -2057,7 +2057,7 @@
           <w:rFonts w:ascii="Consolas" w:cs="Consolas" w:eastAsia="Consolas" w:hAnsi="Consolas"/>
           <w:i/>
           <w:iCs/>
-          <w:color w:val="6E6878"/>
+          <w:color w:val="847B86"/>
           <w:sz w:val="14"/>
           <w:szCs w:val="14"/>
         </w:rPr>
@@ -2067,7 +2067,7 @@
         <w:rPr>
           <w:i/>
           <w:iCs/>
-          <w:color w:val="6E6878"/>
+          <w:color w:val="847B86"/>
           <w:sz w:val="14"/>
           <w:szCs w:val="14"/>
         </w:rPr>
@@ -2078,7 +2078,7 @@
           <w:rFonts w:ascii="Consolas" w:cs="Consolas" w:eastAsia="Consolas" w:hAnsi="Consolas"/>
           <w:i/>
           <w:iCs/>
-          <w:color w:val="6E6878"/>
+          <w:color w:val="847B86"/>
           <w:sz w:val="14"/>
           <w:szCs w:val="14"/>
         </w:rPr>
@@ -2088,7 +2088,7 @@
         <w:rPr>
           <w:i/>
           <w:iCs/>
-          <w:color w:val="6E6878"/>
+          <w:color w:val="847B86"/>
           <w:sz w:val="14"/>
           <w:szCs w:val="14"/>
         </w:rPr>
@@ -2099,7 +2099,7 @@
           <w:rFonts w:ascii="Consolas" w:cs="Consolas" w:eastAsia="Consolas" w:hAnsi="Consolas"/>
           <w:i/>
           <w:iCs/>
-          <w:color w:val="6E6878"/>
+          <w:color w:val="847B86"/>
           <w:sz w:val="14"/>
           <w:szCs w:val="14"/>
         </w:rPr>
@@ -2109,7 +2109,7 @@
         <w:rPr>
           <w:i/>
           <w:iCs/>
-          <w:color w:val="6E6878"/>
+          <w:color w:val="847B86"/>
           <w:sz w:val="14"/>
           <w:szCs w:val="14"/>
         </w:rPr>
@@ -2143,7 +2143,7 @@
         <w:tc>
           <w:tcPr>
             <w:tcW w:type="dxa" w:w="9600"/>
-            <w:shd w:fill="211C35" w:color="auto" w:val="clear"/>
+            <w:shd w:fill="2B1B2E" w:color="auto" w:val="clear"/>
             <w:tcMar>
               <w:top w:type="dxa" w:w="50"/>
               <w:left w:type="dxa" w:w="150"/>
@@ -2193,12 +2193,12 @@
       <w:tblPr>
         <w:tblW w:type="dxa" w:w="9600"/>
         <w:tblBorders>
-          <w:top w:val="single" w:color="CFC7DC" w:sz="4"/>
-          <w:left w:val="single" w:color="CFC7DC" w:sz="4"/>
-          <w:bottom w:val="single" w:color="CFC7DC" w:sz="4"/>
-          <w:right w:val="single" w:color="CFC7DC" w:sz="4"/>
-          <w:insideH w:val="single" w:color="CFC7DC" w:sz="2"/>
-          <w:insideV w:val="single" w:color="CFC7DC" w:sz="2"/>
+          <w:top w:val="single" w:color="F8C7DC" w:sz="4"/>
+          <w:left w:val="single" w:color="F8C7DC" w:sz="4"/>
+          <w:bottom w:val="single" w:color="F8C7DC" w:sz="4"/>
+          <w:right w:val="single" w:color="F8C7DC" w:sz="4"/>
+          <w:insideH w:val="single" w:color="F8C7DC" w:sz="2"/>
+          <w:insideV w:val="single" w:color="F8C7DC" w:sz="2"/>
         </w:tblBorders>
       </w:tblPr>
       <w:tblGrid>
@@ -2216,7 +2216,7 @@
         <w:tc>
           <w:tcPr>
             <w:tcW w:type="dxa" w:w="2112"/>
-            <w:shd w:fill="211C35" w:color="auto" w:val="clear"/>
+            <w:shd w:fill="2B1B2E" w:color="auto" w:val="clear"/>
             <w:tcMar>
               <w:top w:type="dxa" w:w="26"/>
               <w:left w:type="dxa" w:w="90"/>
@@ -2245,7 +2245,7 @@
         <w:tc>
           <w:tcPr>
             <w:tcW w:type="dxa" w:w="1824"/>
-            <w:shd w:fill="211C35" w:color="auto" w:val="clear"/>
+            <w:shd w:fill="2B1B2E" w:color="auto" w:val="clear"/>
             <w:tcMar>
               <w:top w:type="dxa" w:w="26"/>
               <w:left w:type="dxa" w:w="90"/>
@@ -2274,7 +2274,7 @@
         <w:tc>
           <w:tcPr>
             <w:tcW w:type="dxa" w:w="1824"/>
-            <w:shd w:fill="211C35" w:color="auto" w:val="clear"/>
+            <w:shd w:fill="2B1B2E" w:color="auto" w:val="clear"/>
             <w:tcMar>
               <w:top w:type="dxa" w:w="26"/>
               <w:left w:type="dxa" w:w="90"/>
@@ -2303,7 +2303,7 @@
         <w:tc>
           <w:tcPr>
             <w:tcW w:type="dxa" w:w="1920"/>
-            <w:shd w:fill="211C35" w:color="auto" w:val="clear"/>
+            <w:shd w:fill="2B1B2E" w:color="auto" w:val="clear"/>
             <w:tcMar>
               <w:top w:type="dxa" w:w="26"/>
               <w:left w:type="dxa" w:w="90"/>
@@ -2332,7 +2332,7 @@
         <w:tc>
           <w:tcPr>
             <w:tcW w:type="dxa" w:w="1920"/>
-            <w:shd w:fill="211C35" w:color="auto" w:val="clear"/>
+            <w:shd w:fill="2B1B2E" w:color="auto" w:val="clear"/>
             <w:tcMar>
               <w:top w:type="dxa" w:w="26"/>
               <w:left w:type="dxa" w:w="90"/>
@@ -2383,7 +2383,7 @@
               <w:rPr>
                 <w:b/>
                 <w:bCs/>
-                <w:color w:val="1A1622"/>
+                <w:color w:val="251727"/>
                 <w:sz w:val="17"/>
                 <w:szCs w:val="17"/>
               </w:rPr>
@@ -2411,7 +2411,7 @@
               <w:rPr>
                 <w:b w:val="false"/>
                 <w:bCs w:val="false"/>
-                <w:color w:val="1A1622"/>
+                <w:color w:val="251727"/>
                 <w:sz w:val="17"/>
                 <w:szCs w:val="17"/>
               </w:rPr>
@@ -2439,7 +2439,7 @@
               <w:rPr>
                 <w:b w:val="false"/>
                 <w:bCs w:val="false"/>
-                <w:color w:val="1A1622"/>
+                <w:color w:val="251727"/>
                 <w:sz w:val="17"/>
                 <w:szCs w:val="17"/>
               </w:rPr>
@@ -2467,7 +2467,7 @@
               <w:rPr>
                 <w:b w:val="false"/>
                 <w:bCs w:val="false"/>
-                <w:color w:val="1A1622"/>
+                <w:color w:val="251727"/>
                 <w:sz w:val="17"/>
                 <w:szCs w:val="17"/>
               </w:rPr>
@@ -2495,7 +2495,7 @@
               <w:rPr>
                 <w:b w:val="false"/>
                 <w:bCs w:val="false"/>
-                <w:color w:val="1A1622"/>
+                <w:color w:val="251727"/>
                 <w:sz w:val="17"/>
                 <w:szCs w:val="17"/>
               </w:rPr>
@@ -2511,7 +2511,7 @@
         <w:tc>
           <w:tcPr>
             <w:tcW w:type="dxa" w:w="2112"/>
-            <w:shd w:fill="E9E4F0" w:color="auto" w:val="clear"/>
+            <w:shd w:fill="FADDEA" w:color="auto" w:val="clear"/>
             <w:tcMar>
               <w:top w:type="dxa" w:w="26"/>
               <w:left w:type="dxa" w:w="90"/>
@@ -2529,7 +2529,7 @@
               <w:rPr>
                 <w:b/>
                 <w:bCs/>
-                <w:color w:val="1A1622"/>
+                <w:color w:val="251727"/>
                 <w:sz w:val="17"/>
                 <w:szCs w:val="17"/>
               </w:rPr>
@@ -2540,25 +2540,25 @@
         <w:tc>
           <w:tcPr>
             <w:tcW w:type="dxa" w:w="1824"/>
-            <w:shd w:fill="E9E4F0" w:color="auto" w:val="clear"/>
-            <w:tcMar>
-              <w:top w:type="dxa" w:w="26"/>
-              <w:left w:type="dxa" w:w="90"/>
-              <w:bottom w:type="dxa" w:w="26"/>
-              <w:right w:type="dxa" w:w="90"/>
-            </w:tcMar>
-            <w:vAlign w:val="center"/>
-          </w:tcPr>
-          <w:p>
-            <w:pPr>
-              <w:spacing w:after="18" w:before="18" w:line="215"/>
-              <w:jc w:val="center"/>
-            </w:pPr>
-            <w:r>
-              <w:rPr>
-                <w:b w:val="false"/>
-                <w:bCs w:val="false"/>
-                <w:color w:val="1A1622"/>
+            <w:shd w:fill="FADDEA" w:color="auto" w:val="clear"/>
+            <w:tcMar>
+              <w:top w:type="dxa" w:w="26"/>
+              <w:left w:type="dxa" w:w="90"/>
+              <w:bottom w:type="dxa" w:w="26"/>
+              <w:right w:type="dxa" w:w="90"/>
+            </w:tcMar>
+            <w:vAlign w:val="center"/>
+          </w:tcPr>
+          <w:p>
+            <w:pPr>
+              <w:spacing w:after="18" w:before="18" w:line="215"/>
+              <w:jc w:val="center"/>
+            </w:pPr>
+            <w:r>
+              <w:rPr>
+                <w:b w:val="false"/>
+                <w:bCs w:val="false"/>
+                <w:color w:val="251727"/>
                 <w:sz w:val="17"/>
                 <w:szCs w:val="17"/>
               </w:rPr>
@@ -2569,25 +2569,25 @@
         <w:tc>
           <w:tcPr>
             <w:tcW w:type="dxa" w:w="1824"/>
-            <w:shd w:fill="E9E4F0" w:color="auto" w:val="clear"/>
-            <w:tcMar>
-              <w:top w:type="dxa" w:w="26"/>
-              <w:left w:type="dxa" w:w="90"/>
-              <w:bottom w:type="dxa" w:w="26"/>
-              <w:right w:type="dxa" w:w="90"/>
-            </w:tcMar>
-            <w:vAlign w:val="center"/>
-          </w:tcPr>
-          <w:p>
-            <w:pPr>
-              <w:spacing w:after="18" w:before="18" w:line="215"/>
-              <w:jc w:val="center"/>
-            </w:pPr>
-            <w:r>
-              <w:rPr>
-                <w:b w:val="false"/>
-                <w:bCs w:val="false"/>
-                <w:color w:val="1A1622"/>
+            <w:shd w:fill="FADDEA" w:color="auto" w:val="clear"/>
+            <w:tcMar>
+              <w:top w:type="dxa" w:w="26"/>
+              <w:left w:type="dxa" w:w="90"/>
+              <w:bottom w:type="dxa" w:w="26"/>
+              <w:right w:type="dxa" w:w="90"/>
+            </w:tcMar>
+            <w:vAlign w:val="center"/>
+          </w:tcPr>
+          <w:p>
+            <w:pPr>
+              <w:spacing w:after="18" w:before="18" w:line="215"/>
+              <w:jc w:val="center"/>
+            </w:pPr>
+            <w:r>
+              <w:rPr>
+                <w:b w:val="false"/>
+                <w:bCs w:val="false"/>
+                <w:color w:val="251727"/>
                 <w:sz w:val="17"/>
                 <w:szCs w:val="17"/>
               </w:rPr>
@@ -2598,25 +2598,25 @@
         <w:tc>
           <w:tcPr>
             <w:tcW w:type="dxa" w:w="1920"/>
-            <w:shd w:fill="E9E4F0" w:color="auto" w:val="clear"/>
-            <w:tcMar>
-              <w:top w:type="dxa" w:w="26"/>
-              <w:left w:type="dxa" w:w="90"/>
-              <w:bottom w:type="dxa" w:w="26"/>
-              <w:right w:type="dxa" w:w="90"/>
-            </w:tcMar>
-            <w:vAlign w:val="center"/>
-          </w:tcPr>
-          <w:p>
-            <w:pPr>
-              <w:spacing w:after="18" w:before="18" w:line="215"/>
-              <w:jc w:val="center"/>
-            </w:pPr>
-            <w:r>
-              <w:rPr>
-                <w:b w:val="false"/>
-                <w:bCs w:val="false"/>
-                <w:color w:val="1A1622"/>
+            <w:shd w:fill="FADDEA" w:color="auto" w:val="clear"/>
+            <w:tcMar>
+              <w:top w:type="dxa" w:w="26"/>
+              <w:left w:type="dxa" w:w="90"/>
+              <w:bottom w:type="dxa" w:w="26"/>
+              <w:right w:type="dxa" w:w="90"/>
+            </w:tcMar>
+            <w:vAlign w:val="center"/>
+          </w:tcPr>
+          <w:p>
+            <w:pPr>
+              <w:spacing w:after="18" w:before="18" w:line="215"/>
+              <w:jc w:val="center"/>
+            </w:pPr>
+            <w:r>
+              <w:rPr>
+                <w:b w:val="false"/>
+                <w:bCs w:val="false"/>
+                <w:color w:val="251727"/>
                 <w:sz w:val="17"/>
                 <w:szCs w:val="17"/>
               </w:rPr>
@@ -2627,25 +2627,25 @@
         <w:tc>
           <w:tcPr>
             <w:tcW w:type="dxa" w:w="1920"/>
-            <w:shd w:fill="E9E4F0" w:color="auto" w:val="clear"/>
-            <w:tcMar>
-              <w:top w:type="dxa" w:w="26"/>
-              <w:left w:type="dxa" w:w="90"/>
-              <w:bottom w:type="dxa" w:w="26"/>
-              <w:right w:type="dxa" w:w="90"/>
-            </w:tcMar>
-            <w:vAlign w:val="center"/>
-          </w:tcPr>
-          <w:p>
-            <w:pPr>
-              <w:spacing w:after="18" w:before="18" w:line="215"/>
-              <w:jc w:val="center"/>
-            </w:pPr>
-            <w:r>
-              <w:rPr>
-                <w:b w:val="false"/>
-                <w:bCs w:val="false"/>
-                <w:color w:val="1A1622"/>
+            <w:shd w:fill="FADDEA" w:color="auto" w:val="clear"/>
+            <w:tcMar>
+              <w:top w:type="dxa" w:w="26"/>
+              <w:left w:type="dxa" w:w="90"/>
+              <w:bottom w:type="dxa" w:w="26"/>
+              <w:right w:type="dxa" w:w="90"/>
+            </w:tcMar>
+            <w:vAlign w:val="center"/>
+          </w:tcPr>
+          <w:p>
+            <w:pPr>
+              <w:spacing w:after="18" w:before="18" w:line="215"/>
+              <w:jc w:val="center"/>
+            </w:pPr>
+            <w:r>
+              <w:rPr>
+                <w:b w:val="false"/>
+                <w:bCs w:val="false"/>
+                <w:color w:val="251727"/>
                 <w:sz w:val="17"/>
                 <w:szCs w:val="17"/>
               </w:rPr>
@@ -2678,7 +2678,7 @@
               <w:rPr>
                 <w:b/>
                 <w:bCs/>
-                <w:color w:val="1A1622"/>
+                <w:color w:val="251727"/>
                 <w:sz w:val="17"/>
                 <w:szCs w:val="17"/>
               </w:rPr>
@@ -2706,7 +2706,7 @@
               <w:rPr>
                 <w:b w:val="false"/>
                 <w:bCs w:val="false"/>
-                <w:color w:val="1A1622"/>
+                <w:color w:val="251727"/>
                 <w:sz w:val="17"/>
                 <w:szCs w:val="17"/>
               </w:rPr>
@@ -2734,7 +2734,7 @@
               <w:rPr>
                 <w:b w:val="false"/>
                 <w:bCs w:val="false"/>
-                <w:color w:val="1A1622"/>
+                <w:color w:val="251727"/>
                 <w:sz w:val="17"/>
                 <w:szCs w:val="17"/>
               </w:rPr>
@@ -2762,7 +2762,7 @@
               <w:rPr>
                 <w:b w:val="false"/>
                 <w:bCs w:val="false"/>
-                <w:color w:val="1A1622"/>
+                <w:color w:val="251727"/>
                 <w:sz w:val="17"/>
                 <w:szCs w:val="17"/>
               </w:rPr>
@@ -2790,7 +2790,7 @@
               <w:rPr>
                 <w:b w:val="false"/>
                 <w:bCs w:val="false"/>
-                <w:color w:val="1A1622"/>
+                <w:color w:val="251727"/>
                 <w:sz w:val="17"/>
                 <w:szCs w:val="17"/>
               </w:rPr>
@@ -2806,7 +2806,7 @@
         <w:tc>
           <w:tcPr>
             <w:tcW w:type="dxa" w:w="2112"/>
-            <w:shd w:fill="E9E4F0" w:color="auto" w:val="clear"/>
+            <w:shd w:fill="FADDEA" w:color="auto" w:val="clear"/>
             <w:tcMar>
               <w:top w:type="dxa" w:w="26"/>
               <w:left w:type="dxa" w:w="90"/>
@@ -2824,7 +2824,7 @@
               <w:rPr>
                 <w:b/>
                 <w:bCs/>
-                <w:color w:val="1A1622"/>
+                <w:color w:val="251727"/>
                 <w:sz w:val="17"/>
                 <w:szCs w:val="17"/>
               </w:rPr>
@@ -2835,25 +2835,25 @@
         <w:tc>
           <w:tcPr>
             <w:tcW w:type="dxa" w:w="1824"/>
-            <w:shd w:fill="E9E4F0" w:color="auto" w:val="clear"/>
-            <w:tcMar>
-              <w:top w:type="dxa" w:w="26"/>
-              <w:left w:type="dxa" w:w="90"/>
-              <w:bottom w:type="dxa" w:w="26"/>
-              <w:right w:type="dxa" w:w="90"/>
-            </w:tcMar>
-            <w:vAlign w:val="center"/>
-          </w:tcPr>
-          <w:p>
-            <w:pPr>
-              <w:spacing w:after="18" w:before="18" w:line="215"/>
-              <w:jc w:val="center"/>
-            </w:pPr>
-            <w:r>
-              <w:rPr>
-                <w:b w:val="false"/>
-                <w:bCs w:val="false"/>
-                <w:color w:val="1A1622"/>
+            <w:shd w:fill="FADDEA" w:color="auto" w:val="clear"/>
+            <w:tcMar>
+              <w:top w:type="dxa" w:w="26"/>
+              <w:left w:type="dxa" w:w="90"/>
+              <w:bottom w:type="dxa" w:w="26"/>
+              <w:right w:type="dxa" w:w="90"/>
+            </w:tcMar>
+            <w:vAlign w:val="center"/>
+          </w:tcPr>
+          <w:p>
+            <w:pPr>
+              <w:spacing w:after="18" w:before="18" w:line="215"/>
+              <w:jc w:val="center"/>
+            </w:pPr>
+            <w:r>
+              <w:rPr>
+                <w:b w:val="false"/>
+                <w:bCs w:val="false"/>
+                <w:color w:val="251727"/>
                 <w:sz w:val="17"/>
                 <w:szCs w:val="17"/>
               </w:rPr>
@@ -2864,25 +2864,25 @@
         <w:tc>
           <w:tcPr>
             <w:tcW w:type="dxa" w:w="1824"/>
-            <w:shd w:fill="E9E4F0" w:color="auto" w:val="clear"/>
-            <w:tcMar>
-              <w:top w:type="dxa" w:w="26"/>
-              <w:left w:type="dxa" w:w="90"/>
-              <w:bottom w:type="dxa" w:w="26"/>
-              <w:right w:type="dxa" w:w="90"/>
-            </w:tcMar>
-            <w:vAlign w:val="center"/>
-          </w:tcPr>
-          <w:p>
-            <w:pPr>
-              <w:spacing w:after="18" w:before="18" w:line="215"/>
-              <w:jc w:val="center"/>
-            </w:pPr>
-            <w:r>
-              <w:rPr>
-                <w:b w:val="false"/>
-                <w:bCs w:val="false"/>
-                <w:color w:val="1A1622"/>
+            <w:shd w:fill="FADDEA" w:color="auto" w:val="clear"/>
+            <w:tcMar>
+              <w:top w:type="dxa" w:w="26"/>
+              <w:left w:type="dxa" w:w="90"/>
+              <w:bottom w:type="dxa" w:w="26"/>
+              <w:right w:type="dxa" w:w="90"/>
+            </w:tcMar>
+            <w:vAlign w:val="center"/>
+          </w:tcPr>
+          <w:p>
+            <w:pPr>
+              <w:spacing w:after="18" w:before="18" w:line="215"/>
+              <w:jc w:val="center"/>
+            </w:pPr>
+            <w:r>
+              <w:rPr>
+                <w:b w:val="false"/>
+                <w:bCs w:val="false"/>
+                <w:color w:val="251727"/>
                 <w:sz w:val="17"/>
                 <w:szCs w:val="17"/>
               </w:rPr>
@@ -2893,25 +2893,25 @@
         <w:tc>
           <w:tcPr>
             <w:tcW w:type="dxa" w:w="1920"/>
-            <w:shd w:fill="E9E4F0" w:color="auto" w:val="clear"/>
-            <w:tcMar>
-              <w:top w:type="dxa" w:w="26"/>
-              <w:left w:type="dxa" w:w="90"/>
-              <w:bottom w:type="dxa" w:w="26"/>
-              <w:right w:type="dxa" w:w="90"/>
-            </w:tcMar>
-            <w:vAlign w:val="center"/>
-          </w:tcPr>
-          <w:p>
-            <w:pPr>
-              <w:spacing w:after="18" w:before="18" w:line="215"/>
-              <w:jc w:val="center"/>
-            </w:pPr>
-            <w:r>
-              <w:rPr>
-                <w:b w:val="false"/>
-                <w:bCs w:val="false"/>
-                <w:color w:val="1A1622"/>
+            <w:shd w:fill="FADDEA" w:color="auto" w:val="clear"/>
+            <w:tcMar>
+              <w:top w:type="dxa" w:w="26"/>
+              <w:left w:type="dxa" w:w="90"/>
+              <w:bottom w:type="dxa" w:w="26"/>
+              <w:right w:type="dxa" w:w="90"/>
+            </w:tcMar>
+            <w:vAlign w:val="center"/>
+          </w:tcPr>
+          <w:p>
+            <w:pPr>
+              <w:spacing w:after="18" w:before="18" w:line="215"/>
+              <w:jc w:val="center"/>
+            </w:pPr>
+            <w:r>
+              <w:rPr>
+                <w:b w:val="false"/>
+                <w:bCs w:val="false"/>
+                <w:color w:val="251727"/>
                 <w:sz w:val="17"/>
                 <w:szCs w:val="17"/>
               </w:rPr>
@@ -2922,25 +2922,25 @@
         <w:tc>
           <w:tcPr>
             <w:tcW w:type="dxa" w:w="1920"/>
-            <w:shd w:fill="E9E4F0" w:color="auto" w:val="clear"/>
-            <w:tcMar>
-              <w:top w:type="dxa" w:w="26"/>
-              <w:left w:type="dxa" w:w="90"/>
-              <w:bottom w:type="dxa" w:w="26"/>
-              <w:right w:type="dxa" w:w="90"/>
-            </w:tcMar>
-            <w:vAlign w:val="center"/>
-          </w:tcPr>
-          <w:p>
-            <w:pPr>
-              <w:spacing w:after="18" w:before="18" w:line="215"/>
-              <w:jc w:val="center"/>
-            </w:pPr>
-            <w:r>
-              <w:rPr>
-                <w:b w:val="false"/>
-                <w:bCs w:val="false"/>
-                <w:color w:val="1A1622"/>
+            <w:shd w:fill="FADDEA" w:color="auto" w:val="clear"/>
+            <w:tcMar>
+              <w:top w:type="dxa" w:w="26"/>
+              <w:left w:type="dxa" w:w="90"/>
+              <w:bottom w:type="dxa" w:w="26"/>
+              <w:right w:type="dxa" w:w="90"/>
+            </w:tcMar>
+            <w:vAlign w:val="center"/>
+          </w:tcPr>
+          <w:p>
+            <w:pPr>
+              <w:spacing w:after="18" w:before="18" w:line="215"/>
+              <w:jc w:val="center"/>
+            </w:pPr>
+            <w:r>
+              <w:rPr>
+                <w:b w:val="false"/>
+                <w:bCs w:val="false"/>
+                <w:color w:val="251727"/>
                 <w:sz w:val="17"/>
                 <w:szCs w:val="17"/>
               </w:rPr>
@@ -2973,7 +2973,7 @@
               <w:rPr>
                 <w:b/>
                 <w:bCs/>
-                <w:color w:val="1A1622"/>
+                <w:color w:val="251727"/>
                 <w:sz w:val="17"/>
                 <w:szCs w:val="17"/>
               </w:rPr>
@@ -3001,7 +3001,7 @@
               <w:rPr>
                 <w:b w:val="false"/>
                 <w:bCs w:val="false"/>
-                <w:color w:val="1A1622"/>
+                <w:color w:val="251727"/>
                 <w:sz w:val="17"/>
                 <w:szCs w:val="17"/>
               </w:rPr>
@@ -3029,7 +3029,7 @@
               <w:rPr>
                 <w:b w:val="false"/>
                 <w:bCs w:val="false"/>
-                <w:color w:val="1A1622"/>
+                <w:color w:val="251727"/>
                 <w:sz w:val="17"/>
                 <w:szCs w:val="17"/>
               </w:rPr>
@@ -3057,7 +3057,7 @@
               <w:rPr>
                 <w:b w:val="false"/>
                 <w:bCs w:val="false"/>
-                <w:color w:val="1A1622"/>
+                <w:color w:val="251727"/>
                 <w:sz w:val="17"/>
                 <w:szCs w:val="17"/>
               </w:rPr>
@@ -3085,7 +3085,7 @@
               <w:rPr>
                 <w:b w:val="false"/>
                 <w:bCs w:val="false"/>
-                <w:color w:val="1A1622"/>
+                <w:color w:val="251727"/>
                 <w:sz w:val="17"/>
                 <w:szCs w:val="17"/>
               </w:rPr>
@@ -3101,7 +3101,7 @@
         <w:tc>
           <w:tcPr>
             <w:tcW w:type="dxa" w:w="2112"/>
-            <w:shd w:fill="E9E4F0" w:color="auto" w:val="clear"/>
+            <w:shd w:fill="FADDEA" w:color="auto" w:val="clear"/>
             <w:tcMar>
               <w:top w:type="dxa" w:w="26"/>
               <w:left w:type="dxa" w:w="90"/>
@@ -3119,7 +3119,7 @@
               <w:rPr>
                 <w:b/>
                 <w:bCs/>
-                <w:color w:val="1A1622"/>
+                <w:color w:val="251727"/>
                 <w:sz w:val="17"/>
                 <w:szCs w:val="17"/>
               </w:rPr>
@@ -3130,25 +3130,25 @@
         <w:tc>
           <w:tcPr>
             <w:tcW w:type="dxa" w:w="1824"/>
-            <w:shd w:fill="E9E4F0" w:color="auto" w:val="clear"/>
-            <w:tcMar>
-              <w:top w:type="dxa" w:w="26"/>
-              <w:left w:type="dxa" w:w="90"/>
-              <w:bottom w:type="dxa" w:w="26"/>
-              <w:right w:type="dxa" w:w="90"/>
-            </w:tcMar>
-            <w:vAlign w:val="center"/>
-          </w:tcPr>
-          <w:p>
-            <w:pPr>
-              <w:spacing w:after="18" w:before="18" w:line="215"/>
-              <w:jc w:val="center"/>
-            </w:pPr>
-            <w:r>
-              <w:rPr>
-                <w:b w:val="false"/>
-                <w:bCs w:val="false"/>
-                <w:color w:val="1A1622"/>
+            <w:shd w:fill="FADDEA" w:color="auto" w:val="clear"/>
+            <w:tcMar>
+              <w:top w:type="dxa" w:w="26"/>
+              <w:left w:type="dxa" w:w="90"/>
+              <w:bottom w:type="dxa" w:w="26"/>
+              <w:right w:type="dxa" w:w="90"/>
+            </w:tcMar>
+            <w:vAlign w:val="center"/>
+          </w:tcPr>
+          <w:p>
+            <w:pPr>
+              <w:spacing w:after="18" w:before="18" w:line="215"/>
+              <w:jc w:val="center"/>
+            </w:pPr>
+            <w:r>
+              <w:rPr>
+                <w:b w:val="false"/>
+                <w:bCs w:val="false"/>
+                <w:color w:val="251727"/>
                 <w:sz w:val="17"/>
                 <w:szCs w:val="17"/>
               </w:rPr>
@@ -3159,25 +3159,25 @@
         <w:tc>
           <w:tcPr>
             <w:tcW w:type="dxa" w:w="1824"/>
-            <w:shd w:fill="E9E4F0" w:color="auto" w:val="clear"/>
-            <w:tcMar>
-              <w:top w:type="dxa" w:w="26"/>
-              <w:left w:type="dxa" w:w="90"/>
-              <w:bottom w:type="dxa" w:w="26"/>
-              <w:right w:type="dxa" w:w="90"/>
-            </w:tcMar>
-            <w:vAlign w:val="center"/>
-          </w:tcPr>
-          <w:p>
-            <w:pPr>
-              <w:spacing w:after="18" w:before="18" w:line="215"/>
-              <w:jc w:val="center"/>
-            </w:pPr>
-            <w:r>
-              <w:rPr>
-                <w:b w:val="false"/>
-                <w:bCs w:val="false"/>
-                <w:color w:val="1A1622"/>
+            <w:shd w:fill="FADDEA" w:color="auto" w:val="clear"/>
+            <w:tcMar>
+              <w:top w:type="dxa" w:w="26"/>
+              <w:left w:type="dxa" w:w="90"/>
+              <w:bottom w:type="dxa" w:w="26"/>
+              <w:right w:type="dxa" w:w="90"/>
+            </w:tcMar>
+            <w:vAlign w:val="center"/>
+          </w:tcPr>
+          <w:p>
+            <w:pPr>
+              <w:spacing w:after="18" w:before="18" w:line="215"/>
+              <w:jc w:val="center"/>
+            </w:pPr>
+            <w:r>
+              <w:rPr>
+                <w:b w:val="false"/>
+                <w:bCs w:val="false"/>
+                <w:color w:val="251727"/>
                 <w:sz w:val="17"/>
                 <w:szCs w:val="17"/>
               </w:rPr>
@@ -3188,25 +3188,25 @@
         <w:tc>
           <w:tcPr>
             <w:tcW w:type="dxa" w:w="1920"/>
-            <w:shd w:fill="E9E4F0" w:color="auto" w:val="clear"/>
-            <w:tcMar>
-              <w:top w:type="dxa" w:w="26"/>
-              <w:left w:type="dxa" w:w="90"/>
-              <w:bottom w:type="dxa" w:w="26"/>
-              <w:right w:type="dxa" w:w="90"/>
-            </w:tcMar>
-            <w:vAlign w:val="center"/>
-          </w:tcPr>
-          <w:p>
-            <w:pPr>
-              <w:spacing w:after="18" w:before="18" w:line="215"/>
-              <w:jc w:val="center"/>
-            </w:pPr>
-            <w:r>
-              <w:rPr>
-                <w:b w:val="false"/>
-                <w:bCs w:val="false"/>
-                <w:color w:val="1A1622"/>
+            <w:shd w:fill="FADDEA" w:color="auto" w:val="clear"/>
+            <w:tcMar>
+              <w:top w:type="dxa" w:w="26"/>
+              <w:left w:type="dxa" w:w="90"/>
+              <w:bottom w:type="dxa" w:w="26"/>
+              <w:right w:type="dxa" w:w="90"/>
+            </w:tcMar>
+            <w:vAlign w:val="center"/>
+          </w:tcPr>
+          <w:p>
+            <w:pPr>
+              <w:spacing w:after="18" w:before="18" w:line="215"/>
+              <w:jc w:val="center"/>
+            </w:pPr>
+            <w:r>
+              <w:rPr>
+                <w:b w:val="false"/>
+                <w:bCs w:val="false"/>
+                <w:color w:val="251727"/>
                 <w:sz w:val="17"/>
                 <w:szCs w:val="17"/>
               </w:rPr>
@@ -3217,25 +3217,25 @@
         <w:tc>
           <w:tcPr>
             <w:tcW w:type="dxa" w:w="1920"/>
-            <w:shd w:fill="E9E4F0" w:color="auto" w:val="clear"/>
-            <w:tcMar>
-              <w:top w:type="dxa" w:w="26"/>
-              <w:left w:type="dxa" w:w="90"/>
-              <w:bottom w:type="dxa" w:w="26"/>
-              <w:right w:type="dxa" w:w="90"/>
-            </w:tcMar>
-            <w:vAlign w:val="center"/>
-          </w:tcPr>
-          <w:p>
-            <w:pPr>
-              <w:spacing w:after="18" w:before="18" w:line="215"/>
-              <w:jc w:val="center"/>
-            </w:pPr>
-            <w:r>
-              <w:rPr>
-                <w:b w:val="false"/>
-                <w:bCs w:val="false"/>
-                <w:color w:val="1A1622"/>
+            <w:shd w:fill="FADDEA" w:color="auto" w:val="clear"/>
+            <w:tcMar>
+              <w:top w:type="dxa" w:w="26"/>
+              <w:left w:type="dxa" w:w="90"/>
+              <w:bottom w:type="dxa" w:w="26"/>
+              <w:right w:type="dxa" w:w="90"/>
+            </w:tcMar>
+            <w:vAlign w:val="center"/>
+          </w:tcPr>
+          <w:p>
+            <w:pPr>
+              <w:spacing w:after="18" w:before="18" w:line="215"/>
+              <w:jc w:val="center"/>
+            </w:pPr>
+            <w:r>
+              <w:rPr>
+                <w:b w:val="false"/>
+                <w:bCs w:val="false"/>
+                <w:color w:val="251727"/>
                 <w:sz w:val="17"/>
                 <w:szCs w:val="17"/>
               </w:rPr>
@@ -3268,7 +3268,7 @@
               <w:rPr>
                 <w:b/>
                 <w:bCs/>
-                <w:color w:val="1A1622"/>
+                <w:color w:val="251727"/>
                 <w:sz w:val="17"/>
                 <w:szCs w:val="17"/>
               </w:rPr>
@@ -3296,7 +3296,7 @@
               <w:rPr>
                 <w:b w:val="false"/>
                 <w:bCs w:val="false"/>
-                <w:color w:val="1A1622"/>
+                <w:color w:val="251727"/>
                 <w:sz w:val="17"/>
                 <w:szCs w:val="17"/>
               </w:rPr>
@@ -3324,7 +3324,7 @@
               <w:rPr>
                 <w:b w:val="false"/>
                 <w:bCs w:val="false"/>
-                <w:color w:val="1A1622"/>
+                <w:color w:val="251727"/>
                 <w:sz w:val="17"/>
                 <w:szCs w:val="17"/>
               </w:rPr>
@@ -3352,7 +3352,7 @@
               <w:rPr>
                 <w:b w:val="false"/>
                 <w:bCs w:val="false"/>
-                <w:color w:val="1A1622"/>
+                <w:color w:val="251727"/>
                 <w:sz w:val="17"/>
                 <w:szCs w:val="17"/>
               </w:rPr>
@@ -3380,7 +3380,7 @@
               <w:rPr>
                 <w:b w:val="false"/>
                 <w:bCs w:val="false"/>
-                <w:color w:val="1A1622"/>
+                <w:color w:val="251727"/>
                 <w:sz w:val="17"/>
                 <w:szCs w:val="17"/>
               </w:rPr>
@@ -3417,7 +3417,7 @@
         <w:tc>
           <w:tcPr>
             <w:tcW w:type="dxa" w:w="9600"/>
-            <w:shd w:fill="211C35" w:color="auto" w:val="clear"/>
+            <w:shd w:fill="2B1B2E" w:color="auto" w:val="clear"/>
             <w:tcMar>
               <w:top w:type="dxa" w:w="50"/>
               <w:left w:type="dxa" w:w="150"/>
@@ -3455,7 +3455,7 @@
       <w:r>
         <w:rPr>
           <w:rFonts w:ascii="Consolas" w:cs="Consolas" w:eastAsia="Consolas" w:hAnsi="Consolas"/>
-          <w:color w:val="211C35"/>
+          <w:color w:val="2B1B2E"/>
           <w:sz w:val="17"/>
           <w:szCs w:val="17"/>
         </w:rPr>
@@ -3477,7 +3477,7 @@
       <w:r>
         <w:rPr>
           <w:rFonts w:ascii="Consolas" w:cs="Consolas" w:eastAsia="Consolas" w:hAnsi="Consolas"/>
-          <w:color w:val="211C35"/>
+          <w:color w:val="2B1B2E"/>
           <w:sz w:val="17"/>
           <w:szCs w:val="17"/>
         </w:rPr>
@@ -3489,7 +3489,7 @@
       <w:r>
         <w:rPr>
           <w:rFonts w:ascii="Consolas" w:cs="Consolas" w:eastAsia="Consolas" w:hAnsi="Consolas"/>
-          <w:color w:val="211C35"/>
+          <w:color w:val="2B1B2E"/>
           <w:sz w:val="17"/>
           <w:szCs w:val="17"/>
         </w:rPr>
@@ -3503,12 +3503,12 @@
       <w:tblPr>
         <w:tblW w:type="dxa" w:w="9600"/>
         <w:tblBorders>
-          <w:top w:val="single" w:color="CFC7DC" w:sz="4"/>
-          <w:left w:val="single" w:color="CFC7DC" w:sz="4"/>
-          <w:bottom w:val="single" w:color="CFC7DC" w:sz="4"/>
-          <w:right w:val="single" w:color="CFC7DC" w:sz="4"/>
-          <w:insideH w:val="single" w:color="CFC7DC" w:sz="2"/>
-          <w:insideV w:val="single" w:color="CFC7DC" w:sz="2"/>
+          <w:top w:val="single" w:color="F8C7DC" w:sz="4"/>
+          <w:left w:val="single" w:color="F8C7DC" w:sz="4"/>
+          <w:bottom w:val="single" w:color="F8C7DC" w:sz="4"/>
+          <w:right w:val="single" w:color="F8C7DC" w:sz="4"/>
+          <w:insideH w:val="single" w:color="F8C7DC" w:sz="2"/>
+          <w:insideV w:val="single" w:color="F8C7DC" w:sz="2"/>
         </w:tblBorders>
       </w:tblPr>
       <w:tblGrid>
@@ -3526,7 +3526,7 @@
         <w:tc>
           <w:tcPr>
             <w:tcW w:type="dxa" w:w="1536"/>
-            <w:shd w:fill="211C35" w:color="auto" w:val="clear"/>
+            <w:shd w:fill="2B1B2E" w:color="auto" w:val="clear"/>
             <w:tcMar>
               <w:top w:type="dxa" w:w="26"/>
               <w:left w:type="dxa" w:w="90"/>
@@ -3555,7 +3555,7 @@
         <w:tc>
           <w:tcPr>
             <w:tcW w:type="dxa" w:w="2016"/>
-            <w:shd w:fill="211C35" w:color="auto" w:val="clear"/>
+            <w:shd w:fill="2B1B2E" w:color="auto" w:val="clear"/>
             <w:tcMar>
               <w:top w:type="dxa" w:w="26"/>
               <w:left w:type="dxa" w:w="90"/>
@@ -3584,7 +3584,7 @@
         <w:tc>
           <w:tcPr>
             <w:tcW w:type="dxa" w:w="2016"/>
-            <w:shd w:fill="211C35" w:color="auto" w:val="clear"/>
+            <w:shd w:fill="2B1B2E" w:color="auto" w:val="clear"/>
             <w:tcMar>
               <w:top w:type="dxa" w:w="26"/>
               <w:left w:type="dxa" w:w="90"/>
@@ -3613,7 +3613,7 @@
         <w:tc>
           <w:tcPr>
             <w:tcW w:type="dxa" w:w="2016"/>
-            <w:shd w:fill="211C35" w:color="auto" w:val="clear"/>
+            <w:shd w:fill="2B1B2E" w:color="auto" w:val="clear"/>
             <w:tcMar>
               <w:top w:type="dxa" w:w="26"/>
               <w:left w:type="dxa" w:w="90"/>
@@ -3642,7 +3642,7 @@
         <w:tc>
           <w:tcPr>
             <w:tcW w:type="dxa" w:w="2016"/>
-            <w:shd w:fill="211C35" w:color="auto" w:val="clear"/>
+            <w:shd w:fill="2B1B2E" w:color="auto" w:val="clear"/>
             <w:tcMar>
               <w:top w:type="dxa" w:w="26"/>
               <w:left w:type="dxa" w:w="90"/>
@@ -3693,7 +3693,7 @@
               <w:rPr>
                 <w:b/>
                 <w:bCs/>
-                <w:color w:val="1A1622"/>
+                <w:color w:val="251727"/>
                 <w:sz w:val="17"/>
                 <w:szCs w:val="17"/>
               </w:rPr>
@@ -3721,7 +3721,7 @@
               <w:rPr>
                 <w:b w:val="false"/>
                 <w:bCs w:val="false"/>
-                <w:color w:val="1A1622"/>
+                <w:color w:val="251727"/>
                 <w:sz w:val="17"/>
                 <w:szCs w:val="17"/>
               </w:rPr>
@@ -3749,7 +3749,7 @@
               <w:rPr>
                 <w:b w:val="false"/>
                 <w:bCs w:val="false"/>
-                <w:color w:val="1A1622"/>
+                <w:color w:val="251727"/>
                 <w:sz w:val="17"/>
                 <w:szCs w:val="17"/>
               </w:rPr>
@@ -3777,7 +3777,7 @@
               <w:rPr>
                 <w:b w:val="false"/>
                 <w:bCs w:val="false"/>
-                <w:color w:val="1A1622"/>
+                <w:color w:val="251727"/>
                 <w:sz w:val="17"/>
                 <w:szCs w:val="17"/>
               </w:rPr>
@@ -3805,7 +3805,7 @@
               <w:rPr>
                 <w:b w:val="false"/>
                 <w:bCs w:val="false"/>
-                <w:color w:val="1A1622"/>
+                <w:color w:val="251727"/>
                 <w:sz w:val="17"/>
                 <w:szCs w:val="17"/>
               </w:rPr>
@@ -3821,7 +3821,7 @@
         <w:tc>
           <w:tcPr>
             <w:tcW w:type="dxa" w:w="1536"/>
-            <w:shd w:fill="E9E4F0" w:color="auto" w:val="clear"/>
+            <w:shd w:fill="FADDEA" w:color="auto" w:val="clear"/>
             <w:tcMar>
               <w:top w:type="dxa" w:w="26"/>
               <w:left w:type="dxa" w:w="90"/>
@@ -3839,7 +3839,7 @@
               <w:rPr>
                 <w:b/>
                 <w:bCs/>
-                <w:color w:val="1A1622"/>
+                <w:color w:val="251727"/>
                 <w:sz w:val="17"/>
                 <w:szCs w:val="17"/>
               </w:rPr>
@@ -3850,25 +3850,25 @@
         <w:tc>
           <w:tcPr>
             <w:tcW w:type="dxa" w:w="2016"/>
-            <w:shd w:fill="E9E4F0" w:color="auto" w:val="clear"/>
-            <w:tcMar>
-              <w:top w:type="dxa" w:w="26"/>
-              <w:left w:type="dxa" w:w="90"/>
-              <w:bottom w:type="dxa" w:w="26"/>
-              <w:right w:type="dxa" w:w="90"/>
-            </w:tcMar>
-            <w:vAlign w:val="center"/>
-          </w:tcPr>
-          <w:p>
-            <w:pPr>
-              <w:spacing w:after="18" w:before="18" w:line="215"/>
-              <w:jc w:val="center"/>
-            </w:pPr>
-            <w:r>
-              <w:rPr>
-                <w:b w:val="false"/>
-                <w:bCs w:val="false"/>
-                <w:color w:val="1A1622"/>
+            <w:shd w:fill="FADDEA" w:color="auto" w:val="clear"/>
+            <w:tcMar>
+              <w:top w:type="dxa" w:w="26"/>
+              <w:left w:type="dxa" w:w="90"/>
+              <w:bottom w:type="dxa" w:w="26"/>
+              <w:right w:type="dxa" w:w="90"/>
+            </w:tcMar>
+            <w:vAlign w:val="center"/>
+          </w:tcPr>
+          <w:p>
+            <w:pPr>
+              <w:spacing w:after="18" w:before="18" w:line="215"/>
+              <w:jc w:val="center"/>
+            </w:pPr>
+            <w:r>
+              <w:rPr>
+                <w:b w:val="false"/>
+                <w:bCs w:val="false"/>
+                <w:color w:val="251727"/>
                 <w:sz w:val="17"/>
                 <w:szCs w:val="17"/>
               </w:rPr>
@@ -3879,25 +3879,25 @@
         <w:tc>
           <w:tcPr>
             <w:tcW w:type="dxa" w:w="2016"/>
-            <w:shd w:fill="E9E4F0" w:color="auto" w:val="clear"/>
-            <w:tcMar>
-              <w:top w:type="dxa" w:w="26"/>
-              <w:left w:type="dxa" w:w="90"/>
-              <w:bottom w:type="dxa" w:w="26"/>
-              <w:right w:type="dxa" w:w="90"/>
-            </w:tcMar>
-            <w:vAlign w:val="center"/>
-          </w:tcPr>
-          <w:p>
-            <w:pPr>
-              <w:spacing w:after="18" w:before="18" w:line="215"/>
-              <w:jc w:val="center"/>
-            </w:pPr>
-            <w:r>
-              <w:rPr>
-                <w:b w:val="false"/>
-                <w:bCs w:val="false"/>
-                <w:color w:val="1A1622"/>
+            <w:shd w:fill="FADDEA" w:color="auto" w:val="clear"/>
+            <w:tcMar>
+              <w:top w:type="dxa" w:w="26"/>
+              <w:left w:type="dxa" w:w="90"/>
+              <w:bottom w:type="dxa" w:w="26"/>
+              <w:right w:type="dxa" w:w="90"/>
+            </w:tcMar>
+            <w:vAlign w:val="center"/>
+          </w:tcPr>
+          <w:p>
+            <w:pPr>
+              <w:spacing w:after="18" w:before="18" w:line="215"/>
+              <w:jc w:val="center"/>
+            </w:pPr>
+            <w:r>
+              <w:rPr>
+                <w:b w:val="false"/>
+                <w:bCs w:val="false"/>
+                <w:color w:val="251727"/>
                 <w:sz w:val="17"/>
                 <w:szCs w:val="17"/>
               </w:rPr>
@@ -3908,25 +3908,25 @@
         <w:tc>
           <w:tcPr>
             <w:tcW w:type="dxa" w:w="2016"/>
-            <w:shd w:fill="E9E4F0" w:color="auto" w:val="clear"/>
-            <w:tcMar>
-              <w:top w:type="dxa" w:w="26"/>
-              <w:left w:type="dxa" w:w="90"/>
-              <w:bottom w:type="dxa" w:w="26"/>
-              <w:right w:type="dxa" w:w="90"/>
-            </w:tcMar>
-            <w:vAlign w:val="center"/>
-          </w:tcPr>
-          <w:p>
-            <w:pPr>
-              <w:spacing w:after="18" w:before="18" w:line="215"/>
-              <w:jc w:val="center"/>
-            </w:pPr>
-            <w:r>
-              <w:rPr>
-                <w:b w:val="false"/>
-                <w:bCs w:val="false"/>
-                <w:color w:val="1A1622"/>
+            <w:shd w:fill="FADDEA" w:color="auto" w:val="clear"/>
+            <w:tcMar>
+              <w:top w:type="dxa" w:w="26"/>
+              <w:left w:type="dxa" w:w="90"/>
+              <w:bottom w:type="dxa" w:w="26"/>
+              <w:right w:type="dxa" w:w="90"/>
+            </w:tcMar>
+            <w:vAlign w:val="center"/>
+          </w:tcPr>
+          <w:p>
+            <w:pPr>
+              <w:spacing w:after="18" w:before="18" w:line="215"/>
+              <w:jc w:val="center"/>
+            </w:pPr>
+            <w:r>
+              <w:rPr>
+                <w:b w:val="false"/>
+                <w:bCs w:val="false"/>
+                <w:color w:val="251727"/>
                 <w:sz w:val="17"/>
                 <w:szCs w:val="17"/>
               </w:rPr>
@@ -3937,25 +3937,25 @@
         <w:tc>
           <w:tcPr>
             <w:tcW w:type="dxa" w:w="2016"/>
-            <w:shd w:fill="E9E4F0" w:color="auto" w:val="clear"/>
-            <w:tcMar>
-              <w:top w:type="dxa" w:w="26"/>
-              <w:left w:type="dxa" w:w="90"/>
-              <w:bottom w:type="dxa" w:w="26"/>
-              <w:right w:type="dxa" w:w="90"/>
-            </w:tcMar>
-            <w:vAlign w:val="center"/>
-          </w:tcPr>
-          <w:p>
-            <w:pPr>
-              <w:spacing w:after="18" w:before="18" w:line="215"/>
-              <w:jc w:val="center"/>
-            </w:pPr>
-            <w:r>
-              <w:rPr>
-                <w:b w:val="false"/>
-                <w:bCs w:val="false"/>
-                <w:color w:val="1A1622"/>
+            <w:shd w:fill="FADDEA" w:color="auto" w:val="clear"/>
+            <w:tcMar>
+              <w:top w:type="dxa" w:w="26"/>
+              <w:left w:type="dxa" w:w="90"/>
+              <w:bottom w:type="dxa" w:w="26"/>
+              <w:right w:type="dxa" w:w="90"/>
+            </w:tcMar>
+            <w:vAlign w:val="center"/>
+          </w:tcPr>
+          <w:p>
+            <w:pPr>
+              <w:spacing w:after="18" w:before="18" w:line="215"/>
+              <w:jc w:val="center"/>
+            </w:pPr>
+            <w:r>
+              <w:rPr>
+                <w:b w:val="false"/>
+                <w:bCs w:val="false"/>
+                <w:color w:val="251727"/>
                 <w:sz w:val="17"/>
                 <w:szCs w:val="17"/>
               </w:rPr>
@@ -3988,7 +3988,7 @@
               <w:rPr>
                 <w:b/>
                 <w:bCs/>
-                <w:color w:val="1A1622"/>
+                <w:color w:val="251727"/>
                 <w:sz w:val="17"/>
                 <w:szCs w:val="17"/>
               </w:rPr>
@@ -4016,7 +4016,7 @@
               <w:rPr>
                 <w:b w:val="false"/>
                 <w:bCs w:val="false"/>
-                <w:color w:val="1A1622"/>
+                <w:color w:val="251727"/>
                 <w:sz w:val="17"/>
                 <w:szCs w:val="17"/>
               </w:rPr>
@@ -4044,7 +4044,7 @@
               <w:rPr>
                 <w:b w:val="false"/>
                 <w:bCs w:val="false"/>
-                <w:color w:val="1A1622"/>
+                <w:color w:val="251727"/>
                 <w:sz w:val="17"/>
                 <w:szCs w:val="17"/>
               </w:rPr>
@@ -4072,7 +4072,7 @@
               <w:rPr>
                 <w:b w:val="false"/>
                 <w:bCs w:val="false"/>
-                <w:color w:val="1A1622"/>
+                <w:color w:val="251727"/>
                 <w:sz w:val="17"/>
                 <w:szCs w:val="17"/>
               </w:rPr>
@@ -4100,7 +4100,7 @@
               <w:rPr>
                 <w:b w:val="false"/>
                 <w:bCs w:val="false"/>
-                <w:color w:val="1A1622"/>
+                <w:color w:val="251727"/>
                 <w:sz w:val="17"/>
                 <w:szCs w:val="17"/>
               </w:rPr>
@@ -4116,7 +4116,7 @@
         <w:tc>
           <w:tcPr>
             <w:tcW w:type="dxa" w:w="1536"/>
-            <w:shd w:fill="E9E4F0" w:color="auto" w:val="clear"/>
+            <w:shd w:fill="FADDEA" w:color="auto" w:val="clear"/>
             <w:tcMar>
               <w:top w:type="dxa" w:w="26"/>
               <w:left w:type="dxa" w:w="90"/>
@@ -4134,7 +4134,7 @@
               <w:rPr>
                 <w:b/>
                 <w:bCs/>
-                <w:color w:val="1A1622"/>
+                <w:color w:val="251727"/>
                 <w:sz w:val="17"/>
                 <w:szCs w:val="17"/>
               </w:rPr>
@@ -4145,25 +4145,25 @@
         <w:tc>
           <w:tcPr>
             <w:tcW w:type="dxa" w:w="2016"/>
-            <w:shd w:fill="E9E4F0" w:color="auto" w:val="clear"/>
-            <w:tcMar>
-              <w:top w:type="dxa" w:w="26"/>
-              <w:left w:type="dxa" w:w="90"/>
-              <w:bottom w:type="dxa" w:w="26"/>
-              <w:right w:type="dxa" w:w="90"/>
-            </w:tcMar>
-            <w:vAlign w:val="center"/>
-          </w:tcPr>
-          <w:p>
-            <w:pPr>
-              <w:spacing w:after="18" w:before="18" w:line="215"/>
-              <w:jc w:val="center"/>
-            </w:pPr>
-            <w:r>
-              <w:rPr>
-                <w:b w:val="false"/>
-                <w:bCs w:val="false"/>
-                <w:color w:val="1A1622"/>
+            <w:shd w:fill="FADDEA" w:color="auto" w:val="clear"/>
+            <w:tcMar>
+              <w:top w:type="dxa" w:w="26"/>
+              <w:left w:type="dxa" w:w="90"/>
+              <w:bottom w:type="dxa" w:w="26"/>
+              <w:right w:type="dxa" w:w="90"/>
+            </w:tcMar>
+            <w:vAlign w:val="center"/>
+          </w:tcPr>
+          <w:p>
+            <w:pPr>
+              <w:spacing w:after="18" w:before="18" w:line="215"/>
+              <w:jc w:val="center"/>
+            </w:pPr>
+            <w:r>
+              <w:rPr>
+                <w:b w:val="false"/>
+                <w:bCs w:val="false"/>
+                <w:color w:val="251727"/>
                 <w:sz w:val="17"/>
                 <w:szCs w:val="17"/>
               </w:rPr>
@@ -4174,25 +4174,25 @@
         <w:tc>
           <w:tcPr>
             <w:tcW w:type="dxa" w:w="2016"/>
-            <w:shd w:fill="E9E4F0" w:color="auto" w:val="clear"/>
-            <w:tcMar>
-              <w:top w:type="dxa" w:w="26"/>
-              <w:left w:type="dxa" w:w="90"/>
-              <w:bottom w:type="dxa" w:w="26"/>
-              <w:right w:type="dxa" w:w="90"/>
-            </w:tcMar>
-            <w:vAlign w:val="center"/>
-          </w:tcPr>
-          <w:p>
-            <w:pPr>
-              <w:spacing w:after="18" w:before="18" w:line="215"/>
-              <w:jc w:val="center"/>
-            </w:pPr>
-            <w:r>
-              <w:rPr>
-                <w:b w:val="false"/>
-                <w:bCs w:val="false"/>
-                <w:color w:val="1A1622"/>
+            <w:shd w:fill="FADDEA" w:color="auto" w:val="clear"/>
+            <w:tcMar>
+              <w:top w:type="dxa" w:w="26"/>
+              <w:left w:type="dxa" w:w="90"/>
+              <w:bottom w:type="dxa" w:w="26"/>
+              <w:right w:type="dxa" w:w="90"/>
+            </w:tcMar>
+            <w:vAlign w:val="center"/>
+          </w:tcPr>
+          <w:p>
+            <w:pPr>
+              <w:spacing w:after="18" w:before="18" w:line="215"/>
+              <w:jc w:val="center"/>
+            </w:pPr>
+            <w:r>
+              <w:rPr>
+                <w:b w:val="false"/>
+                <w:bCs w:val="false"/>
+                <w:color w:val="251727"/>
                 <w:sz w:val="17"/>
                 <w:szCs w:val="17"/>
               </w:rPr>
@@ -4203,25 +4203,25 @@
         <w:tc>
           <w:tcPr>
             <w:tcW w:type="dxa" w:w="2016"/>
-            <w:shd w:fill="E9E4F0" w:color="auto" w:val="clear"/>
-            <w:tcMar>
-              <w:top w:type="dxa" w:w="26"/>
-              <w:left w:type="dxa" w:w="90"/>
-              <w:bottom w:type="dxa" w:w="26"/>
-              <w:right w:type="dxa" w:w="90"/>
-            </w:tcMar>
-            <w:vAlign w:val="center"/>
-          </w:tcPr>
-          <w:p>
-            <w:pPr>
-              <w:spacing w:after="18" w:before="18" w:line="215"/>
-              <w:jc w:val="center"/>
-            </w:pPr>
-            <w:r>
-              <w:rPr>
-                <w:b w:val="false"/>
-                <w:bCs w:val="false"/>
-                <w:color w:val="1A1622"/>
+            <w:shd w:fill="FADDEA" w:color="auto" w:val="clear"/>
+            <w:tcMar>
+              <w:top w:type="dxa" w:w="26"/>
+              <w:left w:type="dxa" w:w="90"/>
+              <w:bottom w:type="dxa" w:w="26"/>
+              <w:right w:type="dxa" w:w="90"/>
+            </w:tcMar>
+            <w:vAlign w:val="center"/>
+          </w:tcPr>
+          <w:p>
+            <w:pPr>
+              <w:spacing w:after="18" w:before="18" w:line="215"/>
+              <w:jc w:val="center"/>
+            </w:pPr>
+            <w:r>
+              <w:rPr>
+                <w:b w:val="false"/>
+                <w:bCs w:val="false"/>
+                <w:color w:val="251727"/>
                 <w:sz w:val="17"/>
                 <w:szCs w:val="17"/>
               </w:rPr>
@@ -4232,25 +4232,25 @@
         <w:tc>
           <w:tcPr>
             <w:tcW w:type="dxa" w:w="2016"/>
-            <w:shd w:fill="E9E4F0" w:color="auto" w:val="clear"/>
-            <w:tcMar>
-              <w:top w:type="dxa" w:w="26"/>
-              <w:left w:type="dxa" w:w="90"/>
-              <w:bottom w:type="dxa" w:w="26"/>
-              <w:right w:type="dxa" w:w="90"/>
-            </w:tcMar>
-            <w:vAlign w:val="center"/>
-          </w:tcPr>
-          <w:p>
-            <w:pPr>
-              <w:spacing w:after="18" w:before="18" w:line="215"/>
-              <w:jc w:val="center"/>
-            </w:pPr>
-            <w:r>
-              <w:rPr>
-                <w:b w:val="false"/>
-                <w:bCs w:val="false"/>
-                <w:color w:val="1A1622"/>
+            <w:shd w:fill="FADDEA" w:color="auto" w:val="clear"/>
+            <w:tcMar>
+              <w:top w:type="dxa" w:w="26"/>
+              <w:left w:type="dxa" w:w="90"/>
+              <w:bottom w:type="dxa" w:w="26"/>
+              <w:right w:type="dxa" w:w="90"/>
+            </w:tcMar>
+            <w:vAlign w:val="center"/>
+          </w:tcPr>
+          <w:p>
+            <w:pPr>
+              <w:spacing w:after="18" w:before="18" w:line="215"/>
+              <w:jc w:val="center"/>
+            </w:pPr>
+            <w:r>
+              <w:rPr>
+                <w:b w:val="false"/>
+                <w:bCs w:val="false"/>
+                <w:color w:val="251727"/>
                 <w:sz w:val="17"/>
                 <w:szCs w:val="17"/>
               </w:rPr>
@@ -4283,7 +4283,7 @@
               <w:rPr>
                 <w:b/>
                 <w:bCs/>
-                <w:color w:val="1A1622"/>
+                <w:color w:val="251727"/>
                 <w:sz w:val="17"/>
                 <w:szCs w:val="17"/>
               </w:rPr>
@@ -4311,7 +4311,7 @@
               <w:rPr>
                 <w:b w:val="false"/>
                 <w:bCs w:val="false"/>
-                <w:color w:val="1A1622"/>
+                <w:color w:val="251727"/>
                 <w:sz w:val="17"/>
                 <w:szCs w:val="17"/>
               </w:rPr>
@@ -4339,7 +4339,7 @@
               <w:rPr>
                 <w:b w:val="false"/>
                 <w:bCs w:val="false"/>
-                <w:color w:val="1A1622"/>
+                <w:color w:val="251727"/>
                 <w:sz w:val="17"/>
                 <w:szCs w:val="17"/>
               </w:rPr>
@@ -4367,7 +4367,7 @@
               <w:rPr>
                 <w:b w:val="false"/>
                 <w:bCs w:val="false"/>
-                <w:color w:val="1A1622"/>
+                <w:color w:val="251727"/>
                 <w:sz w:val="17"/>
                 <w:szCs w:val="17"/>
               </w:rPr>
@@ -4395,7 +4395,7 @@
               <w:rPr>
                 <w:b w:val="false"/>
                 <w:bCs w:val="false"/>
-                <w:color w:val="1A1622"/>
+                <w:color w:val="251727"/>
                 <w:sz w:val="17"/>
                 <w:szCs w:val="17"/>
               </w:rPr>
@@ -4411,7 +4411,7 @@
         <w:tc>
           <w:tcPr>
             <w:tcW w:type="dxa" w:w="1536"/>
-            <w:shd w:fill="E9E4F0" w:color="auto" w:val="clear"/>
+            <w:shd w:fill="FADDEA" w:color="auto" w:val="clear"/>
             <w:tcMar>
               <w:top w:type="dxa" w:w="26"/>
               <w:left w:type="dxa" w:w="90"/>
@@ -4429,7 +4429,7 @@
               <w:rPr>
                 <w:b/>
                 <w:bCs/>
-                <w:color w:val="1A1622"/>
+                <w:color w:val="251727"/>
                 <w:sz w:val="17"/>
                 <w:szCs w:val="17"/>
               </w:rPr>
@@ -4440,25 +4440,25 @@
         <w:tc>
           <w:tcPr>
             <w:tcW w:type="dxa" w:w="2016"/>
-            <w:shd w:fill="E9E4F0" w:color="auto" w:val="clear"/>
-            <w:tcMar>
-              <w:top w:type="dxa" w:w="26"/>
-              <w:left w:type="dxa" w:w="90"/>
-              <w:bottom w:type="dxa" w:w="26"/>
-              <w:right w:type="dxa" w:w="90"/>
-            </w:tcMar>
-            <w:vAlign w:val="center"/>
-          </w:tcPr>
-          <w:p>
-            <w:pPr>
-              <w:spacing w:after="18" w:before="18" w:line="215"/>
-              <w:jc w:val="center"/>
-            </w:pPr>
-            <w:r>
-              <w:rPr>
-                <w:b w:val="false"/>
-                <w:bCs w:val="false"/>
-                <w:color w:val="1A1622"/>
+            <w:shd w:fill="FADDEA" w:color="auto" w:val="clear"/>
+            <w:tcMar>
+              <w:top w:type="dxa" w:w="26"/>
+              <w:left w:type="dxa" w:w="90"/>
+              <w:bottom w:type="dxa" w:w="26"/>
+              <w:right w:type="dxa" w:w="90"/>
+            </w:tcMar>
+            <w:vAlign w:val="center"/>
+          </w:tcPr>
+          <w:p>
+            <w:pPr>
+              <w:spacing w:after="18" w:before="18" w:line="215"/>
+              <w:jc w:val="center"/>
+            </w:pPr>
+            <w:r>
+              <w:rPr>
+                <w:b w:val="false"/>
+                <w:bCs w:val="false"/>
+                <w:color w:val="251727"/>
                 <w:sz w:val="17"/>
                 <w:szCs w:val="17"/>
               </w:rPr>
@@ -4469,25 +4469,25 @@
         <w:tc>
           <w:tcPr>
             <w:tcW w:type="dxa" w:w="2016"/>
-            <w:shd w:fill="E9E4F0" w:color="auto" w:val="clear"/>
-            <w:tcMar>
-              <w:top w:type="dxa" w:w="26"/>
-              <w:left w:type="dxa" w:w="90"/>
-              <w:bottom w:type="dxa" w:w="26"/>
-              <w:right w:type="dxa" w:w="90"/>
-            </w:tcMar>
-            <w:vAlign w:val="center"/>
-          </w:tcPr>
-          <w:p>
-            <w:pPr>
-              <w:spacing w:after="18" w:before="18" w:line="215"/>
-              <w:jc w:val="center"/>
-            </w:pPr>
-            <w:r>
-              <w:rPr>
-                <w:b w:val="false"/>
-                <w:bCs w:val="false"/>
-                <w:color w:val="1A1622"/>
+            <w:shd w:fill="FADDEA" w:color="auto" w:val="clear"/>
+            <w:tcMar>
+              <w:top w:type="dxa" w:w="26"/>
+              <w:left w:type="dxa" w:w="90"/>
+              <w:bottom w:type="dxa" w:w="26"/>
+              <w:right w:type="dxa" w:w="90"/>
+            </w:tcMar>
+            <w:vAlign w:val="center"/>
+          </w:tcPr>
+          <w:p>
+            <w:pPr>
+              <w:spacing w:after="18" w:before="18" w:line="215"/>
+              <w:jc w:val="center"/>
+            </w:pPr>
+            <w:r>
+              <w:rPr>
+                <w:b w:val="false"/>
+                <w:bCs w:val="false"/>
+                <w:color w:val="251727"/>
                 <w:sz w:val="17"/>
                 <w:szCs w:val="17"/>
               </w:rPr>
@@ -4498,25 +4498,25 @@
         <w:tc>
           <w:tcPr>
             <w:tcW w:type="dxa" w:w="2016"/>
-            <w:shd w:fill="E9E4F0" w:color="auto" w:val="clear"/>
-            <w:tcMar>
-              <w:top w:type="dxa" w:w="26"/>
-              <w:left w:type="dxa" w:w="90"/>
-              <w:bottom w:type="dxa" w:w="26"/>
-              <w:right w:type="dxa" w:w="90"/>
-            </w:tcMar>
-            <w:vAlign w:val="center"/>
-          </w:tcPr>
-          <w:p>
-            <w:pPr>
-              <w:spacing w:after="18" w:before="18" w:line="215"/>
-              <w:jc w:val="center"/>
-            </w:pPr>
-            <w:r>
-              <w:rPr>
-                <w:b w:val="false"/>
-                <w:bCs w:val="false"/>
-                <w:color w:val="1A1622"/>
+            <w:shd w:fill="FADDEA" w:color="auto" w:val="clear"/>
+            <w:tcMar>
+              <w:top w:type="dxa" w:w="26"/>
+              <w:left w:type="dxa" w:w="90"/>
+              <w:bottom w:type="dxa" w:w="26"/>
+              <w:right w:type="dxa" w:w="90"/>
+            </w:tcMar>
+            <w:vAlign w:val="center"/>
+          </w:tcPr>
+          <w:p>
+            <w:pPr>
+              <w:spacing w:after="18" w:before="18" w:line="215"/>
+              <w:jc w:val="center"/>
+            </w:pPr>
+            <w:r>
+              <w:rPr>
+                <w:b w:val="false"/>
+                <w:bCs w:val="false"/>
+                <w:color w:val="251727"/>
                 <w:sz w:val="17"/>
                 <w:szCs w:val="17"/>
               </w:rPr>
@@ -4527,25 +4527,25 @@
         <w:tc>
           <w:tcPr>
             <w:tcW w:type="dxa" w:w="2016"/>
-            <w:shd w:fill="E9E4F0" w:color="auto" w:val="clear"/>
-            <w:tcMar>
-              <w:top w:type="dxa" w:w="26"/>
-              <w:left w:type="dxa" w:w="90"/>
-              <w:bottom w:type="dxa" w:w="26"/>
-              <w:right w:type="dxa" w:w="90"/>
-            </w:tcMar>
-            <w:vAlign w:val="center"/>
-          </w:tcPr>
-          <w:p>
-            <w:pPr>
-              <w:spacing w:after="18" w:before="18" w:line="215"/>
-              <w:jc w:val="center"/>
-            </w:pPr>
-            <w:r>
-              <w:rPr>
-                <w:b w:val="false"/>
-                <w:bCs w:val="false"/>
-                <w:color w:val="1A1622"/>
+            <w:shd w:fill="FADDEA" w:color="auto" w:val="clear"/>
+            <w:tcMar>
+              <w:top w:type="dxa" w:w="26"/>
+              <w:left w:type="dxa" w:w="90"/>
+              <w:bottom w:type="dxa" w:w="26"/>
+              <w:right w:type="dxa" w:w="90"/>
+            </w:tcMar>
+            <w:vAlign w:val="center"/>
+          </w:tcPr>
+          <w:p>
+            <w:pPr>
+              <w:spacing w:after="18" w:before="18" w:line="215"/>
+              <w:jc w:val="center"/>
+            </w:pPr>
+            <w:r>
+              <w:rPr>
+                <w:b w:val="false"/>
+                <w:bCs w:val="false"/>
+                <w:color w:val="251727"/>
                 <w:sz w:val="17"/>
                 <w:szCs w:val="17"/>
               </w:rPr>
@@ -4578,7 +4578,7 @@
               <w:rPr>
                 <w:b/>
                 <w:bCs/>
-                <w:color w:val="1A1622"/>
+                <w:color w:val="251727"/>
                 <w:sz w:val="17"/>
                 <w:szCs w:val="17"/>
               </w:rPr>
@@ -4606,7 +4606,7 @@
               <w:rPr>
                 <w:b w:val="false"/>
                 <w:bCs w:val="false"/>
-                <w:color w:val="1A1622"/>
+                <w:color w:val="251727"/>
                 <w:sz w:val="17"/>
                 <w:szCs w:val="17"/>
               </w:rPr>
@@ -4634,7 +4634,7 @@
               <w:rPr>
                 <w:b w:val="false"/>
                 <w:bCs w:val="false"/>
-                <w:color w:val="1A1622"/>
+                <w:color w:val="251727"/>
                 <w:sz w:val="17"/>
                 <w:szCs w:val="17"/>
               </w:rPr>
@@ -4662,7 +4662,7 @@
               <w:rPr>
                 <w:b w:val="false"/>
                 <w:bCs w:val="false"/>
-                <w:color w:val="1A1622"/>
+                <w:color w:val="251727"/>
                 <w:sz w:val="17"/>
                 <w:szCs w:val="17"/>
               </w:rPr>
@@ -4690,7 +4690,7 @@
               <w:rPr>
                 <w:b w:val="false"/>
                 <w:bCs w:val="false"/>
-                <w:color w:val="1A1622"/>
+                <w:color w:val="251727"/>
                 <w:sz w:val="17"/>
                 <w:szCs w:val="17"/>
               </w:rPr>
@@ -4727,7 +4727,7 @@
         <w:tc>
           <w:tcPr>
             <w:tcW w:type="dxa" w:w="9600"/>
-            <w:shd w:fill="211C35" w:color="auto" w:val="clear"/>
+            <w:shd w:fill="2B1B2E" w:color="auto" w:val="clear"/>
             <w:tcMar>
               <w:top w:type="dxa" w:w="50"/>
               <w:left w:type="dxa" w:w="150"/>
@@ -4787,12 +4787,12 @@
       <w:tblPr>
         <w:tblW w:type="dxa" w:w="9600"/>
         <w:tblBorders>
-          <w:top w:val="single" w:color="CFC7DC" w:sz="4"/>
-          <w:left w:val="single" w:color="CFC7DC" w:sz="4"/>
-          <w:bottom w:val="single" w:color="CFC7DC" w:sz="4"/>
-          <w:right w:val="single" w:color="CFC7DC" w:sz="4"/>
-          <w:insideH w:val="single" w:color="CFC7DC" w:sz="2"/>
-          <w:insideV w:val="single" w:color="CFC7DC" w:sz="2"/>
+          <w:top w:val="single" w:color="F8C7DC" w:sz="4"/>
+          <w:left w:val="single" w:color="F8C7DC" w:sz="4"/>
+          <w:bottom w:val="single" w:color="F8C7DC" w:sz="4"/>
+          <w:right w:val="single" w:color="F8C7DC" w:sz="4"/>
+          <w:insideH w:val="single" w:color="F8C7DC" w:sz="2"/>
+          <w:insideV w:val="single" w:color="F8C7DC" w:sz="2"/>
         </w:tblBorders>
       </w:tblPr>
       <w:tblGrid>
@@ -4810,7 +4810,7 @@
         <w:tc>
           <w:tcPr>
             <w:tcW w:type="dxa" w:w="2112"/>
-            <w:shd w:fill="211C35" w:color="auto" w:val="clear"/>
+            <w:shd w:fill="2B1B2E" w:color="auto" w:val="clear"/>
             <w:tcMar>
               <w:top w:type="dxa" w:w="26"/>
               <w:left w:type="dxa" w:w="90"/>
@@ -4839,7 +4839,7 @@
         <w:tc>
           <w:tcPr>
             <w:tcW w:type="dxa" w:w="1920"/>
-            <w:shd w:fill="211C35" w:color="auto" w:val="clear"/>
+            <w:shd w:fill="2B1B2E" w:color="auto" w:val="clear"/>
             <w:tcMar>
               <w:top w:type="dxa" w:w="26"/>
               <w:left w:type="dxa" w:w="90"/>
@@ -4868,7 +4868,7 @@
         <w:tc>
           <w:tcPr>
             <w:tcW w:type="dxa" w:w="1824"/>
-            <w:shd w:fill="211C35" w:color="auto" w:val="clear"/>
+            <w:shd w:fill="2B1B2E" w:color="auto" w:val="clear"/>
             <w:tcMar>
               <w:top w:type="dxa" w:w="26"/>
               <w:left w:type="dxa" w:w="90"/>
@@ -4897,7 +4897,7 @@
         <w:tc>
           <w:tcPr>
             <w:tcW w:type="dxa" w:w="1920"/>
-            <w:shd w:fill="211C35" w:color="auto" w:val="clear"/>
+            <w:shd w:fill="2B1B2E" w:color="auto" w:val="clear"/>
             <w:tcMar>
               <w:top w:type="dxa" w:w="26"/>
               <w:left w:type="dxa" w:w="90"/>
@@ -4926,7 +4926,7 @@
         <w:tc>
           <w:tcPr>
             <w:tcW w:type="dxa" w:w="1824"/>
-            <w:shd w:fill="211C35" w:color="auto" w:val="clear"/>
+            <w:shd w:fill="2B1B2E" w:color="auto" w:val="clear"/>
             <w:tcMar>
               <w:top w:type="dxa" w:w="26"/>
               <w:left w:type="dxa" w:w="90"/>
@@ -4977,7 +4977,7 @@
               <w:rPr>
                 <w:b/>
                 <w:bCs/>
-                <w:color w:val="1A1622"/>
+                <w:color w:val="251727"/>
                 <w:sz w:val="17"/>
                 <w:szCs w:val="17"/>
               </w:rPr>
@@ -5005,7 +5005,7 @@
               <w:rPr>
                 <w:b w:val="false"/>
                 <w:bCs w:val="false"/>
-                <w:color w:val="1A1622"/>
+                <w:color w:val="251727"/>
                 <w:sz w:val="17"/>
                 <w:szCs w:val="17"/>
               </w:rPr>
@@ -5033,7 +5033,7 @@
               <w:rPr>
                 <w:b w:val="false"/>
                 <w:bCs w:val="false"/>
-                <w:color w:val="1A1622"/>
+                <w:color w:val="251727"/>
                 <w:sz w:val="17"/>
                 <w:szCs w:val="17"/>
               </w:rPr>
@@ -5061,7 +5061,7 @@
               <w:rPr>
                 <w:b w:val="false"/>
                 <w:bCs w:val="false"/>
-                <w:color w:val="1A1622"/>
+                <w:color w:val="251727"/>
                 <w:sz w:val="17"/>
                 <w:szCs w:val="17"/>
               </w:rPr>
@@ -5089,7 +5089,7 @@
               <w:rPr>
                 <w:b w:val="false"/>
                 <w:bCs w:val="false"/>
-                <w:color w:val="1A1622"/>
+                <w:color w:val="251727"/>
                 <w:sz w:val="17"/>
                 <w:szCs w:val="17"/>
               </w:rPr>
@@ -5105,7 +5105,7 @@
         <w:tc>
           <w:tcPr>
             <w:tcW w:type="dxa" w:w="2112"/>
-            <w:shd w:fill="E9E4F0" w:color="auto" w:val="clear"/>
+            <w:shd w:fill="FADDEA" w:color="auto" w:val="clear"/>
             <w:tcMar>
               <w:top w:type="dxa" w:w="26"/>
               <w:left w:type="dxa" w:w="90"/>
@@ -5123,7 +5123,7 @@
               <w:rPr>
                 <w:b/>
                 <w:bCs/>
-                <w:color w:val="1A1622"/>
+                <w:color w:val="251727"/>
                 <w:sz w:val="17"/>
                 <w:szCs w:val="17"/>
               </w:rPr>
@@ -5134,25 +5134,25 @@
         <w:tc>
           <w:tcPr>
             <w:tcW w:type="dxa" w:w="1920"/>
-            <w:shd w:fill="E9E4F0" w:color="auto" w:val="clear"/>
-            <w:tcMar>
-              <w:top w:type="dxa" w:w="26"/>
-              <w:left w:type="dxa" w:w="90"/>
-              <w:bottom w:type="dxa" w:w="26"/>
-              <w:right w:type="dxa" w:w="90"/>
-            </w:tcMar>
-            <w:vAlign w:val="center"/>
-          </w:tcPr>
-          <w:p>
-            <w:pPr>
-              <w:spacing w:after="18" w:before="18" w:line="215"/>
-              <w:jc w:val="center"/>
-            </w:pPr>
-            <w:r>
-              <w:rPr>
-                <w:b w:val="false"/>
-                <w:bCs w:val="false"/>
-                <w:color w:val="1A1622"/>
+            <w:shd w:fill="FADDEA" w:color="auto" w:val="clear"/>
+            <w:tcMar>
+              <w:top w:type="dxa" w:w="26"/>
+              <w:left w:type="dxa" w:w="90"/>
+              <w:bottom w:type="dxa" w:w="26"/>
+              <w:right w:type="dxa" w:w="90"/>
+            </w:tcMar>
+            <w:vAlign w:val="center"/>
+          </w:tcPr>
+          <w:p>
+            <w:pPr>
+              <w:spacing w:after="18" w:before="18" w:line="215"/>
+              <w:jc w:val="center"/>
+            </w:pPr>
+            <w:r>
+              <w:rPr>
+                <w:b w:val="false"/>
+                <w:bCs w:val="false"/>
+                <w:color w:val="251727"/>
                 <w:sz w:val="17"/>
                 <w:szCs w:val="17"/>
               </w:rPr>
@@ -5163,25 +5163,25 @@
         <w:tc>
           <w:tcPr>
             <w:tcW w:type="dxa" w:w="1824"/>
-            <w:shd w:fill="E9E4F0" w:color="auto" w:val="clear"/>
-            <w:tcMar>
-              <w:top w:type="dxa" w:w="26"/>
-              <w:left w:type="dxa" w:w="90"/>
-              <w:bottom w:type="dxa" w:w="26"/>
-              <w:right w:type="dxa" w:w="90"/>
-            </w:tcMar>
-            <w:vAlign w:val="center"/>
-          </w:tcPr>
-          <w:p>
-            <w:pPr>
-              <w:spacing w:after="18" w:before="18" w:line="215"/>
-              <w:jc w:val="center"/>
-            </w:pPr>
-            <w:r>
-              <w:rPr>
-                <w:b w:val="false"/>
-                <w:bCs w:val="false"/>
-                <w:color w:val="1A1622"/>
+            <w:shd w:fill="FADDEA" w:color="auto" w:val="clear"/>
+            <w:tcMar>
+              <w:top w:type="dxa" w:w="26"/>
+              <w:left w:type="dxa" w:w="90"/>
+              <w:bottom w:type="dxa" w:w="26"/>
+              <w:right w:type="dxa" w:w="90"/>
+            </w:tcMar>
+            <w:vAlign w:val="center"/>
+          </w:tcPr>
+          <w:p>
+            <w:pPr>
+              <w:spacing w:after="18" w:before="18" w:line="215"/>
+              <w:jc w:val="center"/>
+            </w:pPr>
+            <w:r>
+              <w:rPr>
+                <w:b w:val="false"/>
+                <w:bCs w:val="false"/>
+                <w:color w:val="251727"/>
                 <w:sz w:val="17"/>
                 <w:szCs w:val="17"/>
               </w:rPr>
@@ -5192,25 +5192,25 @@
         <w:tc>
           <w:tcPr>
             <w:tcW w:type="dxa" w:w="1920"/>
-            <w:shd w:fill="E9E4F0" w:color="auto" w:val="clear"/>
-            <w:tcMar>
-              <w:top w:type="dxa" w:w="26"/>
-              <w:left w:type="dxa" w:w="90"/>
-              <w:bottom w:type="dxa" w:w="26"/>
-              <w:right w:type="dxa" w:w="90"/>
-            </w:tcMar>
-            <w:vAlign w:val="center"/>
-          </w:tcPr>
-          <w:p>
-            <w:pPr>
-              <w:spacing w:after="18" w:before="18" w:line="215"/>
-              <w:jc w:val="center"/>
-            </w:pPr>
-            <w:r>
-              <w:rPr>
-                <w:b w:val="false"/>
-                <w:bCs w:val="false"/>
-                <w:color w:val="1A1622"/>
+            <w:shd w:fill="FADDEA" w:color="auto" w:val="clear"/>
+            <w:tcMar>
+              <w:top w:type="dxa" w:w="26"/>
+              <w:left w:type="dxa" w:w="90"/>
+              <w:bottom w:type="dxa" w:w="26"/>
+              <w:right w:type="dxa" w:w="90"/>
+            </w:tcMar>
+            <w:vAlign w:val="center"/>
+          </w:tcPr>
+          <w:p>
+            <w:pPr>
+              <w:spacing w:after="18" w:before="18" w:line="215"/>
+              <w:jc w:val="center"/>
+            </w:pPr>
+            <w:r>
+              <w:rPr>
+                <w:b w:val="false"/>
+                <w:bCs w:val="false"/>
+                <w:color w:val="251727"/>
                 <w:sz w:val="17"/>
                 <w:szCs w:val="17"/>
               </w:rPr>
@@ -5221,25 +5221,25 @@
         <w:tc>
           <w:tcPr>
             <w:tcW w:type="dxa" w:w="1824"/>
-            <w:shd w:fill="E9E4F0" w:color="auto" w:val="clear"/>
-            <w:tcMar>
-              <w:top w:type="dxa" w:w="26"/>
-              <w:left w:type="dxa" w:w="90"/>
-              <w:bottom w:type="dxa" w:w="26"/>
-              <w:right w:type="dxa" w:w="90"/>
-            </w:tcMar>
-            <w:vAlign w:val="center"/>
-          </w:tcPr>
-          <w:p>
-            <w:pPr>
-              <w:spacing w:after="18" w:before="18" w:line="215"/>
-              <w:jc w:val="center"/>
-            </w:pPr>
-            <w:r>
-              <w:rPr>
-                <w:b w:val="false"/>
-                <w:bCs w:val="false"/>
-                <w:color w:val="1A1622"/>
+            <w:shd w:fill="FADDEA" w:color="auto" w:val="clear"/>
+            <w:tcMar>
+              <w:top w:type="dxa" w:w="26"/>
+              <w:left w:type="dxa" w:w="90"/>
+              <w:bottom w:type="dxa" w:w="26"/>
+              <w:right w:type="dxa" w:w="90"/>
+            </w:tcMar>
+            <w:vAlign w:val="center"/>
+          </w:tcPr>
+          <w:p>
+            <w:pPr>
+              <w:spacing w:after="18" w:before="18" w:line="215"/>
+              <w:jc w:val="center"/>
+            </w:pPr>
+            <w:r>
+              <w:rPr>
+                <w:b w:val="false"/>
+                <w:bCs w:val="false"/>
+                <w:color w:val="251727"/>
                 <w:sz w:val="17"/>
                 <w:szCs w:val="17"/>
               </w:rPr>
@@ -5272,7 +5272,7 @@
               <w:rPr>
                 <w:b/>
                 <w:bCs/>
-                <w:color w:val="1A1622"/>
+                <w:color w:val="251727"/>
                 <w:sz w:val="17"/>
                 <w:szCs w:val="17"/>
               </w:rPr>
@@ -5300,7 +5300,7 @@
               <w:rPr>
                 <w:b w:val="false"/>
                 <w:bCs w:val="false"/>
-                <w:color w:val="1A1622"/>
+                <w:color w:val="251727"/>
                 <w:sz w:val="17"/>
                 <w:szCs w:val="17"/>
               </w:rPr>
@@ -5328,7 +5328,7 @@
               <w:rPr>
                 <w:b w:val="false"/>
                 <w:bCs w:val="false"/>
-                <w:color w:val="1A1622"/>
+                <w:color w:val="251727"/>
                 <w:sz w:val="17"/>
                 <w:szCs w:val="17"/>
               </w:rPr>
@@ -5356,7 +5356,7 @@
               <w:rPr>
                 <w:b w:val="false"/>
                 <w:bCs w:val="false"/>
-                <w:color w:val="1A1622"/>
+                <w:color w:val="251727"/>
                 <w:sz w:val="17"/>
                 <w:szCs w:val="17"/>
               </w:rPr>
@@ -5384,7 +5384,7 @@
               <w:rPr>
                 <w:b w:val="false"/>
                 <w:bCs w:val="false"/>
-                <w:color w:val="1A1622"/>
+                <w:color w:val="251727"/>
                 <w:sz w:val="17"/>
                 <w:szCs w:val="17"/>
               </w:rPr>
@@ -5400,7 +5400,7 @@
         <w:tc>
           <w:tcPr>
             <w:tcW w:type="dxa" w:w="2112"/>
-            <w:shd w:fill="E9E4F0" w:color="auto" w:val="clear"/>
+            <w:shd w:fill="FADDEA" w:color="auto" w:val="clear"/>
             <w:tcMar>
               <w:top w:type="dxa" w:w="26"/>
               <w:left w:type="dxa" w:w="90"/>
@@ -5418,7 +5418,7 @@
               <w:rPr>
                 <w:b/>
                 <w:bCs/>
-                <w:color w:val="1A1622"/>
+                <w:color w:val="251727"/>
                 <w:sz w:val="17"/>
                 <w:szCs w:val="17"/>
               </w:rPr>
@@ -5429,25 +5429,25 @@
         <w:tc>
           <w:tcPr>
             <w:tcW w:type="dxa" w:w="1920"/>
-            <w:shd w:fill="E9E4F0" w:color="auto" w:val="clear"/>
-            <w:tcMar>
-              <w:top w:type="dxa" w:w="26"/>
-              <w:left w:type="dxa" w:w="90"/>
-              <w:bottom w:type="dxa" w:w="26"/>
-              <w:right w:type="dxa" w:w="90"/>
-            </w:tcMar>
-            <w:vAlign w:val="center"/>
-          </w:tcPr>
-          <w:p>
-            <w:pPr>
-              <w:spacing w:after="18" w:before="18" w:line="215"/>
-              <w:jc w:val="center"/>
-            </w:pPr>
-            <w:r>
-              <w:rPr>
-                <w:b w:val="false"/>
-                <w:bCs w:val="false"/>
-                <w:color w:val="1A1622"/>
+            <w:shd w:fill="FADDEA" w:color="auto" w:val="clear"/>
+            <w:tcMar>
+              <w:top w:type="dxa" w:w="26"/>
+              <w:left w:type="dxa" w:w="90"/>
+              <w:bottom w:type="dxa" w:w="26"/>
+              <w:right w:type="dxa" w:w="90"/>
+            </w:tcMar>
+            <w:vAlign w:val="center"/>
+          </w:tcPr>
+          <w:p>
+            <w:pPr>
+              <w:spacing w:after="18" w:before="18" w:line="215"/>
+              <w:jc w:val="center"/>
+            </w:pPr>
+            <w:r>
+              <w:rPr>
+                <w:b w:val="false"/>
+                <w:bCs w:val="false"/>
+                <w:color w:val="251727"/>
                 <w:sz w:val="17"/>
                 <w:szCs w:val="17"/>
               </w:rPr>
@@ -5458,25 +5458,25 @@
         <w:tc>
           <w:tcPr>
             <w:tcW w:type="dxa" w:w="1824"/>
-            <w:shd w:fill="E9E4F0" w:color="auto" w:val="clear"/>
-            <w:tcMar>
-              <w:top w:type="dxa" w:w="26"/>
-              <w:left w:type="dxa" w:w="90"/>
-              <w:bottom w:type="dxa" w:w="26"/>
-              <w:right w:type="dxa" w:w="90"/>
-            </w:tcMar>
-            <w:vAlign w:val="center"/>
-          </w:tcPr>
-          <w:p>
-            <w:pPr>
-              <w:spacing w:after="18" w:before="18" w:line="215"/>
-              <w:jc w:val="center"/>
-            </w:pPr>
-            <w:r>
-              <w:rPr>
-                <w:b w:val="false"/>
-                <w:bCs w:val="false"/>
-                <w:color w:val="1A1622"/>
+            <w:shd w:fill="FADDEA" w:color="auto" w:val="clear"/>
+            <w:tcMar>
+              <w:top w:type="dxa" w:w="26"/>
+              <w:left w:type="dxa" w:w="90"/>
+              <w:bottom w:type="dxa" w:w="26"/>
+              <w:right w:type="dxa" w:w="90"/>
+            </w:tcMar>
+            <w:vAlign w:val="center"/>
+          </w:tcPr>
+          <w:p>
+            <w:pPr>
+              <w:spacing w:after="18" w:before="18" w:line="215"/>
+              <w:jc w:val="center"/>
+            </w:pPr>
+            <w:r>
+              <w:rPr>
+                <w:b w:val="false"/>
+                <w:bCs w:val="false"/>
+                <w:color w:val="251727"/>
                 <w:sz w:val="17"/>
                 <w:szCs w:val="17"/>
               </w:rPr>
@@ -5487,25 +5487,25 @@
         <w:tc>
           <w:tcPr>
             <w:tcW w:type="dxa" w:w="1920"/>
-            <w:shd w:fill="E9E4F0" w:color="auto" w:val="clear"/>
-            <w:tcMar>
-              <w:top w:type="dxa" w:w="26"/>
-              <w:left w:type="dxa" w:w="90"/>
-              <w:bottom w:type="dxa" w:w="26"/>
-              <w:right w:type="dxa" w:w="90"/>
-            </w:tcMar>
-            <w:vAlign w:val="center"/>
-          </w:tcPr>
-          <w:p>
-            <w:pPr>
-              <w:spacing w:after="18" w:before="18" w:line="215"/>
-              <w:jc w:val="center"/>
-            </w:pPr>
-            <w:r>
-              <w:rPr>
-                <w:b w:val="false"/>
-                <w:bCs w:val="false"/>
-                <w:color w:val="1A1622"/>
+            <w:shd w:fill="FADDEA" w:color="auto" w:val="clear"/>
+            <w:tcMar>
+              <w:top w:type="dxa" w:w="26"/>
+              <w:left w:type="dxa" w:w="90"/>
+              <w:bottom w:type="dxa" w:w="26"/>
+              <w:right w:type="dxa" w:w="90"/>
+            </w:tcMar>
+            <w:vAlign w:val="center"/>
+          </w:tcPr>
+          <w:p>
+            <w:pPr>
+              <w:spacing w:after="18" w:before="18" w:line="215"/>
+              <w:jc w:val="center"/>
+            </w:pPr>
+            <w:r>
+              <w:rPr>
+                <w:b w:val="false"/>
+                <w:bCs w:val="false"/>
+                <w:color w:val="251727"/>
                 <w:sz w:val="17"/>
                 <w:szCs w:val="17"/>
               </w:rPr>
@@ -5516,25 +5516,25 @@
         <w:tc>
           <w:tcPr>
             <w:tcW w:type="dxa" w:w="1824"/>
-            <w:shd w:fill="E9E4F0" w:color="auto" w:val="clear"/>
-            <w:tcMar>
-              <w:top w:type="dxa" w:w="26"/>
-              <w:left w:type="dxa" w:w="90"/>
-              <w:bottom w:type="dxa" w:w="26"/>
-              <w:right w:type="dxa" w:w="90"/>
-            </w:tcMar>
-            <w:vAlign w:val="center"/>
-          </w:tcPr>
-          <w:p>
-            <w:pPr>
-              <w:spacing w:after="18" w:before="18" w:line="215"/>
-              <w:jc w:val="center"/>
-            </w:pPr>
-            <w:r>
-              <w:rPr>
-                <w:b w:val="false"/>
-                <w:bCs w:val="false"/>
-                <w:color w:val="1A1622"/>
+            <w:shd w:fill="FADDEA" w:color="auto" w:val="clear"/>
+            <w:tcMar>
+              <w:top w:type="dxa" w:w="26"/>
+              <w:left w:type="dxa" w:w="90"/>
+              <w:bottom w:type="dxa" w:w="26"/>
+              <w:right w:type="dxa" w:w="90"/>
+            </w:tcMar>
+            <w:vAlign w:val="center"/>
+          </w:tcPr>
+          <w:p>
+            <w:pPr>
+              <w:spacing w:after="18" w:before="18" w:line="215"/>
+              <w:jc w:val="center"/>
+            </w:pPr>
+            <w:r>
+              <w:rPr>
+                <w:b w:val="false"/>
+                <w:bCs w:val="false"/>
+                <w:color w:val="251727"/>
                 <w:sz w:val="17"/>
                 <w:szCs w:val="17"/>
               </w:rPr>
@@ -5567,7 +5567,7 @@
               <w:rPr>
                 <w:b/>
                 <w:bCs/>
-                <w:color w:val="1A1622"/>
+                <w:color w:val="251727"/>
                 <w:sz w:val="17"/>
                 <w:szCs w:val="17"/>
               </w:rPr>
@@ -5595,7 +5595,7 @@
               <w:rPr>
                 <w:b w:val="false"/>
                 <w:bCs w:val="false"/>
-                <w:color w:val="1A1622"/>
+                <w:color w:val="251727"/>
                 <w:sz w:val="17"/>
                 <w:szCs w:val="17"/>
               </w:rPr>
@@ -5623,7 +5623,7 @@
               <w:rPr>
                 <w:b w:val="false"/>
                 <w:bCs w:val="false"/>
-                <w:color w:val="1A1622"/>
+                <w:color w:val="251727"/>
                 <w:sz w:val="17"/>
                 <w:szCs w:val="17"/>
               </w:rPr>
@@ -5651,7 +5651,7 @@
               <w:rPr>
                 <w:b w:val="false"/>
                 <w:bCs w:val="false"/>
-                <w:color w:val="1A1622"/>
+                <w:color w:val="251727"/>
                 <w:sz w:val="17"/>
                 <w:szCs w:val="17"/>
               </w:rPr>
@@ -5679,7 +5679,7 @@
               <w:rPr>
                 <w:b w:val="false"/>
                 <w:bCs w:val="false"/>
-                <w:color w:val="1A1622"/>
+                <w:color w:val="251727"/>
                 <w:sz w:val="17"/>
                 <w:szCs w:val="17"/>
               </w:rPr>
@@ -5695,7 +5695,7 @@
         <w:tc>
           <w:tcPr>
             <w:tcW w:type="dxa" w:w="2112"/>
-            <w:shd w:fill="E9E4F0" w:color="auto" w:val="clear"/>
+            <w:shd w:fill="FADDEA" w:color="auto" w:val="clear"/>
             <w:tcMar>
               <w:top w:type="dxa" w:w="26"/>
               <w:left w:type="dxa" w:w="90"/>
@@ -5713,7 +5713,7 @@
               <w:rPr>
                 <w:b/>
                 <w:bCs/>
-                <w:color w:val="1A1622"/>
+                <w:color w:val="251727"/>
                 <w:sz w:val="17"/>
                 <w:szCs w:val="17"/>
               </w:rPr>
@@ -5724,25 +5724,25 @@
         <w:tc>
           <w:tcPr>
             <w:tcW w:type="dxa" w:w="1920"/>
-            <w:shd w:fill="E9E4F0" w:color="auto" w:val="clear"/>
-            <w:tcMar>
-              <w:top w:type="dxa" w:w="26"/>
-              <w:left w:type="dxa" w:w="90"/>
-              <w:bottom w:type="dxa" w:w="26"/>
-              <w:right w:type="dxa" w:w="90"/>
-            </w:tcMar>
-            <w:vAlign w:val="center"/>
-          </w:tcPr>
-          <w:p>
-            <w:pPr>
-              <w:spacing w:after="18" w:before="18" w:line="215"/>
-              <w:jc w:val="center"/>
-            </w:pPr>
-            <w:r>
-              <w:rPr>
-                <w:b w:val="false"/>
-                <w:bCs w:val="false"/>
-                <w:color w:val="1A1622"/>
+            <w:shd w:fill="FADDEA" w:color="auto" w:val="clear"/>
+            <w:tcMar>
+              <w:top w:type="dxa" w:w="26"/>
+              <w:left w:type="dxa" w:w="90"/>
+              <w:bottom w:type="dxa" w:w="26"/>
+              <w:right w:type="dxa" w:w="90"/>
+            </w:tcMar>
+            <w:vAlign w:val="center"/>
+          </w:tcPr>
+          <w:p>
+            <w:pPr>
+              <w:spacing w:after="18" w:before="18" w:line="215"/>
+              <w:jc w:val="center"/>
+            </w:pPr>
+            <w:r>
+              <w:rPr>
+                <w:b w:val="false"/>
+                <w:bCs w:val="false"/>
+                <w:color w:val="251727"/>
                 <w:sz w:val="17"/>
                 <w:szCs w:val="17"/>
               </w:rPr>
@@ -5753,25 +5753,25 @@
         <w:tc>
           <w:tcPr>
             <w:tcW w:type="dxa" w:w="1824"/>
-            <w:shd w:fill="E9E4F0" w:color="auto" w:val="clear"/>
-            <w:tcMar>
-              <w:top w:type="dxa" w:w="26"/>
-              <w:left w:type="dxa" w:w="90"/>
-              <w:bottom w:type="dxa" w:w="26"/>
-              <w:right w:type="dxa" w:w="90"/>
-            </w:tcMar>
-            <w:vAlign w:val="center"/>
-          </w:tcPr>
-          <w:p>
-            <w:pPr>
-              <w:spacing w:after="18" w:before="18" w:line="215"/>
-              <w:jc w:val="center"/>
-            </w:pPr>
-            <w:r>
-              <w:rPr>
-                <w:b w:val="false"/>
-                <w:bCs w:val="false"/>
-                <w:color w:val="1A1622"/>
+            <w:shd w:fill="FADDEA" w:color="auto" w:val="clear"/>
+            <w:tcMar>
+              <w:top w:type="dxa" w:w="26"/>
+              <w:left w:type="dxa" w:w="90"/>
+              <w:bottom w:type="dxa" w:w="26"/>
+              <w:right w:type="dxa" w:w="90"/>
+            </w:tcMar>
+            <w:vAlign w:val="center"/>
+          </w:tcPr>
+          <w:p>
+            <w:pPr>
+              <w:spacing w:after="18" w:before="18" w:line="215"/>
+              <w:jc w:val="center"/>
+            </w:pPr>
+            <w:r>
+              <w:rPr>
+                <w:b w:val="false"/>
+                <w:bCs w:val="false"/>
+                <w:color w:val="251727"/>
                 <w:sz w:val="17"/>
                 <w:szCs w:val="17"/>
               </w:rPr>
@@ -5782,25 +5782,25 @@
         <w:tc>
           <w:tcPr>
             <w:tcW w:type="dxa" w:w="1920"/>
-            <w:shd w:fill="E9E4F0" w:color="auto" w:val="clear"/>
-            <w:tcMar>
-              <w:top w:type="dxa" w:w="26"/>
-              <w:left w:type="dxa" w:w="90"/>
-              <w:bottom w:type="dxa" w:w="26"/>
-              <w:right w:type="dxa" w:w="90"/>
-            </w:tcMar>
-            <w:vAlign w:val="center"/>
-          </w:tcPr>
-          <w:p>
-            <w:pPr>
-              <w:spacing w:after="18" w:before="18" w:line="215"/>
-              <w:jc w:val="center"/>
-            </w:pPr>
-            <w:r>
-              <w:rPr>
-                <w:b w:val="false"/>
-                <w:bCs w:val="false"/>
-                <w:color w:val="1A1622"/>
+            <w:shd w:fill="FADDEA" w:color="auto" w:val="clear"/>
+            <w:tcMar>
+              <w:top w:type="dxa" w:w="26"/>
+              <w:left w:type="dxa" w:w="90"/>
+              <w:bottom w:type="dxa" w:w="26"/>
+              <w:right w:type="dxa" w:w="90"/>
+            </w:tcMar>
+            <w:vAlign w:val="center"/>
+          </w:tcPr>
+          <w:p>
+            <w:pPr>
+              <w:spacing w:after="18" w:before="18" w:line="215"/>
+              <w:jc w:val="center"/>
+            </w:pPr>
+            <w:r>
+              <w:rPr>
+                <w:b w:val="false"/>
+                <w:bCs w:val="false"/>
+                <w:color w:val="251727"/>
                 <w:sz w:val="17"/>
                 <w:szCs w:val="17"/>
               </w:rPr>
@@ -5811,25 +5811,25 @@
         <w:tc>
           <w:tcPr>
             <w:tcW w:type="dxa" w:w="1824"/>
-            <w:shd w:fill="E9E4F0" w:color="auto" w:val="clear"/>
-            <w:tcMar>
-              <w:top w:type="dxa" w:w="26"/>
-              <w:left w:type="dxa" w:w="90"/>
-              <w:bottom w:type="dxa" w:w="26"/>
-              <w:right w:type="dxa" w:w="90"/>
-            </w:tcMar>
-            <w:vAlign w:val="center"/>
-          </w:tcPr>
-          <w:p>
-            <w:pPr>
-              <w:spacing w:after="18" w:before="18" w:line="215"/>
-              <w:jc w:val="center"/>
-            </w:pPr>
-            <w:r>
-              <w:rPr>
-                <w:b w:val="false"/>
-                <w:bCs w:val="false"/>
-                <w:color w:val="1A1622"/>
+            <w:shd w:fill="FADDEA" w:color="auto" w:val="clear"/>
+            <w:tcMar>
+              <w:top w:type="dxa" w:w="26"/>
+              <w:left w:type="dxa" w:w="90"/>
+              <w:bottom w:type="dxa" w:w="26"/>
+              <w:right w:type="dxa" w:w="90"/>
+            </w:tcMar>
+            <w:vAlign w:val="center"/>
+          </w:tcPr>
+          <w:p>
+            <w:pPr>
+              <w:spacing w:after="18" w:before="18" w:line="215"/>
+              <w:jc w:val="center"/>
+            </w:pPr>
+            <w:r>
+              <w:rPr>
+                <w:b w:val="false"/>
+                <w:bCs w:val="false"/>
+                <w:color w:val="251727"/>
                 <w:sz w:val="17"/>
                 <w:szCs w:val="17"/>
               </w:rPr>
@@ -5862,7 +5862,7 @@
               <w:rPr>
                 <w:b/>
                 <w:bCs/>
-                <w:color w:val="1A1622"/>
+                <w:color w:val="251727"/>
                 <w:sz w:val="17"/>
                 <w:szCs w:val="17"/>
               </w:rPr>
@@ -5890,7 +5890,7 @@
               <w:rPr>
                 <w:b w:val="false"/>
                 <w:bCs w:val="false"/>
-                <w:color w:val="1A1622"/>
+                <w:color w:val="251727"/>
                 <w:sz w:val="17"/>
                 <w:szCs w:val="17"/>
               </w:rPr>
@@ -5918,7 +5918,7 @@
               <w:rPr>
                 <w:b w:val="false"/>
                 <w:bCs w:val="false"/>
-                <w:color w:val="1A1622"/>
+                <w:color w:val="251727"/>
                 <w:sz w:val="17"/>
                 <w:szCs w:val="17"/>
               </w:rPr>
@@ -5946,7 +5946,7 @@
               <w:rPr>
                 <w:b w:val="false"/>
                 <w:bCs w:val="false"/>
-                <w:color w:val="1A1622"/>
+                <w:color w:val="251727"/>
                 <w:sz w:val="17"/>
                 <w:szCs w:val="17"/>
               </w:rPr>
@@ -5974,7 +5974,7 @@
               <w:rPr>
                 <w:b w:val="false"/>
                 <w:bCs w:val="false"/>
-                <w:color w:val="1A1622"/>
+                <w:color w:val="251727"/>
                 <w:sz w:val="17"/>
                 <w:szCs w:val="17"/>
               </w:rPr>
@@ -5992,7 +5992,7 @@
         <w:rPr>
           <w:i/>
           <w:iCs/>
-          <w:color w:val="6E6878"/>
+          <w:color w:val="847B86"/>
           <w:sz w:val="14"/>
           <w:szCs w:val="14"/>
         </w:rPr>
@@ -6004,7 +6004,7 @@
           <w:bCs/>
           <w:i/>
           <w:iCs/>
-          <w:color w:val="6E6878"/>
+          <w:color w:val="847B86"/>
           <w:sz w:val="14"/>
           <w:szCs w:val="14"/>
         </w:rPr>
@@ -6014,7 +6014,7 @@
         <w:rPr>
           <w:i/>
           <w:iCs/>
-          <w:color w:val="6E6878"/>
+          <w:color w:val="847B86"/>
           <w:sz w:val="14"/>
           <w:szCs w:val="14"/>
         </w:rPr>
@@ -6026,7 +6026,7 @@
           <w:bCs/>
           <w:i/>
           <w:iCs/>
-          <w:color w:val="6E6878"/>
+          <w:color w:val="847B86"/>
           <w:sz w:val="14"/>
           <w:szCs w:val="14"/>
         </w:rPr>
@@ -6036,7 +6036,7 @@
         <w:rPr>
           <w:i/>
           <w:iCs/>
-          <w:color w:val="6E6878"/>
+          <w:color w:val="847B86"/>
           <w:sz w:val="14"/>
           <w:szCs w:val="14"/>
         </w:rPr>
@@ -6070,7 +6070,7 @@
         <w:tc>
           <w:tcPr>
             <w:tcW w:type="dxa" w:w="9600"/>
-            <w:shd w:fill="211C35" w:color="auto" w:val="clear"/>
+            <w:shd w:fill="2B1B2E" w:color="auto" w:val="clear"/>
             <w:tcMar>
               <w:top w:type="dxa" w:w="50"/>
               <w:left w:type="dxa" w:w="150"/>
@@ -6108,7 +6108,7 @@
       <w:r>
         <w:rPr>
           <w:rFonts w:ascii="Consolas" w:cs="Consolas" w:eastAsia="Consolas" w:hAnsi="Consolas"/>
-          <w:color w:val="211C35"/>
+          <w:color w:val="2B1B2E"/>
           <w:sz w:val="17"/>
           <w:szCs w:val="17"/>
         </w:rPr>
@@ -6130,7 +6130,7 @@
       <w:r>
         <w:rPr>
           <w:rFonts w:ascii="Consolas" w:cs="Consolas" w:eastAsia="Consolas" w:hAnsi="Consolas"/>
-          <w:color w:val="211C35"/>
+          <w:color w:val="2B1B2E"/>
           <w:sz w:val="17"/>
           <w:szCs w:val="17"/>
         </w:rPr>
@@ -6152,7 +6152,7 @@
       <w:r>
         <w:rPr>
           <w:rFonts w:ascii="Consolas" w:cs="Consolas" w:eastAsia="Consolas" w:hAnsi="Consolas"/>
-          <w:color w:val="211C35"/>
+          <w:color w:val="2B1B2E"/>
           <w:sz w:val="17"/>
           <w:szCs w:val="17"/>
         </w:rPr>
@@ -6164,7 +6164,7 @@
       <w:r>
         <w:rPr>
           <w:rFonts w:ascii="Consolas" w:cs="Consolas" w:eastAsia="Consolas" w:hAnsi="Consolas"/>
-          <w:color w:val="211C35"/>
+          <w:color w:val="2B1B2E"/>
           <w:sz w:val="17"/>
           <w:szCs w:val="17"/>
         </w:rPr>
@@ -6178,12 +6178,12 @@
       <w:tblPr>
         <w:tblW w:type="dxa" w:w="9600"/>
         <w:tblBorders>
-          <w:top w:val="single" w:color="CFC7DC" w:sz="4"/>
-          <w:left w:val="single" w:color="CFC7DC" w:sz="4"/>
-          <w:bottom w:val="single" w:color="CFC7DC" w:sz="4"/>
-          <w:right w:val="single" w:color="CFC7DC" w:sz="4"/>
-          <w:insideH w:val="single" w:color="CFC7DC" w:sz="2"/>
-          <w:insideV w:val="single" w:color="CFC7DC" w:sz="2"/>
+          <w:top w:val="single" w:color="F8C7DC" w:sz="4"/>
+          <w:left w:val="single" w:color="F8C7DC" w:sz="4"/>
+          <w:bottom w:val="single" w:color="F8C7DC" w:sz="4"/>
+          <w:right w:val="single" w:color="F8C7DC" w:sz="4"/>
+          <w:insideH w:val="single" w:color="F8C7DC" w:sz="2"/>
+          <w:insideV w:val="single" w:color="F8C7DC" w:sz="2"/>
         </w:tblBorders>
       </w:tblPr>
       <w:tblGrid>
@@ -6200,7 +6200,7 @@
         <w:tc>
           <w:tcPr>
             <w:tcW w:type="dxa" w:w="2112"/>
-            <w:shd w:fill="211C35" w:color="auto" w:val="clear"/>
+            <w:shd w:fill="2B1B2E" w:color="auto" w:val="clear"/>
             <w:tcMar>
               <w:top w:type="dxa" w:w="26"/>
               <w:left w:type="dxa" w:w="90"/>
@@ -6229,7 +6229,7 @@
         <w:tc>
           <w:tcPr>
             <w:tcW w:type="dxa" w:w="1920"/>
-            <w:shd w:fill="211C35" w:color="auto" w:val="clear"/>
+            <w:shd w:fill="2B1B2E" w:color="auto" w:val="clear"/>
             <w:tcMar>
               <w:top w:type="dxa" w:w="26"/>
               <w:left w:type="dxa" w:w="90"/>
@@ -6258,7 +6258,7 @@
         <w:tc>
           <w:tcPr>
             <w:tcW w:type="dxa" w:w="2112"/>
-            <w:shd w:fill="211C35" w:color="auto" w:val="clear"/>
+            <w:shd w:fill="2B1B2E" w:color="auto" w:val="clear"/>
             <w:tcMar>
               <w:top w:type="dxa" w:w="26"/>
               <w:left w:type="dxa" w:w="90"/>
@@ -6287,7 +6287,7 @@
         <w:tc>
           <w:tcPr>
             <w:tcW w:type="dxa" w:w="3456"/>
-            <w:shd w:fill="211C35" w:color="auto" w:val="clear"/>
+            <w:shd w:fill="2B1B2E" w:color="auto" w:val="clear"/>
             <w:tcMar>
               <w:top w:type="dxa" w:w="26"/>
               <w:left w:type="dxa" w:w="90"/>
@@ -6338,7 +6338,7 @@
               <w:rPr>
                 <w:b/>
                 <w:bCs/>
-                <w:color w:val="1A1622"/>
+                <w:color w:val="251727"/>
                 <w:sz w:val="17"/>
                 <w:szCs w:val="17"/>
               </w:rPr>
@@ -6366,7 +6366,7 @@
               <w:rPr>
                 <w:b w:val="false"/>
                 <w:bCs w:val="false"/>
-                <w:color w:val="1A1622"/>
+                <w:color w:val="251727"/>
                 <w:sz w:val="17"/>
                 <w:szCs w:val="17"/>
               </w:rPr>
@@ -6394,7 +6394,7 @@
               <w:rPr>
                 <w:b w:val="false"/>
                 <w:bCs w:val="false"/>
-                <w:color w:val="1A1622"/>
+                <w:color w:val="251727"/>
                 <w:sz w:val="17"/>
                 <w:szCs w:val="17"/>
               </w:rPr>
@@ -6422,7 +6422,7 @@
               <w:rPr>
                 <w:b w:val="false"/>
                 <w:bCs w:val="false"/>
-                <w:color w:val="1A1622"/>
+                <w:color w:val="251727"/>
                 <w:sz w:val="17"/>
                 <w:szCs w:val="17"/>
               </w:rPr>
@@ -6438,7 +6438,7 @@
         <w:tc>
           <w:tcPr>
             <w:tcW w:type="dxa" w:w="2112"/>
-            <w:shd w:fill="E9E4F0" w:color="auto" w:val="clear"/>
+            <w:shd w:fill="FADDEA" w:color="auto" w:val="clear"/>
             <w:tcMar>
               <w:top w:type="dxa" w:w="26"/>
               <w:left w:type="dxa" w:w="90"/>
@@ -6456,7 +6456,7 @@
               <w:rPr>
                 <w:b/>
                 <w:bCs/>
-                <w:color w:val="1A1622"/>
+                <w:color w:val="251727"/>
                 <w:sz w:val="17"/>
                 <w:szCs w:val="17"/>
               </w:rPr>
@@ -6467,25 +6467,25 @@
         <w:tc>
           <w:tcPr>
             <w:tcW w:type="dxa" w:w="1920"/>
-            <w:shd w:fill="E9E4F0" w:color="auto" w:val="clear"/>
-            <w:tcMar>
-              <w:top w:type="dxa" w:w="26"/>
-              <w:left w:type="dxa" w:w="90"/>
-              <w:bottom w:type="dxa" w:w="26"/>
-              <w:right w:type="dxa" w:w="90"/>
-            </w:tcMar>
-            <w:vAlign w:val="center"/>
-          </w:tcPr>
-          <w:p>
-            <w:pPr>
-              <w:spacing w:after="18" w:before="18" w:line="215"/>
-              <w:jc w:val="center"/>
-            </w:pPr>
-            <w:r>
-              <w:rPr>
-                <w:b w:val="false"/>
-                <w:bCs w:val="false"/>
-                <w:color w:val="1A1622"/>
+            <w:shd w:fill="FADDEA" w:color="auto" w:val="clear"/>
+            <w:tcMar>
+              <w:top w:type="dxa" w:w="26"/>
+              <w:left w:type="dxa" w:w="90"/>
+              <w:bottom w:type="dxa" w:w="26"/>
+              <w:right w:type="dxa" w:w="90"/>
+            </w:tcMar>
+            <w:vAlign w:val="center"/>
+          </w:tcPr>
+          <w:p>
+            <w:pPr>
+              <w:spacing w:after="18" w:before="18" w:line="215"/>
+              <w:jc w:val="center"/>
+            </w:pPr>
+            <w:r>
+              <w:rPr>
+                <w:b w:val="false"/>
+                <w:bCs w:val="false"/>
+                <w:color w:val="251727"/>
                 <w:sz w:val="17"/>
                 <w:szCs w:val="17"/>
               </w:rPr>
@@ -6496,25 +6496,25 @@
         <w:tc>
           <w:tcPr>
             <w:tcW w:type="dxa" w:w="2112"/>
-            <w:shd w:fill="E9E4F0" w:color="auto" w:val="clear"/>
-            <w:tcMar>
-              <w:top w:type="dxa" w:w="26"/>
-              <w:left w:type="dxa" w:w="90"/>
-              <w:bottom w:type="dxa" w:w="26"/>
-              <w:right w:type="dxa" w:w="90"/>
-            </w:tcMar>
-            <w:vAlign w:val="center"/>
-          </w:tcPr>
-          <w:p>
-            <w:pPr>
-              <w:spacing w:after="18" w:before="18" w:line="215"/>
-              <w:jc w:val="center"/>
-            </w:pPr>
-            <w:r>
-              <w:rPr>
-                <w:b w:val="false"/>
-                <w:bCs w:val="false"/>
-                <w:color w:val="1A1622"/>
+            <w:shd w:fill="FADDEA" w:color="auto" w:val="clear"/>
+            <w:tcMar>
+              <w:top w:type="dxa" w:w="26"/>
+              <w:left w:type="dxa" w:w="90"/>
+              <w:bottom w:type="dxa" w:w="26"/>
+              <w:right w:type="dxa" w:w="90"/>
+            </w:tcMar>
+            <w:vAlign w:val="center"/>
+          </w:tcPr>
+          <w:p>
+            <w:pPr>
+              <w:spacing w:after="18" w:before="18" w:line="215"/>
+              <w:jc w:val="center"/>
+            </w:pPr>
+            <w:r>
+              <w:rPr>
+                <w:b w:val="false"/>
+                <w:bCs w:val="false"/>
+                <w:color w:val="251727"/>
                 <w:sz w:val="17"/>
                 <w:szCs w:val="17"/>
               </w:rPr>
@@ -6525,7 +6525,7 @@
         <w:tc>
           <w:tcPr>
             <w:tcW w:type="dxa" w:w="3456"/>
-            <w:shd w:fill="E9E4F0" w:color="auto" w:val="clear"/>
+            <w:shd w:fill="FADDEA" w:color="auto" w:val="clear"/>
             <w:tcMar>
               <w:top w:type="dxa" w:w="26"/>
               <w:left w:type="dxa" w:w="90"/>
@@ -6543,7 +6543,7 @@
               <w:rPr>
                 <w:b w:val="false"/>
                 <w:bCs w:val="false"/>
-                <w:color w:val="1A1622"/>
+                <w:color w:val="251727"/>
                 <w:sz w:val="17"/>
                 <w:szCs w:val="17"/>
               </w:rPr>
@@ -6576,7 +6576,7 @@
               <w:rPr>
                 <w:b/>
                 <w:bCs/>
-                <w:color w:val="1A1622"/>
+                <w:color w:val="251727"/>
                 <w:sz w:val="17"/>
                 <w:szCs w:val="17"/>
               </w:rPr>
@@ -6604,7 +6604,7 @@
               <w:rPr>
                 <w:b w:val="false"/>
                 <w:bCs w:val="false"/>
-                <w:color w:val="1A1622"/>
+                <w:color w:val="251727"/>
                 <w:sz w:val="17"/>
                 <w:szCs w:val="17"/>
               </w:rPr>
@@ -6632,7 +6632,7 @@
               <w:rPr>
                 <w:b w:val="false"/>
                 <w:bCs w:val="false"/>
-                <w:color w:val="1A1622"/>
+                <w:color w:val="251727"/>
                 <w:sz w:val="17"/>
                 <w:szCs w:val="17"/>
               </w:rPr>
@@ -6660,7 +6660,7 @@
               <w:rPr>
                 <w:b w:val="false"/>
                 <w:bCs w:val="false"/>
-                <w:color w:val="1A1622"/>
+                <w:color w:val="251727"/>
                 <w:sz w:val="17"/>
                 <w:szCs w:val="17"/>
               </w:rPr>
@@ -6676,7 +6676,7 @@
         <w:tc>
           <w:tcPr>
             <w:tcW w:type="dxa" w:w="2112"/>
-            <w:shd w:fill="E9E4F0" w:color="auto" w:val="clear"/>
+            <w:shd w:fill="FADDEA" w:color="auto" w:val="clear"/>
             <w:tcMar>
               <w:top w:type="dxa" w:w="26"/>
               <w:left w:type="dxa" w:w="90"/>
@@ -6694,7 +6694,7 @@
               <w:rPr>
                 <w:b/>
                 <w:bCs/>
-                <w:color w:val="1A1622"/>
+                <w:color w:val="251727"/>
                 <w:sz w:val="17"/>
                 <w:szCs w:val="17"/>
               </w:rPr>
@@ -6705,25 +6705,25 @@
         <w:tc>
           <w:tcPr>
             <w:tcW w:type="dxa" w:w="1920"/>
-            <w:shd w:fill="E9E4F0" w:color="auto" w:val="clear"/>
-            <w:tcMar>
-              <w:top w:type="dxa" w:w="26"/>
-              <w:left w:type="dxa" w:w="90"/>
-              <w:bottom w:type="dxa" w:w="26"/>
-              <w:right w:type="dxa" w:w="90"/>
-            </w:tcMar>
-            <w:vAlign w:val="center"/>
-          </w:tcPr>
-          <w:p>
-            <w:pPr>
-              <w:spacing w:after="18" w:before="18" w:line="215"/>
-              <w:jc w:val="center"/>
-            </w:pPr>
-            <w:r>
-              <w:rPr>
-                <w:b w:val="false"/>
-                <w:bCs w:val="false"/>
-                <w:color w:val="1A1622"/>
+            <w:shd w:fill="FADDEA" w:color="auto" w:val="clear"/>
+            <w:tcMar>
+              <w:top w:type="dxa" w:w="26"/>
+              <w:left w:type="dxa" w:w="90"/>
+              <w:bottom w:type="dxa" w:w="26"/>
+              <w:right w:type="dxa" w:w="90"/>
+            </w:tcMar>
+            <w:vAlign w:val="center"/>
+          </w:tcPr>
+          <w:p>
+            <w:pPr>
+              <w:spacing w:after="18" w:before="18" w:line="215"/>
+              <w:jc w:val="center"/>
+            </w:pPr>
+            <w:r>
+              <w:rPr>
+                <w:b w:val="false"/>
+                <w:bCs w:val="false"/>
+                <w:color w:val="251727"/>
                 <w:sz w:val="17"/>
                 <w:szCs w:val="17"/>
               </w:rPr>
@@ -6734,25 +6734,25 @@
         <w:tc>
           <w:tcPr>
             <w:tcW w:type="dxa" w:w="2112"/>
-            <w:shd w:fill="E9E4F0" w:color="auto" w:val="clear"/>
-            <w:tcMar>
-              <w:top w:type="dxa" w:w="26"/>
-              <w:left w:type="dxa" w:w="90"/>
-              <w:bottom w:type="dxa" w:w="26"/>
-              <w:right w:type="dxa" w:w="90"/>
-            </w:tcMar>
-            <w:vAlign w:val="center"/>
-          </w:tcPr>
-          <w:p>
-            <w:pPr>
-              <w:spacing w:after="18" w:before="18" w:line="215"/>
-              <w:jc w:val="center"/>
-            </w:pPr>
-            <w:r>
-              <w:rPr>
-                <w:b w:val="false"/>
-                <w:bCs w:val="false"/>
-                <w:color w:val="1A1622"/>
+            <w:shd w:fill="FADDEA" w:color="auto" w:val="clear"/>
+            <w:tcMar>
+              <w:top w:type="dxa" w:w="26"/>
+              <w:left w:type="dxa" w:w="90"/>
+              <w:bottom w:type="dxa" w:w="26"/>
+              <w:right w:type="dxa" w:w="90"/>
+            </w:tcMar>
+            <w:vAlign w:val="center"/>
+          </w:tcPr>
+          <w:p>
+            <w:pPr>
+              <w:spacing w:after="18" w:before="18" w:line="215"/>
+              <w:jc w:val="center"/>
+            </w:pPr>
+            <w:r>
+              <w:rPr>
+                <w:b w:val="false"/>
+                <w:bCs w:val="false"/>
+                <w:color w:val="251727"/>
                 <w:sz w:val="17"/>
                 <w:szCs w:val="17"/>
               </w:rPr>
@@ -6763,7 +6763,7 @@
         <w:tc>
           <w:tcPr>
             <w:tcW w:type="dxa" w:w="3456"/>
-            <w:shd w:fill="E9E4F0" w:color="auto" w:val="clear"/>
+            <w:shd w:fill="FADDEA" w:color="auto" w:val="clear"/>
             <w:tcMar>
               <w:top w:type="dxa" w:w="26"/>
               <w:left w:type="dxa" w:w="90"/>
@@ -6781,7 +6781,7 @@
               <w:rPr>
                 <w:b w:val="false"/>
                 <w:bCs w:val="false"/>
-                <w:color w:val="1A1622"/>
+                <w:color w:val="251727"/>
                 <w:sz w:val="17"/>
                 <w:szCs w:val="17"/>
               </w:rPr>
@@ -6814,7 +6814,7 @@
               <w:rPr>
                 <w:b/>
                 <w:bCs/>
-                <w:color w:val="1A1622"/>
+                <w:color w:val="251727"/>
                 <w:sz w:val="17"/>
                 <w:szCs w:val="17"/>
               </w:rPr>
@@ -6842,7 +6842,7 @@
               <w:rPr>
                 <w:b w:val="false"/>
                 <w:bCs w:val="false"/>
-                <w:color w:val="1A1622"/>
+                <w:color w:val="251727"/>
                 <w:sz w:val="17"/>
                 <w:szCs w:val="17"/>
               </w:rPr>
@@ -6870,7 +6870,7 @@
               <w:rPr>
                 <w:b w:val="false"/>
                 <w:bCs w:val="false"/>
-                <w:color w:val="1A1622"/>
+                <w:color w:val="251727"/>
                 <w:sz w:val="17"/>
                 <w:szCs w:val="17"/>
               </w:rPr>
@@ -6898,7 +6898,7 @@
               <w:rPr>
                 <w:b w:val="false"/>
                 <w:bCs w:val="false"/>
-                <w:color w:val="1A1622"/>
+                <w:color w:val="251727"/>
                 <w:sz w:val="17"/>
                 <w:szCs w:val="17"/>
               </w:rPr>
@@ -6914,7 +6914,7 @@
         <w:tc>
           <w:tcPr>
             <w:tcW w:type="dxa" w:w="2112"/>
-            <w:shd w:fill="E9E4F0" w:color="auto" w:val="clear"/>
+            <w:shd w:fill="FADDEA" w:color="auto" w:val="clear"/>
             <w:tcMar>
               <w:top w:type="dxa" w:w="26"/>
               <w:left w:type="dxa" w:w="90"/>
@@ -6932,7 +6932,7 @@
               <w:rPr>
                 <w:b/>
                 <w:bCs/>
-                <w:color w:val="1A1622"/>
+                <w:color w:val="251727"/>
                 <w:sz w:val="17"/>
                 <w:szCs w:val="17"/>
               </w:rPr>
@@ -6943,25 +6943,25 @@
         <w:tc>
           <w:tcPr>
             <w:tcW w:type="dxa" w:w="1920"/>
-            <w:shd w:fill="E9E4F0" w:color="auto" w:val="clear"/>
-            <w:tcMar>
-              <w:top w:type="dxa" w:w="26"/>
-              <w:left w:type="dxa" w:w="90"/>
-              <w:bottom w:type="dxa" w:w="26"/>
-              <w:right w:type="dxa" w:w="90"/>
-            </w:tcMar>
-            <w:vAlign w:val="center"/>
-          </w:tcPr>
-          <w:p>
-            <w:pPr>
-              <w:spacing w:after="18" w:before="18" w:line="215"/>
-              <w:jc w:val="center"/>
-            </w:pPr>
-            <w:r>
-              <w:rPr>
-                <w:b w:val="false"/>
-                <w:bCs w:val="false"/>
-                <w:color w:val="1A1622"/>
+            <w:shd w:fill="FADDEA" w:color="auto" w:val="clear"/>
+            <w:tcMar>
+              <w:top w:type="dxa" w:w="26"/>
+              <w:left w:type="dxa" w:w="90"/>
+              <w:bottom w:type="dxa" w:w="26"/>
+              <w:right w:type="dxa" w:w="90"/>
+            </w:tcMar>
+            <w:vAlign w:val="center"/>
+          </w:tcPr>
+          <w:p>
+            <w:pPr>
+              <w:spacing w:after="18" w:before="18" w:line="215"/>
+              <w:jc w:val="center"/>
+            </w:pPr>
+            <w:r>
+              <w:rPr>
+                <w:b w:val="false"/>
+                <w:bCs w:val="false"/>
+                <w:color w:val="251727"/>
                 <w:sz w:val="17"/>
                 <w:szCs w:val="17"/>
               </w:rPr>
@@ -6972,25 +6972,25 @@
         <w:tc>
           <w:tcPr>
             <w:tcW w:type="dxa" w:w="2112"/>
-            <w:shd w:fill="E9E4F0" w:color="auto" w:val="clear"/>
-            <w:tcMar>
-              <w:top w:type="dxa" w:w="26"/>
-              <w:left w:type="dxa" w:w="90"/>
-              <w:bottom w:type="dxa" w:w="26"/>
-              <w:right w:type="dxa" w:w="90"/>
-            </w:tcMar>
-            <w:vAlign w:val="center"/>
-          </w:tcPr>
-          <w:p>
-            <w:pPr>
-              <w:spacing w:after="18" w:before="18" w:line="215"/>
-              <w:jc w:val="center"/>
-            </w:pPr>
-            <w:r>
-              <w:rPr>
-                <w:b w:val="false"/>
-                <w:bCs w:val="false"/>
-                <w:color w:val="1A1622"/>
+            <w:shd w:fill="FADDEA" w:color="auto" w:val="clear"/>
+            <w:tcMar>
+              <w:top w:type="dxa" w:w="26"/>
+              <w:left w:type="dxa" w:w="90"/>
+              <w:bottom w:type="dxa" w:w="26"/>
+              <w:right w:type="dxa" w:w="90"/>
+            </w:tcMar>
+            <w:vAlign w:val="center"/>
+          </w:tcPr>
+          <w:p>
+            <w:pPr>
+              <w:spacing w:after="18" w:before="18" w:line="215"/>
+              <w:jc w:val="center"/>
+            </w:pPr>
+            <w:r>
+              <w:rPr>
+                <w:b w:val="false"/>
+                <w:bCs w:val="false"/>
+                <w:color w:val="251727"/>
                 <w:sz w:val="17"/>
                 <w:szCs w:val="17"/>
               </w:rPr>
@@ -7001,7 +7001,7 @@
         <w:tc>
           <w:tcPr>
             <w:tcW w:type="dxa" w:w="3456"/>
-            <w:shd w:fill="E9E4F0" w:color="auto" w:val="clear"/>
+            <w:shd w:fill="FADDEA" w:color="auto" w:val="clear"/>
             <w:tcMar>
               <w:top w:type="dxa" w:w="26"/>
               <w:left w:type="dxa" w:w="90"/>
@@ -7019,7 +7019,7 @@
               <w:rPr>
                 <w:b w:val="false"/>
                 <w:bCs w:val="false"/>
-                <w:color w:val="1A1622"/>
+                <w:color w:val="251727"/>
                 <w:sz w:val="17"/>
                 <w:szCs w:val="17"/>
               </w:rPr>
@@ -7052,7 +7052,7 @@
               <w:rPr>
                 <w:b/>
                 <w:bCs/>
-                <w:color w:val="1A1622"/>
+                <w:color w:val="251727"/>
                 <w:sz w:val="17"/>
                 <w:szCs w:val="17"/>
               </w:rPr>
@@ -7080,7 +7080,7 @@
               <w:rPr>
                 <w:b w:val="false"/>
                 <w:bCs w:val="false"/>
-                <w:color w:val="1A1622"/>
+                <w:color w:val="251727"/>
                 <w:sz w:val="17"/>
                 <w:szCs w:val="17"/>
               </w:rPr>
@@ -7108,7 +7108,7 @@
               <w:rPr>
                 <w:b w:val="false"/>
                 <w:bCs w:val="false"/>
-                <w:color w:val="1A1622"/>
+                <w:color w:val="251727"/>
                 <w:sz w:val="17"/>
                 <w:szCs w:val="17"/>
               </w:rPr>
@@ -7136,7 +7136,7 @@
               <w:rPr>
                 <w:b w:val="false"/>
                 <w:bCs w:val="false"/>
-                <w:color w:val="1A1622"/>
+                <w:color w:val="251727"/>
                 <w:sz w:val="17"/>
                 <w:szCs w:val="17"/>
               </w:rPr>
@@ -7154,7 +7154,7 @@
         <w:rPr>
           <w:i/>
           <w:iCs/>
-          <w:color w:val="6E6878"/>
+          <w:color w:val="847B86"/>
           <w:sz w:val="14"/>
           <w:szCs w:val="14"/>
         </w:rPr>
@@ -7188,7 +7188,7 @@
         <w:tc>
           <w:tcPr>
             <w:tcW w:type="dxa" w:w="9600"/>
-            <w:shd w:fill="211C35" w:color="auto" w:val="clear"/>
+            <w:shd w:fill="2B1B2E" w:color="auto" w:val="clear"/>
             <w:tcMar>
               <w:top w:type="dxa" w:w="50"/>
               <w:left w:type="dxa" w:w="150"/>
@@ -7238,12 +7238,12 @@
       <w:tblPr>
         <w:tblW w:type="dxa" w:w="9600"/>
         <w:tblBorders>
-          <w:top w:val="single" w:color="CFC7DC" w:sz="4"/>
-          <w:left w:val="single" w:color="CFC7DC" w:sz="4"/>
-          <w:bottom w:val="single" w:color="CFC7DC" w:sz="4"/>
-          <w:right w:val="single" w:color="CFC7DC" w:sz="4"/>
-          <w:insideH w:val="single" w:color="CFC7DC" w:sz="2"/>
-          <w:insideV w:val="single" w:color="CFC7DC" w:sz="2"/>
+          <w:top w:val="single" w:color="F8C7DC" w:sz="4"/>
+          <w:left w:val="single" w:color="F8C7DC" w:sz="4"/>
+          <w:bottom w:val="single" w:color="F8C7DC" w:sz="4"/>
+          <w:right w:val="single" w:color="F8C7DC" w:sz="4"/>
+          <w:insideH w:val="single" w:color="F8C7DC" w:sz="2"/>
+          <w:insideV w:val="single" w:color="F8C7DC" w:sz="2"/>
         </w:tblBorders>
       </w:tblPr>
       <w:tblGrid>
@@ -7260,7 +7260,7 @@
         <w:tc>
           <w:tcPr>
             <w:tcW w:type="dxa" w:w="2304"/>
-            <w:shd w:fill="211C35" w:color="auto" w:val="clear"/>
+            <w:shd w:fill="2B1B2E" w:color="auto" w:val="clear"/>
             <w:tcMar>
               <w:top w:type="dxa" w:w="26"/>
               <w:left w:type="dxa" w:w="90"/>
@@ -7289,7 +7289,7 @@
         <w:tc>
           <w:tcPr>
             <w:tcW w:type="dxa" w:w="2496"/>
-            <w:shd w:fill="211C35" w:color="auto" w:val="clear"/>
+            <w:shd w:fill="2B1B2E" w:color="auto" w:val="clear"/>
             <w:tcMar>
               <w:top w:type="dxa" w:w="26"/>
               <w:left w:type="dxa" w:w="90"/>
@@ -7318,7 +7318,7 @@
         <w:tc>
           <w:tcPr>
             <w:tcW w:type="dxa" w:w="1536"/>
-            <w:shd w:fill="211C35" w:color="auto" w:val="clear"/>
+            <w:shd w:fill="2B1B2E" w:color="auto" w:val="clear"/>
             <w:tcMar>
               <w:top w:type="dxa" w:w="26"/>
               <w:left w:type="dxa" w:w="90"/>
@@ -7347,7 +7347,7 @@
         <w:tc>
           <w:tcPr>
             <w:tcW w:type="dxa" w:w="3264"/>
-            <w:shd w:fill="211C35" w:color="auto" w:val="clear"/>
+            <w:shd w:fill="2B1B2E" w:color="auto" w:val="clear"/>
             <w:tcMar>
               <w:top w:type="dxa" w:w="26"/>
               <w:left w:type="dxa" w:w="90"/>
@@ -7398,7 +7398,7 @@
               <w:rPr>
                 <w:b/>
                 <w:bCs/>
-                <w:color w:val="1A1622"/>
+                <w:color w:val="251727"/>
                 <w:sz w:val="17"/>
                 <w:szCs w:val="17"/>
               </w:rPr>
@@ -7426,7 +7426,7 @@
               <w:rPr>
                 <w:b w:val="false"/>
                 <w:bCs w:val="false"/>
-                <w:color w:val="1A1622"/>
+                <w:color w:val="251727"/>
                 <w:sz w:val="17"/>
                 <w:szCs w:val="17"/>
               </w:rPr>
@@ -7454,7 +7454,7 @@
               <w:rPr>
                 <w:b w:val="false"/>
                 <w:bCs w:val="false"/>
-                <w:color w:val="1A1622"/>
+                <w:color w:val="251727"/>
                 <w:sz w:val="17"/>
                 <w:szCs w:val="17"/>
               </w:rPr>
@@ -7482,7 +7482,7 @@
               <w:rPr>
                 <w:b w:val="false"/>
                 <w:bCs w:val="false"/>
-                <w:color w:val="1A1622"/>
+                <w:color w:val="251727"/>
                 <w:sz w:val="17"/>
                 <w:szCs w:val="17"/>
               </w:rPr>
@@ -7498,7 +7498,7 @@
         <w:tc>
           <w:tcPr>
             <w:tcW w:type="dxa" w:w="2304"/>
-            <w:shd w:fill="E9E4F0" w:color="auto" w:val="clear"/>
+            <w:shd w:fill="FADDEA" w:color="auto" w:val="clear"/>
             <w:tcMar>
               <w:top w:type="dxa" w:w="26"/>
               <w:left w:type="dxa" w:w="90"/>
@@ -7516,7 +7516,7 @@
               <w:rPr>
                 <w:b/>
                 <w:bCs/>
-                <w:color w:val="1A1622"/>
+                <w:color w:val="251727"/>
                 <w:sz w:val="17"/>
                 <w:szCs w:val="17"/>
               </w:rPr>
@@ -7527,25 +7527,25 @@
         <w:tc>
           <w:tcPr>
             <w:tcW w:type="dxa" w:w="2496"/>
-            <w:shd w:fill="E9E4F0" w:color="auto" w:val="clear"/>
-            <w:tcMar>
-              <w:top w:type="dxa" w:w="26"/>
-              <w:left w:type="dxa" w:w="90"/>
-              <w:bottom w:type="dxa" w:w="26"/>
-              <w:right w:type="dxa" w:w="90"/>
-            </w:tcMar>
-            <w:vAlign w:val="center"/>
-          </w:tcPr>
-          <w:p>
-            <w:pPr>
-              <w:spacing w:after="18" w:before="18" w:line="215"/>
-              <w:jc w:val="center"/>
-            </w:pPr>
-            <w:r>
-              <w:rPr>
-                <w:b w:val="false"/>
-                <w:bCs w:val="false"/>
-                <w:color w:val="1A1622"/>
+            <w:shd w:fill="FADDEA" w:color="auto" w:val="clear"/>
+            <w:tcMar>
+              <w:top w:type="dxa" w:w="26"/>
+              <w:left w:type="dxa" w:w="90"/>
+              <w:bottom w:type="dxa" w:w="26"/>
+              <w:right w:type="dxa" w:w="90"/>
+            </w:tcMar>
+            <w:vAlign w:val="center"/>
+          </w:tcPr>
+          <w:p>
+            <w:pPr>
+              <w:spacing w:after="18" w:before="18" w:line="215"/>
+              <w:jc w:val="center"/>
+            </w:pPr>
+            <w:r>
+              <w:rPr>
+                <w:b w:val="false"/>
+                <w:bCs w:val="false"/>
+                <w:color w:val="251727"/>
                 <w:sz w:val="17"/>
                 <w:szCs w:val="17"/>
               </w:rPr>
@@ -7556,25 +7556,25 @@
         <w:tc>
           <w:tcPr>
             <w:tcW w:type="dxa" w:w="1536"/>
-            <w:shd w:fill="E9E4F0" w:color="auto" w:val="clear"/>
-            <w:tcMar>
-              <w:top w:type="dxa" w:w="26"/>
-              <w:left w:type="dxa" w:w="90"/>
-              <w:bottom w:type="dxa" w:w="26"/>
-              <w:right w:type="dxa" w:w="90"/>
-            </w:tcMar>
-            <w:vAlign w:val="center"/>
-          </w:tcPr>
-          <w:p>
-            <w:pPr>
-              <w:spacing w:after="18" w:before="18" w:line="215"/>
-              <w:jc w:val="center"/>
-            </w:pPr>
-            <w:r>
-              <w:rPr>
-                <w:b w:val="false"/>
-                <w:bCs w:val="false"/>
-                <w:color w:val="1A1622"/>
+            <w:shd w:fill="FADDEA" w:color="auto" w:val="clear"/>
+            <w:tcMar>
+              <w:top w:type="dxa" w:w="26"/>
+              <w:left w:type="dxa" w:w="90"/>
+              <w:bottom w:type="dxa" w:w="26"/>
+              <w:right w:type="dxa" w:w="90"/>
+            </w:tcMar>
+            <w:vAlign w:val="center"/>
+          </w:tcPr>
+          <w:p>
+            <w:pPr>
+              <w:spacing w:after="18" w:before="18" w:line="215"/>
+              <w:jc w:val="center"/>
+            </w:pPr>
+            <w:r>
+              <w:rPr>
+                <w:b w:val="false"/>
+                <w:bCs w:val="false"/>
+                <w:color w:val="251727"/>
                 <w:sz w:val="17"/>
                 <w:szCs w:val="17"/>
               </w:rPr>
@@ -7585,7 +7585,7 @@
         <w:tc>
           <w:tcPr>
             <w:tcW w:type="dxa" w:w="3264"/>
-            <w:shd w:fill="E9E4F0" w:color="auto" w:val="clear"/>
+            <w:shd w:fill="FADDEA" w:color="auto" w:val="clear"/>
             <w:tcMar>
               <w:top w:type="dxa" w:w="26"/>
               <w:left w:type="dxa" w:w="90"/>
@@ -7603,7 +7603,7 @@
               <w:rPr>
                 <w:b w:val="false"/>
                 <w:bCs w:val="false"/>
-                <w:color w:val="1A1622"/>
+                <w:color w:val="251727"/>
                 <w:sz w:val="17"/>
                 <w:szCs w:val="17"/>
               </w:rPr>
@@ -7636,7 +7636,7 @@
               <w:rPr>
                 <w:b/>
                 <w:bCs/>
-                <w:color w:val="1A1622"/>
+                <w:color w:val="251727"/>
                 <w:sz w:val="17"/>
                 <w:szCs w:val="17"/>
               </w:rPr>
@@ -7664,7 +7664,7 @@
               <w:rPr>
                 <w:b w:val="false"/>
                 <w:bCs w:val="false"/>
-                <w:color w:val="1A1622"/>
+                <w:color w:val="251727"/>
                 <w:sz w:val="17"/>
                 <w:szCs w:val="17"/>
               </w:rPr>
@@ -7692,7 +7692,7 @@
               <w:rPr>
                 <w:b w:val="false"/>
                 <w:bCs w:val="false"/>
-                <w:color w:val="1A1622"/>
+                <w:color w:val="251727"/>
                 <w:sz w:val="17"/>
                 <w:szCs w:val="17"/>
               </w:rPr>
@@ -7720,7 +7720,7 @@
               <w:rPr>
                 <w:b w:val="false"/>
                 <w:bCs w:val="false"/>
-                <w:color w:val="1A1622"/>
+                <w:color w:val="251727"/>
                 <w:sz w:val="17"/>
                 <w:szCs w:val="17"/>
               </w:rPr>
@@ -7736,7 +7736,7 @@
         <w:tc>
           <w:tcPr>
             <w:tcW w:type="dxa" w:w="2304"/>
-            <w:shd w:fill="E9E4F0" w:color="auto" w:val="clear"/>
+            <w:shd w:fill="FADDEA" w:color="auto" w:val="clear"/>
             <w:tcMar>
               <w:top w:type="dxa" w:w="26"/>
               <w:left w:type="dxa" w:w="90"/>
@@ -7754,7 +7754,7 @@
               <w:rPr>
                 <w:b/>
                 <w:bCs/>
-                <w:color w:val="1A1622"/>
+                <w:color w:val="251727"/>
                 <w:sz w:val="17"/>
                 <w:szCs w:val="17"/>
               </w:rPr>
@@ -7765,25 +7765,25 @@
         <w:tc>
           <w:tcPr>
             <w:tcW w:type="dxa" w:w="2496"/>
-            <w:shd w:fill="E9E4F0" w:color="auto" w:val="clear"/>
-            <w:tcMar>
-              <w:top w:type="dxa" w:w="26"/>
-              <w:left w:type="dxa" w:w="90"/>
-              <w:bottom w:type="dxa" w:w="26"/>
-              <w:right w:type="dxa" w:w="90"/>
-            </w:tcMar>
-            <w:vAlign w:val="center"/>
-          </w:tcPr>
-          <w:p>
-            <w:pPr>
-              <w:spacing w:after="18" w:before="18" w:line="215"/>
-              <w:jc w:val="center"/>
-            </w:pPr>
-            <w:r>
-              <w:rPr>
-                <w:b w:val="false"/>
-                <w:bCs w:val="false"/>
-                <w:color w:val="1A1622"/>
+            <w:shd w:fill="FADDEA" w:color="auto" w:val="clear"/>
+            <w:tcMar>
+              <w:top w:type="dxa" w:w="26"/>
+              <w:left w:type="dxa" w:w="90"/>
+              <w:bottom w:type="dxa" w:w="26"/>
+              <w:right w:type="dxa" w:w="90"/>
+            </w:tcMar>
+            <w:vAlign w:val="center"/>
+          </w:tcPr>
+          <w:p>
+            <w:pPr>
+              <w:spacing w:after="18" w:before="18" w:line="215"/>
+              <w:jc w:val="center"/>
+            </w:pPr>
+            <w:r>
+              <w:rPr>
+                <w:b w:val="false"/>
+                <w:bCs w:val="false"/>
+                <w:color w:val="251727"/>
                 <w:sz w:val="17"/>
                 <w:szCs w:val="17"/>
               </w:rPr>
@@ -7794,25 +7794,25 @@
         <w:tc>
           <w:tcPr>
             <w:tcW w:type="dxa" w:w="1536"/>
-            <w:shd w:fill="E9E4F0" w:color="auto" w:val="clear"/>
-            <w:tcMar>
-              <w:top w:type="dxa" w:w="26"/>
-              <w:left w:type="dxa" w:w="90"/>
-              <w:bottom w:type="dxa" w:w="26"/>
-              <w:right w:type="dxa" w:w="90"/>
-            </w:tcMar>
-            <w:vAlign w:val="center"/>
-          </w:tcPr>
-          <w:p>
-            <w:pPr>
-              <w:spacing w:after="18" w:before="18" w:line="215"/>
-              <w:jc w:val="center"/>
-            </w:pPr>
-            <w:r>
-              <w:rPr>
-                <w:b w:val="false"/>
-                <w:bCs w:val="false"/>
-                <w:color w:val="1A1622"/>
+            <w:shd w:fill="FADDEA" w:color="auto" w:val="clear"/>
+            <w:tcMar>
+              <w:top w:type="dxa" w:w="26"/>
+              <w:left w:type="dxa" w:w="90"/>
+              <w:bottom w:type="dxa" w:w="26"/>
+              <w:right w:type="dxa" w:w="90"/>
+            </w:tcMar>
+            <w:vAlign w:val="center"/>
+          </w:tcPr>
+          <w:p>
+            <w:pPr>
+              <w:spacing w:after="18" w:before="18" w:line="215"/>
+              <w:jc w:val="center"/>
+            </w:pPr>
+            <w:r>
+              <w:rPr>
+                <w:b w:val="false"/>
+                <w:bCs w:val="false"/>
+                <w:color w:val="251727"/>
                 <w:sz w:val="17"/>
                 <w:szCs w:val="17"/>
               </w:rPr>
@@ -7823,7 +7823,7 @@
         <w:tc>
           <w:tcPr>
             <w:tcW w:type="dxa" w:w="3264"/>
-            <w:shd w:fill="E9E4F0" w:color="auto" w:val="clear"/>
+            <w:shd w:fill="FADDEA" w:color="auto" w:val="clear"/>
             <w:tcMar>
               <w:top w:type="dxa" w:w="26"/>
               <w:left w:type="dxa" w:w="90"/>
@@ -7841,7 +7841,7 @@
               <w:rPr>
                 <w:b w:val="false"/>
                 <w:bCs w:val="false"/>
-                <w:color w:val="1A1622"/>
+                <w:color w:val="251727"/>
                 <w:sz w:val="17"/>
                 <w:szCs w:val="17"/>
               </w:rPr>
@@ -7859,7 +7859,7 @@
         <w:rPr>
           <w:i/>
           <w:iCs/>
-          <w:color w:val="6E6878"/>
+          <w:color w:val="847B86"/>
           <w:sz w:val="14"/>
           <w:szCs w:val="14"/>
         </w:rPr>
@@ -7871,7 +7871,7 @@
           <w:bCs/>
           <w:i/>
           <w:iCs/>
-          <w:color w:val="6E6878"/>
+          <w:color w:val="847B86"/>
           <w:sz w:val="14"/>
           <w:szCs w:val="14"/>
         </w:rPr>
@@ -7881,7 +7881,7 @@
         <w:rPr>
           <w:i/>
           <w:iCs/>
-          <w:color w:val="6E6878"/>
+          <w:color w:val="847B86"/>
           <w:sz w:val="14"/>
           <w:szCs w:val="14"/>
         </w:rPr>
@@ -7893,7 +7893,7 @@
           <w:bCs/>
           <w:i/>
           <w:iCs/>
-          <w:color w:val="6E6878"/>
+          <w:color w:val="847B86"/>
           <w:sz w:val="14"/>
           <w:szCs w:val="14"/>
         </w:rPr>
@@ -7903,7 +7903,7 @@
         <w:rPr>
           <w:i/>
           <w:iCs/>
-          <w:color w:val="6E6878"/>
+          <w:color w:val="847B86"/>
           <w:sz w:val="14"/>
           <w:szCs w:val="14"/>
         </w:rPr>
@@ -7937,7 +7937,7 @@
         <w:tc>
           <w:tcPr>
             <w:tcW w:type="dxa" w:w="9600"/>
-            <w:shd w:fill="211C35" w:color="auto" w:val="clear"/>
+            <w:shd w:fill="2B1B2E" w:color="auto" w:val="clear"/>
             <w:tcMar>
               <w:top w:type="dxa" w:w="50"/>
               <w:left w:type="dxa" w:w="150"/>
@@ -7987,12 +7987,12 @@
       <w:tblPr>
         <w:tblW w:type="dxa" w:w="9600"/>
         <w:tblBorders>
-          <w:top w:val="single" w:color="CFC7DC" w:sz="4"/>
-          <w:left w:val="single" w:color="CFC7DC" w:sz="4"/>
-          <w:bottom w:val="single" w:color="CFC7DC" w:sz="4"/>
-          <w:right w:val="single" w:color="CFC7DC" w:sz="4"/>
-          <w:insideH w:val="single" w:color="CFC7DC" w:sz="2"/>
-          <w:insideV w:val="single" w:color="CFC7DC" w:sz="2"/>
+          <w:top w:val="single" w:color="F8C7DC" w:sz="4"/>
+          <w:left w:val="single" w:color="F8C7DC" w:sz="4"/>
+          <w:bottom w:val="single" w:color="F8C7DC" w:sz="4"/>
+          <w:right w:val="single" w:color="F8C7DC" w:sz="4"/>
+          <w:insideH w:val="single" w:color="F8C7DC" w:sz="2"/>
+          <w:insideV w:val="single" w:color="F8C7DC" w:sz="2"/>
         </w:tblBorders>
       </w:tblPr>
       <w:tblGrid>
@@ -8008,7 +8008,7 @@
         <w:tc>
           <w:tcPr>
             <w:tcW w:type="dxa" w:w="3264"/>
-            <w:shd w:fill="211C35" w:color="auto" w:val="clear"/>
+            <w:shd w:fill="2B1B2E" w:color="auto" w:val="clear"/>
             <w:tcMar>
               <w:top w:type="dxa" w:w="26"/>
               <w:left w:type="dxa" w:w="90"/>
@@ -8037,7 +8037,7 @@
         <w:tc>
           <w:tcPr>
             <w:tcW w:type="dxa" w:w="3168"/>
-            <w:shd w:fill="211C35" w:color="auto" w:val="clear"/>
+            <w:shd w:fill="2B1B2E" w:color="auto" w:val="clear"/>
             <w:tcMar>
               <w:top w:type="dxa" w:w="26"/>
               <w:left w:type="dxa" w:w="90"/>
@@ -8066,7 +8066,7 @@
         <w:tc>
           <w:tcPr>
             <w:tcW w:type="dxa" w:w="3168"/>
-            <w:shd w:fill="211C35" w:color="auto" w:val="clear"/>
+            <w:shd w:fill="2B1B2E" w:color="auto" w:val="clear"/>
             <w:tcMar>
               <w:top w:type="dxa" w:w="26"/>
               <w:left w:type="dxa" w:w="90"/>
@@ -8117,7 +8117,7 @@
               <w:rPr>
                 <w:b/>
                 <w:bCs/>
-                <w:color w:val="1A1622"/>
+                <w:color w:val="251727"/>
                 <w:sz w:val="17"/>
                 <w:szCs w:val="17"/>
               </w:rPr>
@@ -8145,7 +8145,7 @@
               <w:rPr>
                 <w:b w:val="false"/>
                 <w:bCs w:val="false"/>
-                <w:color w:val="1A1622"/>
+                <w:color w:val="251727"/>
                 <w:sz w:val="17"/>
                 <w:szCs w:val="17"/>
               </w:rPr>
@@ -8173,7 +8173,7 @@
               <w:rPr>
                 <w:b w:val="false"/>
                 <w:bCs w:val="false"/>
-                <w:color w:val="1A1622"/>
+                <w:color w:val="251727"/>
                 <w:sz w:val="17"/>
                 <w:szCs w:val="17"/>
               </w:rPr>
@@ -8189,7 +8189,7 @@
         <w:tc>
           <w:tcPr>
             <w:tcW w:type="dxa" w:w="3264"/>
-            <w:shd w:fill="E9E4F0" w:color="auto" w:val="clear"/>
+            <w:shd w:fill="FADDEA" w:color="auto" w:val="clear"/>
             <w:tcMar>
               <w:top w:type="dxa" w:w="26"/>
               <w:left w:type="dxa" w:w="90"/>
@@ -8207,7 +8207,7 @@
               <w:rPr>
                 <w:b/>
                 <w:bCs/>
-                <w:color w:val="1A1622"/>
+                <w:color w:val="251727"/>
                 <w:sz w:val="17"/>
                 <w:szCs w:val="17"/>
               </w:rPr>
@@ -8218,25 +8218,25 @@
         <w:tc>
           <w:tcPr>
             <w:tcW w:type="dxa" w:w="3168"/>
-            <w:shd w:fill="E9E4F0" w:color="auto" w:val="clear"/>
-            <w:tcMar>
-              <w:top w:type="dxa" w:w="26"/>
-              <w:left w:type="dxa" w:w="90"/>
-              <w:bottom w:type="dxa" w:w="26"/>
-              <w:right w:type="dxa" w:w="90"/>
-            </w:tcMar>
-            <w:vAlign w:val="center"/>
-          </w:tcPr>
-          <w:p>
-            <w:pPr>
-              <w:spacing w:after="18" w:before="18" w:line="215"/>
-              <w:jc w:val="center"/>
-            </w:pPr>
-            <w:r>
-              <w:rPr>
-                <w:b w:val="false"/>
-                <w:bCs w:val="false"/>
-                <w:color w:val="1A1622"/>
+            <w:shd w:fill="FADDEA" w:color="auto" w:val="clear"/>
+            <w:tcMar>
+              <w:top w:type="dxa" w:w="26"/>
+              <w:left w:type="dxa" w:w="90"/>
+              <w:bottom w:type="dxa" w:w="26"/>
+              <w:right w:type="dxa" w:w="90"/>
+            </w:tcMar>
+            <w:vAlign w:val="center"/>
+          </w:tcPr>
+          <w:p>
+            <w:pPr>
+              <w:spacing w:after="18" w:before="18" w:line="215"/>
+              <w:jc w:val="center"/>
+            </w:pPr>
+            <w:r>
+              <w:rPr>
+                <w:b w:val="false"/>
+                <w:bCs w:val="false"/>
+                <w:color w:val="251727"/>
                 <w:sz w:val="17"/>
                 <w:szCs w:val="17"/>
               </w:rPr>
@@ -8247,25 +8247,25 @@
         <w:tc>
           <w:tcPr>
             <w:tcW w:type="dxa" w:w="3168"/>
-            <w:shd w:fill="E9E4F0" w:color="auto" w:val="clear"/>
-            <w:tcMar>
-              <w:top w:type="dxa" w:w="26"/>
-              <w:left w:type="dxa" w:w="90"/>
-              <w:bottom w:type="dxa" w:w="26"/>
-              <w:right w:type="dxa" w:w="90"/>
-            </w:tcMar>
-            <w:vAlign w:val="center"/>
-          </w:tcPr>
-          <w:p>
-            <w:pPr>
-              <w:spacing w:after="18" w:before="18" w:line="215"/>
-              <w:jc w:val="center"/>
-            </w:pPr>
-            <w:r>
-              <w:rPr>
-                <w:b w:val="false"/>
-                <w:bCs w:val="false"/>
-                <w:color w:val="1A1622"/>
+            <w:shd w:fill="FADDEA" w:color="auto" w:val="clear"/>
+            <w:tcMar>
+              <w:top w:type="dxa" w:w="26"/>
+              <w:left w:type="dxa" w:w="90"/>
+              <w:bottom w:type="dxa" w:w="26"/>
+              <w:right w:type="dxa" w:w="90"/>
+            </w:tcMar>
+            <w:vAlign w:val="center"/>
+          </w:tcPr>
+          <w:p>
+            <w:pPr>
+              <w:spacing w:after="18" w:before="18" w:line="215"/>
+              <w:jc w:val="center"/>
+            </w:pPr>
+            <w:r>
+              <w:rPr>
+                <w:b w:val="false"/>
+                <w:bCs w:val="false"/>
+                <w:color w:val="251727"/>
                 <w:sz w:val="17"/>
                 <w:szCs w:val="17"/>
               </w:rPr>
@@ -8298,7 +8298,7 @@
               <w:rPr>
                 <w:b/>
                 <w:bCs/>
-                <w:color w:val="1A1622"/>
+                <w:color w:val="251727"/>
                 <w:sz w:val="17"/>
                 <w:szCs w:val="17"/>
               </w:rPr>
@@ -8326,7 +8326,7 @@
               <w:rPr>
                 <w:b w:val="false"/>
                 <w:bCs w:val="false"/>
-                <w:color w:val="1A1622"/>
+                <w:color w:val="251727"/>
                 <w:sz w:val="17"/>
                 <w:szCs w:val="17"/>
               </w:rPr>
@@ -8354,7 +8354,7 @@
               <w:rPr>
                 <w:b w:val="false"/>
                 <w:bCs w:val="false"/>
-                <w:color w:val="1A1622"/>
+                <w:color w:val="251727"/>
                 <w:sz w:val="17"/>
                 <w:szCs w:val="17"/>
               </w:rPr>
@@ -8370,7 +8370,7 @@
         <w:tc>
           <w:tcPr>
             <w:tcW w:type="dxa" w:w="3264"/>
-            <w:shd w:fill="E9E4F0" w:color="auto" w:val="clear"/>
+            <w:shd w:fill="FADDEA" w:color="auto" w:val="clear"/>
             <w:tcMar>
               <w:top w:type="dxa" w:w="26"/>
               <w:left w:type="dxa" w:w="90"/>
@@ -8388,7 +8388,7 @@
               <w:rPr>
                 <w:b/>
                 <w:bCs/>
-                <w:color w:val="1A1622"/>
+                <w:color w:val="251727"/>
                 <w:sz w:val="17"/>
                 <w:szCs w:val="17"/>
               </w:rPr>
@@ -8399,25 +8399,25 @@
         <w:tc>
           <w:tcPr>
             <w:tcW w:type="dxa" w:w="3168"/>
-            <w:shd w:fill="E9E4F0" w:color="auto" w:val="clear"/>
-            <w:tcMar>
-              <w:top w:type="dxa" w:w="26"/>
-              <w:left w:type="dxa" w:w="90"/>
-              <w:bottom w:type="dxa" w:w="26"/>
-              <w:right w:type="dxa" w:w="90"/>
-            </w:tcMar>
-            <w:vAlign w:val="center"/>
-          </w:tcPr>
-          <w:p>
-            <w:pPr>
-              <w:spacing w:after="18" w:before="18" w:line="215"/>
-              <w:jc w:val="center"/>
-            </w:pPr>
-            <w:r>
-              <w:rPr>
-                <w:b w:val="false"/>
-                <w:bCs w:val="false"/>
-                <w:color w:val="1A1622"/>
+            <w:shd w:fill="FADDEA" w:color="auto" w:val="clear"/>
+            <w:tcMar>
+              <w:top w:type="dxa" w:w="26"/>
+              <w:left w:type="dxa" w:w="90"/>
+              <w:bottom w:type="dxa" w:w="26"/>
+              <w:right w:type="dxa" w:w="90"/>
+            </w:tcMar>
+            <w:vAlign w:val="center"/>
+          </w:tcPr>
+          <w:p>
+            <w:pPr>
+              <w:spacing w:after="18" w:before="18" w:line="215"/>
+              <w:jc w:val="center"/>
+            </w:pPr>
+            <w:r>
+              <w:rPr>
+                <w:b w:val="false"/>
+                <w:bCs w:val="false"/>
+                <w:color w:val="251727"/>
                 <w:sz w:val="17"/>
                 <w:szCs w:val="17"/>
               </w:rPr>
@@ -8428,25 +8428,25 @@
         <w:tc>
           <w:tcPr>
             <w:tcW w:type="dxa" w:w="3168"/>
-            <w:shd w:fill="E9E4F0" w:color="auto" w:val="clear"/>
-            <w:tcMar>
-              <w:top w:type="dxa" w:w="26"/>
-              <w:left w:type="dxa" w:w="90"/>
-              <w:bottom w:type="dxa" w:w="26"/>
-              <w:right w:type="dxa" w:w="90"/>
-            </w:tcMar>
-            <w:vAlign w:val="center"/>
-          </w:tcPr>
-          <w:p>
-            <w:pPr>
-              <w:spacing w:after="18" w:before="18" w:line="215"/>
-              <w:jc w:val="center"/>
-            </w:pPr>
-            <w:r>
-              <w:rPr>
-                <w:b w:val="false"/>
-                <w:bCs w:val="false"/>
-                <w:color w:val="1A1622"/>
+            <w:shd w:fill="FADDEA" w:color="auto" w:val="clear"/>
+            <w:tcMar>
+              <w:top w:type="dxa" w:w="26"/>
+              <w:left w:type="dxa" w:w="90"/>
+              <w:bottom w:type="dxa" w:w="26"/>
+              <w:right w:type="dxa" w:w="90"/>
+            </w:tcMar>
+            <w:vAlign w:val="center"/>
+          </w:tcPr>
+          <w:p>
+            <w:pPr>
+              <w:spacing w:after="18" w:before="18" w:line="215"/>
+              <w:jc w:val="center"/>
+            </w:pPr>
+            <w:r>
+              <w:rPr>
+                <w:b w:val="false"/>
+                <w:bCs w:val="false"/>
+                <w:color w:val="251727"/>
                 <w:sz w:val="17"/>
                 <w:szCs w:val="17"/>
               </w:rPr>
@@ -8464,7 +8464,7 @@
         <w:rPr>
           <w:i/>
           <w:iCs/>
-          <w:color w:val="6E6878"/>
+          <w:color w:val="847B86"/>
           <w:sz w:val="14"/>
           <w:szCs w:val="14"/>
         </w:rPr>
@@ -8475,7 +8475,7 @@
           <w:rFonts w:ascii="Consolas" w:cs="Consolas" w:eastAsia="Consolas" w:hAnsi="Consolas"/>
           <w:i/>
           <w:iCs/>
-          <w:color w:val="6E6878"/>
+          <w:color w:val="847B86"/>
           <w:sz w:val="14"/>
           <w:szCs w:val="14"/>
         </w:rPr>
@@ -8485,7 +8485,7 @@
         <w:rPr>
           <w:i/>
           <w:iCs/>
-          <w:color w:val="6E6878"/>
+          <w:color w:val="847B86"/>
           <w:sz w:val="14"/>
           <w:szCs w:val="14"/>
         </w:rPr>
@@ -8497,7 +8497,7 @@
           <w:bCs/>
           <w:i/>
           <w:iCs/>
-          <w:color w:val="6E6878"/>
+          <w:color w:val="847B86"/>
           <w:sz w:val="14"/>
           <w:szCs w:val="14"/>
         </w:rPr>
@@ -8507,7 +8507,7 @@
         <w:rPr>
           <w:i/>
           <w:iCs/>
-          <w:color w:val="6E6878"/>
+          <w:color w:val="847B86"/>
           <w:sz w:val="14"/>
           <w:szCs w:val="14"/>
         </w:rPr>
@@ -8518,7 +8518,7 @@
           <w:rFonts w:ascii="Consolas" w:cs="Consolas" w:eastAsia="Consolas" w:hAnsi="Consolas"/>
           <w:i/>
           <w:iCs/>
-          <w:color w:val="6E6878"/>
+          <w:color w:val="847B86"/>
           <w:sz w:val="14"/>
           <w:szCs w:val="14"/>
         </w:rPr>
@@ -8528,7 +8528,7 @@
         <w:rPr>
           <w:i/>
           <w:iCs/>
-          <w:color w:val="6E6878"/>
+          <w:color w:val="847B86"/>
           <w:sz w:val="14"/>
           <w:szCs w:val="14"/>
         </w:rPr>
@@ -8595,7 +8595,7 @@
     </w:pPr>
     <w:r>
       <w:rPr>
-        <w:color w:val="6E6878"/>
+        <w:color w:val="847B86"/>
         <w:sz w:val="14"/>
         <w:szCs w:val="14"/>
       </w:rPr>
@@ -8743,7 +8743,7 @@
     <w:rPrDefault>
       <w:rPr>
         <w:rFonts w:ascii="Calibri" w:cs="Calibri" w:eastAsia="Calibri" w:hAnsi="Calibri"/>
-        <w:color w:val="1A1622"/>
+        <w:color w:val="251727"/>
         <w:sz w:val="20"/>
         <w:szCs w:val="20"/>
       </w:rPr>

--- a/sistema/05-material/gerador-inimigo/bloco-de-inimigo.docx
+++ b/sistema/05-material/gerador-inimigo/bloco-de-inimigo.docx
@@ -2415,7 +2415,7 @@
                 <w:sz w:val="17"/>
                 <w:szCs w:val="17"/>
               </w:rPr>
-              <w:t xml:space="preserve">34</w:t>
+              <w:t xml:space="preserve">29</w:t>
             </w:r>
           </w:p>
         </w:tc>
@@ -2443,7 +2443,7 @@
                 <w:sz w:val="17"/>
                 <w:szCs w:val="17"/>
               </w:rPr>
-              <w:t xml:space="preserve">69</w:t>
+              <w:t xml:space="preserve">57</w:t>
             </w:r>
           </w:p>
         </w:tc>
@@ -2471,7 +2471,7 @@
                 <w:sz w:val="17"/>
                 <w:szCs w:val="17"/>
               </w:rPr>
-              <w:t xml:space="preserve">138</w:t>
+              <w:t xml:space="preserve">115</w:t>
             </w:r>
           </w:p>
         </w:tc>
@@ -2499,7 +2499,7 @@
                 <w:sz w:val="17"/>
                 <w:szCs w:val="17"/>
               </w:rPr>
-              <w:t xml:space="preserve">207</w:t>
+              <w:t xml:space="preserve">172</w:t>
             </w:r>
           </w:p>
         </w:tc>
@@ -2562,7 +2562,7 @@
                 <w:sz w:val="17"/>
                 <w:szCs w:val="17"/>
               </w:rPr>
-              <w:t xml:space="preserve">82</w:t>
+              <w:t xml:space="preserve">67</w:t>
             </w:r>
           </w:p>
         </w:tc>
@@ -2591,7 +2591,7 @@
                 <w:sz w:val="17"/>
                 <w:szCs w:val="17"/>
               </w:rPr>
-              <w:t xml:space="preserve">165</w:t>
+              <w:t xml:space="preserve">135</w:t>
             </w:r>
           </w:p>
         </w:tc>
@@ -2620,7 +2620,7 @@
                 <w:sz w:val="17"/>
                 <w:szCs w:val="17"/>
               </w:rPr>
-              <w:t xml:space="preserve">330</w:t>
+              <w:t xml:space="preserve">270</w:t>
             </w:r>
           </w:p>
         </w:tc>
@@ -2649,7 +2649,7 @@
                 <w:sz w:val="17"/>
                 <w:szCs w:val="17"/>
               </w:rPr>
-              <w:t xml:space="preserve">495</w:t>
+              <w:t xml:space="preserve">405</w:t>
             </w:r>
           </w:p>
         </w:tc>
@@ -2710,7 +2710,7 @@
                 <w:sz w:val="17"/>
                 <w:szCs w:val="17"/>
               </w:rPr>
-              <w:t xml:space="preserve">119</w:t>
+              <w:t xml:space="preserve">97</w:t>
             </w:r>
           </w:p>
         </w:tc>
@@ -2738,7 +2738,7 @@
                 <w:sz w:val="17"/>
                 <w:szCs w:val="17"/>
               </w:rPr>
-              <w:t xml:space="preserve">237</w:t>
+              <w:t xml:space="preserve">195</w:t>
             </w:r>
           </w:p>
         </w:tc>
@@ -2766,7 +2766,7 @@
                 <w:sz w:val="17"/>
                 <w:szCs w:val="17"/>
               </w:rPr>
-              <w:t xml:space="preserve">475</w:t>
+              <w:t xml:space="preserve">390</w:t>
             </w:r>
           </w:p>
         </w:tc>
@@ -2794,7 +2794,7 @@
                 <w:sz w:val="17"/>
                 <w:szCs w:val="17"/>
               </w:rPr>
-              <w:t xml:space="preserve">712</w:t>
+              <w:t xml:space="preserve">585</w:t>
             </w:r>
           </w:p>
         </w:tc>
@@ -2857,7 +2857,7 @@
                 <w:sz w:val="17"/>
                 <w:szCs w:val="17"/>
               </w:rPr>
-              <w:t xml:space="preserve">165</w:t>
+              <w:t xml:space="preserve">135</w:t>
             </w:r>
           </w:p>
         </w:tc>
@@ -2886,7 +2886,7 @@
                 <w:sz w:val="17"/>
                 <w:szCs w:val="17"/>
               </w:rPr>
-              <w:t xml:space="preserve">330</w:t>
+              <w:t xml:space="preserve">270</w:t>
             </w:r>
           </w:p>
         </w:tc>
@@ -2915,7 +2915,7 @@
                 <w:sz w:val="17"/>
                 <w:szCs w:val="17"/>
               </w:rPr>
-              <w:t xml:space="preserve">660</w:t>
+              <w:t xml:space="preserve">540</w:t>
             </w:r>
           </w:p>
         </w:tc>
@@ -2944,7 +2944,7 @@
                 <w:sz w:val="17"/>
                 <w:szCs w:val="17"/>
               </w:rPr>
-              <w:t xml:space="preserve">990</w:t>
+              <w:t xml:space="preserve">810</w:t>
             </w:r>
           </w:p>
         </w:tc>
@@ -3005,7 +3005,7 @@
                 <w:sz w:val="17"/>
                 <w:szCs w:val="17"/>
               </w:rPr>
-              <w:t xml:space="preserve">201</w:t>
+              <w:t xml:space="preserve">165</w:t>
             </w:r>
           </w:p>
         </w:tc>
@@ -3033,7 +3033,7 @@
                 <w:sz w:val="17"/>
                 <w:szCs w:val="17"/>
               </w:rPr>
-              <w:t xml:space="preserve">402</w:t>
+              <w:t xml:space="preserve">330</w:t>
             </w:r>
           </w:p>
         </w:tc>
@@ -3061,7 +3061,7 @@
                 <w:sz w:val="17"/>
                 <w:szCs w:val="17"/>
               </w:rPr>
-              <w:t xml:space="preserve">805</w:t>
+              <w:t xml:space="preserve">660</w:t>
             </w:r>
           </w:p>
         </w:tc>
@@ -3089,7 +3089,7 @@
                 <w:sz w:val="17"/>
                 <w:szCs w:val="17"/>
               </w:rPr>
-              <w:t xml:space="preserve">1207</w:t>
+              <w:t xml:space="preserve">990</w:t>
             </w:r>
           </w:p>
         </w:tc>
@@ -3152,7 +3152,7 @@
                 <w:sz w:val="17"/>
                 <w:szCs w:val="17"/>
               </w:rPr>
-              <w:t xml:space="preserve">251</w:t>
+              <w:t xml:space="preserve">206</w:t>
             </w:r>
           </w:p>
         </w:tc>
@@ -3181,7 +3181,7 @@
                 <w:sz w:val="17"/>
                 <w:szCs w:val="17"/>
               </w:rPr>
-              <w:t xml:space="preserve">502</w:t>
+              <w:t xml:space="preserve">412</w:t>
             </w:r>
           </w:p>
         </w:tc>
@@ -3210,7 +3210,7 @@
                 <w:sz w:val="17"/>
                 <w:szCs w:val="17"/>
               </w:rPr>
-              <w:t xml:space="preserve">1005</w:t>
+              <w:t xml:space="preserve">825</w:t>
             </w:r>
           </w:p>
         </w:tc>
@@ -3239,7 +3239,7 @@
                 <w:sz w:val="17"/>
                 <w:szCs w:val="17"/>
               </w:rPr>
-              <w:t xml:space="preserve">1507</w:t>
+              <w:t xml:space="preserve">1237</w:t>
             </w:r>
           </w:p>
         </w:tc>
@@ -3300,7 +3300,7 @@
                 <w:sz w:val="17"/>
                 <w:szCs w:val="17"/>
               </w:rPr>
-              <w:t xml:space="preserve">289</w:t>
+              <w:t xml:space="preserve">236</w:t>
             </w:r>
           </w:p>
         </w:tc>
@@ -3328,7 +3328,7 @@
                 <w:sz w:val="17"/>
                 <w:szCs w:val="17"/>
               </w:rPr>
-              <w:t xml:space="preserve">577</w:t>
+              <w:t xml:space="preserve">472</w:t>
             </w:r>
           </w:p>
         </w:tc>
@@ -3356,7 +3356,7 @@
                 <w:sz w:val="17"/>
                 <w:szCs w:val="17"/>
               </w:rPr>
-              <w:t xml:space="preserve">1155</w:t>
+              <w:t xml:space="preserve">945</w:t>
             </w:r>
           </w:p>
         </w:tc>
@@ -3384,7 +3384,7 @@
                 <w:sz w:val="17"/>
                 <w:szCs w:val="17"/>
               </w:rPr>
-              <w:t xml:space="preserve">1732</w:t>
+              <w:t xml:space="preserve">1417</w:t>
             </w:r>
           </w:p>
         </w:tc>
@@ -3725,7 +3725,7 @@
                 <w:sz w:val="17"/>
                 <w:szCs w:val="17"/>
               </w:rPr>
-              <w:t xml:space="preserve">1  ×1</w:t>
+              <w:t xml:space="preserve">4  ×1</w:t>
             </w:r>
           </w:p>
         </w:tc>
@@ -3753,7 +3753,7 @@
                 <w:sz w:val="17"/>
                 <w:szCs w:val="17"/>
               </w:rPr>
-              <w:t xml:space="preserve">3  ×1</w:t>
+              <w:t xml:space="preserve">1d8 + 3  ×1</w:t>
             </w:r>
           </w:p>
         </w:tc>
@@ -3781,7 +3781,7 @@
                 <w:sz w:val="17"/>
                 <w:szCs w:val="17"/>
               </w:rPr>
-              <w:t xml:space="preserve">2  ×3</w:t>
+              <w:t xml:space="preserve">1d8 + 1  ×3</w:t>
             </w:r>
           </w:p>
         </w:tc>
@@ -3809,7 +3809,7 @@
                 <w:sz w:val="17"/>
                 <w:szCs w:val="17"/>
               </w:rPr>
-              <w:t xml:space="preserve">2  ×5</w:t>
+              <w:t xml:space="preserve">1d8  ×5</w:t>
             </w:r>
           </w:p>
         </w:tc>
@@ -3872,7 +3872,7 @@
                 <w:sz w:val="17"/>
                 <w:szCs w:val="17"/>
               </w:rPr>
-              <w:t xml:space="preserve">4  ×1</w:t>
+              <w:t xml:space="preserve">1d8 + 5  ×1</w:t>
             </w:r>
           </w:p>
         </w:tc>
@@ -3901,7 +3901,7 @@
                 <w:sz w:val="17"/>
                 <w:szCs w:val="17"/>
               </w:rPr>
-              <w:t xml:space="preserve">1d8 + 2  ×1</w:t>
+              <w:t xml:space="preserve">2d8 + 10  ×1</w:t>
             </w:r>
           </w:p>
         </w:tc>
@@ -3930,7 +3930,7 @@
                 <w:sz w:val="17"/>
                 <w:szCs w:val="17"/>
               </w:rPr>
-              <w:t xml:space="preserve">1d8  ×3</w:t>
+              <w:t xml:space="preserve">1d8 + 8  ×3</w:t>
             </w:r>
           </w:p>
         </w:tc>
@@ -3959,7 +3959,7 @@
                 <w:sz w:val="17"/>
                 <w:szCs w:val="17"/>
               </w:rPr>
-              <w:t xml:space="preserve">4  ×5</w:t>
+              <w:t xml:space="preserve">1d8 + 7  ×5</w:t>
             </w:r>
           </w:p>
         </w:tc>
@@ -4020,7 +4020,7 @@
                 <w:sz w:val="17"/>
                 <w:szCs w:val="17"/>
               </w:rPr>
-              <w:t xml:space="preserve">1d8 + 1  ×1</w:t>
+              <w:t xml:space="preserve">2d8 + 10  ×1</w:t>
             </w:r>
           </w:p>
         </w:tc>
@@ -4048,7 +4048,7 @@
                 <w:sz w:val="17"/>
                 <w:szCs w:val="17"/>
               </w:rPr>
-              <w:t xml:space="preserve">1d8 + 8  ×1</w:t>
+              <w:t xml:space="preserve">4d8 + 19  ×1</w:t>
             </w:r>
           </w:p>
         </w:tc>
@@ -4076,7 +4076,7 @@
                 <w:sz w:val="17"/>
                 <w:szCs w:val="17"/>
               </w:rPr>
-              <w:t xml:space="preserve">1d8 + 4  ×3</w:t>
+              <w:t xml:space="preserve">3d8 + 11  ×3</w:t>
             </w:r>
           </w:p>
         </w:tc>
@@ -4104,7 +4104,7 @@
                 <w:sz w:val="17"/>
                 <w:szCs w:val="17"/>
               </w:rPr>
-              <w:t xml:space="preserve">1d8 + 3  ×5</w:t>
+              <w:t xml:space="preserve">2d8 + 13  ×5</w:t>
             </w:r>
           </w:p>
         </w:tc>
@@ -4167,7 +4167,7 @@
                 <w:sz w:val="17"/>
                 <w:szCs w:val="17"/>
               </w:rPr>
-              <w:t xml:space="preserve">1d8 + 4  ×1</w:t>
+              <w:t xml:space="preserve">3d8 + 14  ×1</w:t>
             </w:r>
           </w:p>
         </w:tc>
@@ -4196,7 +4196,7 @@
                 <w:sz w:val="17"/>
                 <w:szCs w:val="17"/>
               </w:rPr>
-              <w:t xml:space="preserve">2d8 + 10  ×1</w:t>
+              <w:t xml:space="preserve">6d8 + 28  ×1</w:t>
             </w:r>
           </w:p>
         </w:tc>
@@ -4225,7 +4225,7 @@
                 <w:sz w:val="17"/>
                 <w:szCs w:val="17"/>
               </w:rPr>
-              <w:t xml:space="preserve">1d8 + 8  ×3</w:t>
+              <w:t xml:space="preserve">4d8 + 19  ×3</w:t>
             </w:r>
           </w:p>
         </w:tc>
@@ -4254,7 +4254,7 @@
                 <w:sz w:val="17"/>
                 <w:szCs w:val="17"/>
               </w:rPr>
-              <w:t xml:space="preserve">1d8 + 7  ×5</w:t>
+              <w:t xml:space="preserve">4d8 + 15  ×5</w:t>
             </w:r>
           </w:p>
         </w:tc>
@@ -4315,7 +4315,7 @@
                 <w:sz w:val="17"/>
                 <w:szCs w:val="17"/>
               </w:rPr>
-              <w:t xml:space="preserve">1d8 + 7  ×1</w:t>
+              <w:t xml:space="preserve">4d8 + 19  ×1</w:t>
             </w:r>
           </w:p>
         </w:tc>
@@ -4343,7 +4343,7 @@
                 <w:sz w:val="17"/>
                 <w:szCs w:val="17"/>
               </w:rPr>
-              <w:t xml:space="preserve">3d8 + 10  ×1</w:t>
+              <w:t xml:space="preserve">8d8 + 37  ×1</w:t>
             </w:r>
           </w:p>
         </w:tc>
@@ -4371,7 +4371,7 @@
                 <w:sz w:val="17"/>
                 <w:szCs w:val="17"/>
               </w:rPr>
-              <w:t xml:space="preserve">2d8 + 7  ×3</w:t>
+              <w:t xml:space="preserve">5d8 + 26  ×3</w:t>
             </w:r>
           </w:p>
         </w:tc>
@@ -4399,7 +4399,7 @@
                 <w:sz w:val="17"/>
                 <w:szCs w:val="17"/>
               </w:rPr>
-              <w:t xml:space="preserve">2d8 + 6  ×5</w:t>
+              <w:t xml:space="preserve">5d8 + 21  ×5</w:t>
             </w:r>
           </w:p>
         </w:tc>
@@ -4462,7 +4462,7 @@
                 <w:sz w:val="17"/>
                 <w:szCs w:val="17"/>
               </w:rPr>
-              <w:t xml:space="preserve">2d8 + 6  ×1</w:t>
+              <w:t xml:space="preserve">5d8 + 23  ×1</w:t>
             </w:r>
           </w:p>
         </w:tc>
@@ -4491,7 +4491,7 @@
                 <w:sz w:val="17"/>
                 <w:szCs w:val="17"/>
               </w:rPr>
-              <w:t xml:space="preserve">3d8 + 16  ×1</w:t>
+              <w:t xml:space="preserve">10d8 + 46  ×1</w:t>
             </w:r>
           </w:p>
         </w:tc>
@@ -4520,7 +4520,7 @@
                 <w:sz w:val="17"/>
                 <w:szCs w:val="17"/>
               </w:rPr>
-              <w:t xml:space="preserve">2d8 + 11  ×3</w:t>
+              <w:t xml:space="preserve">7d8 + 29  ×3</w:t>
             </w:r>
           </w:p>
         </w:tc>
@@ -4549,7 +4549,7 @@
                 <w:sz w:val="17"/>
                 <w:szCs w:val="17"/>
               </w:rPr>
-              <w:t xml:space="preserve">2d8 + 9  ×5</w:t>
+              <w:t xml:space="preserve">6d8 + 28  ×5</w:t>
             </w:r>
           </w:p>
         </w:tc>
@@ -4610,7 +4610,7 @@
                 <w:sz w:val="17"/>
                 <w:szCs w:val="17"/>
               </w:rPr>
-              <w:t xml:space="preserve">2d8 + 9  ×1</w:t>
+              <w:t xml:space="preserve">6d8 + 28  ×1</w:t>
             </w:r>
           </w:p>
         </w:tc>
@@ -4638,7 +4638,7 @@
                 <w:sz w:val="17"/>
                 <w:szCs w:val="17"/>
               </w:rPr>
-              <w:t xml:space="preserve">4d8 + 18  ×1</w:t>
+              <w:t xml:space="preserve">12d8 + 55  ×1</w:t>
             </w:r>
           </w:p>
         </w:tc>
@@ -4666,7 +4666,7 @@
                 <w:sz w:val="17"/>
                 <w:szCs w:val="17"/>
               </w:rPr>
-              <w:t xml:space="preserve">3d8 + 10  ×3</w:t>
+              <w:t xml:space="preserve">8d8 + 37  ×3</w:t>
             </w:r>
           </w:p>
         </w:tc>
@@ -4694,7 +4694,7 @@
                 <w:sz w:val="17"/>
                 <w:szCs w:val="17"/>
               </w:rPr>
-              <w:t xml:space="preserve">2d8 + 13  ×5</w:t>
+              <w:t xml:space="preserve">7d8 + 34  ×5</w:t>
             </w:r>
           </w:p>
         </w:tc>
@@ -6489,7 +6489,7 @@
                 <w:sz w:val="17"/>
                 <w:szCs w:val="17"/>
               </w:rPr>
-              <w:t xml:space="preserve">40</w:t>
+              <w:t xml:space="preserve">67</w:t>
             </w:r>
           </w:p>
         </w:tc>
@@ -6518,7 +6518,7 @@
                 <w:sz w:val="17"/>
                 <w:szCs w:val="17"/>
               </w:rPr>
-              <w:t xml:space="preserve">1d8 + 3</w:t>
+              <w:t xml:space="preserve">1d8 + 8</w:t>
             </w:r>
           </w:p>
         </w:tc>
@@ -6547,7 +6547,7 @@
                 <w:sz w:val="17"/>
                 <w:szCs w:val="17"/>
               </w:rPr>
-              <w:t xml:space="preserve">160 de vida somada</w:t>
+              <w:t xml:space="preserve">268 de vida somada</w:t>
             </w:r>
           </w:p>
         </w:tc>
@@ -6608,7 +6608,7 @@
                 <w:sz w:val="17"/>
                 <w:szCs w:val="17"/>
               </w:rPr>
-              <w:t xml:space="preserve">70</w:t>
+              <w:t xml:space="preserve">97</w:t>
             </w:r>
           </w:p>
         </w:tc>
@@ -6636,7 +6636,7 @@
                 <w:sz w:val="17"/>
                 <w:szCs w:val="17"/>
               </w:rPr>
-              <w:t xml:space="preserve">2d8 + 5</w:t>
+              <w:t xml:space="preserve">3d8 + 11</w:t>
             </w:r>
           </w:p>
         </w:tc>
@@ -6664,7 +6664,7 @@
                 <w:sz w:val="17"/>
                 <w:szCs w:val="17"/>
               </w:rPr>
-              <w:t xml:space="preserve">280 de vida somada</w:t>
+              <w:t xml:space="preserve">388 de vida somada</w:t>
             </w:r>
           </w:p>
         </w:tc>
@@ -6727,7 +6727,7 @@
                 <w:sz w:val="17"/>
                 <w:szCs w:val="17"/>
               </w:rPr>
-              <w:t xml:space="preserve">110</w:t>
+              <w:t xml:space="preserve">135</w:t>
             </w:r>
           </w:p>
         </w:tc>
@@ -6756,7 +6756,7 @@
                 <w:sz w:val="17"/>
                 <w:szCs w:val="17"/>
               </w:rPr>
-              <w:t xml:space="preserve">2d8 + 11</w:t>
+              <w:t xml:space="preserve">4d8 + 19</w:t>
             </w:r>
           </w:p>
         </w:tc>
@@ -6785,7 +6785,7 @@
                 <w:sz w:val="17"/>
                 <w:szCs w:val="17"/>
               </w:rPr>
-              <w:t xml:space="preserve">440 de vida somada</w:t>
+              <w:t xml:space="preserve">540 de vida somada</w:t>
             </w:r>
           </w:p>
         </w:tc>
@@ -6846,7 +6846,7 @@
                 <w:sz w:val="17"/>
                 <w:szCs w:val="17"/>
               </w:rPr>
-              <w:t xml:space="preserve">150</w:t>
+              <w:t xml:space="preserve">165</w:t>
             </w:r>
           </w:p>
         </w:tc>
@@ -6874,7 +6874,7 @@
                 <w:sz w:val="17"/>
                 <w:szCs w:val="17"/>
               </w:rPr>
-              <w:t xml:space="preserve">3d8 + 12</w:t>
+              <w:t xml:space="preserve">5d8 + 26</w:t>
             </w:r>
           </w:p>
         </w:tc>
@@ -6902,7 +6902,7 @@
                 <w:sz w:val="17"/>
                 <w:szCs w:val="17"/>
               </w:rPr>
-              <w:t xml:space="preserve">600 de vida somada</w:t>
+              <w:t xml:space="preserve">660 de vida somada</w:t>
             </w:r>
           </w:p>
         </w:tc>
@@ -6965,7 +6965,7 @@
                 <w:sz w:val="17"/>
                 <w:szCs w:val="17"/>
               </w:rPr>
-              <w:t xml:space="preserve">190</w:t>
+              <w:t xml:space="preserve">206</w:t>
             </w:r>
           </w:p>
         </w:tc>
@@ -6994,7 +6994,7 @@
                 <w:sz w:val="17"/>
                 <w:szCs w:val="17"/>
               </w:rPr>
-              <w:t xml:space="preserve">4d8 + 14</w:t>
+              <w:t xml:space="preserve">7d8 + 29</w:t>
             </w:r>
           </w:p>
         </w:tc>
@@ -7023,7 +7023,7 @@
                 <w:sz w:val="17"/>
                 <w:szCs w:val="17"/>
               </w:rPr>
-              <w:t xml:space="preserve">760 de vida somada</w:t>
+              <w:t xml:space="preserve">824 de vida somada</w:t>
             </w:r>
           </w:p>
         </w:tc>
@@ -7084,7 +7084,7 @@
                 <w:sz w:val="17"/>
                 <w:szCs w:val="17"/>
               </w:rPr>
-              <w:t xml:space="preserve">220</w:t>
+              <w:t xml:space="preserve">236</w:t>
             </w:r>
           </w:p>
         </w:tc>
@@ -7112,7 +7112,7 @@
                 <w:sz w:val="17"/>
                 <w:szCs w:val="17"/>
               </w:rPr>
-              <w:t xml:space="preserve">4d8 + 20</w:t>
+              <w:t xml:space="preserve">8d8 + 37</w:t>
             </w:r>
           </w:p>
         </w:tc>
@@ -7140,7 +7140,7 @@
                 <w:sz w:val="17"/>
                 <w:szCs w:val="17"/>
               </w:rPr>
-              <w:t xml:space="preserve">880 de vida somada</w:t>
+              <w:t xml:space="preserve">944 de vida somada</w:t>
             </w:r>
           </w:p>
         </w:tc>

--- a/sistema/05-material/gerador-inimigo/bloco-de-inimigo.docx
+++ b/sistema/05-material/gerador-inimigo/bloco-de-inimigo.docx
@@ -2415,7 +2415,7 @@
                 <w:sz w:val="17"/>
                 <w:szCs w:val="17"/>
               </w:rPr>
-              <w:t xml:space="preserve">29</w:t>
+              <w:t xml:space="preserve">28</w:t>
             </w:r>
           </w:p>
         </w:tc>
@@ -2471,7 +2471,7 @@
                 <w:sz w:val="17"/>
                 <w:szCs w:val="17"/>
               </w:rPr>
-              <w:t xml:space="preserve">115</w:t>
+              <w:t xml:space="preserve">114</w:t>
             </w:r>
           </w:p>
         </w:tc>
@@ -2499,7 +2499,7 @@
                 <w:sz w:val="17"/>
                 <w:szCs w:val="17"/>
               </w:rPr>
-              <w:t xml:space="preserve">172</w:t>
+              <w:t xml:space="preserve">171</w:t>
             </w:r>
           </w:p>
         </w:tc>
@@ -6159,7 +6159,7 @@
         <w:t xml:space="preserve">Alcateia</w:t>
       </w:r>
       <w:r>
-        <w:t xml:space="preserve">: elas cobram </w:t>
+        <w:t xml:space="preserve">: elas cobram de </w:t>
       </w:r>
       <w:r>
         <w:rPr>
@@ -6168,7 +6168,19 @@
           <w:sz w:val="17"/>
           <w:szCs w:val="17"/>
         </w:rPr>
-        <w:t xml:space="preserve">0,62×</w:t>
+        <w:t xml:space="preserve">0,75×</w:t>
+      </w:r>
+      <w:r>
+        <w:t xml:space="preserve"> a </w:t>
+      </w:r>
+      <w:r>
+        <w:rPr>
+          <w:rFonts w:ascii="Consolas" w:cs="Consolas" w:eastAsia="Consolas" w:hAnsi="Consolas"/>
+          <w:color w:val="2B1B2E"/>
+          <w:sz w:val="17"/>
+          <w:szCs w:val="17"/>
+        </w:rPr>
+        <w:t xml:space="preserve">0,77×</w:t>
       </w:r>
       <w:r>
         <w:t xml:space="preserve"> o que ela cobra.</w:t>
@@ -6370,7 +6382,7 @@
                 <w:sz w:val="17"/>
                 <w:szCs w:val="17"/>
               </w:rPr>
-              <w:t xml:space="preserve">—</w:t>
+              <w:t xml:space="preserve">28</w:t>
             </w:r>
           </w:p>
         </w:tc>
@@ -6398,7 +6410,7 @@
                 <w:sz w:val="17"/>
                 <w:szCs w:val="17"/>
               </w:rPr>
-              <w:t xml:space="preserve">—</w:t>
+              <w:t xml:space="preserve">1d8 + 1</w:t>
             </w:r>
           </w:p>
         </w:tc>
@@ -6426,7 +6438,7 @@
                 <w:sz w:val="17"/>
                 <w:szCs w:val="17"/>
               </w:rPr>
-              <w:t xml:space="preserve">a faixa não tem capanga</w:t>
+              <w:t xml:space="preserve">112 de vida somada</w:t>
             </w:r>
           </w:p>
         </w:tc>
@@ -7146,21 +7158,6 @@
         </w:tc>
       </w:tr>
     </w:tbl>
-    <w:p>
-      <w:pPr>
-        <w:spacing w:after="96" w:before="36"/>
-      </w:pPr>
-      <w:r>
-        <w:rPr>
-          <w:i/>
-          <w:iCs/>
-          <w:color w:val="847B86"/>
-          <w:sz w:val="14"/>
-          <w:szCs w:val="14"/>
-        </w:rPr>
-        <w:t xml:space="preserve">Do nível 2 ao 4 não existe capanga: o encontro é um inimigo só.</w:t>
-      </w:r>
-    </w:p>
     <w:p>
       <w:pPr>
         <w:spacing w:after="150"/>
@@ -7486,7 +7483,7 @@
                 <w:sz w:val="17"/>
                 <w:szCs w:val="17"/>
               </w:rPr>
-              <w:t xml:space="preserve">28% da vida do grupo</w:t>
+              <w:t xml:space="preserve">68% da vida do grupo</w:t>
             </w:r>
           </w:p>
         </w:tc>
@@ -7607,7 +7604,7 @@
                 <w:sz w:val="17"/>
                 <w:szCs w:val="17"/>
               </w:rPr>
-              <w:t xml:space="preserve">30% da vida do grupo</w:t>
+              <w:t xml:space="preserve">58% da vida do grupo</w:t>
             </w:r>
           </w:p>
         </w:tc>
@@ -7724,7 +7721,7 @@
                 <w:sz w:val="17"/>
                 <w:szCs w:val="17"/>
               </w:rPr>
-              <w:t xml:space="preserve">33% da vida do grupo</w:t>
+              <w:t xml:space="preserve">56% da vida do grupo</w:t>
             </w:r>
           </w:p>
         </w:tc>
@@ -7845,7 +7842,7 @@
                 <w:sz w:val="17"/>
                 <w:szCs w:val="17"/>
               </w:rPr>
-              <w:t xml:space="preserve">35% da vida do grupo</w:t>
+              <w:t xml:space="preserve">62% da vida do grupo</w:t>
             </w:r>
           </w:p>
         </w:tc>
@@ -7863,7 +7860,7 @@
           <w:sz w:val="14"/>
           <w:szCs w:val="14"/>
         </w:rPr>
-        <w:t xml:space="preserve">A subida de </w:t>
+        <w:t xml:space="preserve">Repartir sai um pouco </w:t>
       </w:r>
       <w:r>
         <w:rPr>
@@ -7875,7 +7872,7 @@
           <w:sz w:val="14"/>
           <w:szCs w:val="14"/>
         </w:rPr>
-        <w:t xml:space="preserve">28%</w:t>
+        <w:t xml:space="preserve">mais barato</w:t>
       </w:r>
       <w:r>
         <w:rPr>
@@ -7885,29 +7882,7 @@
           <w:sz w:val="14"/>
           <w:szCs w:val="14"/>
         </w:rPr>
-        <w:t xml:space="preserve"> a </w:t>
-      </w:r>
-      <w:r>
-        <w:rPr>
-          <w:b/>
-          <w:bCs/>
-          <w:i/>
-          <w:iCs/>
-          <w:color w:val="847B86"/>
-          <w:sz w:val="14"/>
-          <w:szCs w:val="14"/>
-        </w:rPr>
-        <w:t xml:space="preserve">35%</w:t>
-      </w:r>
-      <w:r>
-        <w:rPr>
-          <w:i/>
-          <w:iCs/>
-          <w:color w:val="847B86"/>
-          <w:sz w:val="14"/>
-          <w:szCs w:val="14"/>
-        </w:rPr>
-        <w:t xml:space="preserve"> é economia de ação: mais corpos entregam mais dano antes de o primeiro cair.</w:t>
+        <w:t xml:space="preserve">, e não mais caro: o dano do inimigo despenca conforme os corpos caem, e um corpo único não despenca nunca.</w:t>
       </w:r>
     </w:p>
     <w:p>

--- a/sistema/05-material/gerador-inimigo/bloco-de-inimigo.docx
+++ b/sistema/05-material/gerador-inimigo/bloco-de-inimigo.docx
@@ -1724,6 +1724,2455 @@
         </w:tc>
       </w:tr>
     </w:tbl>
+    <w:p>
+      <w:r>
+        <w:br w:type="page"/>
+      </w:r>
+    </w:p>
+    <w:p>
+      <w:pPr>
+        <w:spacing w:after="40"/>
+      </w:pPr>
+      <w:r>
+        <w:rPr>
+          <w:b/>
+          <w:bCs/>
+          <w:color w:val="847B86"/>
+          <w:spacing w:val="60"/>
+          <w:sz w:val="15"/>
+          <w:szCs w:val="15"/>
+        </w:rPr>
+        <w:t xml:space="preserve">PROJETO - M</w:t>
+      </w:r>
+    </w:p>
+    <w:p>
+      <w:pPr>
+        <w:spacing w:after="160"/>
+      </w:pPr>
+      <w:r>
+        <w:rPr>
+          <w:b/>
+          <w:bCs/>
+          <w:color w:val="BC2A6E"/>
+          <w:sz w:val="34"/>
+          <w:szCs w:val="34"/>
+        </w:rPr>
+        <w:t xml:space="preserve">Maldições prontas — do nível 2 ao 6</w:t>
+      </w:r>
+    </w:p>
+    <w:p>
+      <w:pPr>
+        <w:spacing w:after="70" w:before="0" w:line="232"/>
+      </w:pPr>
+      <w:r>
+        <w:t xml:space="preserve">Seis fichas para abrir e usar. </w:t>
+      </w:r>
+      <w:r>
+        <w:rPr>
+          <w:b/>
+          <w:bCs/>
+        </w:rPr>
+        <w:t xml:space="preserve">Nenhum número foi escolhido:</w:t>
+      </w:r>
+      <w:r>
+        <w:t xml:space="preserve"> todos saem das tabelas do fim desta folha.</w:t>
+      </w:r>
+    </w:p>
+    <w:p>
+      <w:pPr>
+        <w:spacing w:after="70" w:before="0" w:line="232"/>
+      </w:pPr>
+      <w:r>
+        <w:t xml:space="preserve">São seis porque a faixa do nível 2 ao 6 cruza </w:t>
+      </w:r>
+      <w:r>
+        <w:rPr>
+          <w:b/>
+          <w:bCs/>
+        </w:rPr>
+        <w:t xml:space="preserve">duas linhas</w:t>
+      </w:r>
+      <w:r>
+        <w:t xml:space="preserve"> da tabela de inimigo com as </w:t>
+      </w:r>
+      <w:r>
+        <w:rPr>
+          <w:b/>
+          <w:bCs/>
+        </w:rPr>
+        <w:t xml:space="preserve">quatro categorias</w:t>
+      </w:r>
+      <w:r>
+        <w:t xml:space="preserve"> — oito células —, e a </w:t>
+      </w:r>
+      <w:r>
+        <w:rPr>
+          <w:rFonts w:ascii="Consolas" w:cs="Consolas" w:eastAsia="Consolas" w:hAnsi="Consolas"/>
+          <w:color w:val="2B1B2E"/>
+          <w:sz w:val="17"/>
+          <w:szCs w:val="17"/>
+        </w:rPr>
+        <w:t xml:space="preserve">Calamidade</w:t>
+      </w:r>
+      <w:r>
+        <w:t xml:space="preserve"> exige seis feiticeiros, que um grupo dessa faixa não tem.</w:t>
+      </w:r>
+    </w:p>
+    <w:p>
+      <w:pPr>
+        <w:spacing w:after="120"/>
+      </w:pPr>
+    </w:p>
+    <w:tbl>
+      <w:tblPr>
+        <w:tblW w:type="dxa" w:w="9600"/>
+        <w:tblBorders>
+          <w:top w:val="single" w:color="F8C7DC" w:sz="4"/>
+          <w:left w:val="single" w:color="F8C7DC" w:sz="4"/>
+          <w:bottom w:val="single" w:color="F8C7DC" w:sz="4"/>
+          <w:right w:val="single" w:color="F8C7DC" w:sz="4"/>
+          <w:insideH w:val="single" w:color="F8C7DC" w:sz="2"/>
+          <w:insideV w:val="single" w:color="F8C7DC" w:sz="2"/>
+        </w:tblBorders>
+      </w:tblPr>
+      <w:tblGrid>
+        <w:gridCol w:w="1632"/>
+        <w:gridCol w:w="1344"/>
+        <w:gridCol w:w="960"/>
+        <w:gridCol w:w="960"/>
+        <w:gridCol w:w="864"/>
+        <w:gridCol w:w="864"/>
+        <w:gridCol w:w="1536"/>
+        <w:gridCol w:w="1440"/>
+      </w:tblGrid>
+      <w:tr>
+        <w:trPr>
+          <w:cantSplit/>
+          <w:tblHeader/>
+        </w:trPr>
+        <w:tc>
+          <w:tcPr>
+            <w:tcW w:type="dxa" w:w="1632"/>
+            <w:shd w:fill="2B1B2E" w:color="auto" w:val="clear"/>
+            <w:tcMar>
+              <w:top w:type="dxa" w:w="26"/>
+              <w:left w:type="dxa" w:w="90"/>
+              <w:bottom w:type="dxa" w:w="26"/>
+              <w:right w:type="dxa" w:w="90"/>
+            </w:tcMar>
+            <w:vAlign w:val="center"/>
+          </w:tcPr>
+          <w:p>
+            <w:pPr>
+              <w:spacing w:after="18" w:before="18" w:line="215"/>
+              <w:jc w:val="left"/>
+            </w:pPr>
+            <w:r>
+              <w:rPr>
+                <w:b/>
+                <w:bCs/>
+                <w:color w:val="FFFFFF"/>
+                <w:sz w:val="15"/>
+                <w:szCs w:val="15"/>
+              </w:rPr>
+              <w:t xml:space="preserve">MALDIÇÃO</w:t>
+            </w:r>
+          </w:p>
+        </w:tc>
+        <w:tc>
+          <w:tcPr>
+            <w:tcW w:type="dxa" w:w="1344"/>
+            <w:shd w:fill="2B1B2E" w:color="auto" w:val="clear"/>
+            <w:tcMar>
+              <w:top w:type="dxa" w:w="26"/>
+              <w:left w:type="dxa" w:w="90"/>
+              <w:bottom w:type="dxa" w:w="26"/>
+              <w:right w:type="dxa" w:w="90"/>
+            </w:tcMar>
+            <w:vAlign w:val="center"/>
+          </w:tcPr>
+          <w:p>
+            <w:pPr>
+              <w:spacing w:after="18" w:before="18" w:line="215"/>
+              <w:jc w:val="center"/>
+            </w:pPr>
+            <w:r>
+              <w:rPr>
+                <w:b/>
+                <w:bCs/>
+                <w:color w:val="FFFFFF"/>
+                <w:sz w:val="15"/>
+                <w:szCs w:val="15"/>
+              </w:rPr>
+              <w:t xml:space="preserve">CATEGORIA</w:t>
+            </w:r>
+          </w:p>
+        </w:tc>
+        <w:tc>
+          <w:tcPr>
+            <w:tcW w:type="dxa" w:w="960"/>
+            <w:shd w:fill="2B1B2E" w:color="auto" w:val="clear"/>
+            <w:tcMar>
+              <w:top w:type="dxa" w:w="26"/>
+              <w:left w:type="dxa" w:w="90"/>
+              <w:bottom w:type="dxa" w:w="26"/>
+              <w:right w:type="dxa" w:w="90"/>
+            </w:tcMar>
+            <w:vAlign w:val="center"/>
+          </w:tcPr>
+          <w:p>
+            <w:pPr>
+              <w:spacing w:after="18" w:before="18" w:line="215"/>
+              <w:jc w:val="center"/>
+            </w:pPr>
+            <w:r>
+              <w:rPr>
+                <w:b/>
+                <w:bCs/>
+                <w:color w:val="FFFFFF"/>
+                <w:sz w:val="15"/>
+                <w:szCs w:val="15"/>
+              </w:rPr>
+              <w:t xml:space="preserve">NÍVEL</w:t>
+            </w:r>
+          </w:p>
+        </w:tc>
+        <w:tc>
+          <w:tcPr>
+            <w:tcW w:type="dxa" w:w="960"/>
+            <w:shd w:fill="2B1B2E" w:color="auto" w:val="clear"/>
+            <w:tcMar>
+              <w:top w:type="dxa" w:w="26"/>
+              <w:left w:type="dxa" w:w="90"/>
+              <w:bottom w:type="dxa" w:w="26"/>
+              <w:right w:type="dxa" w:w="90"/>
+            </w:tcMar>
+            <w:vAlign w:val="center"/>
+          </w:tcPr>
+          <w:p>
+            <w:pPr>
+              <w:spacing w:after="18" w:before="18" w:line="215"/>
+              <w:jc w:val="center"/>
+            </w:pPr>
+            <w:r>
+              <w:rPr>
+                <w:b/>
+                <w:bCs/>
+                <w:color w:val="FFFFFF"/>
+                <w:sz w:val="15"/>
+                <w:szCs w:val="15"/>
+              </w:rPr>
+              <w:t xml:space="preserve">VIDA</w:t>
+            </w:r>
+          </w:p>
+        </w:tc>
+        <w:tc>
+          <w:tcPr>
+            <w:tcW w:type="dxa" w:w="864"/>
+            <w:shd w:fill="2B1B2E" w:color="auto" w:val="clear"/>
+            <w:tcMar>
+              <w:top w:type="dxa" w:w="26"/>
+              <w:left w:type="dxa" w:w="90"/>
+              <w:bottom w:type="dxa" w:w="26"/>
+              <w:right w:type="dxa" w:w="90"/>
+            </w:tcMar>
+            <w:vAlign w:val="center"/>
+          </w:tcPr>
+          <w:p>
+            <w:pPr>
+              <w:spacing w:after="18" w:before="18" w:line="215"/>
+              <w:jc w:val="center"/>
+            </w:pPr>
+            <w:r>
+              <w:rPr>
+                <w:b/>
+                <w:bCs/>
+                <w:color w:val="FFFFFF"/>
+                <w:sz w:val="15"/>
+                <w:szCs w:val="15"/>
+              </w:rPr>
+              <w:t xml:space="preserve">DANO</w:t>
+            </w:r>
+          </w:p>
+        </w:tc>
+        <w:tc>
+          <w:tcPr>
+            <w:tcW w:type="dxa" w:w="864"/>
+            <w:shd w:fill="2B1B2E" w:color="auto" w:val="clear"/>
+            <w:tcMar>
+              <w:top w:type="dxa" w:w="26"/>
+              <w:left w:type="dxa" w:w="90"/>
+              <w:bottom w:type="dxa" w:w="26"/>
+              <w:right w:type="dxa" w:w="90"/>
+            </w:tcMar>
+            <w:vAlign w:val="center"/>
+          </w:tcPr>
+          <w:p>
+            <w:pPr>
+              <w:spacing w:after="18" w:before="18" w:line="215"/>
+              <w:jc w:val="center"/>
+            </w:pPr>
+            <w:r>
+              <w:rPr>
+                <w:b/>
+                <w:bCs/>
+                <w:color w:val="FFFFFF"/>
+                <w:sz w:val="15"/>
+                <w:szCs w:val="15"/>
+              </w:rPr>
+              <w:t xml:space="preserve">AÇÕES</w:t>
+            </w:r>
+          </w:p>
+        </w:tc>
+        <w:tc>
+          <w:tcPr>
+            <w:tcW w:type="dxa" w:w="1536"/>
+            <w:shd w:fill="2B1B2E" w:color="auto" w:val="clear"/>
+            <w:tcMar>
+              <w:top w:type="dxa" w:w="26"/>
+              <w:left w:type="dxa" w:w="90"/>
+              <w:bottom w:type="dxa" w:w="26"/>
+              <w:right w:type="dxa" w:w="90"/>
+            </w:tcMar>
+            <w:vAlign w:val="center"/>
+          </w:tcPr>
+          <w:p>
+            <w:pPr>
+              <w:spacing w:after="18" w:before="18" w:line="215"/>
+              <w:jc w:val="center"/>
+            </w:pPr>
+            <w:r>
+              <w:rPr>
+                <w:b/>
+                <w:bCs/>
+                <w:color w:val="FFFFFF"/>
+                <w:sz w:val="15"/>
+                <w:szCs w:val="15"/>
+              </w:rPr>
+              <w:t xml:space="preserve">GOLPE</w:t>
+            </w:r>
+          </w:p>
+        </w:tc>
+        <w:tc>
+          <w:tcPr>
+            <w:tcW w:type="dxa" w:w="1440"/>
+            <w:shd w:fill="2B1B2E" w:color="auto" w:val="clear"/>
+            <w:tcMar>
+              <w:top w:type="dxa" w:w="26"/>
+              <w:left w:type="dxa" w:w="90"/>
+              <w:bottom w:type="dxa" w:w="26"/>
+              <w:right w:type="dxa" w:w="90"/>
+            </w:tcMar>
+            <w:vAlign w:val="center"/>
+          </w:tcPr>
+          <w:p>
+            <w:pPr>
+              <w:spacing w:after="18" w:before="18" w:line="215"/>
+              <w:jc w:val="center"/>
+            </w:pPr>
+            <w:r>
+              <w:rPr>
+                <w:b/>
+                <w:bCs/>
+                <w:color w:val="FFFFFF"/>
+                <w:sz w:val="15"/>
+                <w:szCs w:val="15"/>
+              </w:rPr>
+              <w:t xml:space="preserve">CAPANGA</w:t>
+            </w:r>
+          </w:p>
+        </w:tc>
+      </w:tr>
+      <w:tr>
+        <w:trPr>
+          <w:cantSplit/>
+        </w:trPr>
+        <w:tc>
+          <w:tcPr>
+            <w:tcW w:type="dxa" w:w="1632"/>
+            <w:tcMar>
+              <w:top w:type="dxa" w:w="26"/>
+              <w:left w:type="dxa" w:w="90"/>
+              <w:bottom w:type="dxa" w:w="26"/>
+              <w:right w:type="dxa" w:w="90"/>
+            </w:tcMar>
+            <w:vAlign w:val="center"/>
+          </w:tcPr>
+          <w:p>
+            <w:pPr>
+              <w:spacing w:after="18" w:before="18" w:line="215"/>
+              <w:jc w:val="left"/>
+            </w:pPr>
+            <w:r>
+              <w:rPr>
+                <w:b w:val="false"/>
+                <w:bCs w:val="false"/>
+                <w:color w:val="251727"/>
+                <w:sz w:val="17"/>
+                <w:szCs w:val="17"/>
+              </w:rPr>
+              <w:t xml:space="preserve">Betobeto</w:t>
+            </w:r>
+          </w:p>
+        </w:tc>
+        <w:tc>
+          <w:tcPr>
+            <w:tcW w:type="dxa" w:w="1344"/>
+            <w:tcMar>
+              <w:top w:type="dxa" w:w="26"/>
+              <w:left w:type="dxa" w:w="90"/>
+              <w:bottom w:type="dxa" w:w="26"/>
+              <w:right w:type="dxa" w:w="90"/>
+            </w:tcMar>
+            <w:vAlign w:val="center"/>
+          </w:tcPr>
+          <w:p>
+            <w:pPr>
+              <w:spacing w:after="18" w:before="18" w:line="215"/>
+              <w:jc w:val="left"/>
+            </w:pPr>
+            <w:r>
+              <w:rPr>
+                <w:b w:val="false"/>
+                <w:bCs w:val="false"/>
+                <w:color w:val="251727"/>
+                <w:sz w:val="17"/>
+                <w:szCs w:val="17"/>
+              </w:rPr>
+              <w:t xml:space="preserve">Ronda</w:t>
+            </w:r>
+          </w:p>
+        </w:tc>
+        <w:tc>
+          <w:tcPr>
+            <w:tcW w:type="dxa" w:w="960"/>
+            <w:tcMar>
+              <w:top w:type="dxa" w:w="26"/>
+              <w:left w:type="dxa" w:w="90"/>
+              <w:bottom w:type="dxa" w:w="26"/>
+              <w:right w:type="dxa" w:w="90"/>
+            </w:tcMar>
+            <w:vAlign w:val="center"/>
+          </w:tcPr>
+          <w:p>
+            <w:pPr>
+              <w:spacing w:after="18" w:before="18" w:line="215"/>
+              <w:jc w:val="center"/>
+            </w:pPr>
+            <w:r>
+              <w:rPr>
+                <w:b w:val="false"/>
+                <w:bCs w:val="false"/>
+                <w:color w:val="251727"/>
+                <w:sz w:val="17"/>
+                <w:szCs w:val="17"/>
+              </w:rPr>
+              <w:t xml:space="preserve">2 a 4</w:t>
+            </w:r>
+          </w:p>
+        </w:tc>
+        <w:tc>
+          <w:tcPr>
+            <w:tcW w:type="dxa" w:w="960"/>
+            <w:tcMar>
+              <w:top w:type="dxa" w:w="26"/>
+              <w:left w:type="dxa" w:w="90"/>
+              <w:bottom w:type="dxa" w:w="26"/>
+              <w:right w:type="dxa" w:w="90"/>
+            </w:tcMar>
+            <w:vAlign w:val="center"/>
+          </w:tcPr>
+          <w:p>
+            <w:pPr>
+              <w:spacing w:after="18" w:before="18" w:line="215"/>
+              <w:jc w:val="center"/>
+            </w:pPr>
+            <w:r>
+              <w:rPr>
+                <w:b w:val="false"/>
+                <w:bCs w:val="false"/>
+                <w:color w:val="251727"/>
+                <w:sz w:val="17"/>
+                <w:szCs w:val="17"/>
+              </w:rPr>
+              <w:t xml:space="preserve">28</w:t>
+            </w:r>
+          </w:p>
+        </w:tc>
+        <w:tc>
+          <w:tcPr>
+            <w:tcW w:type="dxa" w:w="864"/>
+            <w:tcMar>
+              <w:top w:type="dxa" w:w="26"/>
+              <w:left w:type="dxa" w:w="90"/>
+              <w:bottom w:type="dxa" w:w="26"/>
+              <w:right w:type="dxa" w:w="90"/>
+            </w:tcMar>
+            <w:vAlign w:val="center"/>
+          </w:tcPr>
+          <w:p>
+            <w:pPr>
+              <w:spacing w:after="18" w:before="18" w:line="215"/>
+              <w:jc w:val="center"/>
+            </w:pPr>
+            <w:r>
+              <w:rPr>
+                <w:b w:val="false"/>
+                <w:bCs w:val="false"/>
+                <w:color w:val="251727"/>
+                <w:sz w:val="17"/>
+                <w:szCs w:val="17"/>
+              </w:rPr>
+              <w:t xml:space="preserve">4</w:t>
+            </w:r>
+          </w:p>
+        </w:tc>
+        <w:tc>
+          <w:tcPr>
+            <w:tcW w:type="dxa" w:w="864"/>
+            <w:tcMar>
+              <w:top w:type="dxa" w:w="26"/>
+              <w:left w:type="dxa" w:w="90"/>
+              <w:bottom w:type="dxa" w:w="26"/>
+              <w:right w:type="dxa" w:w="90"/>
+            </w:tcMar>
+            <w:vAlign w:val="center"/>
+          </w:tcPr>
+          <w:p>
+            <w:pPr>
+              <w:spacing w:after="18" w:before="18" w:line="215"/>
+              <w:jc w:val="center"/>
+            </w:pPr>
+            <w:r>
+              <w:rPr>
+                <w:b w:val="false"/>
+                <w:bCs w:val="false"/>
+                <w:color w:val="251727"/>
+                <w:sz w:val="17"/>
+                <w:szCs w:val="17"/>
+              </w:rPr>
+              <w:t xml:space="preserve">1</w:t>
+            </w:r>
+          </w:p>
+        </w:tc>
+        <w:tc>
+          <w:tcPr>
+            <w:tcW w:type="dxa" w:w="1536"/>
+            <w:tcMar>
+              <w:top w:type="dxa" w:w="26"/>
+              <w:left w:type="dxa" w:w="90"/>
+              <w:bottom w:type="dxa" w:w="26"/>
+              <w:right w:type="dxa" w:w="90"/>
+            </w:tcMar>
+            <w:vAlign w:val="center"/>
+          </w:tcPr>
+          <w:p>
+            <w:pPr>
+              <w:spacing w:after="18" w:before="18" w:line="215"/>
+              <w:jc w:val="center"/>
+            </w:pPr>
+            <w:r>
+              <w:rPr>
+                <w:b w:val="false"/>
+                <w:bCs w:val="false"/>
+                <w:color w:val="251727"/>
+                <w:sz w:val="17"/>
+                <w:szCs w:val="17"/>
+              </w:rPr>
+              <w:t xml:space="preserve">4</w:t>
+            </w:r>
+          </w:p>
+        </w:tc>
+        <w:tc>
+          <w:tcPr>
+            <w:tcW w:type="dxa" w:w="1440"/>
+            <w:tcMar>
+              <w:top w:type="dxa" w:w="26"/>
+              <w:left w:type="dxa" w:w="90"/>
+              <w:bottom w:type="dxa" w:w="26"/>
+              <w:right w:type="dxa" w:w="90"/>
+            </w:tcMar>
+            <w:vAlign w:val="center"/>
+          </w:tcPr>
+          <w:p>
+            <w:pPr>
+              <w:spacing w:after="18" w:before="18" w:line="215"/>
+              <w:jc w:val="center"/>
+            </w:pPr>
+            <w:r>
+              <w:rPr>
+                <w:b w:val="false"/>
+                <w:bCs w:val="false"/>
+                <w:color w:val="251727"/>
+                <w:sz w:val="17"/>
+                <w:szCs w:val="17"/>
+              </w:rPr>
+              <w:t xml:space="preserve">7 · 1</w:t>
+            </w:r>
+          </w:p>
+        </w:tc>
+      </w:tr>
+      <w:tr>
+        <w:trPr>
+          <w:cantSplit/>
+        </w:trPr>
+        <w:tc>
+          <w:tcPr>
+            <w:tcW w:type="dxa" w:w="1632"/>
+            <w:shd w:fill="FADDEA" w:color="auto" w:val="clear"/>
+            <w:tcMar>
+              <w:top w:type="dxa" w:w="26"/>
+              <w:left w:type="dxa" w:w="90"/>
+              <w:bottom w:type="dxa" w:w="26"/>
+              <w:right w:type="dxa" w:w="90"/>
+            </w:tcMar>
+            <w:vAlign w:val="center"/>
+          </w:tcPr>
+          <w:p>
+            <w:pPr>
+              <w:spacing w:after="18" w:before="18" w:line="215"/>
+              <w:jc w:val="left"/>
+            </w:pPr>
+            <w:r>
+              <w:rPr>
+                <w:b w:val="false"/>
+                <w:bCs w:val="false"/>
+                <w:color w:val="251727"/>
+                <w:sz w:val="17"/>
+                <w:szCs w:val="17"/>
+              </w:rPr>
+              <w:t xml:space="preserve">Kamaitachi</w:t>
+            </w:r>
+          </w:p>
+        </w:tc>
+        <w:tc>
+          <w:tcPr>
+            <w:tcW w:type="dxa" w:w="1344"/>
+            <w:shd w:fill="FADDEA" w:color="auto" w:val="clear"/>
+            <w:tcMar>
+              <w:top w:type="dxa" w:w="26"/>
+              <w:left w:type="dxa" w:w="90"/>
+              <w:bottom w:type="dxa" w:w="26"/>
+              <w:right w:type="dxa" w:w="90"/>
+            </w:tcMar>
+            <w:vAlign w:val="center"/>
+          </w:tcPr>
+          <w:p>
+            <w:pPr>
+              <w:spacing w:after="18" w:before="18" w:line="215"/>
+              <w:jc w:val="left"/>
+            </w:pPr>
+            <w:r>
+              <w:rPr>
+                <w:b w:val="false"/>
+                <w:bCs w:val="false"/>
+                <w:color w:val="251727"/>
+                <w:sz w:val="17"/>
+                <w:szCs w:val="17"/>
+              </w:rPr>
+              <w:t xml:space="preserve">Dupla</w:t>
+            </w:r>
+          </w:p>
+        </w:tc>
+        <w:tc>
+          <w:tcPr>
+            <w:tcW w:type="dxa" w:w="960"/>
+            <w:shd w:fill="FADDEA" w:color="auto" w:val="clear"/>
+            <w:tcMar>
+              <w:top w:type="dxa" w:w="26"/>
+              <w:left w:type="dxa" w:w="90"/>
+              <w:bottom w:type="dxa" w:w="26"/>
+              <w:right w:type="dxa" w:w="90"/>
+            </w:tcMar>
+            <w:vAlign w:val="center"/>
+          </w:tcPr>
+          <w:p>
+            <w:pPr>
+              <w:spacing w:after="18" w:before="18" w:line="215"/>
+              <w:jc w:val="center"/>
+            </w:pPr>
+            <w:r>
+              <w:rPr>
+                <w:b w:val="false"/>
+                <w:bCs w:val="false"/>
+                <w:color w:val="251727"/>
+                <w:sz w:val="17"/>
+                <w:szCs w:val="17"/>
+              </w:rPr>
+              <w:t xml:space="preserve">2 a 4</w:t>
+            </w:r>
+          </w:p>
+        </w:tc>
+        <w:tc>
+          <w:tcPr>
+            <w:tcW w:type="dxa" w:w="960"/>
+            <w:shd w:fill="FADDEA" w:color="auto" w:val="clear"/>
+            <w:tcMar>
+              <w:top w:type="dxa" w:w="26"/>
+              <w:left w:type="dxa" w:w="90"/>
+              <w:bottom w:type="dxa" w:w="26"/>
+              <w:right w:type="dxa" w:w="90"/>
+            </w:tcMar>
+            <w:vAlign w:val="center"/>
+          </w:tcPr>
+          <w:p>
+            <w:pPr>
+              <w:spacing w:after="18" w:before="18" w:line="215"/>
+              <w:jc w:val="center"/>
+            </w:pPr>
+            <w:r>
+              <w:rPr>
+                <w:b w:val="false"/>
+                <w:bCs w:val="false"/>
+                <w:color w:val="251727"/>
+                <w:sz w:val="17"/>
+                <w:szCs w:val="17"/>
+              </w:rPr>
+              <w:t xml:space="preserve">57</w:t>
+            </w:r>
+          </w:p>
+        </w:tc>
+        <w:tc>
+          <w:tcPr>
+            <w:tcW w:type="dxa" w:w="864"/>
+            <w:shd w:fill="FADDEA" w:color="auto" w:val="clear"/>
+            <w:tcMar>
+              <w:top w:type="dxa" w:w="26"/>
+              <w:left w:type="dxa" w:w="90"/>
+              <w:bottom w:type="dxa" w:w="26"/>
+              <w:right w:type="dxa" w:w="90"/>
+            </w:tcMar>
+            <w:vAlign w:val="center"/>
+          </w:tcPr>
+          <w:p>
+            <w:pPr>
+              <w:spacing w:after="18" w:before="18" w:line="215"/>
+              <w:jc w:val="center"/>
+            </w:pPr>
+            <w:r>
+              <w:rPr>
+                <w:b w:val="false"/>
+                <w:bCs w:val="false"/>
+                <w:color w:val="251727"/>
+                <w:sz w:val="17"/>
+                <w:szCs w:val="17"/>
+              </w:rPr>
+              <w:t xml:space="preserve">8</w:t>
+            </w:r>
+          </w:p>
+        </w:tc>
+        <w:tc>
+          <w:tcPr>
+            <w:tcW w:type="dxa" w:w="864"/>
+            <w:shd w:fill="FADDEA" w:color="auto" w:val="clear"/>
+            <w:tcMar>
+              <w:top w:type="dxa" w:w="26"/>
+              <w:left w:type="dxa" w:w="90"/>
+              <w:bottom w:type="dxa" w:w="26"/>
+              <w:right w:type="dxa" w:w="90"/>
+            </w:tcMar>
+            <w:vAlign w:val="center"/>
+          </w:tcPr>
+          <w:p>
+            <w:pPr>
+              <w:spacing w:after="18" w:before="18" w:line="215"/>
+              <w:jc w:val="center"/>
+            </w:pPr>
+            <w:r>
+              <w:rPr>
+                <w:b w:val="false"/>
+                <w:bCs w:val="false"/>
+                <w:color w:val="251727"/>
+                <w:sz w:val="17"/>
+                <w:szCs w:val="17"/>
+              </w:rPr>
+              <w:t xml:space="preserve">1</w:t>
+            </w:r>
+          </w:p>
+        </w:tc>
+        <w:tc>
+          <w:tcPr>
+            <w:tcW w:type="dxa" w:w="1536"/>
+            <w:shd w:fill="FADDEA" w:color="auto" w:val="clear"/>
+            <w:tcMar>
+              <w:top w:type="dxa" w:w="26"/>
+              <w:left w:type="dxa" w:w="90"/>
+              <w:bottom w:type="dxa" w:w="26"/>
+              <w:right w:type="dxa" w:w="90"/>
+            </w:tcMar>
+            <w:vAlign w:val="center"/>
+          </w:tcPr>
+          <w:p>
+            <w:pPr>
+              <w:spacing w:after="18" w:before="18" w:line="215"/>
+              <w:jc w:val="center"/>
+            </w:pPr>
+            <w:r>
+              <w:rPr>
+                <w:b w:val="false"/>
+                <w:bCs w:val="false"/>
+                <w:color w:val="251727"/>
+                <w:sz w:val="17"/>
+                <w:szCs w:val="17"/>
+              </w:rPr>
+              <w:t xml:space="preserve">1d8 + 3</w:t>
+            </w:r>
+          </w:p>
+        </w:tc>
+        <w:tc>
+          <w:tcPr>
+            <w:tcW w:type="dxa" w:w="1440"/>
+            <w:shd w:fill="FADDEA" w:color="auto" w:val="clear"/>
+            <w:tcMar>
+              <w:top w:type="dxa" w:w="26"/>
+              <w:left w:type="dxa" w:w="90"/>
+              <w:bottom w:type="dxa" w:w="26"/>
+              <w:right w:type="dxa" w:w="90"/>
+            </w:tcMar>
+            <w:vAlign w:val="center"/>
+          </w:tcPr>
+          <w:p>
+            <w:pPr>
+              <w:spacing w:after="18" w:before="18" w:line="215"/>
+              <w:jc w:val="center"/>
+            </w:pPr>
+            <w:r>
+              <w:rPr>
+                <w:b w:val="false"/>
+                <w:bCs w:val="false"/>
+                <w:color w:val="251727"/>
+                <w:sz w:val="17"/>
+                <w:szCs w:val="17"/>
+              </w:rPr>
+              <w:t xml:space="preserve">14 · 3</w:t>
+            </w:r>
+          </w:p>
+        </w:tc>
+      </w:tr>
+      <w:tr>
+        <w:trPr>
+          <w:cantSplit/>
+        </w:trPr>
+        <w:tc>
+          <w:tcPr>
+            <w:tcW w:type="dxa" w:w="1632"/>
+            <w:tcMar>
+              <w:top w:type="dxa" w:w="26"/>
+              <w:left w:type="dxa" w:w="90"/>
+              <w:bottom w:type="dxa" w:w="26"/>
+              <w:right w:type="dxa" w:w="90"/>
+            </w:tcMar>
+            <w:vAlign w:val="center"/>
+          </w:tcPr>
+          <w:p>
+            <w:pPr>
+              <w:spacing w:after="18" w:before="18" w:line="215"/>
+              <w:jc w:val="left"/>
+            </w:pPr>
+            <w:r>
+              <w:rPr>
+                <w:b w:val="false"/>
+                <w:bCs w:val="false"/>
+                <w:color w:val="251727"/>
+                <w:sz w:val="17"/>
+                <w:szCs w:val="17"/>
+              </w:rPr>
+              <w:t xml:space="preserve">Tsuchigumo</w:t>
+            </w:r>
+          </w:p>
+        </w:tc>
+        <w:tc>
+          <w:tcPr>
+            <w:tcW w:type="dxa" w:w="1344"/>
+            <w:tcMar>
+              <w:top w:type="dxa" w:w="26"/>
+              <w:left w:type="dxa" w:w="90"/>
+              <w:bottom w:type="dxa" w:w="26"/>
+              <w:right w:type="dxa" w:w="90"/>
+            </w:tcMar>
+            <w:vAlign w:val="center"/>
+          </w:tcPr>
+          <w:p>
+            <w:pPr>
+              <w:spacing w:after="18" w:before="18" w:line="215"/>
+              <w:jc w:val="left"/>
+            </w:pPr>
+            <w:r>
+              <w:rPr>
+                <w:b w:val="false"/>
+                <w:bCs w:val="false"/>
+                <w:color w:val="251727"/>
+                <w:sz w:val="17"/>
+                <w:szCs w:val="17"/>
+              </w:rPr>
+              <w:t xml:space="preserve">Alcateia</w:t>
+            </w:r>
+          </w:p>
+        </w:tc>
+        <w:tc>
+          <w:tcPr>
+            <w:tcW w:type="dxa" w:w="960"/>
+            <w:tcMar>
+              <w:top w:type="dxa" w:w="26"/>
+              <w:left w:type="dxa" w:w="90"/>
+              <w:bottom w:type="dxa" w:w="26"/>
+              <w:right w:type="dxa" w:w="90"/>
+            </w:tcMar>
+            <w:vAlign w:val="center"/>
+          </w:tcPr>
+          <w:p>
+            <w:pPr>
+              <w:spacing w:after="18" w:before="18" w:line="215"/>
+              <w:jc w:val="center"/>
+            </w:pPr>
+            <w:r>
+              <w:rPr>
+                <w:b w:val="false"/>
+                <w:bCs w:val="false"/>
+                <w:color w:val="251727"/>
+                <w:sz w:val="17"/>
+                <w:szCs w:val="17"/>
+              </w:rPr>
+              <w:t xml:space="preserve">2 a 4</w:t>
+            </w:r>
+          </w:p>
+        </w:tc>
+        <w:tc>
+          <w:tcPr>
+            <w:tcW w:type="dxa" w:w="960"/>
+            <w:tcMar>
+              <w:top w:type="dxa" w:w="26"/>
+              <w:left w:type="dxa" w:w="90"/>
+              <w:bottom w:type="dxa" w:w="26"/>
+              <w:right w:type="dxa" w:w="90"/>
+            </w:tcMar>
+            <w:vAlign w:val="center"/>
+          </w:tcPr>
+          <w:p>
+            <w:pPr>
+              <w:spacing w:after="18" w:before="18" w:line="215"/>
+              <w:jc w:val="center"/>
+            </w:pPr>
+            <w:r>
+              <w:rPr>
+                <w:b w:val="false"/>
+                <w:bCs w:val="false"/>
+                <w:color w:val="251727"/>
+                <w:sz w:val="17"/>
+                <w:szCs w:val="17"/>
+              </w:rPr>
+              <w:t xml:space="preserve">114</w:t>
+            </w:r>
+          </w:p>
+        </w:tc>
+        <w:tc>
+          <w:tcPr>
+            <w:tcW w:type="dxa" w:w="864"/>
+            <w:tcMar>
+              <w:top w:type="dxa" w:w="26"/>
+              <w:left w:type="dxa" w:w="90"/>
+              <w:bottom w:type="dxa" w:w="26"/>
+              <w:right w:type="dxa" w:w="90"/>
+            </w:tcMar>
+            <w:vAlign w:val="center"/>
+          </w:tcPr>
+          <w:p>
+            <w:pPr>
+              <w:spacing w:after="18" w:before="18" w:line="215"/>
+              <w:jc w:val="center"/>
+            </w:pPr>
+            <w:r>
+              <w:rPr>
+                <w:b w:val="false"/>
+                <w:bCs w:val="false"/>
+                <w:color w:val="251727"/>
+                <w:sz w:val="17"/>
+                <w:szCs w:val="17"/>
+              </w:rPr>
+              <w:t xml:space="preserve">17</w:t>
+            </w:r>
+          </w:p>
+        </w:tc>
+        <w:tc>
+          <w:tcPr>
+            <w:tcW w:type="dxa" w:w="864"/>
+            <w:tcMar>
+              <w:top w:type="dxa" w:w="26"/>
+              <w:left w:type="dxa" w:w="90"/>
+              <w:bottom w:type="dxa" w:w="26"/>
+              <w:right w:type="dxa" w:w="90"/>
+            </w:tcMar>
+            <w:vAlign w:val="center"/>
+          </w:tcPr>
+          <w:p>
+            <w:pPr>
+              <w:spacing w:after="18" w:before="18" w:line="215"/>
+              <w:jc w:val="center"/>
+            </w:pPr>
+            <w:r>
+              <w:rPr>
+                <w:b w:val="false"/>
+                <w:bCs w:val="false"/>
+                <w:color w:val="251727"/>
+                <w:sz w:val="17"/>
+                <w:szCs w:val="17"/>
+              </w:rPr>
+              <w:t xml:space="preserve">3</w:t>
+            </w:r>
+          </w:p>
+        </w:tc>
+        <w:tc>
+          <w:tcPr>
+            <w:tcW w:type="dxa" w:w="1536"/>
+            <w:tcMar>
+              <w:top w:type="dxa" w:w="26"/>
+              <w:left w:type="dxa" w:w="90"/>
+              <w:bottom w:type="dxa" w:w="26"/>
+              <w:right w:type="dxa" w:w="90"/>
+            </w:tcMar>
+            <w:vAlign w:val="center"/>
+          </w:tcPr>
+          <w:p>
+            <w:pPr>
+              <w:spacing w:after="18" w:before="18" w:line="215"/>
+              <w:jc w:val="center"/>
+            </w:pPr>
+            <w:r>
+              <w:rPr>
+                <w:b w:val="false"/>
+                <w:bCs w:val="false"/>
+                <w:color w:val="251727"/>
+                <w:sz w:val="17"/>
+                <w:szCs w:val="17"/>
+              </w:rPr>
+              <w:t xml:space="preserve">1d8 + 1</w:t>
+            </w:r>
+          </w:p>
+        </w:tc>
+        <w:tc>
+          <w:tcPr>
+            <w:tcW w:type="dxa" w:w="1440"/>
+            <w:tcMar>
+              <w:top w:type="dxa" w:w="26"/>
+              <w:left w:type="dxa" w:w="90"/>
+              <w:bottom w:type="dxa" w:w="26"/>
+              <w:right w:type="dxa" w:w="90"/>
+            </w:tcMar>
+            <w:vAlign w:val="center"/>
+          </w:tcPr>
+          <w:p>
+            <w:pPr>
+              <w:spacing w:after="18" w:before="18" w:line="215"/>
+              <w:jc w:val="center"/>
+            </w:pPr>
+            <w:r>
+              <w:rPr>
+                <w:b w:val="false"/>
+                <w:bCs w:val="false"/>
+                <w:color w:val="251727"/>
+                <w:sz w:val="17"/>
+                <w:szCs w:val="17"/>
+              </w:rPr>
+              <w:t xml:space="preserve">28 · 6</w:t>
+            </w:r>
+          </w:p>
+        </w:tc>
+      </w:tr>
+      <w:tr>
+        <w:trPr>
+          <w:cantSplit/>
+        </w:trPr>
+        <w:tc>
+          <w:tcPr>
+            <w:tcW w:type="dxa" w:w="1632"/>
+            <w:shd w:fill="FADDEA" w:color="auto" w:val="clear"/>
+            <w:tcMar>
+              <w:top w:type="dxa" w:w="26"/>
+              <w:left w:type="dxa" w:w="90"/>
+              <w:bottom w:type="dxa" w:w="26"/>
+              <w:right w:type="dxa" w:w="90"/>
+            </w:tcMar>
+            <w:vAlign w:val="center"/>
+          </w:tcPr>
+          <w:p>
+            <w:pPr>
+              <w:spacing w:after="18" w:before="18" w:line="215"/>
+              <w:jc w:val="left"/>
+            </w:pPr>
+            <w:r>
+              <w:rPr>
+                <w:b w:val="false"/>
+                <w:bCs w:val="false"/>
+                <w:color w:val="251727"/>
+                <w:sz w:val="17"/>
+                <w:szCs w:val="17"/>
+              </w:rPr>
+              <w:t xml:space="preserve">Hitotsume</w:t>
+            </w:r>
+          </w:p>
+        </w:tc>
+        <w:tc>
+          <w:tcPr>
+            <w:tcW w:type="dxa" w:w="1344"/>
+            <w:shd w:fill="FADDEA" w:color="auto" w:val="clear"/>
+            <w:tcMar>
+              <w:top w:type="dxa" w:w="26"/>
+              <w:left w:type="dxa" w:w="90"/>
+              <w:bottom w:type="dxa" w:w="26"/>
+              <w:right w:type="dxa" w:w="90"/>
+            </w:tcMar>
+            <w:vAlign w:val="center"/>
+          </w:tcPr>
+          <w:p>
+            <w:pPr>
+              <w:spacing w:after="18" w:before="18" w:line="215"/>
+              <w:jc w:val="left"/>
+            </w:pPr>
+            <w:r>
+              <w:rPr>
+                <w:b w:val="false"/>
+                <w:bCs w:val="false"/>
+                <w:color w:val="251727"/>
+                <w:sz w:val="17"/>
+                <w:szCs w:val="17"/>
+              </w:rPr>
+              <w:t xml:space="preserve">Ronda</w:t>
+            </w:r>
+          </w:p>
+        </w:tc>
+        <w:tc>
+          <w:tcPr>
+            <w:tcW w:type="dxa" w:w="960"/>
+            <w:shd w:fill="FADDEA" w:color="auto" w:val="clear"/>
+            <w:tcMar>
+              <w:top w:type="dxa" w:w="26"/>
+              <w:left w:type="dxa" w:w="90"/>
+              <w:bottom w:type="dxa" w:w="26"/>
+              <w:right w:type="dxa" w:w="90"/>
+            </w:tcMar>
+            <w:vAlign w:val="center"/>
+          </w:tcPr>
+          <w:p>
+            <w:pPr>
+              <w:spacing w:after="18" w:before="18" w:line="215"/>
+              <w:jc w:val="center"/>
+            </w:pPr>
+            <w:r>
+              <w:rPr>
+                <w:b w:val="false"/>
+                <w:bCs w:val="false"/>
+                <w:color w:val="251727"/>
+                <w:sz w:val="17"/>
+                <w:szCs w:val="17"/>
+              </w:rPr>
+              <w:t xml:space="preserve">5 a 8</w:t>
+            </w:r>
+          </w:p>
+        </w:tc>
+        <w:tc>
+          <w:tcPr>
+            <w:tcW w:type="dxa" w:w="960"/>
+            <w:shd w:fill="FADDEA" w:color="auto" w:val="clear"/>
+            <w:tcMar>
+              <w:top w:type="dxa" w:w="26"/>
+              <w:left w:type="dxa" w:w="90"/>
+              <w:bottom w:type="dxa" w:w="26"/>
+              <w:right w:type="dxa" w:w="90"/>
+            </w:tcMar>
+            <w:vAlign w:val="center"/>
+          </w:tcPr>
+          <w:p>
+            <w:pPr>
+              <w:spacing w:after="18" w:before="18" w:line="215"/>
+              <w:jc w:val="center"/>
+            </w:pPr>
+            <w:r>
+              <w:rPr>
+                <w:b w:val="false"/>
+                <w:bCs w:val="false"/>
+                <w:color w:val="251727"/>
+                <w:sz w:val="17"/>
+                <w:szCs w:val="17"/>
+              </w:rPr>
+              <w:t xml:space="preserve">67</w:t>
+            </w:r>
+          </w:p>
+        </w:tc>
+        <w:tc>
+          <w:tcPr>
+            <w:tcW w:type="dxa" w:w="864"/>
+            <w:shd w:fill="FADDEA" w:color="auto" w:val="clear"/>
+            <w:tcMar>
+              <w:top w:type="dxa" w:w="26"/>
+              <w:left w:type="dxa" w:w="90"/>
+              <w:bottom w:type="dxa" w:w="26"/>
+              <w:right w:type="dxa" w:w="90"/>
+            </w:tcMar>
+            <w:vAlign w:val="center"/>
+          </w:tcPr>
+          <w:p>
+            <w:pPr>
+              <w:spacing w:after="18" w:before="18" w:line="215"/>
+              <w:jc w:val="center"/>
+            </w:pPr>
+            <w:r>
+              <w:rPr>
+                <w:b w:val="false"/>
+                <w:bCs w:val="false"/>
+                <w:color w:val="251727"/>
+                <w:sz w:val="17"/>
+                <w:szCs w:val="17"/>
+              </w:rPr>
+              <w:t xml:space="preserve">10</w:t>
+            </w:r>
+          </w:p>
+        </w:tc>
+        <w:tc>
+          <w:tcPr>
+            <w:tcW w:type="dxa" w:w="864"/>
+            <w:shd w:fill="FADDEA" w:color="auto" w:val="clear"/>
+            <w:tcMar>
+              <w:top w:type="dxa" w:w="26"/>
+              <w:left w:type="dxa" w:w="90"/>
+              <w:bottom w:type="dxa" w:w="26"/>
+              <w:right w:type="dxa" w:w="90"/>
+            </w:tcMar>
+            <w:vAlign w:val="center"/>
+          </w:tcPr>
+          <w:p>
+            <w:pPr>
+              <w:spacing w:after="18" w:before="18" w:line="215"/>
+              <w:jc w:val="center"/>
+            </w:pPr>
+            <w:r>
+              <w:rPr>
+                <w:b w:val="false"/>
+                <w:bCs w:val="false"/>
+                <w:color w:val="251727"/>
+                <w:sz w:val="17"/>
+                <w:szCs w:val="17"/>
+              </w:rPr>
+              <w:t xml:space="preserve">1</w:t>
+            </w:r>
+          </w:p>
+        </w:tc>
+        <w:tc>
+          <w:tcPr>
+            <w:tcW w:type="dxa" w:w="1536"/>
+            <w:shd w:fill="FADDEA" w:color="auto" w:val="clear"/>
+            <w:tcMar>
+              <w:top w:type="dxa" w:w="26"/>
+              <w:left w:type="dxa" w:w="90"/>
+              <w:bottom w:type="dxa" w:w="26"/>
+              <w:right w:type="dxa" w:w="90"/>
+            </w:tcMar>
+            <w:vAlign w:val="center"/>
+          </w:tcPr>
+          <w:p>
+            <w:pPr>
+              <w:spacing w:after="18" w:before="18" w:line="215"/>
+              <w:jc w:val="center"/>
+            </w:pPr>
+            <w:r>
+              <w:rPr>
+                <w:b w:val="false"/>
+                <w:bCs w:val="false"/>
+                <w:color w:val="251727"/>
+                <w:sz w:val="17"/>
+                <w:szCs w:val="17"/>
+              </w:rPr>
+              <w:t xml:space="preserve">1d8 + 5</w:t>
+            </w:r>
+          </w:p>
+        </w:tc>
+        <w:tc>
+          <w:tcPr>
+            <w:tcW w:type="dxa" w:w="1440"/>
+            <w:shd w:fill="FADDEA" w:color="auto" w:val="clear"/>
+            <w:tcMar>
+              <w:top w:type="dxa" w:w="26"/>
+              <w:left w:type="dxa" w:w="90"/>
+              <w:bottom w:type="dxa" w:w="26"/>
+              <w:right w:type="dxa" w:w="90"/>
+            </w:tcMar>
+            <w:vAlign w:val="center"/>
+          </w:tcPr>
+          <w:p>
+            <w:pPr>
+              <w:spacing w:after="18" w:before="18" w:line="215"/>
+              <w:jc w:val="center"/>
+            </w:pPr>
+            <w:r>
+              <w:rPr>
+                <w:b w:val="false"/>
+                <w:bCs w:val="false"/>
+                <w:color w:val="251727"/>
+                <w:sz w:val="17"/>
+                <w:szCs w:val="17"/>
+              </w:rPr>
+              <w:t xml:space="preserve">17 · 3</w:t>
+            </w:r>
+          </w:p>
+        </w:tc>
+      </w:tr>
+      <w:tr>
+        <w:trPr>
+          <w:cantSplit/>
+        </w:trPr>
+        <w:tc>
+          <w:tcPr>
+            <w:tcW w:type="dxa" w:w="1632"/>
+            <w:tcMar>
+              <w:top w:type="dxa" w:w="26"/>
+              <w:left w:type="dxa" w:w="90"/>
+              <w:bottom w:type="dxa" w:w="26"/>
+              <w:right w:type="dxa" w:w="90"/>
+            </w:tcMar>
+            <w:vAlign w:val="center"/>
+          </w:tcPr>
+          <w:p>
+            <w:pPr>
+              <w:spacing w:after="18" w:before="18" w:line="215"/>
+              <w:jc w:val="left"/>
+            </w:pPr>
+            <w:r>
+              <w:rPr>
+                <w:b w:val="false"/>
+                <w:bCs w:val="false"/>
+                <w:color w:val="251727"/>
+                <w:sz w:val="17"/>
+                <w:szCs w:val="17"/>
+              </w:rPr>
+              <w:t xml:space="preserve">Kitsune</w:t>
+            </w:r>
+          </w:p>
+        </w:tc>
+        <w:tc>
+          <w:tcPr>
+            <w:tcW w:type="dxa" w:w="1344"/>
+            <w:tcMar>
+              <w:top w:type="dxa" w:w="26"/>
+              <w:left w:type="dxa" w:w="90"/>
+              <w:bottom w:type="dxa" w:w="26"/>
+              <w:right w:type="dxa" w:w="90"/>
+            </w:tcMar>
+            <w:vAlign w:val="center"/>
+          </w:tcPr>
+          <w:p>
+            <w:pPr>
+              <w:spacing w:after="18" w:before="18" w:line="215"/>
+              <w:jc w:val="left"/>
+            </w:pPr>
+            <w:r>
+              <w:rPr>
+                <w:b w:val="false"/>
+                <w:bCs w:val="false"/>
+                <w:color w:val="251727"/>
+                <w:sz w:val="17"/>
+                <w:szCs w:val="17"/>
+              </w:rPr>
+              <w:t xml:space="preserve">Dupla</w:t>
+            </w:r>
+          </w:p>
+        </w:tc>
+        <w:tc>
+          <w:tcPr>
+            <w:tcW w:type="dxa" w:w="960"/>
+            <w:tcMar>
+              <w:top w:type="dxa" w:w="26"/>
+              <w:left w:type="dxa" w:w="90"/>
+              <w:bottom w:type="dxa" w:w="26"/>
+              <w:right w:type="dxa" w:w="90"/>
+            </w:tcMar>
+            <w:vAlign w:val="center"/>
+          </w:tcPr>
+          <w:p>
+            <w:pPr>
+              <w:spacing w:after="18" w:before="18" w:line="215"/>
+              <w:jc w:val="center"/>
+            </w:pPr>
+            <w:r>
+              <w:rPr>
+                <w:b w:val="false"/>
+                <w:bCs w:val="false"/>
+                <w:color w:val="251727"/>
+                <w:sz w:val="17"/>
+                <w:szCs w:val="17"/>
+              </w:rPr>
+              <w:t xml:space="preserve">5 a 8</w:t>
+            </w:r>
+          </w:p>
+        </w:tc>
+        <w:tc>
+          <w:tcPr>
+            <w:tcW w:type="dxa" w:w="960"/>
+            <w:tcMar>
+              <w:top w:type="dxa" w:w="26"/>
+              <w:left w:type="dxa" w:w="90"/>
+              <w:bottom w:type="dxa" w:w="26"/>
+              <w:right w:type="dxa" w:w="90"/>
+            </w:tcMar>
+            <w:vAlign w:val="center"/>
+          </w:tcPr>
+          <w:p>
+            <w:pPr>
+              <w:spacing w:after="18" w:before="18" w:line="215"/>
+              <w:jc w:val="center"/>
+            </w:pPr>
+            <w:r>
+              <w:rPr>
+                <w:b w:val="false"/>
+                <w:bCs w:val="false"/>
+                <w:color w:val="251727"/>
+                <w:sz w:val="17"/>
+                <w:szCs w:val="17"/>
+              </w:rPr>
+              <w:t xml:space="preserve">135</w:t>
+            </w:r>
+          </w:p>
+        </w:tc>
+        <w:tc>
+          <w:tcPr>
+            <w:tcW w:type="dxa" w:w="864"/>
+            <w:tcMar>
+              <w:top w:type="dxa" w:w="26"/>
+              <w:left w:type="dxa" w:w="90"/>
+              <w:bottom w:type="dxa" w:w="26"/>
+              <w:right w:type="dxa" w:w="90"/>
+            </w:tcMar>
+            <w:vAlign w:val="center"/>
+          </w:tcPr>
+          <w:p>
+            <w:pPr>
+              <w:spacing w:after="18" w:before="18" w:line="215"/>
+              <w:jc w:val="center"/>
+            </w:pPr>
+            <w:r>
+              <w:rPr>
+                <w:b w:val="false"/>
+                <w:bCs w:val="false"/>
+                <w:color w:val="251727"/>
+                <w:sz w:val="17"/>
+                <w:szCs w:val="17"/>
+              </w:rPr>
+              <w:t xml:space="preserve">19</w:t>
+            </w:r>
+          </w:p>
+        </w:tc>
+        <w:tc>
+          <w:tcPr>
+            <w:tcW w:type="dxa" w:w="864"/>
+            <w:tcMar>
+              <w:top w:type="dxa" w:w="26"/>
+              <w:left w:type="dxa" w:w="90"/>
+              <w:bottom w:type="dxa" w:w="26"/>
+              <w:right w:type="dxa" w:w="90"/>
+            </w:tcMar>
+            <w:vAlign w:val="center"/>
+          </w:tcPr>
+          <w:p>
+            <w:pPr>
+              <w:spacing w:after="18" w:before="18" w:line="215"/>
+              <w:jc w:val="center"/>
+            </w:pPr>
+            <w:r>
+              <w:rPr>
+                <w:b w:val="false"/>
+                <w:bCs w:val="false"/>
+                <w:color w:val="251727"/>
+                <w:sz w:val="17"/>
+                <w:szCs w:val="17"/>
+              </w:rPr>
+              <w:t xml:space="preserve">1</w:t>
+            </w:r>
+          </w:p>
+        </w:tc>
+        <w:tc>
+          <w:tcPr>
+            <w:tcW w:type="dxa" w:w="1536"/>
+            <w:tcMar>
+              <w:top w:type="dxa" w:w="26"/>
+              <w:left w:type="dxa" w:w="90"/>
+              <w:bottom w:type="dxa" w:w="26"/>
+              <w:right w:type="dxa" w:w="90"/>
+            </w:tcMar>
+            <w:vAlign w:val="center"/>
+          </w:tcPr>
+          <w:p>
+            <w:pPr>
+              <w:spacing w:after="18" w:before="18" w:line="215"/>
+              <w:jc w:val="center"/>
+            </w:pPr>
+            <w:r>
+              <w:rPr>
+                <w:b w:val="false"/>
+                <w:bCs w:val="false"/>
+                <w:color w:val="251727"/>
+                <w:sz w:val="17"/>
+                <w:szCs w:val="17"/>
+              </w:rPr>
+              <w:t xml:space="preserve">2d8 + 10</w:t>
+            </w:r>
+          </w:p>
+        </w:tc>
+        <w:tc>
+          <w:tcPr>
+            <w:tcW w:type="dxa" w:w="1440"/>
+            <w:tcMar>
+              <w:top w:type="dxa" w:w="26"/>
+              <w:left w:type="dxa" w:w="90"/>
+              <w:bottom w:type="dxa" w:w="26"/>
+              <w:right w:type="dxa" w:w="90"/>
+            </w:tcMar>
+            <w:vAlign w:val="center"/>
+          </w:tcPr>
+          <w:p>
+            <w:pPr>
+              <w:spacing w:after="18" w:before="18" w:line="215"/>
+              <w:jc w:val="center"/>
+            </w:pPr>
+            <w:r>
+              <w:rPr>
+                <w:b w:val="false"/>
+                <w:bCs w:val="false"/>
+                <w:color w:val="251727"/>
+                <w:sz w:val="17"/>
+                <w:szCs w:val="17"/>
+              </w:rPr>
+              <w:t xml:space="preserve">33 · 6</w:t>
+            </w:r>
+          </w:p>
+        </w:tc>
+      </w:tr>
+      <w:tr>
+        <w:trPr>
+          <w:cantSplit/>
+        </w:trPr>
+        <w:tc>
+          <w:tcPr>
+            <w:tcW w:type="dxa" w:w="1632"/>
+            <w:shd w:fill="FADDEA" w:color="auto" w:val="clear"/>
+            <w:tcMar>
+              <w:top w:type="dxa" w:w="26"/>
+              <w:left w:type="dxa" w:w="90"/>
+              <w:bottom w:type="dxa" w:w="26"/>
+              <w:right w:type="dxa" w:w="90"/>
+            </w:tcMar>
+            <w:vAlign w:val="center"/>
+          </w:tcPr>
+          <w:p>
+            <w:pPr>
+              <w:spacing w:after="18" w:before="18" w:line="215"/>
+              <w:jc w:val="left"/>
+            </w:pPr>
+            <w:r>
+              <w:rPr>
+                <w:b w:val="false"/>
+                <w:bCs w:val="false"/>
+                <w:color w:val="251727"/>
+                <w:sz w:val="17"/>
+                <w:szCs w:val="17"/>
+              </w:rPr>
+              <w:t xml:space="preserve">Oni</w:t>
+            </w:r>
+          </w:p>
+        </w:tc>
+        <w:tc>
+          <w:tcPr>
+            <w:tcW w:type="dxa" w:w="1344"/>
+            <w:shd w:fill="FADDEA" w:color="auto" w:val="clear"/>
+            <w:tcMar>
+              <w:top w:type="dxa" w:w="26"/>
+              <w:left w:type="dxa" w:w="90"/>
+              <w:bottom w:type="dxa" w:w="26"/>
+              <w:right w:type="dxa" w:w="90"/>
+            </w:tcMar>
+            <w:vAlign w:val="center"/>
+          </w:tcPr>
+          <w:p>
+            <w:pPr>
+              <w:spacing w:after="18" w:before="18" w:line="215"/>
+              <w:jc w:val="left"/>
+            </w:pPr>
+            <w:r>
+              <w:rPr>
+                <w:b w:val="false"/>
+                <w:bCs w:val="false"/>
+                <w:color w:val="251727"/>
+                <w:sz w:val="17"/>
+                <w:szCs w:val="17"/>
+              </w:rPr>
+              <w:t xml:space="preserve">Alcateia</w:t>
+            </w:r>
+          </w:p>
+        </w:tc>
+        <w:tc>
+          <w:tcPr>
+            <w:tcW w:type="dxa" w:w="960"/>
+            <w:shd w:fill="FADDEA" w:color="auto" w:val="clear"/>
+            <w:tcMar>
+              <w:top w:type="dxa" w:w="26"/>
+              <w:left w:type="dxa" w:w="90"/>
+              <w:bottom w:type="dxa" w:w="26"/>
+              <w:right w:type="dxa" w:w="90"/>
+            </w:tcMar>
+            <w:vAlign w:val="center"/>
+          </w:tcPr>
+          <w:p>
+            <w:pPr>
+              <w:spacing w:after="18" w:before="18" w:line="215"/>
+              <w:jc w:val="center"/>
+            </w:pPr>
+            <w:r>
+              <w:rPr>
+                <w:b w:val="false"/>
+                <w:bCs w:val="false"/>
+                <w:color w:val="251727"/>
+                <w:sz w:val="17"/>
+                <w:szCs w:val="17"/>
+              </w:rPr>
+              <w:t xml:space="preserve">5 a 8</w:t>
+            </w:r>
+          </w:p>
+        </w:tc>
+        <w:tc>
+          <w:tcPr>
+            <w:tcW w:type="dxa" w:w="960"/>
+            <w:shd w:fill="FADDEA" w:color="auto" w:val="clear"/>
+            <w:tcMar>
+              <w:top w:type="dxa" w:w="26"/>
+              <w:left w:type="dxa" w:w="90"/>
+              <w:bottom w:type="dxa" w:w="26"/>
+              <w:right w:type="dxa" w:w="90"/>
+            </w:tcMar>
+            <w:vAlign w:val="center"/>
+          </w:tcPr>
+          <w:p>
+            <w:pPr>
+              <w:spacing w:after="18" w:before="18" w:line="215"/>
+              <w:jc w:val="center"/>
+            </w:pPr>
+            <w:r>
+              <w:rPr>
+                <w:b w:val="false"/>
+                <w:bCs w:val="false"/>
+                <w:color w:val="251727"/>
+                <w:sz w:val="17"/>
+                <w:szCs w:val="17"/>
+              </w:rPr>
+              <w:t xml:space="preserve">270</w:t>
+            </w:r>
+          </w:p>
+        </w:tc>
+        <w:tc>
+          <w:tcPr>
+            <w:tcW w:type="dxa" w:w="864"/>
+            <w:shd w:fill="FADDEA" w:color="auto" w:val="clear"/>
+            <w:tcMar>
+              <w:top w:type="dxa" w:w="26"/>
+              <w:left w:type="dxa" w:w="90"/>
+              <w:bottom w:type="dxa" w:w="26"/>
+              <w:right w:type="dxa" w:w="90"/>
+            </w:tcMar>
+            <w:vAlign w:val="center"/>
+          </w:tcPr>
+          <w:p>
+            <w:pPr>
+              <w:spacing w:after="18" w:before="18" w:line="215"/>
+              <w:jc w:val="center"/>
+            </w:pPr>
+            <w:r>
+              <w:rPr>
+                <w:b w:val="false"/>
+                <w:bCs w:val="false"/>
+                <w:color w:val="251727"/>
+                <w:sz w:val="17"/>
+                <w:szCs w:val="17"/>
+              </w:rPr>
+              <w:t xml:space="preserve">39</w:t>
+            </w:r>
+          </w:p>
+        </w:tc>
+        <w:tc>
+          <w:tcPr>
+            <w:tcW w:type="dxa" w:w="864"/>
+            <w:shd w:fill="FADDEA" w:color="auto" w:val="clear"/>
+            <w:tcMar>
+              <w:top w:type="dxa" w:w="26"/>
+              <w:left w:type="dxa" w:w="90"/>
+              <w:bottom w:type="dxa" w:w="26"/>
+              <w:right w:type="dxa" w:w="90"/>
+            </w:tcMar>
+            <w:vAlign w:val="center"/>
+          </w:tcPr>
+          <w:p>
+            <w:pPr>
+              <w:spacing w:after="18" w:before="18" w:line="215"/>
+              <w:jc w:val="center"/>
+            </w:pPr>
+            <w:r>
+              <w:rPr>
+                <w:b w:val="false"/>
+                <w:bCs w:val="false"/>
+                <w:color w:val="251727"/>
+                <w:sz w:val="17"/>
+                <w:szCs w:val="17"/>
+              </w:rPr>
+              <w:t xml:space="preserve">3</w:t>
+            </w:r>
+          </w:p>
+        </w:tc>
+        <w:tc>
+          <w:tcPr>
+            <w:tcW w:type="dxa" w:w="1536"/>
+            <w:shd w:fill="FADDEA" w:color="auto" w:val="clear"/>
+            <w:tcMar>
+              <w:top w:type="dxa" w:w="26"/>
+              <w:left w:type="dxa" w:w="90"/>
+              <w:bottom w:type="dxa" w:w="26"/>
+              <w:right w:type="dxa" w:w="90"/>
+            </w:tcMar>
+            <w:vAlign w:val="center"/>
+          </w:tcPr>
+          <w:p>
+            <w:pPr>
+              <w:spacing w:after="18" w:before="18" w:line="215"/>
+              <w:jc w:val="center"/>
+            </w:pPr>
+            <w:r>
+              <w:rPr>
+                <w:b w:val="false"/>
+                <w:bCs w:val="false"/>
+                <w:color w:val="251727"/>
+                <w:sz w:val="17"/>
+                <w:szCs w:val="17"/>
+              </w:rPr>
+              <w:t xml:space="preserve">1d8 + 8</w:t>
+            </w:r>
+          </w:p>
+        </w:tc>
+        <w:tc>
+          <w:tcPr>
+            <w:tcW w:type="dxa" w:w="1440"/>
+            <w:shd w:fill="FADDEA" w:color="auto" w:val="clear"/>
+            <w:tcMar>
+              <w:top w:type="dxa" w:w="26"/>
+              <w:left w:type="dxa" w:w="90"/>
+              <w:bottom w:type="dxa" w:w="26"/>
+              <w:right w:type="dxa" w:w="90"/>
+            </w:tcMar>
+            <w:vAlign w:val="center"/>
+          </w:tcPr>
+          <w:p>
+            <w:pPr>
+              <w:spacing w:after="18" w:before="18" w:line="215"/>
+              <w:jc w:val="center"/>
+            </w:pPr>
+            <w:r>
+              <w:rPr>
+                <w:b w:val="false"/>
+                <w:bCs w:val="false"/>
+                <w:color w:val="251727"/>
+                <w:sz w:val="17"/>
+                <w:szCs w:val="17"/>
+              </w:rPr>
+              <w:t xml:space="preserve">67 · 13</w:t>
+            </w:r>
+          </w:p>
+        </w:tc>
+      </w:tr>
+    </w:tbl>
+    <w:p>
+      <w:pPr>
+        <w:spacing w:after="100"/>
+      </w:pPr>
+    </w:p>
+    <w:p>
+      <w:pPr>
+        <w:spacing w:after="30" w:before="140"/>
+      </w:pPr>
+      <w:r>
+        <w:rPr>
+          <w:b/>
+          <w:bCs/>
+          <w:color w:val="BC2A6E"/>
+          <w:spacing w:val="40"/>
+          <w:sz w:val="22"/>
+          <w:szCs w:val="22"/>
+        </w:rPr>
+        <w:t xml:space="preserve">BETOBETO</w:t>
+      </w:r>
+    </w:p>
+    <w:p>
+      <w:pPr>
+        <w:spacing w:after="96" w:before="36"/>
+      </w:pPr>
+      <w:r>
+        <w:rPr>
+          <w:i/>
+          <w:iCs/>
+          <w:color w:val="847B86"/>
+          <w:sz w:val="14"/>
+          <w:szCs w:val="14"/>
+        </w:rPr>
+        <w:t xml:space="preserve">Os passos atrás de você, que param quando você para.</w:t>
+      </w:r>
+    </w:p>
+    <w:p>
+      <w:pPr>
+        <w:spacing w:after="70" w:before="0" w:line="232"/>
+      </w:pPr>
+      <w:r>
+        <w:t xml:space="preserve">Não aparece. Anda no escuro do corredor, sempre um pouco atrás, e o barulho é de sandália em piso duro. Quem se vira não vê nada.</w:t>
+      </w:r>
+    </w:p>
+    <w:p>
+      <w:pPr>
+        <w:spacing w:after="34" w:before="34" w:line="250"/>
+      </w:pPr>
+      <w:r>
+        <w:rPr>
+          <w:b/>
+          <w:bCs/>
+          <w:color w:val="2B1B2E"/>
+          <w:sz w:val="19"/>
+          <w:szCs w:val="19"/>
+        </w:rPr>
+        <w:t xml:space="preserve">Exige </w:t>
+      </w:r>
+      <w:r>
+        <w:rPr>
+          <w:sz w:val="19"/>
+          <w:szCs w:val="19"/>
+        </w:rPr>
+        <w:t xml:space="preserve">1 feiticeiro · Ronda</w:t>
+      </w:r>
+    </w:p>
+    <w:p>
+      <w:pPr>
+        <w:spacing w:after="34" w:before="34" w:line="250"/>
+      </w:pPr>
+      <w:r>
+        <w:rPr>
+          <w:b/>
+          <w:bCs/>
+          <w:color w:val="2B1B2E"/>
+          <w:sz w:val="19"/>
+          <w:szCs w:val="19"/>
+        </w:rPr>
+        <w:t xml:space="preserve">Vida e dano por rodada </w:t>
+      </w:r>
+      <w:r>
+        <w:rPr>
+          <w:sz w:val="19"/>
+          <w:szCs w:val="19"/>
+        </w:rPr>
+        <w:t xml:space="preserve">28 · 4</w:t>
+      </w:r>
+    </w:p>
+    <w:p>
+      <w:pPr>
+        <w:spacing w:after="34" w:before="34" w:line="250"/>
+      </w:pPr>
+      <w:r>
+        <w:rPr>
+          <w:b/>
+          <w:bCs/>
+          <w:color w:val="2B1B2E"/>
+          <w:sz w:val="19"/>
+          <w:szCs w:val="19"/>
+        </w:rPr>
+        <w:t xml:space="preserve">Ações e golpe </w:t>
+      </w:r>
+      <w:r>
+        <w:rPr>
+          <w:sz w:val="19"/>
+          <w:szCs w:val="19"/>
+        </w:rPr>
+        <w:t xml:space="preserve">1 · 4</w:t>
+      </w:r>
+    </w:p>
+    <w:p>
+      <w:pPr>
+        <w:spacing w:after="30" w:before="140"/>
+      </w:pPr>
+      <w:r>
+        <w:rPr>
+          <w:b/>
+          <w:bCs/>
+          <w:color w:val="BC2A6E"/>
+          <w:spacing w:val="40"/>
+          <w:sz w:val="22"/>
+          <w:szCs w:val="22"/>
+        </w:rPr>
+        <w:t xml:space="preserve">KAMAITACHI</w:t>
+      </w:r>
+    </w:p>
+    <w:p>
+      <w:pPr>
+        <w:spacing w:after="96" w:before="36"/>
+      </w:pPr>
+      <w:r>
+        <w:rPr>
+          <w:i/>
+          <w:iCs/>
+          <w:color w:val="847B86"/>
+          <w:sz w:val="14"/>
+          <w:szCs w:val="14"/>
+        </w:rPr>
+        <w:t xml:space="preserve">Vêm em dupla, e o corte chega antes do vento.</w:t>
+      </w:r>
+    </w:p>
+    <w:p>
+      <w:pPr>
+        <w:spacing w:after="70" w:before="0" w:line="232"/>
+      </w:pPr>
+      <w:r>
+        <w:t xml:space="preserve">Duas comadres-de-foice que trabalham juntas: uma derruba, a outra corta. Ninguém vê a segunda até o sangue aparecer.</w:t>
+      </w:r>
+    </w:p>
+    <w:p>
+      <w:pPr>
+        <w:spacing w:after="34" w:before="34" w:line="250"/>
+      </w:pPr>
+      <w:r>
+        <w:rPr>
+          <w:b/>
+          <w:bCs/>
+          <w:color w:val="2B1B2E"/>
+          <w:sz w:val="19"/>
+          <w:szCs w:val="19"/>
+        </w:rPr>
+        <w:t xml:space="preserve">Exige </w:t>
+      </w:r>
+      <w:r>
+        <w:rPr>
+          <w:sz w:val="19"/>
+          <w:szCs w:val="19"/>
+        </w:rPr>
+        <w:t xml:space="preserve">2 feiticeiros · Dupla</w:t>
+      </w:r>
+    </w:p>
+    <w:p>
+      <w:pPr>
+        <w:spacing w:after="34" w:before="34" w:line="250"/>
+      </w:pPr>
+      <w:r>
+        <w:rPr>
+          <w:b/>
+          <w:bCs/>
+          <w:color w:val="2B1B2E"/>
+          <w:sz w:val="19"/>
+          <w:szCs w:val="19"/>
+        </w:rPr>
+        <w:t xml:space="preserve">Vida e dano por rodada </w:t>
+      </w:r>
+      <w:r>
+        <w:rPr>
+          <w:sz w:val="19"/>
+          <w:szCs w:val="19"/>
+        </w:rPr>
+        <w:t xml:space="preserve">57 · 8</w:t>
+      </w:r>
+    </w:p>
+    <w:p>
+      <w:pPr>
+        <w:spacing w:after="34" w:before="34" w:line="250"/>
+      </w:pPr>
+      <w:r>
+        <w:rPr>
+          <w:b/>
+          <w:bCs/>
+          <w:color w:val="2B1B2E"/>
+          <w:sz w:val="19"/>
+          <w:szCs w:val="19"/>
+        </w:rPr>
+        <w:t xml:space="preserve">Ações e golpe </w:t>
+      </w:r>
+      <w:r>
+        <w:rPr>
+          <w:sz w:val="19"/>
+          <w:szCs w:val="19"/>
+        </w:rPr>
+        <w:t xml:space="preserve">1 · 1d8 + 3</w:t>
+      </w:r>
+    </w:p>
+    <w:p>
+      <w:pPr>
+        <w:spacing w:after="30" w:before="140"/>
+      </w:pPr>
+      <w:r>
+        <w:rPr>
+          <w:b/>
+          <w:bCs/>
+          <w:color w:val="BC2A6E"/>
+          <w:spacing w:val="40"/>
+          <w:sz w:val="22"/>
+          <w:szCs w:val="22"/>
+        </w:rPr>
+        <w:t xml:space="preserve">TSUCHIGUMO</w:t>
+      </w:r>
+    </w:p>
+    <w:p>
+      <w:pPr>
+        <w:spacing w:after="96" w:before="36"/>
+      </w:pPr>
+      <w:r>
+        <w:rPr>
+          <w:i/>
+          <w:iCs/>
+          <w:color w:val="847B86"/>
+          <w:sz w:val="14"/>
+          <w:szCs w:val="14"/>
+        </w:rPr>
+        <w:t xml:space="preserve">A aranha da terra, e o chão dela é a casa toda.</w:t>
+      </w:r>
+    </w:p>
+    <w:p>
+      <w:pPr>
+        <w:spacing w:after="70" w:before="0" w:line="232"/>
+      </w:pPr>
+      <w:r>
+        <w:t xml:space="preserve">Não persegue: espera onde o teto encontra a parede, e o prédio já é dela quando o grupo entra. As três ações são ela agindo de três lugares.</w:t>
+      </w:r>
+    </w:p>
+    <w:p>
+      <w:pPr>
+        <w:spacing w:after="34" w:before="34" w:line="250"/>
+      </w:pPr>
+      <w:r>
+        <w:rPr>
+          <w:b/>
+          <w:bCs/>
+          <w:color w:val="2B1B2E"/>
+          <w:sz w:val="19"/>
+          <w:szCs w:val="19"/>
+        </w:rPr>
+        <w:t xml:space="preserve">Exige </w:t>
+      </w:r>
+      <w:r>
+        <w:rPr>
+          <w:sz w:val="19"/>
+          <w:szCs w:val="19"/>
+        </w:rPr>
+        <w:t xml:space="preserve">4 feiticeiros · Alcateia</w:t>
+      </w:r>
+    </w:p>
+    <w:p>
+      <w:pPr>
+        <w:spacing w:after="34" w:before="34" w:line="250"/>
+      </w:pPr>
+      <w:r>
+        <w:rPr>
+          <w:b/>
+          <w:bCs/>
+          <w:color w:val="2B1B2E"/>
+          <w:sz w:val="19"/>
+          <w:szCs w:val="19"/>
+        </w:rPr>
+        <w:t xml:space="preserve">Vida e dano por rodada </w:t>
+      </w:r>
+      <w:r>
+        <w:rPr>
+          <w:sz w:val="19"/>
+          <w:szCs w:val="19"/>
+        </w:rPr>
+        <w:t xml:space="preserve">114 · 17</w:t>
+      </w:r>
+    </w:p>
+    <w:p>
+      <w:pPr>
+        <w:spacing w:after="34" w:before="34" w:line="250"/>
+      </w:pPr>
+      <w:r>
+        <w:rPr>
+          <w:b/>
+          <w:bCs/>
+          <w:color w:val="2B1B2E"/>
+          <w:sz w:val="19"/>
+          <w:szCs w:val="19"/>
+        </w:rPr>
+        <w:t xml:space="preserve">Ações e golpe </w:t>
+      </w:r>
+      <w:r>
+        <w:rPr>
+          <w:sz w:val="19"/>
+          <w:szCs w:val="19"/>
+        </w:rPr>
+        <w:t xml:space="preserve">3 · 1d8 + 1</w:t>
+      </w:r>
+    </w:p>
+    <w:p>
+      <w:pPr>
+        <w:spacing w:after="30" w:before="140"/>
+      </w:pPr>
+      <w:r>
+        <w:rPr>
+          <w:b/>
+          <w:bCs/>
+          <w:color w:val="BC2A6E"/>
+          <w:spacing w:val="40"/>
+          <w:sz w:val="22"/>
+          <w:szCs w:val="22"/>
+        </w:rPr>
+        <w:t xml:space="preserve">HITOTSUME</w:t>
+      </w:r>
+    </w:p>
+    <w:p>
+      <w:pPr>
+        <w:spacing w:after="96" w:before="36"/>
+      </w:pPr>
+      <w:r>
+        <w:rPr>
+          <w:i/>
+          <w:iCs/>
+          <w:color w:val="847B86"/>
+          <w:sz w:val="14"/>
+          <w:szCs w:val="14"/>
+        </w:rPr>
+        <w:t xml:space="preserve">Um olho só, e ele já te viu.</w:t>
+      </w:r>
+    </w:p>
+    <w:p>
+      <w:pPr>
+        <w:spacing w:after="70" w:before="0" w:line="232"/>
+      </w:pPr>
+      <w:r>
+        <w:t xml:space="preserve">O menino de um olho aparece na esquina, na porta do banheiro, no fim da escada. Sempre sozinho, sempre parado, sempre um pouco mais perto.</w:t>
+      </w:r>
+    </w:p>
+    <w:p>
+      <w:pPr>
+        <w:spacing w:after="34" w:before="34" w:line="250"/>
+      </w:pPr>
+      <w:r>
+        <w:rPr>
+          <w:b/>
+          <w:bCs/>
+          <w:color w:val="2B1B2E"/>
+          <w:sz w:val="19"/>
+          <w:szCs w:val="19"/>
+        </w:rPr>
+        <w:t xml:space="preserve">Exige </w:t>
+      </w:r>
+      <w:r>
+        <w:rPr>
+          <w:sz w:val="19"/>
+          <w:szCs w:val="19"/>
+        </w:rPr>
+        <w:t xml:space="preserve">1 feiticeiro · Ronda</w:t>
+      </w:r>
+    </w:p>
+    <w:p>
+      <w:pPr>
+        <w:spacing w:after="34" w:before="34" w:line="250"/>
+      </w:pPr>
+      <w:r>
+        <w:rPr>
+          <w:b/>
+          <w:bCs/>
+          <w:color w:val="2B1B2E"/>
+          <w:sz w:val="19"/>
+          <w:szCs w:val="19"/>
+        </w:rPr>
+        <w:t xml:space="preserve">Vida e dano por rodada </w:t>
+      </w:r>
+      <w:r>
+        <w:rPr>
+          <w:sz w:val="19"/>
+          <w:szCs w:val="19"/>
+        </w:rPr>
+        <w:t xml:space="preserve">67 · 10</w:t>
+      </w:r>
+    </w:p>
+    <w:p>
+      <w:pPr>
+        <w:spacing w:after="34" w:before="34" w:line="250"/>
+      </w:pPr>
+      <w:r>
+        <w:rPr>
+          <w:b/>
+          <w:bCs/>
+          <w:color w:val="2B1B2E"/>
+          <w:sz w:val="19"/>
+          <w:szCs w:val="19"/>
+        </w:rPr>
+        <w:t xml:space="preserve">Ações e golpe </w:t>
+      </w:r>
+      <w:r>
+        <w:rPr>
+          <w:sz w:val="19"/>
+          <w:szCs w:val="19"/>
+        </w:rPr>
+        <w:t xml:space="preserve">1 · 1d8 + 5</w:t>
+      </w:r>
+    </w:p>
+    <w:p>
+      <w:pPr>
+        <w:spacing w:after="30" w:before="140"/>
+      </w:pPr>
+      <w:r>
+        <w:rPr>
+          <w:b/>
+          <w:bCs/>
+          <w:color w:val="BC2A6E"/>
+          <w:spacing w:val="40"/>
+          <w:sz w:val="22"/>
+          <w:szCs w:val="22"/>
+        </w:rPr>
+        <w:t xml:space="preserve">KITSUNE</w:t>
+      </w:r>
+    </w:p>
+    <w:p>
+      <w:pPr>
+        <w:spacing w:after="96" w:before="36"/>
+      </w:pPr>
+      <w:r>
+        <w:rPr>
+          <w:i/>
+          <w:iCs/>
+          <w:color w:val="847B86"/>
+          <w:sz w:val="14"/>
+          <w:szCs w:val="14"/>
+        </w:rPr>
+        <w:t xml:space="preserve">A única da faixa que conjura.</w:t>
+      </w:r>
+    </w:p>
+    <w:p>
+      <w:pPr>
+        <w:spacing w:after="70" w:before="0" w:line="232"/>
+      </w:pPr>
+      <w:r>
+        <w:t xml:space="preserve">Não bate primeiro. Fala, e o que ela fala é verdade o bastante para o grupo se dividir — e é depois disso que a técnica sai.</w:t>
+      </w:r>
+    </w:p>
+    <w:p>
+      <w:pPr>
+        <w:spacing w:after="34" w:before="34" w:line="250"/>
+      </w:pPr>
+      <w:r>
+        <w:rPr>
+          <w:b/>
+          <w:bCs/>
+          <w:color w:val="2B1B2E"/>
+          <w:sz w:val="19"/>
+          <w:szCs w:val="19"/>
+        </w:rPr>
+        <w:t xml:space="preserve">Exige </w:t>
+      </w:r>
+      <w:r>
+        <w:rPr>
+          <w:sz w:val="19"/>
+          <w:szCs w:val="19"/>
+        </w:rPr>
+        <w:t xml:space="preserve">2 feiticeiros · Dupla</w:t>
+      </w:r>
+    </w:p>
+    <w:p>
+      <w:pPr>
+        <w:spacing w:after="34" w:before="34" w:line="250"/>
+      </w:pPr>
+      <w:r>
+        <w:rPr>
+          <w:b/>
+          <w:bCs/>
+          <w:color w:val="2B1B2E"/>
+          <w:sz w:val="19"/>
+          <w:szCs w:val="19"/>
+        </w:rPr>
+        <w:t xml:space="preserve">Vida e dano por rodada </w:t>
+      </w:r>
+      <w:r>
+        <w:rPr>
+          <w:sz w:val="19"/>
+          <w:szCs w:val="19"/>
+        </w:rPr>
+        <w:t xml:space="preserve">135 · 19</w:t>
+      </w:r>
+    </w:p>
+    <w:p>
+      <w:pPr>
+        <w:spacing w:after="34" w:before="34" w:line="250"/>
+      </w:pPr>
+      <w:r>
+        <w:rPr>
+          <w:b/>
+          <w:bCs/>
+          <w:color w:val="2B1B2E"/>
+          <w:sz w:val="19"/>
+          <w:szCs w:val="19"/>
+        </w:rPr>
+        <w:t xml:space="preserve">Ações e golpe </w:t>
+      </w:r>
+      <w:r>
+        <w:rPr>
+          <w:sz w:val="19"/>
+          <w:szCs w:val="19"/>
+        </w:rPr>
+        <w:t xml:space="preserve">1 · 2d8 + 10</w:t>
+      </w:r>
+    </w:p>
+    <w:p>
+      <w:pPr>
+        <w:spacing w:after="30" w:before="140"/>
+      </w:pPr>
+      <w:r>
+        <w:rPr>
+          <w:b/>
+          <w:bCs/>
+          <w:color w:val="BC2A6E"/>
+          <w:spacing w:val="40"/>
+          <w:sz w:val="22"/>
+          <w:szCs w:val="22"/>
+        </w:rPr>
+        <w:t xml:space="preserve">ONI</w:t>
+      </w:r>
+    </w:p>
+    <w:p>
+      <w:pPr>
+        <w:spacing w:after="96" w:before="36"/>
+      </w:pPr>
+      <w:r>
+        <w:rPr>
+          <w:i/>
+          <w:iCs/>
+          <w:color w:val="847B86"/>
+          <w:sz w:val="14"/>
+          <w:szCs w:val="14"/>
+        </w:rPr>
+        <w:t xml:space="preserve">O que a ficção sempre pôs no fim do arco.</w:t>
+      </w:r>
+    </w:p>
+    <w:p>
+      <w:pPr>
+        <w:spacing w:after="70" w:before="0" w:line="232"/>
+      </w:pPr>
+      <w:r>
+        <w:t xml:space="preserve">Não tem truque. É grande, é forte, e vem pela porta — e o grupo do nível 6 precisa dos quatro para segurar.</w:t>
+      </w:r>
+    </w:p>
+    <w:p>
+      <w:pPr>
+        <w:spacing w:after="34" w:before="34" w:line="250"/>
+      </w:pPr>
+      <w:r>
+        <w:rPr>
+          <w:b/>
+          <w:bCs/>
+          <w:color w:val="2B1B2E"/>
+          <w:sz w:val="19"/>
+          <w:szCs w:val="19"/>
+        </w:rPr>
+        <w:t xml:space="preserve">Exige </w:t>
+      </w:r>
+      <w:r>
+        <w:rPr>
+          <w:sz w:val="19"/>
+          <w:szCs w:val="19"/>
+        </w:rPr>
+        <w:t xml:space="preserve">4 feiticeiros · Alcateia</w:t>
+      </w:r>
+    </w:p>
+    <w:p>
+      <w:pPr>
+        <w:spacing w:after="34" w:before="34" w:line="250"/>
+      </w:pPr>
+      <w:r>
+        <w:rPr>
+          <w:b/>
+          <w:bCs/>
+          <w:color w:val="2B1B2E"/>
+          <w:sz w:val="19"/>
+          <w:szCs w:val="19"/>
+        </w:rPr>
+        <w:t xml:space="preserve">Vida e dano por rodada </w:t>
+      </w:r>
+      <w:r>
+        <w:rPr>
+          <w:sz w:val="19"/>
+          <w:szCs w:val="19"/>
+        </w:rPr>
+        <w:t xml:space="preserve">270 · 39</w:t>
+      </w:r>
+    </w:p>
+    <w:p>
+      <w:pPr>
+        <w:spacing w:after="34" w:before="34" w:line="250"/>
+      </w:pPr>
+      <w:r>
+        <w:rPr>
+          <w:b/>
+          <w:bCs/>
+          <w:color w:val="2B1B2E"/>
+          <w:sz w:val="19"/>
+          <w:szCs w:val="19"/>
+        </w:rPr>
+        <w:t xml:space="preserve">Ações e golpe </w:t>
+      </w:r>
+      <w:r>
+        <w:rPr>
+          <w:sz w:val="19"/>
+          <w:szCs w:val="19"/>
+        </w:rPr>
+        <w:t xml:space="preserve">3 · 1d8 + 8</w:t>
+      </w:r>
+    </w:p>
+    <w:p>
+      <w:pPr>
+        <w:spacing w:after="140"/>
+      </w:pPr>
+    </w:p>
+    <w:p>
+      <w:pPr>
+        <w:spacing w:after="96" w:before="36"/>
+      </w:pPr>
+      <w:r>
+        <w:rPr>
+          <w:i/>
+          <w:iCs/>
+          <w:color w:val="847B86"/>
+          <w:sz w:val="14"/>
+          <w:szCs w:val="14"/>
+        </w:rPr>
+        <w:t xml:space="preserve">A </w:t>
+      </w:r>
+      <w:r>
+        <w:rPr>
+          <w:rFonts w:ascii="Consolas" w:cs="Consolas" w:eastAsia="Consolas" w:hAnsi="Consolas"/>
+          <w:i/>
+          <w:iCs/>
+          <w:color w:val="847B86"/>
+          <w:sz w:val="14"/>
+          <w:szCs w:val="14"/>
+        </w:rPr>
+        <w:t xml:space="preserve">Calamidade</w:t>
+      </w:r>
+      <w:r>
+        <w:rPr>
+          <w:i/>
+          <w:iCs/>
+          <w:color w:val="847B86"/>
+          <w:sz w:val="14"/>
+          <w:szCs w:val="14"/>
+        </w:rPr>
+        <w:t xml:space="preserve"> da faixa fica de fora porque exige seis feiticeiros. A linha dela existe nas tabelas e monta na hora, se a sua mesa for grande.</w:t>
+      </w:r>
+    </w:p>
+    <w:p>
+      <w:pPr>
+        <w:spacing w:after="96" w:before="36"/>
+      </w:pPr>
+      <w:r>
+        <w:rPr>
+          <w:i/>
+          <w:iCs/>
+          <w:color w:val="847B86"/>
+          <w:sz w:val="14"/>
+          <w:szCs w:val="14"/>
+        </w:rPr>
+        <w:t xml:space="preserve">Resistência, Expansão de Domínio e aptidão não entram em nenhuma das seis: as três custam degrau de categoria ou cota de dano, e uma maldição de grau baixo não tem o que gastar.</w:t>
+      </w:r>
+    </w:p>
     <w:p>
       <w:r>
         <w:br w:type="page"/>

--- a/sistema/05-material/gerador-inimigo/bloco-de-inimigo.docx
+++ b/sistema/05-material/gerador-inimigo/bloco-de-inimigo.docx
@@ -1775,7 +1775,19 @@
         <w:t xml:space="preserve">Nenhum número foi escolhido:</w:t>
       </w:r>
       <w:r>
-        <w:t xml:space="preserve"> todos saem das tabelas do fim desta folha.</w:t>
+        <w:t xml:space="preserve"> todos saem das tabelas do fim desta folha, e os atributos cabem no orçamento de nove pontos com teto </w:t>
+      </w:r>
+      <w:r>
+        <w:rPr>
+          <w:rFonts w:ascii="Consolas" w:cs="Consolas" w:eastAsia="Consolas" w:hAnsi="Consolas"/>
+          <w:color w:val="2B1B2E"/>
+          <w:sz w:val="17"/>
+          <w:szCs w:val="17"/>
+        </w:rPr>
+        <w:t xml:space="preserve">3</w:t>
+      </w:r>
+      <w:r>
+        <w:t xml:space="preserve"> que a peça 2 dá a qualquer ficha.</w:t>
       </w:r>
     </w:p>
     <w:p>
@@ -2515,7 +2527,7 @@
                 <w:sz w:val="17"/>
                 <w:szCs w:val="17"/>
               </w:rPr>
-              <w:t xml:space="preserve">1d8 + 3</w:t>
+              <w:t xml:space="preserve">2d4 + 3</w:t>
             </w:r>
           </w:p>
         </w:tc>
@@ -2745,7 +2757,7 @@
                 <w:sz w:val="17"/>
                 <w:szCs w:val="17"/>
               </w:rPr>
-              <w:t xml:space="preserve">1d8 + 1</w:t>
+              <w:t xml:space="preserve">1d4 + 3</w:t>
             </w:r>
           </w:p>
         </w:tc>
@@ -2981,7 +2993,7 @@
                 <w:sz w:val="17"/>
                 <w:szCs w:val="17"/>
               </w:rPr>
-              <w:t xml:space="preserve">1d8 + 5</w:t>
+              <w:t xml:space="preserve">2d4 + 5</w:t>
             </w:r>
           </w:p>
         </w:tc>
@@ -3447,7 +3459,7 @@
                 <w:sz w:val="17"/>
                 <w:szCs w:val="17"/>
               </w:rPr>
-              <w:t xml:space="preserve">1d8 + 8</w:t>
+              <w:t xml:space="preserve">2d6 + 6</w:t>
             </w:r>
           </w:p>
         </w:tc>
@@ -3485,641 +3497,6 @@
     <w:p>
       <w:pPr>
         <w:spacing w:after="100"/>
-      </w:pPr>
-    </w:p>
-    <w:p>
-      <w:pPr>
-        <w:spacing w:after="30" w:before="140"/>
-      </w:pPr>
-      <w:r>
-        <w:rPr>
-          <w:b/>
-          <w:bCs/>
-          <w:color w:val="BC2A6E"/>
-          <w:spacing w:val="40"/>
-          <w:sz w:val="22"/>
-          <w:szCs w:val="22"/>
-        </w:rPr>
-        <w:t xml:space="preserve">BETOBETO</w:t>
-      </w:r>
-    </w:p>
-    <w:p>
-      <w:pPr>
-        <w:spacing w:after="96" w:before="36"/>
-      </w:pPr>
-      <w:r>
-        <w:rPr>
-          <w:i/>
-          <w:iCs/>
-          <w:color w:val="847B86"/>
-          <w:sz w:val="14"/>
-          <w:szCs w:val="14"/>
-        </w:rPr>
-        <w:t xml:space="preserve">Os passos atrás de você, que param quando você para.</w:t>
-      </w:r>
-    </w:p>
-    <w:p>
-      <w:pPr>
-        <w:spacing w:after="70" w:before="0" w:line="232"/>
-      </w:pPr>
-      <w:r>
-        <w:t xml:space="preserve">Não aparece. Anda no escuro do corredor, sempre um pouco atrás, e o barulho é de sandália em piso duro. Quem se vira não vê nada.</w:t>
-      </w:r>
-    </w:p>
-    <w:p>
-      <w:pPr>
-        <w:spacing w:after="34" w:before="34" w:line="250"/>
-      </w:pPr>
-      <w:r>
-        <w:rPr>
-          <w:b/>
-          <w:bCs/>
-          <w:color w:val="2B1B2E"/>
-          <w:sz w:val="19"/>
-          <w:szCs w:val="19"/>
-        </w:rPr>
-        <w:t xml:space="preserve">Exige </w:t>
-      </w:r>
-      <w:r>
-        <w:rPr>
-          <w:sz w:val="19"/>
-          <w:szCs w:val="19"/>
-        </w:rPr>
-        <w:t xml:space="preserve">1 feiticeiro · Ronda</w:t>
-      </w:r>
-    </w:p>
-    <w:p>
-      <w:pPr>
-        <w:spacing w:after="34" w:before="34" w:line="250"/>
-      </w:pPr>
-      <w:r>
-        <w:rPr>
-          <w:b/>
-          <w:bCs/>
-          <w:color w:val="2B1B2E"/>
-          <w:sz w:val="19"/>
-          <w:szCs w:val="19"/>
-        </w:rPr>
-        <w:t xml:space="preserve">Vida e dano por rodada </w:t>
-      </w:r>
-      <w:r>
-        <w:rPr>
-          <w:sz w:val="19"/>
-          <w:szCs w:val="19"/>
-        </w:rPr>
-        <w:t xml:space="preserve">28 · 4</w:t>
-      </w:r>
-    </w:p>
-    <w:p>
-      <w:pPr>
-        <w:spacing w:after="34" w:before="34" w:line="250"/>
-      </w:pPr>
-      <w:r>
-        <w:rPr>
-          <w:b/>
-          <w:bCs/>
-          <w:color w:val="2B1B2E"/>
-          <w:sz w:val="19"/>
-          <w:szCs w:val="19"/>
-        </w:rPr>
-        <w:t xml:space="preserve">Ações e golpe </w:t>
-      </w:r>
-      <w:r>
-        <w:rPr>
-          <w:sz w:val="19"/>
-          <w:szCs w:val="19"/>
-        </w:rPr>
-        <w:t xml:space="preserve">1 · 4</w:t>
-      </w:r>
-    </w:p>
-    <w:p>
-      <w:pPr>
-        <w:spacing w:after="30" w:before="140"/>
-      </w:pPr>
-      <w:r>
-        <w:rPr>
-          <w:b/>
-          <w:bCs/>
-          <w:color w:val="BC2A6E"/>
-          <w:spacing w:val="40"/>
-          <w:sz w:val="22"/>
-          <w:szCs w:val="22"/>
-        </w:rPr>
-        <w:t xml:space="preserve">KAMAITACHI</w:t>
-      </w:r>
-    </w:p>
-    <w:p>
-      <w:pPr>
-        <w:spacing w:after="96" w:before="36"/>
-      </w:pPr>
-      <w:r>
-        <w:rPr>
-          <w:i/>
-          <w:iCs/>
-          <w:color w:val="847B86"/>
-          <w:sz w:val="14"/>
-          <w:szCs w:val="14"/>
-        </w:rPr>
-        <w:t xml:space="preserve">Vêm em dupla, e o corte chega antes do vento.</w:t>
-      </w:r>
-    </w:p>
-    <w:p>
-      <w:pPr>
-        <w:spacing w:after="70" w:before="0" w:line="232"/>
-      </w:pPr>
-      <w:r>
-        <w:t xml:space="preserve">Duas comadres-de-foice que trabalham juntas: uma derruba, a outra corta. Ninguém vê a segunda até o sangue aparecer.</w:t>
-      </w:r>
-    </w:p>
-    <w:p>
-      <w:pPr>
-        <w:spacing w:after="34" w:before="34" w:line="250"/>
-      </w:pPr>
-      <w:r>
-        <w:rPr>
-          <w:b/>
-          <w:bCs/>
-          <w:color w:val="2B1B2E"/>
-          <w:sz w:val="19"/>
-          <w:szCs w:val="19"/>
-        </w:rPr>
-        <w:t xml:space="preserve">Exige </w:t>
-      </w:r>
-      <w:r>
-        <w:rPr>
-          <w:sz w:val="19"/>
-          <w:szCs w:val="19"/>
-        </w:rPr>
-        <w:t xml:space="preserve">2 feiticeiros · Dupla</w:t>
-      </w:r>
-    </w:p>
-    <w:p>
-      <w:pPr>
-        <w:spacing w:after="34" w:before="34" w:line="250"/>
-      </w:pPr>
-      <w:r>
-        <w:rPr>
-          <w:b/>
-          <w:bCs/>
-          <w:color w:val="2B1B2E"/>
-          <w:sz w:val="19"/>
-          <w:szCs w:val="19"/>
-        </w:rPr>
-        <w:t xml:space="preserve">Vida e dano por rodada </w:t>
-      </w:r>
-      <w:r>
-        <w:rPr>
-          <w:sz w:val="19"/>
-          <w:szCs w:val="19"/>
-        </w:rPr>
-        <w:t xml:space="preserve">57 · 8</w:t>
-      </w:r>
-    </w:p>
-    <w:p>
-      <w:pPr>
-        <w:spacing w:after="34" w:before="34" w:line="250"/>
-      </w:pPr>
-      <w:r>
-        <w:rPr>
-          <w:b/>
-          <w:bCs/>
-          <w:color w:val="2B1B2E"/>
-          <w:sz w:val="19"/>
-          <w:szCs w:val="19"/>
-        </w:rPr>
-        <w:t xml:space="preserve">Ações e golpe </w:t>
-      </w:r>
-      <w:r>
-        <w:rPr>
-          <w:sz w:val="19"/>
-          <w:szCs w:val="19"/>
-        </w:rPr>
-        <w:t xml:space="preserve">1 · 1d8 + 3</w:t>
-      </w:r>
-    </w:p>
-    <w:p>
-      <w:pPr>
-        <w:spacing w:after="30" w:before="140"/>
-      </w:pPr>
-      <w:r>
-        <w:rPr>
-          <w:b/>
-          <w:bCs/>
-          <w:color w:val="BC2A6E"/>
-          <w:spacing w:val="40"/>
-          <w:sz w:val="22"/>
-          <w:szCs w:val="22"/>
-        </w:rPr>
-        <w:t xml:space="preserve">TSUCHIGUMO</w:t>
-      </w:r>
-    </w:p>
-    <w:p>
-      <w:pPr>
-        <w:spacing w:after="96" w:before="36"/>
-      </w:pPr>
-      <w:r>
-        <w:rPr>
-          <w:i/>
-          <w:iCs/>
-          <w:color w:val="847B86"/>
-          <w:sz w:val="14"/>
-          <w:szCs w:val="14"/>
-        </w:rPr>
-        <w:t xml:space="preserve">A aranha da terra, e o chão dela é a casa toda.</w:t>
-      </w:r>
-    </w:p>
-    <w:p>
-      <w:pPr>
-        <w:spacing w:after="70" w:before="0" w:line="232"/>
-      </w:pPr>
-      <w:r>
-        <w:t xml:space="preserve">Não persegue: espera onde o teto encontra a parede, e o prédio já é dela quando o grupo entra. As três ações são ela agindo de três lugares.</w:t>
-      </w:r>
-    </w:p>
-    <w:p>
-      <w:pPr>
-        <w:spacing w:after="34" w:before="34" w:line="250"/>
-      </w:pPr>
-      <w:r>
-        <w:rPr>
-          <w:b/>
-          <w:bCs/>
-          <w:color w:val="2B1B2E"/>
-          <w:sz w:val="19"/>
-          <w:szCs w:val="19"/>
-        </w:rPr>
-        <w:t xml:space="preserve">Exige </w:t>
-      </w:r>
-      <w:r>
-        <w:rPr>
-          <w:sz w:val="19"/>
-          <w:szCs w:val="19"/>
-        </w:rPr>
-        <w:t xml:space="preserve">4 feiticeiros · Alcateia</w:t>
-      </w:r>
-    </w:p>
-    <w:p>
-      <w:pPr>
-        <w:spacing w:after="34" w:before="34" w:line="250"/>
-      </w:pPr>
-      <w:r>
-        <w:rPr>
-          <w:b/>
-          <w:bCs/>
-          <w:color w:val="2B1B2E"/>
-          <w:sz w:val="19"/>
-          <w:szCs w:val="19"/>
-        </w:rPr>
-        <w:t xml:space="preserve">Vida e dano por rodada </w:t>
-      </w:r>
-      <w:r>
-        <w:rPr>
-          <w:sz w:val="19"/>
-          <w:szCs w:val="19"/>
-        </w:rPr>
-        <w:t xml:space="preserve">114 · 17</w:t>
-      </w:r>
-    </w:p>
-    <w:p>
-      <w:pPr>
-        <w:spacing w:after="34" w:before="34" w:line="250"/>
-      </w:pPr>
-      <w:r>
-        <w:rPr>
-          <w:b/>
-          <w:bCs/>
-          <w:color w:val="2B1B2E"/>
-          <w:sz w:val="19"/>
-          <w:szCs w:val="19"/>
-        </w:rPr>
-        <w:t xml:space="preserve">Ações e golpe </w:t>
-      </w:r>
-      <w:r>
-        <w:rPr>
-          <w:sz w:val="19"/>
-          <w:szCs w:val="19"/>
-        </w:rPr>
-        <w:t xml:space="preserve">3 · 1d8 + 1</w:t>
-      </w:r>
-    </w:p>
-    <w:p>
-      <w:pPr>
-        <w:spacing w:after="30" w:before="140"/>
-      </w:pPr>
-      <w:r>
-        <w:rPr>
-          <w:b/>
-          <w:bCs/>
-          <w:color w:val="BC2A6E"/>
-          <w:spacing w:val="40"/>
-          <w:sz w:val="22"/>
-          <w:szCs w:val="22"/>
-        </w:rPr>
-        <w:t xml:space="preserve">HITOTSUME</w:t>
-      </w:r>
-    </w:p>
-    <w:p>
-      <w:pPr>
-        <w:spacing w:after="96" w:before="36"/>
-      </w:pPr>
-      <w:r>
-        <w:rPr>
-          <w:i/>
-          <w:iCs/>
-          <w:color w:val="847B86"/>
-          <w:sz w:val="14"/>
-          <w:szCs w:val="14"/>
-        </w:rPr>
-        <w:t xml:space="preserve">Um olho só, e ele já te viu.</w:t>
-      </w:r>
-    </w:p>
-    <w:p>
-      <w:pPr>
-        <w:spacing w:after="70" w:before="0" w:line="232"/>
-      </w:pPr>
-      <w:r>
-        <w:t xml:space="preserve">O menino de um olho aparece na esquina, na porta do banheiro, no fim da escada. Sempre sozinho, sempre parado, sempre um pouco mais perto.</w:t>
-      </w:r>
-    </w:p>
-    <w:p>
-      <w:pPr>
-        <w:spacing w:after="34" w:before="34" w:line="250"/>
-      </w:pPr>
-      <w:r>
-        <w:rPr>
-          <w:b/>
-          <w:bCs/>
-          <w:color w:val="2B1B2E"/>
-          <w:sz w:val="19"/>
-          <w:szCs w:val="19"/>
-        </w:rPr>
-        <w:t xml:space="preserve">Exige </w:t>
-      </w:r>
-      <w:r>
-        <w:rPr>
-          <w:sz w:val="19"/>
-          <w:szCs w:val="19"/>
-        </w:rPr>
-        <w:t xml:space="preserve">1 feiticeiro · Ronda</w:t>
-      </w:r>
-    </w:p>
-    <w:p>
-      <w:pPr>
-        <w:spacing w:after="34" w:before="34" w:line="250"/>
-      </w:pPr>
-      <w:r>
-        <w:rPr>
-          <w:b/>
-          <w:bCs/>
-          <w:color w:val="2B1B2E"/>
-          <w:sz w:val="19"/>
-          <w:szCs w:val="19"/>
-        </w:rPr>
-        <w:t xml:space="preserve">Vida e dano por rodada </w:t>
-      </w:r>
-      <w:r>
-        <w:rPr>
-          <w:sz w:val="19"/>
-          <w:szCs w:val="19"/>
-        </w:rPr>
-        <w:t xml:space="preserve">67 · 10</w:t>
-      </w:r>
-    </w:p>
-    <w:p>
-      <w:pPr>
-        <w:spacing w:after="34" w:before="34" w:line="250"/>
-      </w:pPr>
-      <w:r>
-        <w:rPr>
-          <w:b/>
-          <w:bCs/>
-          <w:color w:val="2B1B2E"/>
-          <w:sz w:val="19"/>
-          <w:szCs w:val="19"/>
-        </w:rPr>
-        <w:t xml:space="preserve">Ações e golpe </w:t>
-      </w:r>
-      <w:r>
-        <w:rPr>
-          <w:sz w:val="19"/>
-          <w:szCs w:val="19"/>
-        </w:rPr>
-        <w:t xml:space="preserve">1 · 1d8 + 5</w:t>
-      </w:r>
-    </w:p>
-    <w:p>
-      <w:pPr>
-        <w:spacing w:after="30" w:before="140"/>
-      </w:pPr>
-      <w:r>
-        <w:rPr>
-          <w:b/>
-          <w:bCs/>
-          <w:color w:val="BC2A6E"/>
-          <w:spacing w:val="40"/>
-          <w:sz w:val="22"/>
-          <w:szCs w:val="22"/>
-        </w:rPr>
-        <w:t xml:space="preserve">KITSUNE</w:t>
-      </w:r>
-    </w:p>
-    <w:p>
-      <w:pPr>
-        <w:spacing w:after="96" w:before="36"/>
-      </w:pPr>
-      <w:r>
-        <w:rPr>
-          <w:i/>
-          <w:iCs/>
-          <w:color w:val="847B86"/>
-          <w:sz w:val="14"/>
-          <w:szCs w:val="14"/>
-        </w:rPr>
-        <w:t xml:space="preserve">A única da faixa que conjura.</w:t>
-      </w:r>
-    </w:p>
-    <w:p>
-      <w:pPr>
-        <w:spacing w:after="70" w:before="0" w:line="232"/>
-      </w:pPr>
-      <w:r>
-        <w:t xml:space="preserve">Não bate primeiro. Fala, e o que ela fala é verdade o bastante para o grupo se dividir — e é depois disso que a técnica sai.</w:t>
-      </w:r>
-    </w:p>
-    <w:p>
-      <w:pPr>
-        <w:spacing w:after="34" w:before="34" w:line="250"/>
-      </w:pPr>
-      <w:r>
-        <w:rPr>
-          <w:b/>
-          <w:bCs/>
-          <w:color w:val="2B1B2E"/>
-          <w:sz w:val="19"/>
-          <w:szCs w:val="19"/>
-        </w:rPr>
-        <w:t xml:space="preserve">Exige </w:t>
-      </w:r>
-      <w:r>
-        <w:rPr>
-          <w:sz w:val="19"/>
-          <w:szCs w:val="19"/>
-        </w:rPr>
-        <w:t xml:space="preserve">2 feiticeiros · Dupla</w:t>
-      </w:r>
-    </w:p>
-    <w:p>
-      <w:pPr>
-        <w:spacing w:after="34" w:before="34" w:line="250"/>
-      </w:pPr>
-      <w:r>
-        <w:rPr>
-          <w:b/>
-          <w:bCs/>
-          <w:color w:val="2B1B2E"/>
-          <w:sz w:val="19"/>
-          <w:szCs w:val="19"/>
-        </w:rPr>
-        <w:t xml:space="preserve">Vida e dano por rodada </w:t>
-      </w:r>
-      <w:r>
-        <w:rPr>
-          <w:sz w:val="19"/>
-          <w:szCs w:val="19"/>
-        </w:rPr>
-        <w:t xml:space="preserve">135 · 19</w:t>
-      </w:r>
-    </w:p>
-    <w:p>
-      <w:pPr>
-        <w:spacing w:after="34" w:before="34" w:line="250"/>
-      </w:pPr>
-      <w:r>
-        <w:rPr>
-          <w:b/>
-          <w:bCs/>
-          <w:color w:val="2B1B2E"/>
-          <w:sz w:val="19"/>
-          <w:szCs w:val="19"/>
-        </w:rPr>
-        <w:t xml:space="preserve">Ações e golpe </w:t>
-      </w:r>
-      <w:r>
-        <w:rPr>
-          <w:sz w:val="19"/>
-          <w:szCs w:val="19"/>
-        </w:rPr>
-        <w:t xml:space="preserve">1 · 2d8 + 10</w:t>
-      </w:r>
-    </w:p>
-    <w:p>
-      <w:pPr>
-        <w:spacing w:after="30" w:before="140"/>
-      </w:pPr>
-      <w:r>
-        <w:rPr>
-          <w:b/>
-          <w:bCs/>
-          <w:color w:val="BC2A6E"/>
-          <w:spacing w:val="40"/>
-          <w:sz w:val="22"/>
-          <w:szCs w:val="22"/>
-        </w:rPr>
-        <w:t xml:space="preserve">ONI</w:t>
-      </w:r>
-    </w:p>
-    <w:p>
-      <w:pPr>
-        <w:spacing w:after="96" w:before="36"/>
-      </w:pPr>
-      <w:r>
-        <w:rPr>
-          <w:i/>
-          <w:iCs/>
-          <w:color w:val="847B86"/>
-          <w:sz w:val="14"/>
-          <w:szCs w:val="14"/>
-        </w:rPr>
-        <w:t xml:space="preserve">O que a ficção sempre pôs no fim do arco.</w:t>
-      </w:r>
-    </w:p>
-    <w:p>
-      <w:pPr>
-        <w:spacing w:after="70" w:before="0" w:line="232"/>
-      </w:pPr>
-      <w:r>
-        <w:t xml:space="preserve">Não tem truque. É grande, é forte, e vem pela porta — e o grupo do nível 6 precisa dos quatro para segurar.</w:t>
-      </w:r>
-    </w:p>
-    <w:p>
-      <w:pPr>
-        <w:spacing w:after="34" w:before="34" w:line="250"/>
-      </w:pPr>
-      <w:r>
-        <w:rPr>
-          <w:b/>
-          <w:bCs/>
-          <w:color w:val="2B1B2E"/>
-          <w:sz w:val="19"/>
-          <w:szCs w:val="19"/>
-        </w:rPr>
-        <w:t xml:space="preserve">Exige </w:t>
-      </w:r>
-      <w:r>
-        <w:rPr>
-          <w:sz w:val="19"/>
-          <w:szCs w:val="19"/>
-        </w:rPr>
-        <w:t xml:space="preserve">4 feiticeiros · Alcateia</w:t>
-      </w:r>
-    </w:p>
-    <w:p>
-      <w:pPr>
-        <w:spacing w:after="34" w:before="34" w:line="250"/>
-      </w:pPr>
-      <w:r>
-        <w:rPr>
-          <w:b/>
-          <w:bCs/>
-          <w:color w:val="2B1B2E"/>
-          <w:sz w:val="19"/>
-          <w:szCs w:val="19"/>
-        </w:rPr>
-        <w:t xml:space="preserve">Vida e dano por rodada </w:t>
-      </w:r>
-      <w:r>
-        <w:rPr>
-          <w:sz w:val="19"/>
-          <w:szCs w:val="19"/>
-        </w:rPr>
-        <w:t xml:space="preserve">270 · 39</w:t>
-      </w:r>
-    </w:p>
-    <w:p>
-      <w:pPr>
-        <w:spacing w:after="34" w:before="34" w:line="250"/>
-      </w:pPr>
-      <w:r>
-        <w:rPr>
-          <w:b/>
-          <w:bCs/>
-          <w:color w:val="2B1B2E"/>
-          <w:sz w:val="19"/>
-          <w:szCs w:val="19"/>
-        </w:rPr>
-        <w:t xml:space="preserve">Ações e golpe </w:t>
-      </w:r>
-      <w:r>
-        <w:rPr>
-          <w:sz w:val="19"/>
-          <w:szCs w:val="19"/>
-        </w:rPr>
-        <w:t xml:space="preserve">3 · 1d8 + 8</w:t>
-      </w:r>
-    </w:p>
-    <w:p>
-      <w:pPr>
-        <w:spacing w:after="140"/>
       </w:pPr>
     </w:p>
     <w:p>
@@ -4159,20 +3536,5359 @@
       </w:r>
     </w:p>
     <w:p>
-      <w:pPr>
-        <w:spacing w:after="96" w:before="36"/>
+      <w:r>
+        <w:br w:type="page"/>
+      </w:r>
+    </w:p>
+    <w:p>
+      <w:pPr>
+        <w:spacing w:after="40"/>
+      </w:pPr>
+      <w:r>
+        <w:rPr>
+          <w:b/>
+          <w:bCs/>
+          <w:color w:val="847B86"/>
+          <w:spacing w:val="60"/>
+          <w:sz w:val="15"/>
+          <w:szCs w:val="15"/>
+        </w:rPr>
+        <w:t xml:space="preserve">PROJETO - M</w:t>
+      </w:r>
+    </w:p>
+    <w:p>
+      <w:pPr>
+        <w:spacing w:after="160"/>
+      </w:pPr>
+      <w:r>
+        <w:rPr>
+          <w:b/>
+          <w:bCs/>
+          <w:color w:val="BC2A6E"/>
+          <w:sz w:val="34"/>
+          <w:szCs w:val="34"/>
+        </w:rPr>
+        <w:t xml:space="preserve">Betobeto — maldição pronta</w:t>
+      </w:r>
+    </w:p>
+    <w:p>
+      <w:pPr>
+        <w:spacing w:after="120"/>
+      </w:pPr>
+    </w:p>
+    <w:p>
+      <w:pPr>
+        <w:spacing w:after="20" w:before="0"/>
+      </w:pPr>
+      <w:r>
+        <w:rPr>
+          <w:b/>
+          <w:bCs/>
+          <w:color w:val="BC2A6E"/>
+          <w:sz w:val="30"/>
+          <w:szCs w:val="30"/>
+        </w:rPr>
+        <w:t xml:space="preserve">Betobeto</w:t>
+      </w:r>
+    </w:p>
+    <w:p>
+      <w:pPr>
+        <w:spacing w:after="60"/>
       </w:pPr>
       <w:r>
         <w:rPr>
           <w:i/>
           <w:iCs/>
           <w:color w:val="847B86"/>
-          <w:sz w:val="14"/>
-          <w:szCs w:val="14"/>
-        </w:rPr>
-        <w:t xml:space="preserve">Resistência, Expansão de Domínio e aptidão não entram em nenhuma das seis: as três custam degrau de categoria ou cota de dano, e uma maldição de grau baixo não tem o que gastar.</w:t>
-      </w:r>
-    </w:p>
+          <w:sz w:val="18"/>
+          <w:szCs w:val="18"/>
+        </w:rPr>
+        <w:t xml:space="preserve">Ronda sozinho · nível do grupo 2</w:t>
+      </w:r>
+    </w:p>
+    <w:p>
+      <w:pPr>
+        <w:pBdr>
+          <w:bottom w:val="single" w:color="BC2A6E" w:sz="10"/>
+        </w:pBdr>
+        <w:spacing w:after="60" w:before="60"/>
+      </w:pPr>
+      <w:r>
+        <w:rPr>
+          <w:sz w:val="2"/>
+          <w:szCs w:val="2"/>
+        </w:rPr>
+        <w:t xml:space="preserve"/>
+      </w:r>
+    </w:p>
+    <w:p>
+      <w:pPr>
+        <w:spacing w:after="34" w:before="34" w:line="250"/>
+      </w:pPr>
+      <w:r>
+        <w:rPr>
+          <w:b/>
+          <w:bCs/>
+          <w:color w:val="2B1B2E"/>
+          <w:sz w:val="19"/>
+          <w:szCs w:val="19"/>
+        </w:rPr>
+        <w:t xml:space="preserve">Defesa </w:t>
+      </w:r>
+      <w:r>
+        <w:rPr>
+          <w:sz w:val="19"/>
+          <w:szCs w:val="19"/>
+        </w:rPr>
+        <w:t xml:space="preserve">14</w:t>
+      </w:r>
+    </w:p>
+    <w:p>
+      <w:pPr>
+        <w:spacing w:after="34" w:before="34" w:line="250"/>
+      </w:pPr>
+      <w:r>
+        <w:rPr>
+          <w:b/>
+          <w:bCs/>
+          <w:color w:val="2B1B2E"/>
+          <w:sz w:val="19"/>
+          <w:szCs w:val="19"/>
+        </w:rPr>
+        <w:t xml:space="preserve">Vida e Integridade </w:t>
+      </w:r>
+      <w:r>
+        <w:rPr>
+          <w:sz w:val="19"/>
+          <w:szCs w:val="19"/>
+        </w:rPr>
+        <w:t xml:space="preserve">28 · 28</w:t>
+      </w:r>
+    </w:p>
+    <w:p>
+      <w:pPr>
+        <w:spacing w:after="34" w:before="34" w:line="250"/>
+      </w:pPr>
+      <w:r>
+        <w:rPr>
+          <w:b/>
+          <w:bCs/>
+          <w:color w:val="2B1B2E"/>
+          <w:sz w:val="19"/>
+          <w:szCs w:val="19"/>
+        </w:rPr>
+        <w:t xml:space="preserve">Deslocamento </w:t>
+      </w:r>
+      <w:r>
+        <w:rPr>
+          <w:sz w:val="19"/>
+          <w:szCs w:val="19"/>
+        </w:rPr>
+        <w:t xml:space="preserve">9 m</w:t>
+      </w:r>
+    </w:p>
+    <w:p>
+      <w:pPr>
+        <w:pBdr>
+          <w:bottom w:val="single" w:color="9A6F87" w:sz="10"/>
+        </w:pBdr>
+        <w:spacing w:after="60" w:before="60"/>
+      </w:pPr>
+      <w:r>
+        <w:rPr>
+          <w:sz w:val="2"/>
+          <w:szCs w:val="2"/>
+        </w:rPr>
+        <w:t xml:space="preserve"/>
+      </w:r>
+    </w:p>
+    <w:tbl>
+      <w:tblPr>
+        <w:tblW w:type="dxa" w:w="9600"/>
+        <w:tblBorders>
+          <w:top w:val="single" w:color="F8C7DC" w:sz="4"/>
+          <w:left w:val="single" w:color="F8C7DC" w:sz="4"/>
+          <w:bottom w:val="single" w:color="F8C7DC" w:sz="4"/>
+          <w:right w:val="single" w:color="F8C7DC" w:sz="4"/>
+          <w:insideH w:val="single" w:color="F8C7DC" w:sz="2"/>
+          <w:insideV w:val="single" w:color="F8C7DC" w:sz="2"/>
+        </w:tblBorders>
+      </w:tblPr>
+      <w:tblGrid>
+        <w:gridCol w:w="1920"/>
+        <w:gridCol w:w="1920"/>
+        <w:gridCol w:w="1920"/>
+        <w:gridCol w:w="1920"/>
+        <w:gridCol w:w="1920"/>
+      </w:tblGrid>
+      <w:tr>
+        <w:trPr>
+          <w:cantSplit/>
+          <w:tblHeader/>
+        </w:trPr>
+        <w:tc>
+          <w:tcPr>
+            <w:tcW w:type="dxa" w:w="1920"/>
+            <w:shd w:fill="2B1B2E" w:color="auto" w:val="clear"/>
+            <w:tcMar>
+              <w:top w:type="dxa" w:w="26"/>
+              <w:left w:type="dxa" w:w="90"/>
+              <w:bottom w:type="dxa" w:w="26"/>
+              <w:right w:type="dxa" w:w="90"/>
+            </w:tcMar>
+            <w:vAlign w:val="center"/>
+          </w:tcPr>
+          <w:p>
+            <w:pPr>
+              <w:spacing w:after="18" w:before="18" w:line="215"/>
+              <w:jc w:val="left"/>
+            </w:pPr>
+            <w:r>
+              <w:rPr>
+                <w:b/>
+                <w:bCs/>
+                <w:color w:val="FFFFFF"/>
+                <w:sz w:val="15"/>
+                <w:szCs w:val="15"/>
+              </w:rPr>
+              <w:t xml:space="preserve">FOR</w:t>
+            </w:r>
+          </w:p>
+        </w:tc>
+        <w:tc>
+          <w:tcPr>
+            <w:tcW w:type="dxa" w:w="1920"/>
+            <w:shd w:fill="2B1B2E" w:color="auto" w:val="clear"/>
+            <w:tcMar>
+              <w:top w:type="dxa" w:w="26"/>
+              <w:left w:type="dxa" w:w="90"/>
+              <w:bottom w:type="dxa" w:w="26"/>
+              <w:right w:type="dxa" w:w="90"/>
+            </w:tcMar>
+            <w:vAlign w:val="center"/>
+          </w:tcPr>
+          <w:p>
+            <w:pPr>
+              <w:spacing w:after="18" w:before="18" w:line="215"/>
+              <w:jc w:val="center"/>
+            </w:pPr>
+            <w:r>
+              <w:rPr>
+                <w:b/>
+                <w:bCs/>
+                <w:color w:val="FFFFFF"/>
+                <w:sz w:val="15"/>
+                <w:szCs w:val="15"/>
+              </w:rPr>
+              <w:t xml:space="preserve">DES</w:t>
+            </w:r>
+          </w:p>
+        </w:tc>
+        <w:tc>
+          <w:tcPr>
+            <w:tcW w:type="dxa" w:w="1920"/>
+            <w:shd w:fill="2B1B2E" w:color="auto" w:val="clear"/>
+            <w:tcMar>
+              <w:top w:type="dxa" w:w="26"/>
+              <w:left w:type="dxa" w:w="90"/>
+              <w:bottom w:type="dxa" w:w="26"/>
+              <w:right w:type="dxa" w:w="90"/>
+            </w:tcMar>
+            <w:vAlign w:val="center"/>
+          </w:tcPr>
+          <w:p>
+            <w:pPr>
+              <w:spacing w:after="18" w:before="18" w:line="215"/>
+              <w:jc w:val="center"/>
+            </w:pPr>
+            <w:r>
+              <w:rPr>
+                <w:b/>
+                <w:bCs/>
+                <w:color w:val="FFFFFF"/>
+                <w:sz w:val="15"/>
+                <w:szCs w:val="15"/>
+              </w:rPr>
+              <w:t xml:space="preserve">CON</w:t>
+            </w:r>
+          </w:p>
+        </w:tc>
+        <w:tc>
+          <w:tcPr>
+            <w:tcW w:type="dxa" w:w="1920"/>
+            <w:shd w:fill="2B1B2E" w:color="auto" w:val="clear"/>
+            <w:tcMar>
+              <w:top w:type="dxa" w:w="26"/>
+              <w:left w:type="dxa" w:w="90"/>
+              <w:bottom w:type="dxa" w:w="26"/>
+              <w:right w:type="dxa" w:w="90"/>
+            </w:tcMar>
+            <w:vAlign w:val="center"/>
+          </w:tcPr>
+          <w:p>
+            <w:pPr>
+              <w:spacing w:after="18" w:before="18" w:line="215"/>
+              <w:jc w:val="center"/>
+            </w:pPr>
+            <w:r>
+              <w:rPr>
+                <w:b/>
+                <w:bCs/>
+                <w:color w:val="FFFFFF"/>
+                <w:sz w:val="15"/>
+                <w:szCs w:val="15"/>
+              </w:rPr>
+              <w:t xml:space="preserve">INT</w:t>
+            </w:r>
+          </w:p>
+        </w:tc>
+        <w:tc>
+          <w:tcPr>
+            <w:tcW w:type="dxa" w:w="1920"/>
+            <w:shd w:fill="2B1B2E" w:color="auto" w:val="clear"/>
+            <w:tcMar>
+              <w:top w:type="dxa" w:w="26"/>
+              <w:left w:type="dxa" w:w="90"/>
+              <w:bottom w:type="dxa" w:w="26"/>
+              <w:right w:type="dxa" w:w="90"/>
+            </w:tcMar>
+            <w:vAlign w:val="center"/>
+          </w:tcPr>
+          <w:p>
+            <w:pPr>
+              <w:spacing w:after="18" w:before="18" w:line="215"/>
+              <w:jc w:val="center"/>
+            </w:pPr>
+            <w:r>
+              <w:rPr>
+                <w:b/>
+                <w:bCs/>
+                <w:color w:val="FFFFFF"/>
+                <w:sz w:val="15"/>
+                <w:szCs w:val="15"/>
+              </w:rPr>
+              <w:t xml:space="preserve">ESS</w:t>
+            </w:r>
+          </w:p>
+        </w:tc>
+      </w:tr>
+      <w:tr>
+        <w:trPr>
+          <w:cantSplit/>
+        </w:trPr>
+        <w:tc>
+          <w:tcPr>
+            <w:tcW w:type="dxa" w:w="1920"/>
+            <w:tcMar>
+              <w:top w:type="dxa" w:w="26"/>
+              <w:left w:type="dxa" w:w="90"/>
+              <w:bottom w:type="dxa" w:w="26"/>
+              <w:right w:type="dxa" w:w="90"/>
+            </w:tcMar>
+            <w:vAlign w:val="center"/>
+          </w:tcPr>
+          <w:p>
+            <w:pPr>
+              <w:spacing w:after="18" w:before="18" w:line="215"/>
+              <w:jc w:val="center"/>
+            </w:pPr>
+            <w:r>
+              <w:rPr>
+                <w:b w:val="false"/>
+                <w:bCs w:val="false"/>
+                <w:color w:val="251727"/>
+                <w:sz w:val="17"/>
+                <w:szCs w:val="17"/>
+              </w:rPr>
+              <w:t xml:space="preserve">0</w:t>
+            </w:r>
+          </w:p>
+        </w:tc>
+        <w:tc>
+          <w:tcPr>
+            <w:tcW w:type="dxa" w:w="1920"/>
+            <w:tcMar>
+              <w:top w:type="dxa" w:w="26"/>
+              <w:left w:type="dxa" w:w="90"/>
+              <w:bottom w:type="dxa" w:w="26"/>
+              <w:right w:type="dxa" w:w="90"/>
+            </w:tcMar>
+            <w:vAlign w:val="center"/>
+          </w:tcPr>
+          <w:p>
+            <w:pPr>
+              <w:spacing w:after="18" w:before="18" w:line="215"/>
+              <w:jc w:val="center"/>
+            </w:pPr>
+            <w:r>
+              <w:rPr>
+                <w:b w:val="false"/>
+                <w:bCs w:val="false"/>
+                <w:color w:val="251727"/>
+                <w:sz w:val="17"/>
+                <w:szCs w:val="17"/>
+              </w:rPr>
+              <w:t xml:space="preserve">3</w:t>
+            </w:r>
+          </w:p>
+        </w:tc>
+        <w:tc>
+          <w:tcPr>
+            <w:tcW w:type="dxa" w:w="1920"/>
+            <w:tcMar>
+              <w:top w:type="dxa" w:w="26"/>
+              <w:left w:type="dxa" w:w="90"/>
+              <w:bottom w:type="dxa" w:w="26"/>
+              <w:right w:type="dxa" w:w="90"/>
+            </w:tcMar>
+            <w:vAlign w:val="center"/>
+          </w:tcPr>
+          <w:p>
+            <w:pPr>
+              <w:spacing w:after="18" w:before="18" w:line="215"/>
+              <w:jc w:val="center"/>
+            </w:pPr>
+            <w:r>
+              <w:rPr>
+                <w:b w:val="false"/>
+                <w:bCs w:val="false"/>
+                <w:color w:val="251727"/>
+                <w:sz w:val="17"/>
+                <w:szCs w:val="17"/>
+              </w:rPr>
+              <w:t xml:space="preserve">1</w:t>
+            </w:r>
+          </w:p>
+        </w:tc>
+        <w:tc>
+          <w:tcPr>
+            <w:tcW w:type="dxa" w:w="1920"/>
+            <w:tcMar>
+              <w:top w:type="dxa" w:w="26"/>
+              <w:left w:type="dxa" w:w="90"/>
+              <w:bottom w:type="dxa" w:w="26"/>
+              <w:right w:type="dxa" w:w="90"/>
+            </w:tcMar>
+            <w:vAlign w:val="center"/>
+          </w:tcPr>
+          <w:p>
+            <w:pPr>
+              <w:spacing w:after="18" w:before="18" w:line="215"/>
+              <w:jc w:val="center"/>
+            </w:pPr>
+            <w:r>
+              <w:rPr>
+                <w:b w:val="false"/>
+                <w:bCs w:val="false"/>
+                <w:color w:val="251727"/>
+                <w:sz w:val="17"/>
+                <w:szCs w:val="17"/>
+              </w:rPr>
+              <w:t xml:space="preserve">2</w:t>
+            </w:r>
+          </w:p>
+        </w:tc>
+        <w:tc>
+          <w:tcPr>
+            <w:tcW w:type="dxa" w:w="1920"/>
+            <w:tcMar>
+              <w:top w:type="dxa" w:w="26"/>
+              <w:left w:type="dxa" w:w="90"/>
+              <w:bottom w:type="dxa" w:w="26"/>
+              <w:right w:type="dxa" w:w="90"/>
+            </w:tcMar>
+            <w:vAlign w:val="center"/>
+          </w:tcPr>
+          <w:p>
+            <w:pPr>
+              <w:spacing w:after="18" w:before="18" w:line="215"/>
+              <w:jc w:val="center"/>
+            </w:pPr>
+            <w:r>
+              <w:rPr>
+                <w:b w:val="false"/>
+                <w:bCs w:val="false"/>
+                <w:color w:val="251727"/>
+                <w:sz w:val="17"/>
+                <w:szCs w:val="17"/>
+              </w:rPr>
+              <w:t xml:space="preserve">3</w:t>
+            </w:r>
+          </w:p>
+        </w:tc>
+      </w:tr>
+    </w:tbl>
+    <w:p>
+      <w:pPr>
+        <w:pBdr>
+          <w:bottom w:val="single" w:color="9A6F87" w:sz="10"/>
+        </w:pBdr>
+        <w:spacing w:after="60" w:before="60"/>
+      </w:pPr>
+      <w:r>
+        <w:rPr>
+          <w:sz w:val="2"/>
+          <w:szCs w:val="2"/>
+        </w:rPr>
+        <w:t xml:space="preserve"/>
+      </w:r>
+    </w:p>
+    <w:p>
+      <w:pPr>
+        <w:spacing w:after="34" w:before="34" w:line="250"/>
+      </w:pPr>
+      <w:r>
+        <w:rPr>
+          <w:b/>
+          <w:bCs/>
+          <w:color w:val="2B1B2E"/>
+          <w:sz w:val="19"/>
+          <w:szCs w:val="19"/>
+        </w:rPr>
+        <w:t xml:space="preserve">Testes de Resistência </w:t>
+      </w:r>
+      <w:r>
+        <w:rPr>
+          <w:sz w:val="19"/>
+          <w:szCs w:val="19"/>
+        </w:rPr>
+        <w:t xml:space="preserve">Físico (Destreza) e Espírito — os dois treinados</w:t>
+      </w:r>
+    </w:p>
+    <w:p>
+      <w:pPr>
+        <w:spacing w:after="34" w:before="34" w:line="250"/>
+      </w:pPr>
+      <w:r>
+        <w:rPr>
+          <w:b/>
+          <w:bCs/>
+          <w:color w:val="2B1B2E"/>
+          <w:sz w:val="19"/>
+          <w:szCs w:val="19"/>
+        </w:rPr>
+        <w:t xml:space="preserve">CD dele </w:t>
+      </w:r>
+      <w:r>
+        <w:rPr>
+          <w:sz w:val="19"/>
+          <w:szCs w:val="19"/>
+        </w:rPr>
+        <w:t xml:space="preserve">12</w:t>
+      </w:r>
+    </w:p>
+    <w:p>
+      <w:pPr>
+        <w:spacing w:after="34" w:before="34" w:line="250"/>
+      </w:pPr>
+      <w:r>
+        <w:rPr>
+          <w:b/>
+          <w:bCs/>
+          <w:color w:val="2B1B2E"/>
+          <w:sz w:val="19"/>
+          <w:szCs w:val="19"/>
+        </w:rPr>
+        <w:t xml:space="preserve">Refino </w:t>
+      </w:r>
+      <w:r>
+        <w:rPr>
+          <w:sz w:val="19"/>
+          <w:szCs w:val="19"/>
+        </w:rPr>
+        <w:t xml:space="preserve">1</w:t>
+      </w:r>
+    </w:p>
+    <w:p>
+      <w:pPr>
+        <w:spacing w:after="34" w:before="34" w:line="250"/>
+      </w:pPr>
+      <w:r>
+        <w:rPr>
+          <w:b/>
+          <w:bCs/>
+          <w:color w:val="2B1B2E"/>
+          <w:sz w:val="19"/>
+          <w:szCs w:val="19"/>
+        </w:rPr>
+        <w:t xml:space="preserve">Resistência · imunidade · vulnerabilidade </w:t>
+      </w:r>
+      <w:r>
+        <w:rPr>
+          <w:sz w:val="19"/>
+          <w:szCs w:val="19"/>
+        </w:rPr>
+        <w:t xml:space="preserve">nenhuma — resistir custaria um degrau de categoria</w:t>
+      </w:r>
+    </w:p>
+    <w:p>
+      <w:pPr>
+        <w:pBdr>
+          <w:bottom w:val="single" w:color="BC2A6E" w:sz="10"/>
+        </w:pBdr>
+        <w:spacing w:after="60" w:before="60"/>
+      </w:pPr>
+      <w:r>
+        <w:rPr>
+          <w:sz w:val="2"/>
+          <w:szCs w:val="2"/>
+        </w:rPr>
+        <w:t xml:space="preserve"/>
+      </w:r>
+    </w:p>
+    <w:p>
+      <w:pPr>
+        <w:spacing w:after="40" w:before="60"/>
+      </w:pPr>
+      <w:r>
+        <w:rPr>
+          <w:b/>
+          <w:bCs/>
+          <w:color w:val="BC2A6E"/>
+          <w:spacing w:val="40"/>
+          <w:sz w:val="20"/>
+          <w:szCs w:val="20"/>
+        </w:rPr>
+        <w:t xml:space="preserve">AÇÕES</w:t>
+      </w:r>
+    </w:p>
+    <w:p>
+      <w:pPr>
+        <w:spacing w:after="34" w:before="34" w:line="250"/>
+      </w:pPr>
+      <w:r>
+        <w:rPr>
+          <w:b/>
+          <w:bCs/>
+          <w:color w:val="2B1B2E"/>
+          <w:sz w:val="19"/>
+          <w:szCs w:val="19"/>
+        </w:rPr>
+        <w:t xml:space="preserve">Por rodada </w:t>
+      </w:r>
+      <w:r>
+        <w:rPr>
+          <w:sz w:val="19"/>
+          <w:szCs w:val="19"/>
+        </w:rPr>
+        <w:t xml:space="preserve">1 ações, e uma Reação</w:t>
+      </w:r>
+    </w:p>
+    <w:p>
+      <w:pPr>
+        <w:spacing w:after="34" w:before="34" w:line="250"/>
+      </w:pPr>
+      <w:r>
+        <w:rPr>
+          <w:b/>
+          <w:bCs/>
+          <w:color w:val="2B1B2E"/>
+          <w:sz w:val="19"/>
+          <w:szCs w:val="19"/>
+        </w:rPr>
+        <w:t xml:space="preserve">Golpe </w:t>
+      </w:r>
+      <w:r>
+        <w:rPr>
+          <w:sz w:val="19"/>
+          <w:szCs w:val="19"/>
+        </w:rPr>
+        <w:t xml:space="preserve">+4 para acertar, 4 de dano</w:t>
+      </w:r>
+    </w:p>
+    <w:p>
+      <w:pPr>
+        <w:pBdr>
+          <w:bottom w:val="single" w:color="BC2A6E" w:sz="10"/>
+        </w:pBdr>
+        <w:spacing w:after="60" w:before="60"/>
+      </w:pPr>
+      <w:r>
+        <w:rPr>
+          <w:sz w:val="2"/>
+          <w:szCs w:val="2"/>
+        </w:rPr>
+        <w:t xml:space="preserve"/>
+      </w:r>
+    </w:p>
+    <w:tbl>
+      <w:tblPr>
+        <w:tblW w:type="dxa" w:w="9600"/>
+        <w:tblBorders>
+          <w:top w:val="nil"/>
+          <w:left w:val="nil"/>
+          <w:bottom w:val="nil"/>
+          <w:right w:val="nil"/>
+          <w:insideH w:val="nil"/>
+          <w:insideV w:val="nil"/>
+        </w:tblBorders>
+      </w:tblPr>
+      <w:tblGrid>
+        <w:gridCol w:w="9600"/>
+      </w:tblGrid>
+      <w:tr>
+        <w:trPr>
+          <w:cantSplit/>
+        </w:trPr>
+        <w:tc>
+          <w:tcPr>
+            <w:tcW w:type="dxa" w:w="9600"/>
+            <w:tcBorders>
+              <w:top w:val="nil"/>
+              <w:left w:val="single" w:color="BC2A6E" w:sz="12"/>
+              <w:bottom w:val="nil"/>
+              <w:right w:val="nil"/>
+            </w:tcBorders>
+            <w:shd w:fill="FDF0F6" w:color="auto" w:val="clear"/>
+            <w:tcMar>
+              <w:top w:type="dxa" w:w="70"/>
+              <w:left w:type="dxa" w:w="150"/>
+              <w:bottom w:type="dxa" w:w="70"/>
+              <w:right w:type="dxa" w:w="150"/>
+            </w:tcMar>
+          </w:tcPr>
+          <w:p>
+            <w:pPr>
+              <w:spacing w:after="60" w:before="20"/>
+            </w:pPr>
+            <w:r>
+              <w:rPr>
+                <w:b/>
+                <w:bCs/>
+                <w:color w:val="847B86"/>
+                <w:spacing w:val="30"/>
+                <w:sz w:val="13"/>
+                <w:szCs w:val="13"/>
+              </w:rPr>
+              <w:t xml:space="preserve">CARACTERÍSTICAS — PASSIVAS, APTIDÕES E TÉCNICA</w:t>
+            </w:r>
+          </w:p>
+          <w:p>
+            <w:pPr>
+              <w:spacing w:after="60" w:line="260"/>
+            </w:pPr>
+            <w:r>
+              <w:rPr>
+                <w:sz w:val="19"/>
+                <w:szCs w:val="19"/>
+              </w:rPr>
+              <w:t xml:space="preserve">nenhuma — o golpe é o orçamento inteiro dela</w:t>
+            </w:r>
+          </w:p>
+          <w:p>
+            <w:pPr>
+              <w:spacing w:after="108"/>
+            </w:pPr>
+          </w:p>
+        </w:tc>
+      </w:tr>
+    </w:tbl>
+    <w:tbl>
+      <w:tblPr>
+        <w:tblW w:type="dxa" w:w="9600"/>
+        <w:tblBorders>
+          <w:top w:val="nil"/>
+          <w:left w:val="nil"/>
+          <w:bottom w:val="nil"/>
+          <w:right w:val="nil"/>
+          <w:insideH w:val="nil"/>
+          <w:insideV w:val="nil"/>
+        </w:tblBorders>
+      </w:tblPr>
+      <w:tblGrid>
+        <w:gridCol w:w="9600"/>
+      </w:tblGrid>
+      <w:tr>
+        <w:trPr>
+          <w:cantSplit/>
+        </w:trPr>
+        <w:tc>
+          <w:tcPr>
+            <w:tcW w:type="dxa" w:w="9600"/>
+            <w:tcBorders>
+              <w:top w:val="nil"/>
+              <w:left w:val="single" w:color="BC2A6E" w:sz="12"/>
+              <w:bottom w:val="nil"/>
+              <w:right w:val="nil"/>
+            </w:tcBorders>
+            <w:shd w:fill="FDF0F6" w:color="auto" w:val="clear"/>
+            <w:tcMar>
+              <w:top w:type="dxa" w:w="70"/>
+              <w:left w:type="dxa" w:w="150"/>
+              <w:bottom w:type="dxa" w:w="70"/>
+              <w:right w:type="dxa" w:w="150"/>
+            </w:tcMar>
+          </w:tcPr>
+          <w:p>
+            <w:pPr>
+              <w:spacing w:after="60" w:before="20"/>
+            </w:pPr>
+            <w:r>
+              <w:rPr>
+                <w:b/>
+                <w:bCs/>
+                <w:color w:val="847B86"/>
+                <w:spacing w:val="30"/>
+                <w:sz w:val="13"/>
+                <w:szCs w:val="13"/>
+              </w:rPr>
+              <w:t xml:space="preserve">PACTO — O TETO DO PERMANENTE É METADE DA ESSÊNCIA DELE</w:t>
+            </w:r>
+          </w:p>
+          <w:p>
+            <w:pPr>
+              <w:spacing w:after="60" w:line="260"/>
+            </w:pPr>
+            <w:r>
+              <w:rPr>
+                <w:sz w:val="19"/>
+                <w:szCs w:val="19"/>
+              </w:rPr>
+              <w:t xml:space="preserve">nenhum — o teto do permanente é metade da Essência dela, que é 3</w:t>
+            </w:r>
+          </w:p>
+        </w:tc>
+      </w:tr>
+    </w:tbl>
+    <w:tbl>
+      <w:tblPr>
+        <w:tblW w:type="dxa" w:w="9600"/>
+        <w:tblBorders>
+          <w:top w:val="nil"/>
+          <w:left w:val="nil"/>
+          <w:bottom w:val="nil"/>
+          <w:right w:val="nil"/>
+          <w:insideH w:val="nil"/>
+          <w:insideV w:val="nil"/>
+        </w:tblBorders>
+      </w:tblPr>
+      <w:tblGrid>
+        <w:gridCol w:w="9600"/>
+      </w:tblGrid>
+      <w:tr>
+        <w:trPr>
+          <w:cantSplit/>
+        </w:trPr>
+        <w:tc>
+          <w:tcPr>
+            <w:tcW w:type="dxa" w:w="9600"/>
+            <w:tcBorders>
+              <w:top w:val="nil"/>
+              <w:left w:val="single" w:color="BC2A6E" w:sz="12"/>
+              <w:bottom w:val="nil"/>
+              <w:right w:val="nil"/>
+            </w:tcBorders>
+            <w:shd w:fill="FDF0F6" w:color="auto" w:val="clear"/>
+            <w:tcMar>
+              <w:top w:type="dxa" w:w="70"/>
+              <w:left w:type="dxa" w:w="150"/>
+              <w:bottom w:type="dxa" w:w="70"/>
+              <w:right w:type="dxa" w:w="150"/>
+            </w:tcMar>
+          </w:tcPr>
+          <w:p>
+            <w:pPr>
+              <w:spacing w:after="60" w:before="20"/>
+            </w:pPr>
+            <w:r>
+              <w:rPr>
+                <w:b/>
+                <w:bCs/>
+                <w:color w:val="847B86"/>
+                <w:spacing w:val="30"/>
+                <w:sz w:val="13"/>
+                <w:szCs w:val="13"/>
+              </w:rPr>
+              <w:t xml:space="preserve">O QUE ELE FAZ NA MESA</w:t>
+            </w:r>
+          </w:p>
+          <w:p>
+            <w:pPr>
+              <w:spacing w:after="60" w:line="260"/>
+            </w:pPr>
+            <w:r>
+              <w:rPr>
+                <w:sz w:val="19"/>
+                <w:szCs w:val="19"/>
+              </w:rPr>
+              <w:t xml:space="preserve">Os passos atrás de você, que param quando você para. Não aparece. Anda no escuro do corredor, sempre um pouco atrás, e o barulho é de sandália em piso duro. Quem se vira não vê nada. Repartida em capangas, cada um tem 7 de vida e 1 de dano.</w:t>
+            </w:r>
+          </w:p>
+          <w:p>
+            <w:pPr>
+              <w:spacing w:after="108"/>
+            </w:pPr>
+          </w:p>
+        </w:tc>
+      </w:tr>
+    </w:tbl>
+    <w:p>
+      <w:r>
+        <w:br w:type="page"/>
+      </w:r>
+    </w:p>
+    <w:p>
+      <w:pPr>
+        <w:spacing w:after="40"/>
+      </w:pPr>
+      <w:r>
+        <w:rPr>
+          <w:b/>
+          <w:bCs/>
+          <w:color w:val="847B86"/>
+          <w:spacing w:val="60"/>
+          <w:sz w:val="15"/>
+          <w:szCs w:val="15"/>
+        </w:rPr>
+        <w:t xml:space="preserve">PROJETO - M</w:t>
+      </w:r>
+    </w:p>
+    <w:p>
+      <w:pPr>
+        <w:spacing w:after="160"/>
+      </w:pPr>
+      <w:r>
+        <w:rPr>
+          <w:b/>
+          <w:bCs/>
+          <w:color w:val="BC2A6E"/>
+          <w:sz w:val="34"/>
+          <w:szCs w:val="34"/>
+        </w:rPr>
+        <w:t xml:space="preserve">Kamaitachi — maldição pronta</w:t>
+      </w:r>
+    </w:p>
+    <w:p>
+      <w:pPr>
+        <w:spacing w:after="120"/>
+      </w:pPr>
+    </w:p>
+    <w:p>
+      <w:pPr>
+        <w:spacing w:after="20" w:before="0"/>
+      </w:pPr>
+      <w:r>
+        <w:rPr>
+          <w:b/>
+          <w:bCs/>
+          <w:color w:val="BC2A6E"/>
+          <w:sz w:val="30"/>
+          <w:szCs w:val="30"/>
+        </w:rPr>
+        <w:t xml:space="preserve">Kamaitachi</w:t>
+      </w:r>
+    </w:p>
+    <w:p>
+      <w:pPr>
+        <w:spacing w:after="60"/>
+      </w:pPr>
+      <w:r>
+        <w:rPr>
+          <w:i/>
+          <w:iCs/>
+          <w:color w:val="847B86"/>
+          <w:sz w:val="18"/>
+          <w:szCs w:val="18"/>
+        </w:rPr>
+        <w:t xml:space="preserve">Dupla sozinho · nível do grupo 2</w:t>
+      </w:r>
+    </w:p>
+    <w:p>
+      <w:pPr>
+        <w:pBdr>
+          <w:bottom w:val="single" w:color="BC2A6E" w:sz="10"/>
+        </w:pBdr>
+        <w:spacing w:after="60" w:before="60"/>
+      </w:pPr>
+      <w:r>
+        <w:rPr>
+          <w:sz w:val="2"/>
+          <w:szCs w:val="2"/>
+        </w:rPr>
+        <w:t xml:space="preserve"/>
+      </w:r>
+    </w:p>
+    <w:p>
+      <w:pPr>
+        <w:spacing w:after="34" w:before="34" w:line="250"/>
+      </w:pPr>
+      <w:r>
+        <w:rPr>
+          <w:b/>
+          <w:bCs/>
+          <w:color w:val="2B1B2E"/>
+          <w:sz w:val="19"/>
+          <w:szCs w:val="19"/>
+        </w:rPr>
+        <w:t xml:space="preserve">Defesa </w:t>
+      </w:r>
+      <w:r>
+        <w:rPr>
+          <w:sz w:val="19"/>
+          <w:szCs w:val="19"/>
+        </w:rPr>
+        <w:t xml:space="preserve">14</w:t>
+      </w:r>
+    </w:p>
+    <w:p>
+      <w:pPr>
+        <w:spacing w:after="34" w:before="34" w:line="250"/>
+      </w:pPr>
+      <w:r>
+        <w:rPr>
+          <w:b/>
+          <w:bCs/>
+          <w:color w:val="2B1B2E"/>
+          <w:sz w:val="19"/>
+          <w:szCs w:val="19"/>
+        </w:rPr>
+        <w:t xml:space="preserve">Vida e Integridade </w:t>
+      </w:r>
+      <w:r>
+        <w:rPr>
+          <w:sz w:val="19"/>
+          <w:szCs w:val="19"/>
+        </w:rPr>
+        <w:t xml:space="preserve">57 · 57</w:t>
+      </w:r>
+    </w:p>
+    <w:p>
+      <w:pPr>
+        <w:spacing w:after="34" w:before="34" w:line="250"/>
+      </w:pPr>
+      <w:r>
+        <w:rPr>
+          <w:b/>
+          <w:bCs/>
+          <w:color w:val="2B1B2E"/>
+          <w:sz w:val="19"/>
+          <w:szCs w:val="19"/>
+        </w:rPr>
+        <w:t xml:space="preserve">Deslocamento </w:t>
+      </w:r>
+      <w:r>
+        <w:rPr>
+          <w:sz w:val="19"/>
+          <w:szCs w:val="19"/>
+        </w:rPr>
+        <w:t xml:space="preserve">9 m</w:t>
+      </w:r>
+    </w:p>
+    <w:p>
+      <w:pPr>
+        <w:pBdr>
+          <w:bottom w:val="single" w:color="9A6F87" w:sz="10"/>
+        </w:pBdr>
+        <w:spacing w:after="60" w:before="60"/>
+      </w:pPr>
+      <w:r>
+        <w:rPr>
+          <w:sz w:val="2"/>
+          <w:szCs w:val="2"/>
+        </w:rPr>
+        <w:t xml:space="preserve"/>
+      </w:r>
+    </w:p>
+    <w:tbl>
+      <w:tblPr>
+        <w:tblW w:type="dxa" w:w="9600"/>
+        <w:tblBorders>
+          <w:top w:val="single" w:color="F8C7DC" w:sz="4"/>
+          <w:left w:val="single" w:color="F8C7DC" w:sz="4"/>
+          <w:bottom w:val="single" w:color="F8C7DC" w:sz="4"/>
+          <w:right w:val="single" w:color="F8C7DC" w:sz="4"/>
+          <w:insideH w:val="single" w:color="F8C7DC" w:sz="2"/>
+          <w:insideV w:val="single" w:color="F8C7DC" w:sz="2"/>
+        </w:tblBorders>
+      </w:tblPr>
+      <w:tblGrid>
+        <w:gridCol w:w="1920"/>
+        <w:gridCol w:w="1920"/>
+        <w:gridCol w:w="1920"/>
+        <w:gridCol w:w="1920"/>
+        <w:gridCol w:w="1920"/>
+      </w:tblGrid>
+      <w:tr>
+        <w:trPr>
+          <w:cantSplit/>
+          <w:tblHeader/>
+        </w:trPr>
+        <w:tc>
+          <w:tcPr>
+            <w:tcW w:type="dxa" w:w="1920"/>
+            <w:shd w:fill="2B1B2E" w:color="auto" w:val="clear"/>
+            <w:tcMar>
+              <w:top w:type="dxa" w:w="26"/>
+              <w:left w:type="dxa" w:w="90"/>
+              <w:bottom w:type="dxa" w:w="26"/>
+              <w:right w:type="dxa" w:w="90"/>
+            </w:tcMar>
+            <w:vAlign w:val="center"/>
+          </w:tcPr>
+          <w:p>
+            <w:pPr>
+              <w:spacing w:after="18" w:before="18" w:line="215"/>
+              <w:jc w:val="left"/>
+            </w:pPr>
+            <w:r>
+              <w:rPr>
+                <w:b/>
+                <w:bCs/>
+                <w:color w:val="FFFFFF"/>
+                <w:sz w:val="15"/>
+                <w:szCs w:val="15"/>
+              </w:rPr>
+              <w:t xml:space="preserve">FOR</w:t>
+            </w:r>
+          </w:p>
+        </w:tc>
+        <w:tc>
+          <w:tcPr>
+            <w:tcW w:type="dxa" w:w="1920"/>
+            <w:shd w:fill="2B1B2E" w:color="auto" w:val="clear"/>
+            <w:tcMar>
+              <w:top w:type="dxa" w:w="26"/>
+              <w:left w:type="dxa" w:w="90"/>
+              <w:bottom w:type="dxa" w:w="26"/>
+              <w:right w:type="dxa" w:w="90"/>
+            </w:tcMar>
+            <w:vAlign w:val="center"/>
+          </w:tcPr>
+          <w:p>
+            <w:pPr>
+              <w:spacing w:after="18" w:before="18" w:line="215"/>
+              <w:jc w:val="center"/>
+            </w:pPr>
+            <w:r>
+              <w:rPr>
+                <w:b/>
+                <w:bCs/>
+                <w:color w:val="FFFFFF"/>
+                <w:sz w:val="15"/>
+                <w:szCs w:val="15"/>
+              </w:rPr>
+              <w:t xml:space="preserve">DES</w:t>
+            </w:r>
+          </w:p>
+        </w:tc>
+        <w:tc>
+          <w:tcPr>
+            <w:tcW w:type="dxa" w:w="1920"/>
+            <w:shd w:fill="2B1B2E" w:color="auto" w:val="clear"/>
+            <w:tcMar>
+              <w:top w:type="dxa" w:w="26"/>
+              <w:left w:type="dxa" w:w="90"/>
+              <w:bottom w:type="dxa" w:w="26"/>
+              <w:right w:type="dxa" w:w="90"/>
+            </w:tcMar>
+            <w:vAlign w:val="center"/>
+          </w:tcPr>
+          <w:p>
+            <w:pPr>
+              <w:spacing w:after="18" w:before="18" w:line="215"/>
+              <w:jc w:val="center"/>
+            </w:pPr>
+            <w:r>
+              <w:rPr>
+                <w:b/>
+                <w:bCs/>
+                <w:color w:val="FFFFFF"/>
+                <w:sz w:val="15"/>
+                <w:szCs w:val="15"/>
+              </w:rPr>
+              <w:t xml:space="preserve">CON</w:t>
+            </w:r>
+          </w:p>
+        </w:tc>
+        <w:tc>
+          <w:tcPr>
+            <w:tcW w:type="dxa" w:w="1920"/>
+            <w:shd w:fill="2B1B2E" w:color="auto" w:val="clear"/>
+            <w:tcMar>
+              <w:top w:type="dxa" w:w="26"/>
+              <w:left w:type="dxa" w:w="90"/>
+              <w:bottom w:type="dxa" w:w="26"/>
+              <w:right w:type="dxa" w:w="90"/>
+            </w:tcMar>
+            <w:vAlign w:val="center"/>
+          </w:tcPr>
+          <w:p>
+            <w:pPr>
+              <w:spacing w:after="18" w:before="18" w:line="215"/>
+              <w:jc w:val="center"/>
+            </w:pPr>
+            <w:r>
+              <w:rPr>
+                <w:b/>
+                <w:bCs/>
+                <w:color w:val="FFFFFF"/>
+                <w:sz w:val="15"/>
+                <w:szCs w:val="15"/>
+              </w:rPr>
+              <w:t xml:space="preserve">INT</w:t>
+            </w:r>
+          </w:p>
+        </w:tc>
+        <w:tc>
+          <w:tcPr>
+            <w:tcW w:type="dxa" w:w="1920"/>
+            <w:shd w:fill="2B1B2E" w:color="auto" w:val="clear"/>
+            <w:tcMar>
+              <w:top w:type="dxa" w:w="26"/>
+              <w:left w:type="dxa" w:w="90"/>
+              <w:bottom w:type="dxa" w:w="26"/>
+              <w:right w:type="dxa" w:w="90"/>
+            </w:tcMar>
+            <w:vAlign w:val="center"/>
+          </w:tcPr>
+          <w:p>
+            <w:pPr>
+              <w:spacing w:after="18" w:before="18" w:line="215"/>
+              <w:jc w:val="center"/>
+            </w:pPr>
+            <w:r>
+              <w:rPr>
+                <w:b/>
+                <w:bCs/>
+                <w:color w:val="FFFFFF"/>
+                <w:sz w:val="15"/>
+                <w:szCs w:val="15"/>
+              </w:rPr>
+              <w:t xml:space="preserve">ESS</w:t>
+            </w:r>
+          </w:p>
+        </w:tc>
+      </w:tr>
+      <w:tr>
+        <w:trPr>
+          <w:cantSplit/>
+        </w:trPr>
+        <w:tc>
+          <w:tcPr>
+            <w:tcW w:type="dxa" w:w="1920"/>
+            <w:tcMar>
+              <w:top w:type="dxa" w:w="26"/>
+              <w:left w:type="dxa" w:w="90"/>
+              <w:bottom w:type="dxa" w:w="26"/>
+              <w:right w:type="dxa" w:w="90"/>
+            </w:tcMar>
+            <w:vAlign w:val="center"/>
+          </w:tcPr>
+          <w:p>
+            <w:pPr>
+              <w:spacing w:after="18" w:before="18" w:line="215"/>
+              <w:jc w:val="center"/>
+            </w:pPr>
+            <w:r>
+              <w:rPr>
+                <w:b w:val="false"/>
+                <w:bCs w:val="false"/>
+                <w:color w:val="251727"/>
+                <w:sz w:val="17"/>
+                <w:szCs w:val="17"/>
+              </w:rPr>
+              <w:t xml:space="preserve">3</w:t>
+            </w:r>
+          </w:p>
+        </w:tc>
+        <w:tc>
+          <w:tcPr>
+            <w:tcW w:type="dxa" w:w="1920"/>
+            <w:tcMar>
+              <w:top w:type="dxa" w:w="26"/>
+              <w:left w:type="dxa" w:w="90"/>
+              <w:bottom w:type="dxa" w:w="26"/>
+              <w:right w:type="dxa" w:w="90"/>
+            </w:tcMar>
+            <w:vAlign w:val="center"/>
+          </w:tcPr>
+          <w:p>
+            <w:pPr>
+              <w:spacing w:after="18" w:before="18" w:line="215"/>
+              <w:jc w:val="center"/>
+            </w:pPr>
+            <w:r>
+              <w:rPr>
+                <w:b w:val="false"/>
+                <w:bCs w:val="false"/>
+                <w:color w:val="251727"/>
+                <w:sz w:val="17"/>
+                <w:szCs w:val="17"/>
+              </w:rPr>
+              <w:t xml:space="preserve">3</w:t>
+            </w:r>
+          </w:p>
+        </w:tc>
+        <w:tc>
+          <w:tcPr>
+            <w:tcW w:type="dxa" w:w="1920"/>
+            <w:tcMar>
+              <w:top w:type="dxa" w:w="26"/>
+              <w:left w:type="dxa" w:w="90"/>
+              <w:bottom w:type="dxa" w:w="26"/>
+              <w:right w:type="dxa" w:w="90"/>
+            </w:tcMar>
+            <w:vAlign w:val="center"/>
+          </w:tcPr>
+          <w:p>
+            <w:pPr>
+              <w:spacing w:after="18" w:before="18" w:line="215"/>
+              <w:jc w:val="center"/>
+            </w:pPr>
+            <w:r>
+              <w:rPr>
+                <w:b w:val="false"/>
+                <w:bCs w:val="false"/>
+                <w:color w:val="251727"/>
+                <w:sz w:val="17"/>
+                <w:szCs w:val="17"/>
+              </w:rPr>
+              <w:t xml:space="preserve">2</w:t>
+            </w:r>
+          </w:p>
+        </w:tc>
+        <w:tc>
+          <w:tcPr>
+            <w:tcW w:type="dxa" w:w="1920"/>
+            <w:tcMar>
+              <w:top w:type="dxa" w:w="26"/>
+              <w:left w:type="dxa" w:w="90"/>
+              <w:bottom w:type="dxa" w:w="26"/>
+              <w:right w:type="dxa" w:w="90"/>
+            </w:tcMar>
+            <w:vAlign w:val="center"/>
+          </w:tcPr>
+          <w:p>
+            <w:pPr>
+              <w:spacing w:after="18" w:before="18" w:line="215"/>
+              <w:jc w:val="center"/>
+            </w:pPr>
+            <w:r>
+              <w:rPr>
+                <w:b w:val="false"/>
+                <w:bCs w:val="false"/>
+                <w:color w:val="251727"/>
+                <w:sz w:val="17"/>
+                <w:szCs w:val="17"/>
+              </w:rPr>
+              <w:t xml:space="preserve">1</w:t>
+            </w:r>
+          </w:p>
+        </w:tc>
+        <w:tc>
+          <w:tcPr>
+            <w:tcW w:type="dxa" w:w="1920"/>
+            <w:tcMar>
+              <w:top w:type="dxa" w:w="26"/>
+              <w:left w:type="dxa" w:w="90"/>
+              <w:bottom w:type="dxa" w:w="26"/>
+              <w:right w:type="dxa" w:w="90"/>
+            </w:tcMar>
+            <w:vAlign w:val="center"/>
+          </w:tcPr>
+          <w:p>
+            <w:pPr>
+              <w:spacing w:after="18" w:before="18" w:line="215"/>
+              <w:jc w:val="center"/>
+            </w:pPr>
+            <w:r>
+              <w:rPr>
+                <w:b w:val="false"/>
+                <w:bCs w:val="false"/>
+                <w:color w:val="251727"/>
+                <w:sz w:val="17"/>
+                <w:szCs w:val="17"/>
+              </w:rPr>
+              <w:t xml:space="preserve">0</w:t>
+            </w:r>
+          </w:p>
+        </w:tc>
+      </w:tr>
+    </w:tbl>
+    <w:p>
+      <w:pPr>
+        <w:pBdr>
+          <w:bottom w:val="single" w:color="9A6F87" w:sz="10"/>
+        </w:pBdr>
+        <w:spacing w:after="60" w:before="60"/>
+      </w:pPr>
+      <w:r>
+        <w:rPr>
+          <w:sz w:val="2"/>
+          <w:szCs w:val="2"/>
+        </w:rPr>
+        <w:t xml:space="preserve"/>
+      </w:r>
+    </w:p>
+    <w:p>
+      <w:pPr>
+        <w:spacing w:after="34" w:before="34" w:line="250"/>
+      </w:pPr>
+      <w:r>
+        <w:rPr>
+          <w:b/>
+          <w:bCs/>
+          <w:color w:val="2B1B2E"/>
+          <w:sz w:val="19"/>
+          <w:szCs w:val="19"/>
+        </w:rPr>
+        <w:t xml:space="preserve">Testes de Resistência </w:t>
+      </w:r>
+      <w:r>
+        <w:rPr>
+          <w:sz w:val="19"/>
+          <w:szCs w:val="19"/>
+        </w:rPr>
+        <w:t xml:space="preserve">Físico (Destreza) e Vigor — os dois treinados</w:t>
+      </w:r>
+    </w:p>
+    <w:p>
+      <w:pPr>
+        <w:spacing w:after="34" w:before="34" w:line="250"/>
+      </w:pPr>
+      <w:r>
+        <w:rPr>
+          <w:b/>
+          <w:bCs/>
+          <w:color w:val="2B1B2E"/>
+          <w:sz w:val="19"/>
+          <w:szCs w:val="19"/>
+        </w:rPr>
+        <w:t xml:space="preserve">CD dele </w:t>
+      </w:r>
+      <w:r>
+        <w:rPr>
+          <w:sz w:val="19"/>
+          <w:szCs w:val="19"/>
+        </w:rPr>
+        <w:t xml:space="preserve">12</w:t>
+      </w:r>
+    </w:p>
+    <w:p>
+      <w:pPr>
+        <w:spacing w:after="34" w:before="34" w:line="250"/>
+      </w:pPr>
+      <w:r>
+        <w:rPr>
+          <w:b/>
+          <w:bCs/>
+          <w:color w:val="2B1B2E"/>
+          <w:sz w:val="19"/>
+          <w:szCs w:val="19"/>
+        </w:rPr>
+        <w:t xml:space="preserve">Refino </w:t>
+      </w:r>
+      <w:r>
+        <w:rPr>
+          <w:sz w:val="19"/>
+          <w:szCs w:val="19"/>
+        </w:rPr>
+        <w:t xml:space="preserve">1</w:t>
+      </w:r>
+    </w:p>
+    <w:p>
+      <w:pPr>
+        <w:spacing w:after="34" w:before="34" w:line="250"/>
+      </w:pPr>
+      <w:r>
+        <w:rPr>
+          <w:b/>
+          <w:bCs/>
+          <w:color w:val="2B1B2E"/>
+          <w:sz w:val="19"/>
+          <w:szCs w:val="19"/>
+        </w:rPr>
+        <w:t xml:space="preserve">Resistência · imunidade · vulnerabilidade </w:t>
+      </w:r>
+      <w:r>
+        <w:rPr>
+          <w:sz w:val="19"/>
+          <w:szCs w:val="19"/>
+        </w:rPr>
+        <w:t xml:space="preserve">nenhuma — resistir custaria um degrau de categoria</w:t>
+      </w:r>
+    </w:p>
+    <w:p>
+      <w:pPr>
+        <w:pBdr>
+          <w:bottom w:val="single" w:color="BC2A6E" w:sz="10"/>
+        </w:pBdr>
+        <w:spacing w:after="60" w:before="60"/>
+      </w:pPr>
+      <w:r>
+        <w:rPr>
+          <w:sz w:val="2"/>
+          <w:szCs w:val="2"/>
+        </w:rPr>
+        <w:t xml:space="preserve"/>
+      </w:r>
+    </w:p>
+    <w:p>
+      <w:pPr>
+        <w:spacing w:after="40" w:before="60"/>
+      </w:pPr>
+      <w:r>
+        <w:rPr>
+          <w:b/>
+          <w:bCs/>
+          <w:color w:val="BC2A6E"/>
+          <w:spacing w:val="40"/>
+          <w:sz w:val="20"/>
+          <w:szCs w:val="20"/>
+        </w:rPr>
+        <w:t xml:space="preserve">AÇÕES</w:t>
+      </w:r>
+    </w:p>
+    <w:p>
+      <w:pPr>
+        <w:spacing w:after="34" w:before="34" w:line="250"/>
+      </w:pPr>
+      <w:r>
+        <w:rPr>
+          <w:b/>
+          <w:bCs/>
+          <w:color w:val="2B1B2E"/>
+          <w:sz w:val="19"/>
+          <w:szCs w:val="19"/>
+        </w:rPr>
+        <w:t xml:space="preserve">Por rodada </w:t>
+      </w:r>
+      <w:r>
+        <w:rPr>
+          <w:sz w:val="19"/>
+          <w:szCs w:val="19"/>
+        </w:rPr>
+        <w:t xml:space="preserve">1 ações, e uma Reação</w:t>
+      </w:r>
+    </w:p>
+    <w:p>
+      <w:pPr>
+        <w:spacing w:after="34" w:before="34" w:line="250"/>
+      </w:pPr>
+      <w:r>
+        <w:rPr>
+          <w:b/>
+          <w:bCs/>
+          <w:color w:val="2B1B2E"/>
+          <w:sz w:val="19"/>
+          <w:szCs w:val="19"/>
+        </w:rPr>
+        <w:t xml:space="preserve">Golpe </w:t>
+      </w:r>
+      <w:r>
+        <w:rPr>
+          <w:sz w:val="19"/>
+          <w:szCs w:val="19"/>
+        </w:rPr>
+        <w:t xml:space="preserve">+4 para acertar, 2d4 + 3 de dano</w:t>
+      </w:r>
+    </w:p>
+    <w:p>
+      <w:pPr>
+        <w:pBdr>
+          <w:bottom w:val="single" w:color="BC2A6E" w:sz="10"/>
+        </w:pBdr>
+        <w:spacing w:after="60" w:before="60"/>
+      </w:pPr>
+      <w:r>
+        <w:rPr>
+          <w:sz w:val="2"/>
+          <w:szCs w:val="2"/>
+        </w:rPr>
+        <w:t xml:space="preserve"/>
+      </w:r>
+    </w:p>
+    <w:tbl>
+      <w:tblPr>
+        <w:tblW w:type="dxa" w:w="9600"/>
+        <w:tblBorders>
+          <w:top w:val="nil"/>
+          <w:left w:val="nil"/>
+          <w:bottom w:val="nil"/>
+          <w:right w:val="nil"/>
+          <w:insideH w:val="nil"/>
+          <w:insideV w:val="nil"/>
+        </w:tblBorders>
+      </w:tblPr>
+      <w:tblGrid>
+        <w:gridCol w:w="9600"/>
+      </w:tblGrid>
+      <w:tr>
+        <w:trPr>
+          <w:cantSplit/>
+        </w:trPr>
+        <w:tc>
+          <w:tcPr>
+            <w:tcW w:type="dxa" w:w="9600"/>
+            <w:tcBorders>
+              <w:top w:val="nil"/>
+              <w:left w:val="single" w:color="BC2A6E" w:sz="12"/>
+              <w:bottom w:val="nil"/>
+              <w:right w:val="nil"/>
+            </w:tcBorders>
+            <w:shd w:fill="FDF0F6" w:color="auto" w:val="clear"/>
+            <w:tcMar>
+              <w:top w:type="dxa" w:w="70"/>
+              <w:left w:type="dxa" w:w="150"/>
+              <w:bottom w:type="dxa" w:w="70"/>
+              <w:right w:type="dxa" w:w="150"/>
+            </w:tcMar>
+          </w:tcPr>
+          <w:p>
+            <w:pPr>
+              <w:spacing w:after="60" w:before="20"/>
+            </w:pPr>
+            <w:r>
+              <w:rPr>
+                <w:b/>
+                <w:bCs/>
+                <w:color w:val="847B86"/>
+                <w:spacing w:val="30"/>
+                <w:sz w:val="13"/>
+                <w:szCs w:val="13"/>
+              </w:rPr>
+              <w:t xml:space="preserve">CARACTERÍSTICAS — PASSIVAS, APTIDÕES E TÉCNICA</w:t>
+            </w:r>
+          </w:p>
+          <w:p>
+            <w:pPr>
+              <w:spacing w:after="60" w:line="260"/>
+            </w:pPr>
+            <w:r>
+              <w:rPr>
+                <w:sz w:val="19"/>
+                <w:szCs w:val="19"/>
+              </w:rPr>
+              <w:t xml:space="preserve">nenhuma — as duas atacam no mesmo turno, e isso já é a categoria</w:t>
+            </w:r>
+          </w:p>
+          <w:p>
+            <w:pPr>
+              <w:spacing w:after="108"/>
+            </w:pPr>
+          </w:p>
+        </w:tc>
+      </w:tr>
+    </w:tbl>
+    <w:tbl>
+      <w:tblPr>
+        <w:tblW w:type="dxa" w:w="9600"/>
+        <w:tblBorders>
+          <w:top w:val="nil"/>
+          <w:left w:val="nil"/>
+          <w:bottom w:val="nil"/>
+          <w:right w:val="nil"/>
+          <w:insideH w:val="nil"/>
+          <w:insideV w:val="nil"/>
+        </w:tblBorders>
+      </w:tblPr>
+      <w:tblGrid>
+        <w:gridCol w:w="9600"/>
+      </w:tblGrid>
+      <w:tr>
+        <w:trPr>
+          <w:cantSplit/>
+        </w:trPr>
+        <w:tc>
+          <w:tcPr>
+            <w:tcW w:type="dxa" w:w="9600"/>
+            <w:tcBorders>
+              <w:top w:val="nil"/>
+              <w:left w:val="single" w:color="BC2A6E" w:sz="12"/>
+              <w:bottom w:val="nil"/>
+              <w:right w:val="nil"/>
+            </w:tcBorders>
+            <w:shd w:fill="FDF0F6" w:color="auto" w:val="clear"/>
+            <w:tcMar>
+              <w:top w:type="dxa" w:w="70"/>
+              <w:left w:type="dxa" w:w="150"/>
+              <w:bottom w:type="dxa" w:w="70"/>
+              <w:right w:type="dxa" w:w="150"/>
+            </w:tcMar>
+          </w:tcPr>
+          <w:p>
+            <w:pPr>
+              <w:spacing w:after="60" w:before="20"/>
+            </w:pPr>
+            <w:r>
+              <w:rPr>
+                <w:b/>
+                <w:bCs/>
+                <w:color w:val="847B86"/>
+                <w:spacing w:val="30"/>
+                <w:sz w:val="13"/>
+                <w:szCs w:val="13"/>
+              </w:rPr>
+              <w:t xml:space="preserve">PACTO — O TETO DO PERMANENTE É METADE DA ESSÊNCIA DELE</w:t>
+            </w:r>
+          </w:p>
+          <w:p>
+            <w:pPr>
+              <w:spacing w:after="60" w:line="260"/>
+            </w:pPr>
+            <w:r>
+              <w:rPr>
+                <w:sz w:val="19"/>
+                <w:szCs w:val="19"/>
+              </w:rPr>
+              <w:t xml:space="preserve">nenhum — o teto do permanente é metade da Essência dela, que é 0</w:t>
+            </w:r>
+          </w:p>
+        </w:tc>
+      </w:tr>
+    </w:tbl>
+    <w:tbl>
+      <w:tblPr>
+        <w:tblW w:type="dxa" w:w="9600"/>
+        <w:tblBorders>
+          <w:top w:val="nil"/>
+          <w:left w:val="nil"/>
+          <w:bottom w:val="nil"/>
+          <w:right w:val="nil"/>
+          <w:insideH w:val="nil"/>
+          <w:insideV w:val="nil"/>
+        </w:tblBorders>
+      </w:tblPr>
+      <w:tblGrid>
+        <w:gridCol w:w="9600"/>
+      </w:tblGrid>
+      <w:tr>
+        <w:trPr>
+          <w:cantSplit/>
+        </w:trPr>
+        <w:tc>
+          <w:tcPr>
+            <w:tcW w:type="dxa" w:w="9600"/>
+            <w:tcBorders>
+              <w:top w:val="nil"/>
+              <w:left w:val="single" w:color="BC2A6E" w:sz="12"/>
+              <w:bottom w:val="nil"/>
+              <w:right w:val="nil"/>
+            </w:tcBorders>
+            <w:shd w:fill="FDF0F6" w:color="auto" w:val="clear"/>
+            <w:tcMar>
+              <w:top w:type="dxa" w:w="70"/>
+              <w:left w:type="dxa" w:w="150"/>
+              <w:bottom w:type="dxa" w:w="70"/>
+              <w:right w:type="dxa" w:w="150"/>
+            </w:tcMar>
+          </w:tcPr>
+          <w:p>
+            <w:pPr>
+              <w:spacing w:after="60" w:before="20"/>
+            </w:pPr>
+            <w:r>
+              <w:rPr>
+                <w:b/>
+                <w:bCs/>
+                <w:color w:val="847B86"/>
+                <w:spacing w:val="30"/>
+                <w:sz w:val="13"/>
+                <w:szCs w:val="13"/>
+              </w:rPr>
+              <w:t xml:space="preserve">O QUE ELE FAZ NA MESA</w:t>
+            </w:r>
+          </w:p>
+          <w:p>
+            <w:pPr>
+              <w:spacing w:after="60" w:line="260"/>
+            </w:pPr>
+            <w:r>
+              <w:rPr>
+                <w:sz w:val="19"/>
+                <w:szCs w:val="19"/>
+              </w:rPr>
+              <w:t xml:space="preserve">Vêm em dupla, e o corte chega antes do vento. Duas comadres-de-foice que trabalham juntas: uma derruba, a outra corta. Ninguém vê a segunda até o sangue aparecer. Repartida em capangas, cada um tem 14 de vida e 3 de dano.</w:t>
+            </w:r>
+          </w:p>
+          <w:p>
+            <w:pPr>
+              <w:spacing w:after="108"/>
+            </w:pPr>
+          </w:p>
+        </w:tc>
+      </w:tr>
+    </w:tbl>
+    <w:p>
+      <w:r>
+        <w:br w:type="page"/>
+      </w:r>
+    </w:p>
+    <w:p>
+      <w:pPr>
+        <w:spacing w:after="40"/>
+      </w:pPr>
+      <w:r>
+        <w:rPr>
+          <w:b/>
+          <w:bCs/>
+          <w:color w:val="847B86"/>
+          <w:spacing w:val="60"/>
+          <w:sz w:val="15"/>
+          <w:szCs w:val="15"/>
+        </w:rPr>
+        <w:t xml:space="preserve">PROJETO - M</w:t>
+      </w:r>
+    </w:p>
+    <w:p>
+      <w:pPr>
+        <w:spacing w:after="160"/>
+      </w:pPr>
+      <w:r>
+        <w:rPr>
+          <w:b/>
+          <w:bCs/>
+          <w:color w:val="BC2A6E"/>
+          <w:sz w:val="34"/>
+          <w:szCs w:val="34"/>
+        </w:rPr>
+        <w:t xml:space="preserve">Tsuchigumo — maldição pronta</w:t>
+      </w:r>
+    </w:p>
+    <w:p>
+      <w:pPr>
+        <w:spacing w:after="120"/>
+      </w:pPr>
+    </w:p>
+    <w:p>
+      <w:pPr>
+        <w:spacing w:after="20" w:before="0"/>
+      </w:pPr>
+      <w:r>
+        <w:rPr>
+          <w:b/>
+          <w:bCs/>
+          <w:color w:val="BC2A6E"/>
+          <w:sz w:val="30"/>
+          <w:szCs w:val="30"/>
+        </w:rPr>
+        <w:t xml:space="preserve">Tsuchigumo</w:t>
+      </w:r>
+    </w:p>
+    <w:p>
+      <w:pPr>
+        <w:spacing w:after="60"/>
+      </w:pPr>
+      <w:r>
+        <w:rPr>
+          <w:i/>
+          <w:iCs/>
+          <w:color w:val="847B86"/>
+          <w:sz w:val="18"/>
+          <w:szCs w:val="18"/>
+        </w:rPr>
+        <w:t xml:space="preserve">Alcateia sozinho · nível do grupo 2</w:t>
+      </w:r>
+    </w:p>
+    <w:p>
+      <w:pPr>
+        <w:pBdr>
+          <w:bottom w:val="single" w:color="BC2A6E" w:sz="10"/>
+        </w:pBdr>
+        <w:spacing w:after="60" w:before="60"/>
+      </w:pPr>
+      <w:r>
+        <w:rPr>
+          <w:sz w:val="2"/>
+          <w:szCs w:val="2"/>
+        </w:rPr>
+        <w:t xml:space="preserve"/>
+      </w:r>
+    </w:p>
+    <w:p>
+      <w:pPr>
+        <w:spacing w:after="34" w:before="34" w:line="250"/>
+      </w:pPr>
+      <w:r>
+        <w:rPr>
+          <w:b/>
+          <w:bCs/>
+          <w:color w:val="2B1B2E"/>
+          <w:sz w:val="19"/>
+          <w:szCs w:val="19"/>
+        </w:rPr>
+        <w:t xml:space="preserve">Defesa </w:t>
+      </w:r>
+      <w:r>
+        <w:rPr>
+          <w:sz w:val="19"/>
+          <w:szCs w:val="19"/>
+        </w:rPr>
+        <w:t xml:space="preserve">14</w:t>
+      </w:r>
+    </w:p>
+    <w:p>
+      <w:pPr>
+        <w:spacing w:after="34" w:before="34" w:line="250"/>
+      </w:pPr>
+      <w:r>
+        <w:rPr>
+          <w:b/>
+          <w:bCs/>
+          <w:color w:val="2B1B2E"/>
+          <w:sz w:val="19"/>
+          <w:szCs w:val="19"/>
+        </w:rPr>
+        <w:t xml:space="preserve">Vida e Integridade </w:t>
+      </w:r>
+      <w:r>
+        <w:rPr>
+          <w:sz w:val="19"/>
+          <w:szCs w:val="19"/>
+        </w:rPr>
+        <w:t xml:space="preserve">114 · 114</w:t>
+      </w:r>
+    </w:p>
+    <w:p>
+      <w:pPr>
+        <w:spacing w:after="34" w:before="34" w:line="250"/>
+      </w:pPr>
+      <w:r>
+        <w:rPr>
+          <w:b/>
+          <w:bCs/>
+          <w:color w:val="2B1B2E"/>
+          <w:sz w:val="19"/>
+          <w:szCs w:val="19"/>
+        </w:rPr>
+        <w:t xml:space="preserve">Deslocamento </w:t>
+      </w:r>
+      <w:r>
+        <w:rPr>
+          <w:sz w:val="19"/>
+          <w:szCs w:val="19"/>
+        </w:rPr>
+        <w:t xml:space="preserve">9 m</w:t>
+      </w:r>
+    </w:p>
+    <w:p>
+      <w:pPr>
+        <w:pBdr>
+          <w:bottom w:val="single" w:color="9A6F87" w:sz="10"/>
+        </w:pBdr>
+        <w:spacing w:after="60" w:before="60"/>
+      </w:pPr>
+      <w:r>
+        <w:rPr>
+          <w:sz w:val="2"/>
+          <w:szCs w:val="2"/>
+        </w:rPr>
+        <w:t xml:space="preserve"/>
+      </w:r>
+    </w:p>
+    <w:tbl>
+      <w:tblPr>
+        <w:tblW w:type="dxa" w:w="9600"/>
+        <w:tblBorders>
+          <w:top w:val="single" w:color="F8C7DC" w:sz="4"/>
+          <w:left w:val="single" w:color="F8C7DC" w:sz="4"/>
+          <w:bottom w:val="single" w:color="F8C7DC" w:sz="4"/>
+          <w:right w:val="single" w:color="F8C7DC" w:sz="4"/>
+          <w:insideH w:val="single" w:color="F8C7DC" w:sz="2"/>
+          <w:insideV w:val="single" w:color="F8C7DC" w:sz="2"/>
+        </w:tblBorders>
+      </w:tblPr>
+      <w:tblGrid>
+        <w:gridCol w:w="1920"/>
+        <w:gridCol w:w="1920"/>
+        <w:gridCol w:w="1920"/>
+        <w:gridCol w:w="1920"/>
+        <w:gridCol w:w="1920"/>
+      </w:tblGrid>
+      <w:tr>
+        <w:trPr>
+          <w:cantSplit/>
+          <w:tblHeader/>
+        </w:trPr>
+        <w:tc>
+          <w:tcPr>
+            <w:tcW w:type="dxa" w:w="1920"/>
+            <w:shd w:fill="2B1B2E" w:color="auto" w:val="clear"/>
+            <w:tcMar>
+              <w:top w:type="dxa" w:w="26"/>
+              <w:left w:type="dxa" w:w="90"/>
+              <w:bottom w:type="dxa" w:w="26"/>
+              <w:right w:type="dxa" w:w="90"/>
+            </w:tcMar>
+            <w:vAlign w:val="center"/>
+          </w:tcPr>
+          <w:p>
+            <w:pPr>
+              <w:spacing w:after="18" w:before="18" w:line="215"/>
+              <w:jc w:val="left"/>
+            </w:pPr>
+            <w:r>
+              <w:rPr>
+                <w:b/>
+                <w:bCs/>
+                <w:color w:val="FFFFFF"/>
+                <w:sz w:val="15"/>
+                <w:szCs w:val="15"/>
+              </w:rPr>
+              <w:t xml:space="preserve">FOR</w:t>
+            </w:r>
+          </w:p>
+        </w:tc>
+        <w:tc>
+          <w:tcPr>
+            <w:tcW w:type="dxa" w:w="1920"/>
+            <w:shd w:fill="2B1B2E" w:color="auto" w:val="clear"/>
+            <w:tcMar>
+              <w:top w:type="dxa" w:w="26"/>
+              <w:left w:type="dxa" w:w="90"/>
+              <w:bottom w:type="dxa" w:w="26"/>
+              <w:right w:type="dxa" w:w="90"/>
+            </w:tcMar>
+            <w:vAlign w:val="center"/>
+          </w:tcPr>
+          <w:p>
+            <w:pPr>
+              <w:spacing w:after="18" w:before="18" w:line="215"/>
+              <w:jc w:val="center"/>
+            </w:pPr>
+            <w:r>
+              <w:rPr>
+                <w:b/>
+                <w:bCs/>
+                <w:color w:val="FFFFFF"/>
+                <w:sz w:val="15"/>
+                <w:szCs w:val="15"/>
+              </w:rPr>
+              <w:t xml:space="preserve">DES</w:t>
+            </w:r>
+          </w:p>
+        </w:tc>
+        <w:tc>
+          <w:tcPr>
+            <w:tcW w:type="dxa" w:w="1920"/>
+            <w:shd w:fill="2B1B2E" w:color="auto" w:val="clear"/>
+            <w:tcMar>
+              <w:top w:type="dxa" w:w="26"/>
+              <w:left w:type="dxa" w:w="90"/>
+              <w:bottom w:type="dxa" w:w="26"/>
+              <w:right w:type="dxa" w:w="90"/>
+            </w:tcMar>
+            <w:vAlign w:val="center"/>
+          </w:tcPr>
+          <w:p>
+            <w:pPr>
+              <w:spacing w:after="18" w:before="18" w:line="215"/>
+              <w:jc w:val="center"/>
+            </w:pPr>
+            <w:r>
+              <w:rPr>
+                <w:b/>
+                <w:bCs/>
+                <w:color w:val="FFFFFF"/>
+                <w:sz w:val="15"/>
+                <w:szCs w:val="15"/>
+              </w:rPr>
+              <w:t xml:space="preserve">CON</w:t>
+            </w:r>
+          </w:p>
+        </w:tc>
+        <w:tc>
+          <w:tcPr>
+            <w:tcW w:type="dxa" w:w="1920"/>
+            <w:shd w:fill="2B1B2E" w:color="auto" w:val="clear"/>
+            <w:tcMar>
+              <w:top w:type="dxa" w:w="26"/>
+              <w:left w:type="dxa" w:w="90"/>
+              <w:bottom w:type="dxa" w:w="26"/>
+              <w:right w:type="dxa" w:w="90"/>
+            </w:tcMar>
+            <w:vAlign w:val="center"/>
+          </w:tcPr>
+          <w:p>
+            <w:pPr>
+              <w:spacing w:after="18" w:before="18" w:line="215"/>
+              <w:jc w:val="center"/>
+            </w:pPr>
+            <w:r>
+              <w:rPr>
+                <w:b/>
+                <w:bCs/>
+                <w:color w:val="FFFFFF"/>
+                <w:sz w:val="15"/>
+                <w:szCs w:val="15"/>
+              </w:rPr>
+              <w:t xml:space="preserve">INT</w:t>
+            </w:r>
+          </w:p>
+        </w:tc>
+        <w:tc>
+          <w:tcPr>
+            <w:tcW w:type="dxa" w:w="1920"/>
+            <w:shd w:fill="2B1B2E" w:color="auto" w:val="clear"/>
+            <w:tcMar>
+              <w:top w:type="dxa" w:w="26"/>
+              <w:left w:type="dxa" w:w="90"/>
+              <w:bottom w:type="dxa" w:w="26"/>
+              <w:right w:type="dxa" w:w="90"/>
+            </w:tcMar>
+            <w:vAlign w:val="center"/>
+          </w:tcPr>
+          <w:p>
+            <w:pPr>
+              <w:spacing w:after="18" w:before="18" w:line="215"/>
+              <w:jc w:val="center"/>
+            </w:pPr>
+            <w:r>
+              <w:rPr>
+                <w:b/>
+                <w:bCs/>
+                <w:color w:val="FFFFFF"/>
+                <w:sz w:val="15"/>
+                <w:szCs w:val="15"/>
+              </w:rPr>
+              <w:t xml:space="preserve">ESS</w:t>
+            </w:r>
+          </w:p>
+        </w:tc>
+      </w:tr>
+      <w:tr>
+        <w:trPr>
+          <w:cantSplit/>
+        </w:trPr>
+        <w:tc>
+          <w:tcPr>
+            <w:tcW w:type="dxa" w:w="1920"/>
+            <w:tcMar>
+              <w:top w:type="dxa" w:w="26"/>
+              <w:left w:type="dxa" w:w="90"/>
+              <w:bottom w:type="dxa" w:w="26"/>
+              <w:right w:type="dxa" w:w="90"/>
+            </w:tcMar>
+            <w:vAlign w:val="center"/>
+          </w:tcPr>
+          <w:p>
+            <w:pPr>
+              <w:spacing w:after="18" w:before="18" w:line="215"/>
+              <w:jc w:val="center"/>
+            </w:pPr>
+            <w:r>
+              <w:rPr>
+                <w:b w:val="false"/>
+                <w:bCs w:val="false"/>
+                <w:color w:val="251727"/>
+                <w:sz w:val="17"/>
+                <w:szCs w:val="17"/>
+              </w:rPr>
+              <w:t xml:space="preserve">3</w:t>
+            </w:r>
+          </w:p>
+        </w:tc>
+        <w:tc>
+          <w:tcPr>
+            <w:tcW w:type="dxa" w:w="1920"/>
+            <w:tcMar>
+              <w:top w:type="dxa" w:w="26"/>
+              <w:left w:type="dxa" w:w="90"/>
+              <w:bottom w:type="dxa" w:w="26"/>
+              <w:right w:type="dxa" w:w="90"/>
+            </w:tcMar>
+            <w:vAlign w:val="center"/>
+          </w:tcPr>
+          <w:p>
+            <w:pPr>
+              <w:spacing w:after="18" w:before="18" w:line="215"/>
+              <w:jc w:val="center"/>
+            </w:pPr>
+            <w:r>
+              <w:rPr>
+                <w:b w:val="false"/>
+                <w:bCs w:val="false"/>
+                <w:color w:val="251727"/>
+                <w:sz w:val="17"/>
+                <w:szCs w:val="17"/>
+              </w:rPr>
+              <w:t xml:space="preserve">2</w:t>
+            </w:r>
+          </w:p>
+        </w:tc>
+        <w:tc>
+          <w:tcPr>
+            <w:tcW w:type="dxa" w:w="1920"/>
+            <w:tcMar>
+              <w:top w:type="dxa" w:w="26"/>
+              <w:left w:type="dxa" w:w="90"/>
+              <w:bottom w:type="dxa" w:w="26"/>
+              <w:right w:type="dxa" w:w="90"/>
+            </w:tcMar>
+            <w:vAlign w:val="center"/>
+          </w:tcPr>
+          <w:p>
+            <w:pPr>
+              <w:spacing w:after="18" w:before="18" w:line="215"/>
+              <w:jc w:val="center"/>
+            </w:pPr>
+            <w:r>
+              <w:rPr>
+                <w:b w:val="false"/>
+                <w:bCs w:val="false"/>
+                <w:color w:val="251727"/>
+                <w:sz w:val="17"/>
+                <w:szCs w:val="17"/>
+              </w:rPr>
+              <w:t xml:space="preserve">3</w:t>
+            </w:r>
+          </w:p>
+        </w:tc>
+        <w:tc>
+          <w:tcPr>
+            <w:tcW w:type="dxa" w:w="1920"/>
+            <w:tcMar>
+              <w:top w:type="dxa" w:w="26"/>
+              <w:left w:type="dxa" w:w="90"/>
+              <w:bottom w:type="dxa" w:w="26"/>
+              <w:right w:type="dxa" w:w="90"/>
+            </w:tcMar>
+            <w:vAlign w:val="center"/>
+          </w:tcPr>
+          <w:p>
+            <w:pPr>
+              <w:spacing w:after="18" w:before="18" w:line="215"/>
+              <w:jc w:val="center"/>
+            </w:pPr>
+            <w:r>
+              <w:rPr>
+                <w:b w:val="false"/>
+                <w:bCs w:val="false"/>
+                <w:color w:val="251727"/>
+                <w:sz w:val="17"/>
+                <w:szCs w:val="17"/>
+              </w:rPr>
+              <w:t xml:space="preserve">1</w:t>
+            </w:r>
+          </w:p>
+        </w:tc>
+        <w:tc>
+          <w:tcPr>
+            <w:tcW w:type="dxa" w:w="1920"/>
+            <w:tcMar>
+              <w:top w:type="dxa" w:w="26"/>
+              <w:left w:type="dxa" w:w="90"/>
+              <w:bottom w:type="dxa" w:w="26"/>
+              <w:right w:type="dxa" w:w="90"/>
+            </w:tcMar>
+            <w:vAlign w:val="center"/>
+          </w:tcPr>
+          <w:p>
+            <w:pPr>
+              <w:spacing w:after="18" w:before="18" w:line="215"/>
+              <w:jc w:val="center"/>
+            </w:pPr>
+            <w:r>
+              <w:rPr>
+                <w:b w:val="false"/>
+                <w:bCs w:val="false"/>
+                <w:color w:val="251727"/>
+                <w:sz w:val="17"/>
+                <w:szCs w:val="17"/>
+              </w:rPr>
+              <w:t xml:space="preserve">0</w:t>
+            </w:r>
+          </w:p>
+        </w:tc>
+      </w:tr>
+    </w:tbl>
+    <w:p>
+      <w:pPr>
+        <w:pBdr>
+          <w:bottom w:val="single" w:color="9A6F87" w:sz="10"/>
+        </w:pBdr>
+        <w:spacing w:after="60" w:before="60"/>
+      </w:pPr>
+      <w:r>
+        <w:rPr>
+          <w:sz w:val="2"/>
+          <w:szCs w:val="2"/>
+        </w:rPr>
+        <w:t xml:space="preserve"/>
+      </w:r>
+    </w:p>
+    <w:p>
+      <w:pPr>
+        <w:spacing w:after="34" w:before="34" w:line="250"/>
+      </w:pPr>
+      <w:r>
+        <w:rPr>
+          <w:b/>
+          <w:bCs/>
+          <w:color w:val="2B1B2E"/>
+          <w:sz w:val="19"/>
+          <w:szCs w:val="19"/>
+        </w:rPr>
+        <w:t xml:space="preserve">Testes de Resistência </w:t>
+      </w:r>
+      <w:r>
+        <w:rPr>
+          <w:sz w:val="19"/>
+          <w:szCs w:val="19"/>
+        </w:rPr>
+        <w:t xml:space="preserve">Físico (Força) e Vigor — os dois treinados</w:t>
+      </w:r>
+    </w:p>
+    <w:p>
+      <w:pPr>
+        <w:spacing w:after="34" w:before="34" w:line="250"/>
+      </w:pPr>
+      <w:r>
+        <w:rPr>
+          <w:b/>
+          <w:bCs/>
+          <w:color w:val="2B1B2E"/>
+          <w:sz w:val="19"/>
+          <w:szCs w:val="19"/>
+        </w:rPr>
+        <w:t xml:space="preserve">CD dele </w:t>
+      </w:r>
+      <w:r>
+        <w:rPr>
+          <w:sz w:val="19"/>
+          <w:szCs w:val="19"/>
+        </w:rPr>
+        <w:t xml:space="preserve">12</w:t>
+      </w:r>
+    </w:p>
+    <w:p>
+      <w:pPr>
+        <w:spacing w:after="34" w:before="34" w:line="250"/>
+      </w:pPr>
+      <w:r>
+        <w:rPr>
+          <w:b/>
+          <w:bCs/>
+          <w:color w:val="2B1B2E"/>
+          <w:sz w:val="19"/>
+          <w:szCs w:val="19"/>
+        </w:rPr>
+        <w:t xml:space="preserve">Refino </w:t>
+      </w:r>
+      <w:r>
+        <w:rPr>
+          <w:sz w:val="19"/>
+          <w:szCs w:val="19"/>
+        </w:rPr>
+        <w:t xml:space="preserve">1</w:t>
+      </w:r>
+    </w:p>
+    <w:p>
+      <w:pPr>
+        <w:spacing w:after="34" w:before="34" w:line="250"/>
+      </w:pPr>
+      <w:r>
+        <w:rPr>
+          <w:b/>
+          <w:bCs/>
+          <w:color w:val="2B1B2E"/>
+          <w:sz w:val="19"/>
+          <w:szCs w:val="19"/>
+        </w:rPr>
+        <w:t xml:space="preserve">Resistência · imunidade · vulnerabilidade </w:t>
+      </w:r>
+      <w:r>
+        <w:rPr>
+          <w:sz w:val="19"/>
+          <w:szCs w:val="19"/>
+        </w:rPr>
+        <w:t xml:space="preserve">nenhuma — resistir custaria um degrau de categoria</w:t>
+      </w:r>
+    </w:p>
+    <w:p>
+      <w:pPr>
+        <w:pBdr>
+          <w:bottom w:val="single" w:color="BC2A6E" w:sz="10"/>
+        </w:pBdr>
+        <w:spacing w:after="60" w:before="60"/>
+      </w:pPr>
+      <w:r>
+        <w:rPr>
+          <w:sz w:val="2"/>
+          <w:szCs w:val="2"/>
+        </w:rPr>
+        <w:t xml:space="preserve"/>
+      </w:r>
+    </w:p>
+    <w:p>
+      <w:pPr>
+        <w:spacing w:after="40" w:before="60"/>
+      </w:pPr>
+      <w:r>
+        <w:rPr>
+          <w:b/>
+          <w:bCs/>
+          <w:color w:val="BC2A6E"/>
+          <w:spacing w:val="40"/>
+          <w:sz w:val="20"/>
+          <w:szCs w:val="20"/>
+        </w:rPr>
+        <w:t xml:space="preserve">AÇÕES</w:t>
+      </w:r>
+    </w:p>
+    <w:p>
+      <w:pPr>
+        <w:spacing w:after="34" w:before="34" w:line="250"/>
+      </w:pPr>
+      <w:r>
+        <w:rPr>
+          <w:b/>
+          <w:bCs/>
+          <w:color w:val="2B1B2E"/>
+          <w:sz w:val="19"/>
+          <w:szCs w:val="19"/>
+        </w:rPr>
+        <w:t xml:space="preserve">Por rodada </w:t>
+      </w:r>
+      <w:r>
+        <w:rPr>
+          <w:sz w:val="19"/>
+          <w:szCs w:val="19"/>
+        </w:rPr>
+        <w:t xml:space="preserve">3 ações, e uma Reação</w:t>
+      </w:r>
+    </w:p>
+    <w:p>
+      <w:pPr>
+        <w:spacing w:after="34" w:before="34" w:line="250"/>
+      </w:pPr>
+      <w:r>
+        <w:rPr>
+          <w:b/>
+          <w:bCs/>
+          <w:color w:val="2B1B2E"/>
+          <w:sz w:val="19"/>
+          <w:szCs w:val="19"/>
+        </w:rPr>
+        <w:t xml:space="preserve">Golpe </w:t>
+      </w:r>
+      <w:r>
+        <w:rPr>
+          <w:sz w:val="19"/>
+          <w:szCs w:val="19"/>
+        </w:rPr>
+        <w:t xml:space="preserve">+4 para acertar, 1d4 + 3 de dano</w:t>
+      </w:r>
+    </w:p>
+    <w:p>
+      <w:pPr>
+        <w:pBdr>
+          <w:bottom w:val="single" w:color="BC2A6E" w:sz="10"/>
+        </w:pBdr>
+        <w:spacing w:after="60" w:before="60"/>
+      </w:pPr>
+      <w:r>
+        <w:rPr>
+          <w:sz w:val="2"/>
+          <w:szCs w:val="2"/>
+        </w:rPr>
+        <w:t xml:space="preserve"/>
+      </w:r>
+    </w:p>
+    <w:tbl>
+      <w:tblPr>
+        <w:tblW w:type="dxa" w:w="9600"/>
+        <w:tblBorders>
+          <w:top w:val="nil"/>
+          <w:left w:val="nil"/>
+          <w:bottom w:val="nil"/>
+          <w:right w:val="nil"/>
+          <w:insideH w:val="nil"/>
+          <w:insideV w:val="nil"/>
+        </w:tblBorders>
+      </w:tblPr>
+      <w:tblGrid>
+        <w:gridCol w:w="9600"/>
+      </w:tblGrid>
+      <w:tr>
+        <w:trPr>
+          <w:cantSplit/>
+        </w:trPr>
+        <w:tc>
+          <w:tcPr>
+            <w:tcW w:type="dxa" w:w="9600"/>
+            <w:tcBorders>
+              <w:top w:val="nil"/>
+              <w:left w:val="single" w:color="BC2A6E" w:sz="12"/>
+              <w:bottom w:val="nil"/>
+              <w:right w:val="nil"/>
+            </w:tcBorders>
+            <w:shd w:fill="FDF0F6" w:color="auto" w:val="clear"/>
+            <w:tcMar>
+              <w:top w:type="dxa" w:w="70"/>
+              <w:left w:type="dxa" w:w="150"/>
+              <w:bottom w:type="dxa" w:w="70"/>
+              <w:right w:type="dxa" w:w="150"/>
+            </w:tcMar>
+          </w:tcPr>
+          <w:p>
+            <w:pPr>
+              <w:spacing w:after="60" w:before="20"/>
+            </w:pPr>
+            <w:r>
+              <w:rPr>
+                <w:b/>
+                <w:bCs/>
+                <w:color w:val="847B86"/>
+                <w:spacing w:val="30"/>
+                <w:sz w:val="13"/>
+                <w:szCs w:val="13"/>
+              </w:rPr>
+              <w:t xml:space="preserve">CARACTERÍSTICAS — PASSIVAS, APTIDÕES E TÉCNICA</w:t>
+            </w:r>
+          </w:p>
+          <w:p>
+            <w:pPr>
+              <w:spacing w:after="60" w:line="260"/>
+            </w:pPr>
+            <w:r>
+              <w:rPr>
+                <w:sz w:val="19"/>
+                <w:szCs w:val="19"/>
+              </w:rPr>
+              <w:t xml:space="preserve">nenhuma — as três ações são o que ela carrega</w:t>
+            </w:r>
+          </w:p>
+          <w:p>
+            <w:pPr>
+              <w:spacing w:after="108"/>
+            </w:pPr>
+          </w:p>
+        </w:tc>
+      </w:tr>
+    </w:tbl>
+    <w:tbl>
+      <w:tblPr>
+        <w:tblW w:type="dxa" w:w="9600"/>
+        <w:tblBorders>
+          <w:top w:val="nil"/>
+          <w:left w:val="nil"/>
+          <w:bottom w:val="nil"/>
+          <w:right w:val="nil"/>
+          <w:insideH w:val="nil"/>
+          <w:insideV w:val="nil"/>
+        </w:tblBorders>
+      </w:tblPr>
+      <w:tblGrid>
+        <w:gridCol w:w="9600"/>
+      </w:tblGrid>
+      <w:tr>
+        <w:trPr>
+          <w:cantSplit/>
+        </w:trPr>
+        <w:tc>
+          <w:tcPr>
+            <w:tcW w:type="dxa" w:w="9600"/>
+            <w:tcBorders>
+              <w:top w:val="nil"/>
+              <w:left w:val="single" w:color="BC2A6E" w:sz="12"/>
+              <w:bottom w:val="nil"/>
+              <w:right w:val="nil"/>
+            </w:tcBorders>
+            <w:shd w:fill="FDF0F6" w:color="auto" w:val="clear"/>
+            <w:tcMar>
+              <w:top w:type="dxa" w:w="70"/>
+              <w:left w:type="dxa" w:w="150"/>
+              <w:bottom w:type="dxa" w:w="70"/>
+              <w:right w:type="dxa" w:w="150"/>
+            </w:tcMar>
+          </w:tcPr>
+          <w:p>
+            <w:pPr>
+              <w:spacing w:after="60" w:before="20"/>
+            </w:pPr>
+            <w:r>
+              <w:rPr>
+                <w:b/>
+                <w:bCs/>
+                <w:color w:val="847B86"/>
+                <w:spacing w:val="30"/>
+                <w:sz w:val="13"/>
+                <w:szCs w:val="13"/>
+              </w:rPr>
+              <w:t xml:space="preserve">PACTO — O TETO DO PERMANENTE É METADE DA ESSÊNCIA DELE</w:t>
+            </w:r>
+          </w:p>
+          <w:p>
+            <w:pPr>
+              <w:spacing w:after="60" w:line="260"/>
+            </w:pPr>
+            <w:r>
+              <w:rPr>
+                <w:sz w:val="19"/>
+                <w:szCs w:val="19"/>
+              </w:rPr>
+              <w:t xml:space="preserve">nenhum — o teto do permanente é metade da Essência dela, que é 0</w:t>
+            </w:r>
+          </w:p>
+        </w:tc>
+      </w:tr>
+    </w:tbl>
+    <w:tbl>
+      <w:tblPr>
+        <w:tblW w:type="dxa" w:w="9600"/>
+        <w:tblBorders>
+          <w:top w:val="nil"/>
+          <w:left w:val="nil"/>
+          <w:bottom w:val="nil"/>
+          <w:right w:val="nil"/>
+          <w:insideH w:val="nil"/>
+          <w:insideV w:val="nil"/>
+        </w:tblBorders>
+      </w:tblPr>
+      <w:tblGrid>
+        <w:gridCol w:w="9600"/>
+      </w:tblGrid>
+      <w:tr>
+        <w:trPr>
+          <w:cantSplit/>
+        </w:trPr>
+        <w:tc>
+          <w:tcPr>
+            <w:tcW w:type="dxa" w:w="9600"/>
+            <w:tcBorders>
+              <w:top w:val="nil"/>
+              <w:left w:val="single" w:color="BC2A6E" w:sz="12"/>
+              <w:bottom w:val="nil"/>
+              <w:right w:val="nil"/>
+            </w:tcBorders>
+            <w:shd w:fill="FDF0F6" w:color="auto" w:val="clear"/>
+            <w:tcMar>
+              <w:top w:type="dxa" w:w="70"/>
+              <w:left w:type="dxa" w:w="150"/>
+              <w:bottom w:type="dxa" w:w="70"/>
+              <w:right w:type="dxa" w:w="150"/>
+            </w:tcMar>
+          </w:tcPr>
+          <w:p>
+            <w:pPr>
+              <w:spacing w:after="60" w:before="20"/>
+            </w:pPr>
+            <w:r>
+              <w:rPr>
+                <w:b/>
+                <w:bCs/>
+                <w:color w:val="847B86"/>
+                <w:spacing w:val="30"/>
+                <w:sz w:val="13"/>
+                <w:szCs w:val="13"/>
+              </w:rPr>
+              <w:t xml:space="preserve">O QUE ELE FAZ NA MESA</w:t>
+            </w:r>
+          </w:p>
+          <w:p>
+            <w:pPr>
+              <w:spacing w:after="60" w:line="260"/>
+            </w:pPr>
+            <w:r>
+              <w:rPr>
+                <w:sz w:val="19"/>
+                <w:szCs w:val="19"/>
+              </w:rPr>
+              <w:t xml:space="preserve">A aranha da terra, e o chão dela é a casa toda. Não persegue: espera onde o teto encontra a parede, e o prédio já é dela quando o grupo entra. As três ações são ela agindo de três lugares. Repartida em capangas, cada um tem 28 de vida e 6 de dano.</w:t>
+            </w:r>
+          </w:p>
+          <w:p>
+            <w:pPr>
+              <w:spacing w:after="108"/>
+            </w:pPr>
+          </w:p>
+        </w:tc>
+      </w:tr>
+    </w:tbl>
+    <w:p>
+      <w:r>
+        <w:br w:type="page"/>
+      </w:r>
+    </w:p>
+    <w:p>
+      <w:pPr>
+        <w:spacing w:after="40"/>
+      </w:pPr>
+      <w:r>
+        <w:rPr>
+          <w:b/>
+          <w:bCs/>
+          <w:color w:val="847B86"/>
+          <w:spacing w:val="60"/>
+          <w:sz w:val="15"/>
+          <w:szCs w:val="15"/>
+        </w:rPr>
+        <w:t xml:space="preserve">PROJETO - M</w:t>
+      </w:r>
+    </w:p>
+    <w:p>
+      <w:pPr>
+        <w:spacing w:after="160"/>
+      </w:pPr>
+      <w:r>
+        <w:rPr>
+          <w:b/>
+          <w:bCs/>
+          <w:color w:val="BC2A6E"/>
+          <w:sz w:val="34"/>
+          <w:szCs w:val="34"/>
+        </w:rPr>
+        <w:t xml:space="preserve">Hitotsume — maldição pronta</w:t>
+      </w:r>
+    </w:p>
+    <w:p>
+      <w:pPr>
+        <w:spacing w:after="120"/>
+      </w:pPr>
+    </w:p>
+    <w:p>
+      <w:pPr>
+        <w:spacing w:after="20" w:before="0"/>
+      </w:pPr>
+      <w:r>
+        <w:rPr>
+          <w:b/>
+          <w:bCs/>
+          <w:color w:val="BC2A6E"/>
+          <w:sz w:val="30"/>
+          <w:szCs w:val="30"/>
+        </w:rPr>
+        <w:t xml:space="preserve">Hitotsume</w:t>
+      </w:r>
+    </w:p>
+    <w:p>
+      <w:pPr>
+        <w:spacing w:after="60"/>
+      </w:pPr>
+      <w:r>
+        <w:rPr>
+          <w:i/>
+          <w:iCs/>
+          <w:color w:val="847B86"/>
+          <w:sz w:val="18"/>
+          <w:szCs w:val="18"/>
+        </w:rPr>
+        <w:t xml:space="preserve">Ronda sozinho · nível do grupo 6</w:t>
+      </w:r>
+    </w:p>
+    <w:p>
+      <w:pPr>
+        <w:pBdr>
+          <w:bottom w:val="single" w:color="BC2A6E" w:sz="10"/>
+        </w:pBdr>
+        <w:spacing w:after="60" w:before="60"/>
+      </w:pPr>
+      <w:r>
+        <w:rPr>
+          <w:sz w:val="2"/>
+          <w:szCs w:val="2"/>
+        </w:rPr>
+        <w:t xml:space="preserve"/>
+      </w:r>
+    </w:p>
+    <w:p>
+      <w:pPr>
+        <w:spacing w:after="34" w:before="34" w:line="250"/>
+      </w:pPr>
+      <w:r>
+        <w:rPr>
+          <w:b/>
+          <w:bCs/>
+          <w:color w:val="2B1B2E"/>
+          <w:sz w:val="19"/>
+          <w:szCs w:val="19"/>
+        </w:rPr>
+        <w:t xml:space="preserve">Defesa </w:t>
+      </w:r>
+      <w:r>
+        <w:rPr>
+          <w:sz w:val="19"/>
+          <w:szCs w:val="19"/>
+        </w:rPr>
+        <w:t xml:space="preserve">15</w:t>
+      </w:r>
+    </w:p>
+    <w:p>
+      <w:pPr>
+        <w:spacing w:after="34" w:before="34" w:line="250"/>
+      </w:pPr>
+      <w:r>
+        <w:rPr>
+          <w:b/>
+          <w:bCs/>
+          <w:color w:val="2B1B2E"/>
+          <w:sz w:val="19"/>
+          <w:szCs w:val="19"/>
+        </w:rPr>
+        <w:t xml:space="preserve">Vida e Integridade </w:t>
+      </w:r>
+      <w:r>
+        <w:rPr>
+          <w:sz w:val="19"/>
+          <w:szCs w:val="19"/>
+        </w:rPr>
+        <w:t xml:space="preserve">67 · 67</w:t>
+      </w:r>
+    </w:p>
+    <w:p>
+      <w:pPr>
+        <w:spacing w:after="34" w:before="34" w:line="250"/>
+      </w:pPr>
+      <w:r>
+        <w:rPr>
+          <w:b/>
+          <w:bCs/>
+          <w:color w:val="2B1B2E"/>
+          <w:sz w:val="19"/>
+          <w:szCs w:val="19"/>
+        </w:rPr>
+        <w:t xml:space="preserve">Deslocamento </w:t>
+      </w:r>
+      <w:r>
+        <w:rPr>
+          <w:sz w:val="19"/>
+          <w:szCs w:val="19"/>
+        </w:rPr>
+        <w:t xml:space="preserve">9 m</w:t>
+      </w:r>
+    </w:p>
+    <w:p>
+      <w:pPr>
+        <w:pBdr>
+          <w:bottom w:val="single" w:color="9A6F87" w:sz="10"/>
+        </w:pBdr>
+        <w:spacing w:after="60" w:before="60"/>
+      </w:pPr>
+      <w:r>
+        <w:rPr>
+          <w:sz w:val="2"/>
+          <w:szCs w:val="2"/>
+        </w:rPr>
+        <w:t xml:space="preserve"/>
+      </w:r>
+    </w:p>
+    <w:tbl>
+      <w:tblPr>
+        <w:tblW w:type="dxa" w:w="9600"/>
+        <w:tblBorders>
+          <w:top w:val="single" w:color="F8C7DC" w:sz="4"/>
+          <w:left w:val="single" w:color="F8C7DC" w:sz="4"/>
+          <w:bottom w:val="single" w:color="F8C7DC" w:sz="4"/>
+          <w:right w:val="single" w:color="F8C7DC" w:sz="4"/>
+          <w:insideH w:val="single" w:color="F8C7DC" w:sz="2"/>
+          <w:insideV w:val="single" w:color="F8C7DC" w:sz="2"/>
+        </w:tblBorders>
+      </w:tblPr>
+      <w:tblGrid>
+        <w:gridCol w:w="1920"/>
+        <w:gridCol w:w="1920"/>
+        <w:gridCol w:w="1920"/>
+        <w:gridCol w:w="1920"/>
+        <w:gridCol w:w="1920"/>
+      </w:tblGrid>
+      <w:tr>
+        <w:trPr>
+          <w:cantSplit/>
+          <w:tblHeader/>
+        </w:trPr>
+        <w:tc>
+          <w:tcPr>
+            <w:tcW w:type="dxa" w:w="1920"/>
+            <w:shd w:fill="2B1B2E" w:color="auto" w:val="clear"/>
+            <w:tcMar>
+              <w:top w:type="dxa" w:w="26"/>
+              <w:left w:type="dxa" w:w="90"/>
+              <w:bottom w:type="dxa" w:w="26"/>
+              <w:right w:type="dxa" w:w="90"/>
+            </w:tcMar>
+            <w:vAlign w:val="center"/>
+          </w:tcPr>
+          <w:p>
+            <w:pPr>
+              <w:spacing w:after="18" w:before="18" w:line="215"/>
+              <w:jc w:val="left"/>
+            </w:pPr>
+            <w:r>
+              <w:rPr>
+                <w:b/>
+                <w:bCs/>
+                <w:color w:val="FFFFFF"/>
+                <w:sz w:val="15"/>
+                <w:szCs w:val="15"/>
+              </w:rPr>
+              <w:t xml:space="preserve">FOR</w:t>
+            </w:r>
+          </w:p>
+        </w:tc>
+        <w:tc>
+          <w:tcPr>
+            <w:tcW w:type="dxa" w:w="1920"/>
+            <w:shd w:fill="2B1B2E" w:color="auto" w:val="clear"/>
+            <w:tcMar>
+              <w:top w:type="dxa" w:w="26"/>
+              <w:left w:type="dxa" w:w="90"/>
+              <w:bottom w:type="dxa" w:w="26"/>
+              <w:right w:type="dxa" w:w="90"/>
+            </w:tcMar>
+            <w:vAlign w:val="center"/>
+          </w:tcPr>
+          <w:p>
+            <w:pPr>
+              <w:spacing w:after="18" w:before="18" w:line="215"/>
+              <w:jc w:val="center"/>
+            </w:pPr>
+            <w:r>
+              <w:rPr>
+                <w:b/>
+                <w:bCs/>
+                <w:color w:val="FFFFFF"/>
+                <w:sz w:val="15"/>
+                <w:szCs w:val="15"/>
+              </w:rPr>
+              <w:t xml:space="preserve">DES</w:t>
+            </w:r>
+          </w:p>
+        </w:tc>
+        <w:tc>
+          <w:tcPr>
+            <w:tcW w:type="dxa" w:w="1920"/>
+            <w:shd w:fill="2B1B2E" w:color="auto" w:val="clear"/>
+            <w:tcMar>
+              <w:top w:type="dxa" w:w="26"/>
+              <w:left w:type="dxa" w:w="90"/>
+              <w:bottom w:type="dxa" w:w="26"/>
+              <w:right w:type="dxa" w:w="90"/>
+            </w:tcMar>
+            <w:vAlign w:val="center"/>
+          </w:tcPr>
+          <w:p>
+            <w:pPr>
+              <w:spacing w:after="18" w:before="18" w:line="215"/>
+              <w:jc w:val="center"/>
+            </w:pPr>
+            <w:r>
+              <w:rPr>
+                <w:b/>
+                <w:bCs/>
+                <w:color w:val="FFFFFF"/>
+                <w:sz w:val="15"/>
+                <w:szCs w:val="15"/>
+              </w:rPr>
+              <w:t xml:space="preserve">CON</w:t>
+            </w:r>
+          </w:p>
+        </w:tc>
+        <w:tc>
+          <w:tcPr>
+            <w:tcW w:type="dxa" w:w="1920"/>
+            <w:shd w:fill="2B1B2E" w:color="auto" w:val="clear"/>
+            <w:tcMar>
+              <w:top w:type="dxa" w:w="26"/>
+              <w:left w:type="dxa" w:w="90"/>
+              <w:bottom w:type="dxa" w:w="26"/>
+              <w:right w:type="dxa" w:w="90"/>
+            </w:tcMar>
+            <w:vAlign w:val="center"/>
+          </w:tcPr>
+          <w:p>
+            <w:pPr>
+              <w:spacing w:after="18" w:before="18" w:line="215"/>
+              <w:jc w:val="center"/>
+            </w:pPr>
+            <w:r>
+              <w:rPr>
+                <w:b/>
+                <w:bCs/>
+                <w:color w:val="FFFFFF"/>
+                <w:sz w:val="15"/>
+                <w:szCs w:val="15"/>
+              </w:rPr>
+              <w:t xml:space="preserve">INT</w:t>
+            </w:r>
+          </w:p>
+        </w:tc>
+        <w:tc>
+          <w:tcPr>
+            <w:tcW w:type="dxa" w:w="1920"/>
+            <w:shd w:fill="2B1B2E" w:color="auto" w:val="clear"/>
+            <w:tcMar>
+              <w:top w:type="dxa" w:w="26"/>
+              <w:left w:type="dxa" w:w="90"/>
+              <w:bottom w:type="dxa" w:w="26"/>
+              <w:right w:type="dxa" w:w="90"/>
+            </w:tcMar>
+            <w:vAlign w:val="center"/>
+          </w:tcPr>
+          <w:p>
+            <w:pPr>
+              <w:spacing w:after="18" w:before="18" w:line="215"/>
+              <w:jc w:val="center"/>
+            </w:pPr>
+            <w:r>
+              <w:rPr>
+                <w:b/>
+                <w:bCs/>
+                <w:color w:val="FFFFFF"/>
+                <w:sz w:val="15"/>
+                <w:szCs w:val="15"/>
+              </w:rPr>
+              <w:t xml:space="preserve">ESS</w:t>
+            </w:r>
+          </w:p>
+        </w:tc>
+      </w:tr>
+      <w:tr>
+        <w:trPr>
+          <w:cantSplit/>
+        </w:trPr>
+        <w:tc>
+          <w:tcPr>
+            <w:tcW w:type="dxa" w:w="1920"/>
+            <w:tcMar>
+              <w:top w:type="dxa" w:w="26"/>
+              <w:left w:type="dxa" w:w="90"/>
+              <w:bottom w:type="dxa" w:w="26"/>
+              <w:right w:type="dxa" w:w="90"/>
+            </w:tcMar>
+            <w:vAlign w:val="center"/>
+          </w:tcPr>
+          <w:p>
+            <w:pPr>
+              <w:spacing w:after="18" w:before="18" w:line="215"/>
+              <w:jc w:val="center"/>
+            </w:pPr>
+            <w:r>
+              <w:rPr>
+                <w:b w:val="false"/>
+                <w:bCs w:val="false"/>
+                <w:color w:val="251727"/>
+                <w:sz w:val="17"/>
+                <w:szCs w:val="17"/>
+              </w:rPr>
+              <w:t xml:space="preserve">0</w:t>
+            </w:r>
+          </w:p>
+        </w:tc>
+        <w:tc>
+          <w:tcPr>
+            <w:tcW w:type="dxa" w:w="1920"/>
+            <w:tcMar>
+              <w:top w:type="dxa" w:w="26"/>
+              <w:left w:type="dxa" w:w="90"/>
+              <w:bottom w:type="dxa" w:w="26"/>
+              <w:right w:type="dxa" w:w="90"/>
+            </w:tcMar>
+            <w:vAlign w:val="center"/>
+          </w:tcPr>
+          <w:p>
+            <w:pPr>
+              <w:spacing w:after="18" w:before="18" w:line="215"/>
+              <w:jc w:val="center"/>
+            </w:pPr>
+            <w:r>
+              <w:rPr>
+                <w:b w:val="false"/>
+                <w:bCs w:val="false"/>
+                <w:color w:val="251727"/>
+                <w:sz w:val="17"/>
+                <w:szCs w:val="17"/>
+              </w:rPr>
+              <w:t xml:space="preserve">2</w:t>
+            </w:r>
+          </w:p>
+        </w:tc>
+        <w:tc>
+          <w:tcPr>
+            <w:tcW w:type="dxa" w:w="1920"/>
+            <w:tcMar>
+              <w:top w:type="dxa" w:w="26"/>
+              <w:left w:type="dxa" w:w="90"/>
+              <w:bottom w:type="dxa" w:w="26"/>
+              <w:right w:type="dxa" w:w="90"/>
+            </w:tcMar>
+            <w:vAlign w:val="center"/>
+          </w:tcPr>
+          <w:p>
+            <w:pPr>
+              <w:spacing w:after="18" w:before="18" w:line="215"/>
+              <w:jc w:val="center"/>
+            </w:pPr>
+            <w:r>
+              <w:rPr>
+                <w:b w:val="false"/>
+                <w:bCs w:val="false"/>
+                <w:color w:val="251727"/>
+                <w:sz w:val="17"/>
+                <w:szCs w:val="17"/>
+              </w:rPr>
+              <w:t xml:space="preserve">2</w:t>
+            </w:r>
+          </w:p>
+        </w:tc>
+        <w:tc>
+          <w:tcPr>
+            <w:tcW w:type="dxa" w:w="1920"/>
+            <w:tcMar>
+              <w:top w:type="dxa" w:w="26"/>
+              <w:left w:type="dxa" w:w="90"/>
+              <w:bottom w:type="dxa" w:w="26"/>
+              <w:right w:type="dxa" w:w="90"/>
+            </w:tcMar>
+            <w:vAlign w:val="center"/>
+          </w:tcPr>
+          <w:p>
+            <w:pPr>
+              <w:spacing w:after="18" w:before="18" w:line="215"/>
+              <w:jc w:val="center"/>
+            </w:pPr>
+            <w:r>
+              <w:rPr>
+                <w:b w:val="false"/>
+                <w:bCs w:val="false"/>
+                <w:color w:val="251727"/>
+                <w:sz w:val="17"/>
+                <w:szCs w:val="17"/>
+              </w:rPr>
+              <w:t xml:space="preserve">2</w:t>
+            </w:r>
+          </w:p>
+        </w:tc>
+        <w:tc>
+          <w:tcPr>
+            <w:tcW w:type="dxa" w:w="1920"/>
+            <w:tcMar>
+              <w:top w:type="dxa" w:w="26"/>
+              <w:left w:type="dxa" w:w="90"/>
+              <w:bottom w:type="dxa" w:w="26"/>
+              <w:right w:type="dxa" w:w="90"/>
+            </w:tcMar>
+            <w:vAlign w:val="center"/>
+          </w:tcPr>
+          <w:p>
+            <w:pPr>
+              <w:spacing w:after="18" w:before="18" w:line="215"/>
+              <w:jc w:val="center"/>
+            </w:pPr>
+            <w:r>
+              <w:rPr>
+                <w:b w:val="false"/>
+                <w:bCs w:val="false"/>
+                <w:color w:val="251727"/>
+                <w:sz w:val="17"/>
+                <w:szCs w:val="17"/>
+              </w:rPr>
+              <w:t xml:space="preserve">3</w:t>
+            </w:r>
+          </w:p>
+        </w:tc>
+      </w:tr>
+    </w:tbl>
+    <w:p>
+      <w:pPr>
+        <w:pBdr>
+          <w:bottom w:val="single" w:color="9A6F87" w:sz="10"/>
+        </w:pBdr>
+        <w:spacing w:after="60" w:before="60"/>
+      </w:pPr>
+      <w:r>
+        <w:rPr>
+          <w:sz w:val="2"/>
+          <w:szCs w:val="2"/>
+        </w:rPr>
+        <w:t xml:space="preserve"/>
+      </w:r>
+    </w:p>
+    <w:p>
+      <w:pPr>
+        <w:spacing w:after="34" w:before="34" w:line="250"/>
+      </w:pPr>
+      <w:r>
+        <w:rPr>
+          <w:b/>
+          <w:bCs/>
+          <w:color w:val="2B1B2E"/>
+          <w:sz w:val="19"/>
+          <w:szCs w:val="19"/>
+        </w:rPr>
+        <w:t xml:space="preserve">Testes de Resistência </w:t>
+      </w:r>
+      <w:r>
+        <w:rPr>
+          <w:sz w:val="19"/>
+          <w:szCs w:val="19"/>
+        </w:rPr>
+        <w:t xml:space="preserve">Espírito e Intelecto — os dois treinados</w:t>
+      </w:r>
+    </w:p>
+    <w:p>
+      <w:pPr>
+        <w:spacing w:after="34" w:before="34" w:line="250"/>
+      </w:pPr>
+      <w:r>
+        <w:rPr>
+          <w:b/>
+          <w:bCs/>
+          <w:color w:val="2B1B2E"/>
+          <w:sz w:val="19"/>
+          <w:szCs w:val="19"/>
+        </w:rPr>
+        <w:t xml:space="preserve">CD dele </w:t>
+      </w:r>
+      <w:r>
+        <w:rPr>
+          <w:sz w:val="19"/>
+          <w:szCs w:val="19"/>
+        </w:rPr>
+        <w:t xml:space="preserve">12</w:t>
+      </w:r>
+    </w:p>
+    <w:p>
+      <w:pPr>
+        <w:spacing w:after="34" w:before="34" w:line="250"/>
+      </w:pPr>
+      <w:r>
+        <w:rPr>
+          <w:b/>
+          <w:bCs/>
+          <w:color w:val="2B1B2E"/>
+          <w:sz w:val="19"/>
+          <w:szCs w:val="19"/>
+        </w:rPr>
+        <w:t xml:space="preserve">Refino </w:t>
+      </w:r>
+      <w:r>
+        <w:rPr>
+          <w:sz w:val="19"/>
+          <w:szCs w:val="19"/>
+        </w:rPr>
+        <w:t xml:space="preserve">3</w:t>
+      </w:r>
+    </w:p>
+    <w:p>
+      <w:pPr>
+        <w:spacing w:after="34" w:before="34" w:line="250"/>
+      </w:pPr>
+      <w:r>
+        <w:rPr>
+          <w:b/>
+          <w:bCs/>
+          <w:color w:val="2B1B2E"/>
+          <w:sz w:val="19"/>
+          <w:szCs w:val="19"/>
+        </w:rPr>
+        <w:t xml:space="preserve">Resistência · imunidade · vulnerabilidade </w:t>
+      </w:r>
+      <w:r>
+        <w:rPr>
+          <w:sz w:val="19"/>
+          <w:szCs w:val="19"/>
+        </w:rPr>
+        <w:t xml:space="preserve">nenhuma — resistir custaria um degrau de categoria</w:t>
+      </w:r>
+    </w:p>
+    <w:p>
+      <w:pPr>
+        <w:pBdr>
+          <w:bottom w:val="single" w:color="BC2A6E" w:sz="10"/>
+        </w:pBdr>
+        <w:spacing w:after="60" w:before="60"/>
+      </w:pPr>
+      <w:r>
+        <w:rPr>
+          <w:sz w:val="2"/>
+          <w:szCs w:val="2"/>
+        </w:rPr>
+        <w:t xml:space="preserve"/>
+      </w:r>
+    </w:p>
+    <w:p>
+      <w:pPr>
+        <w:spacing w:after="40" w:before="60"/>
+      </w:pPr>
+      <w:r>
+        <w:rPr>
+          <w:b/>
+          <w:bCs/>
+          <w:color w:val="BC2A6E"/>
+          <w:spacing w:val="40"/>
+          <w:sz w:val="20"/>
+          <w:szCs w:val="20"/>
+        </w:rPr>
+        <w:t xml:space="preserve">AÇÕES</w:t>
+      </w:r>
+    </w:p>
+    <w:p>
+      <w:pPr>
+        <w:spacing w:after="34" w:before="34" w:line="250"/>
+      </w:pPr>
+      <w:r>
+        <w:rPr>
+          <w:b/>
+          <w:bCs/>
+          <w:color w:val="2B1B2E"/>
+          <w:sz w:val="19"/>
+          <w:szCs w:val="19"/>
+        </w:rPr>
+        <w:t xml:space="preserve">Por rodada </w:t>
+      </w:r>
+      <w:r>
+        <w:rPr>
+          <w:sz w:val="19"/>
+          <w:szCs w:val="19"/>
+        </w:rPr>
+        <w:t xml:space="preserve">1 ações, e uma Reação</w:t>
+      </w:r>
+    </w:p>
+    <w:p>
+      <w:pPr>
+        <w:spacing w:after="34" w:before="34" w:line="250"/>
+      </w:pPr>
+      <w:r>
+        <w:rPr>
+          <w:b/>
+          <w:bCs/>
+          <w:color w:val="2B1B2E"/>
+          <w:sz w:val="19"/>
+          <w:szCs w:val="19"/>
+        </w:rPr>
+        <w:t xml:space="preserve">Golpe </w:t>
+      </w:r>
+      <w:r>
+        <w:rPr>
+          <w:sz w:val="19"/>
+          <w:szCs w:val="19"/>
+        </w:rPr>
+        <w:t xml:space="preserve">+4 para acertar, 2d4 + 5 de dano</w:t>
+      </w:r>
+    </w:p>
+    <w:p>
+      <w:pPr>
+        <w:pBdr>
+          <w:bottom w:val="single" w:color="BC2A6E" w:sz="10"/>
+        </w:pBdr>
+        <w:spacing w:after="60" w:before="60"/>
+      </w:pPr>
+      <w:r>
+        <w:rPr>
+          <w:sz w:val="2"/>
+          <w:szCs w:val="2"/>
+        </w:rPr>
+        <w:t xml:space="preserve"/>
+      </w:r>
+    </w:p>
+    <w:tbl>
+      <w:tblPr>
+        <w:tblW w:type="dxa" w:w="9600"/>
+        <w:tblBorders>
+          <w:top w:val="nil"/>
+          <w:left w:val="nil"/>
+          <w:bottom w:val="nil"/>
+          <w:right w:val="nil"/>
+          <w:insideH w:val="nil"/>
+          <w:insideV w:val="nil"/>
+        </w:tblBorders>
+      </w:tblPr>
+      <w:tblGrid>
+        <w:gridCol w:w="9600"/>
+      </w:tblGrid>
+      <w:tr>
+        <w:trPr>
+          <w:cantSplit/>
+        </w:trPr>
+        <w:tc>
+          <w:tcPr>
+            <w:tcW w:type="dxa" w:w="9600"/>
+            <w:tcBorders>
+              <w:top w:val="nil"/>
+              <w:left w:val="single" w:color="BC2A6E" w:sz="12"/>
+              <w:bottom w:val="nil"/>
+              <w:right w:val="nil"/>
+            </w:tcBorders>
+            <w:shd w:fill="FDF0F6" w:color="auto" w:val="clear"/>
+            <w:tcMar>
+              <w:top w:type="dxa" w:w="70"/>
+              <w:left w:type="dxa" w:w="150"/>
+              <w:bottom w:type="dxa" w:w="70"/>
+              <w:right w:type="dxa" w:w="150"/>
+            </w:tcMar>
+          </w:tcPr>
+          <w:p>
+            <w:pPr>
+              <w:spacing w:after="60" w:before="20"/>
+            </w:pPr>
+            <w:r>
+              <w:rPr>
+                <w:b/>
+                <w:bCs/>
+                <w:color w:val="847B86"/>
+                <w:spacing w:val="30"/>
+                <w:sz w:val="13"/>
+                <w:szCs w:val="13"/>
+              </w:rPr>
+              <w:t xml:space="preserve">CARACTERÍSTICAS — PASSIVAS, APTIDÕES E TÉCNICA</w:t>
+            </w:r>
+          </w:p>
+          <w:p>
+            <w:pPr>
+              <w:spacing w:after="60" w:line="260"/>
+            </w:pPr>
+            <w:r>
+              <w:rPr>
+                <w:sz w:val="19"/>
+                <w:szCs w:val="19"/>
+              </w:rPr>
+              <w:t xml:space="preserve">nenhuma — o que assusta nela é aparecer, e aparecer não custa</w:t>
+            </w:r>
+          </w:p>
+          <w:p>
+            <w:pPr>
+              <w:spacing w:after="108"/>
+            </w:pPr>
+          </w:p>
+        </w:tc>
+      </w:tr>
+    </w:tbl>
+    <w:tbl>
+      <w:tblPr>
+        <w:tblW w:type="dxa" w:w="9600"/>
+        <w:tblBorders>
+          <w:top w:val="nil"/>
+          <w:left w:val="nil"/>
+          <w:bottom w:val="nil"/>
+          <w:right w:val="nil"/>
+          <w:insideH w:val="nil"/>
+          <w:insideV w:val="nil"/>
+        </w:tblBorders>
+      </w:tblPr>
+      <w:tblGrid>
+        <w:gridCol w:w="9600"/>
+      </w:tblGrid>
+      <w:tr>
+        <w:trPr>
+          <w:cantSplit/>
+        </w:trPr>
+        <w:tc>
+          <w:tcPr>
+            <w:tcW w:type="dxa" w:w="9600"/>
+            <w:tcBorders>
+              <w:top w:val="nil"/>
+              <w:left w:val="single" w:color="BC2A6E" w:sz="12"/>
+              <w:bottom w:val="nil"/>
+              <w:right w:val="nil"/>
+            </w:tcBorders>
+            <w:shd w:fill="FDF0F6" w:color="auto" w:val="clear"/>
+            <w:tcMar>
+              <w:top w:type="dxa" w:w="70"/>
+              <w:left w:type="dxa" w:w="150"/>
+              <w:bottom w:type="dxa" w:w="70"/>
+              <w:right w:type="dxa" w:w="150"/>
+            </w:tcMar>
+          </w:tcPr>
+          <w:p>
+            <w:pPr>
+              <w:spacing w:after="60" w:before="20"/>
+            </w:pPr>
+            <w:r>
+              <w:rPr>
+                <w:b/>
+                <w:bCs/>
+                <w:color w:val="847B86"/>
+                <w:spacing w:val="30"/>
+                <w:sz w:val="13"/>
+                <w:szCs w:val="13"/>
+              </w:rPr>
+              <w:t xml:space="preserve">PACTO — O TETO DO PERMANENTE É METADE DA ESSÊNCIA DELE</w:t>
+            </w:r>
+          </w:p>
+          <w:p>
+            <w:pPr>
+              <w:spacing w:after="60" w:line="260"/>
+            </w:pPr>
+            <w:r>
+              <w:rPr>
+                <w:sz w:val="19"/>
+                <w:szCs w:val="19"/>
+              </w:rPr>
+              <w:t xml:space="preserve">nenhum — o teto do permanente é metade da Essência dela, que é 3</w:t>
+            </w:r>
+          </w:p>
+        </w:tc>
+      </w:tr>
+    </w:tbl>
+    <w:tbl>
+      <w:tblPr>
+        <w:tblW w:type="dxa" w:w="9600"/>
+        <w:tblBorders>
+          <w:top w:val="nil"/>
+          <w:left w:val="nil"/>
+          <w:bottom w:val="nil"/>
+          <w:right w:val="nil"/>
+          <w:insideH w:val="nil"/>
+          <w:insideV w:val="nil"/>
+        </w:tblBorders>
+      </w:tblPr>
+      <w:tblGrid>
+        <w:gridCol w:w="9600"/>
+      </w:tblGrid>
+      <w:tr>
+        <w:trPr>
+          <w:cantSplit/>
+        </w:trPr>
+        <w:tc>
+          <w:tcPr>
+            <w:tcW w:type="dxa" w:w="9600"/>
+            <w:tcBorders>
+              <w:top w:val="nil"/>
+              <w:left w:val="single" w:color="BC2A6E" w:sz="12"/>
+              <w:bottom w:val="nil"/>
+              <w:right w:val="nil"/>
+            </w:tcBorders>
+            <w:shd w:fill="FDF0F6" w:color="auto" w:val="clear"/>
+            <w:tcMar>
+              <w:top w:type="dxa" w:w="70"/>
+              <w:left w:type="dxa" w:w="150"/>
+              <w:bottom w:type="dxa" w:w="70"/>
+              <w:right w:type="dxa" w:w="150"/>
+            </w:tcMar>
+          </w:tcPr>
+          <w:p>
+            <w:pPr>
+              <w:spacing w:after="60" w:before="20"/>
+            </w:pPr>
+            <w:r>
+              <w:rPr>
+                <w:b/>
+                <w:bCs/>
+                <w:color w:val="847B86"/>
+                <w:spacing w:val="30"/>
+                <w:sz w:val="13"/>
+                <w:szCs w:val="13"/>
+              </w:rPr>
+              <w:t xml:space="preserve">O QUE ELE FAZ NA MESA</w:t>
+            </w:r>
+          </w:p>
+          <w:p>
+            <w:pPr>
+              <w:spacing w:after="60" w:line="260"/>
+            </w:pPr>
+            <w:r>
+              <w:rPr>
+                <w:sz w:val="19"/>
+                <w:szCs w:val="19"/>
+              </w:rPr>
+              <w:t xml:space="preserve">Um olho só, e ele já te viu. O menino de um olho aparece na esquina, na porta do banheiro, no fim da escada. Sempre sozinho, sempre parado, sempre um pouco mais perto. Repartida em capangas, cada um tem 17 de vida e 3 de dano.</w:t>
+            </w:r>
+          </w:p>
+          <w:p>
+            <w:pPr>
+              <w:spacing w:after="108"/>
+            </w:pPr>
+          </w:p>
+        </w:tc>
+      </w:tr>
+    </w:tbl>
+    <w:p>
+      <w:r>
+        <w:br w:type="page"/>
+      </w:r>
+    </w:p>
+    <w:p>
+      <w:pPr>
+        <w:spacing w:after="40"/>
+      </w:pPr>
+      <w:r>
+        <w:rPr>
+          <w:b/>
+          <w:bCs/>
+          <w:color w:val="847B86"/>
+          <w:spacing w:val="60"/>
+          <w:sz w:val="15"/>
+          <w:szCs w:val="15"/>
+        </w:rPr>
+        <w:t xml:space="preserve">PROJETO - M</w:t>
+      </w:r>
+    </w:p>
+    <w:p>
+      <w:pPr>
+        <w:spacing w:after="160"/>
+      </w:pPr>
+      <w:r>
+        <w:rPr>
+          <w:b/>
+          <w:bCs/>
+          <w:color w:val="BC2A6E"/>
+          <w:sz w:val="34"/>
+          <w:szCs w:val="34"/>
+        </w:rPr>
+        <w:t xml:space="preserve">Kitsune — maldição pronta</w:t>
+      </w:r>
+    </w:p>
+    <w:p>
+      <w:pPr>
+        <w:spacing w:after="120"/>
+      </w:pPr>
+    </w:p>
+    <w:p>
+      <w:pPr>
+        <w:spacing w:after="20" w:before="0"/>
+      </w:pPr>
+      <w:r>
+        <w:rPr>
+          <w:b/>
+          <w:bCs/>
+          <w:color w:val="BC2A6E"/>
+          <w:sz w:val="30"/>
+          <w:szCs w:val="30"/>
+        </w:rPr>
+        <w:t xml:space="preserve">Kitsune</w:t>
+      </w:r>
+    </w:p>
+    <w:p>
+      <w:pPr>
+        <w:spacing w:after="60"/>
+      </w:pPr>
+      <w:r>
+        <w:rPr>
+          <w:i/>
+          <w:iCs/>
+          <w:color w:val="847B86"/>
+          <w:sz w:val="18"/>
+          <w:szCs w:val="18"/>
+        </w:rPr>
+        <w:t xml:space="preserve">Dupla sozinho · nível do grupo 6</w:t>
+      </w:r>
+    </w:p>
+    <w:p>
+      <w:pPr>
+        <w:pBdr>
+          <w:bottom w:val="single" w:color="BC2A6E" w:sz="10"/>
+        </w:pBdr>
+        <w:spacing w:after="60" w:before="60"/>
+      </w:pPr>
+      <w:r>
+        <w:rPr>
+          <w:sz w:val="2"/>
+          <w:szCs w:val="2"/>
+        </w:rPr>
+        <w:t xml:space="preserve"/>
+      </w:r>
+    </w:p>
+    <w:p>
+      <w:pPr>
+        <w:spacing w:after="34" w:before="34" w:line="250"/>
+      </w:pPr>
+      <w:r>
+        <w:rPr>
+          <w:b/>
+          <w:bCs/>
+          <w:color w:val="2B1B2E"/>
+          <w:sz w:val="19"/>
+          <w:szCs w:val="19"/>
+        </w:rPr>
+        <w:t xml:space="preserve">Defesa </w:t>
+      </w:r>
+      <w:r>
+        <w:rPr>
+          <w:sz w:val="19"/>
+          <w:szCs w:val="19"/>
+        </w:rPr>
+        <w:t xml:space="preserve">15</w:t>
+      </w:r>
+    </w:p>
+    <w:p>
+      <w:pPr>
+        <w:spacing w:after="34" w:before="34" w:line="250"/>
+      </w:pPr>
+      <w:r>
+        <w:rPr>
+          <w:b/>
+          <w:bCs/>
+          <w:color w:val="2B1B2E"/>
+          <w:sz w:val="19"/>
+          <w:szCs w:val="19"/>
+        </w:rPr>
+        <w:t xml:space="preserve">Vida e Integridade </w:t>
+      </w:r>
+      <w:r>
+        <w:rPr>
+          <w:sz w:val="19"/>
+          <w:szCs w:val="19"/>
+        </w:rPr>
+        <w:t xml:space="preserve">135 · 135</w:t>
+      </w:r>
+    </w:p>
+    <w:p>
+      <w:pPr>
+        <w:spacing w:after="34" w:before="34" w:line="250"/>
+      </w:pPr>
+      <w:r>
+        <w:rPr>
+          <w:b/>
+          <w:bCs/>
+          <w:color w:val="2B1B2E"/>
+          <w:sz w:val="19"/>
+          <w:szCs w:val="19"/>
+        </w:rPr>
+        <w:t xml:space="preserve">Deslocamento </w:t>
+      </w:r>
+      <w:r>
+        <w:rPr>
+          <w:sz w:val="19"/>
+          <w:szCs w:val="19"/>
+        </w:rPr>
+        <w:t xml:space="preserve">9 m</w:t>
+      </w:r>
+    </w:p>
+    <w:p>
+      <w:pPr>
+        <w:pBdr>
+          <w:bottom w:val="single" w:color="9A6F87" w:sz="10"/>
+        </w:pBdr>
+        <w:spacing w:after="60" w:before="60"/>
+      </w:pPr>
+      <w:r>
+        <w:rPr>
+          <w:sz w:val="2"/>
+          <w:szCs w:val="2"/>
+        </w:rPr>
+        <w:t xml:space="preserve"/>
+      </w:r>
+    </w:p>
+    <w:tbl>
+      <w:tblPr>
+        <w:tblW w:type="dxa" w:w="9600"/>
+        <w:tblBorders>
+          <w:top w:val="single" w:color="F8C7DC" w:sz="4"/>
+          <w:left w:val="single" w:color="F8C7DC" w:sz="4"/>
+          <w:bottom w:val="single" w:color="F8C7DC" w:sz="4"/>
+          <w:right w:val="single" w:color="F8C7DC" w:sz="4"/>
+          <w:insideH w:val="single" w:color="F8C7DC" w:sz="2"/>
+          <w:insideV w:val="single" w:color="F8C7DC" w:sz="2"/>
+        </w:tblBorders>
+      </w:tblPr>
+      <w:tblGrid>
+        <w:gridCol w:w="1920"/>
+        <w:gridCol w:w="1920"/>
+        <w:gridCol w:w="1920"/>
+        <w:gridCol w:w="1920"/>
+        <w:gridCol w:w="1920"/>
+      </w:tblGrid>
+      <w:tr>
+        <w:trPr>
+          <w:cantSplit/>
+          <w:tblHeader/>
+        </w:trPr>
+        <w:tc>
+          <w:tcPr>
+            <w:tcW w:type="dxa" w:w="1920"/>
+            <w:shd w:fill="2B1B2E" w:color="auto" w:val="clear"/>
+            <w:tcMar>
+              <w:top w:type="dxa" w:w="26"/>
+              <w:left w:type="dxa" w:w="90"/>
+              <w:bottom w:type="dxa" w:w="26"/>
+              <w:right w:type="dxa" w:w="90"/>
+            </w:tcMar>
+            <w:vAlign w:val="center"/>
+          </w:tcPr>
+          <w:p>
+            <w:pPr>
+              <w:spacing w:after="18" w:before="18" w:line="215"/>
+              <w:jc w:val="left"/>
+            </w:pPr>
+            <w:r>
+              <w:rPr>
+                <w:b/>
+                <w:bCs/>
+                <w:color w:val="FFFFFF"/>
+                <w:sz w:val="15"/>
+                <w:szCs w:val="15"/>
+              </w:rPr>
+              <w:t xml:space="preserve">FOR</w:t>
+            </w:r>
+          </w:p>
+        </w:tc>
+        <w:tc>
+          <w:tcPr>
+            <w:tcW w:type="dxa" w:w="1920"/>
+            <w:shd w:fill="2B1B2E" w:color="auto" w:val="clear"/>
+            <w:tcMar>
+              <w:top w:type="dxa" w:w="26"/>
+              <w:left w:type="dxa" w:w="90"/>
+              <w:bottom w:type="dxa" w:w="26"/>
+              <w:right w:type="dxa" w:w="90"/>
+            </w:tcMar>
+            <w:vAlign w:val="center"/>
+          </w:tcPr>
+          <w:p>
+            <w:pPr>
+              <w:spacing w:after="18" w:before="18" w:line="215"/>
+              <w:jc w:val="center"/>
+            </w:pPr>
+            <w:r>
+              <w:rPr>
+                <w:b/>
+                <w:bCs/>
+                <w:color w:val="FFFFFF"/>
+                <w:sz w:val="15"/>
+                <w:szCs w:val="15"/>
+              </w:rPr>
+              <w:t xml:space="preserve">DES</w:t>
+            </w:r>
+          </w:p>
+        </w:tc>
+        <w:tc>
+          <w:tcPr>
+            <w:tcW w:type="dxa" w:w="1920"/>
+            <w:shd w:fill="2B1B2E" w:color="auto" w:val="clear"/>
+            <w:tcMar>
+              <w:top w:type="dxa" w:w="26"/>
+              <w:left w:type="dxa" w:w="90"/>
+              <w:bottom w:type="dxa" w:w="26"/>
+              <w:right w:type="dxa" w:w="90"/>
+            </w:tcMar>
+            <w:vAlign w:val="center"/>
+          </w:tcPr>
+          <w:p>
+            <w:pPr>
+              <w:spacing w:after="18" w:before="18" w:line="215"/>
+              <w:jc w:val="center"/>
+            </w:pPr>
+            <w:r>
+              <w:rPr>
+                <w:b/>
+                <w:bCs/>
+                <w:color w:val="FFFFFF"/>
+                <w:sz w:val="15"/>
+                <w:szCs w:val="15"/>
+              </w:rPr>
+              <w:t xml:space="preserve">CON</w:t>
+            </w:r>
+          </w:p>
+        </w:tc>
+        <w:tc>
+          <w:tcPr>
+            <w:tcW w:type="dxa" w:w="1920"/>
+            <w:shd w:fill="2B1B2E" w:color="auto" w:val="clear"/>
+            <w:tcMar>
+              <w:top w:type="dxa" w:w="26"/>
+              <w:left w:type="dxa" w:w="90"/>
+              <w:bottom w:type="dxa" w:w="26"/>
+              <w:right w:type="dxa" w:w="90"/>
+            </w:tcMar>
+            <w:vAlign w:val="center"/>
+          </w:tcPr>
+          <w:p>
+            <w:pPr>
+              <w:spacing w:after="18" w:before="18" w:line="215"/>
+              <w:jc w:val="center"/>
+            </w:pPr>
+            <w:r>
+              <w:rPr>
+                <w:b/>
+                <w:bCs/>
+                <w:color w:val="FFFFFF"/>
+                <w:sz w:val="15"/>
+                <w:szCs w:val="15"/>
+              </w:rPr>
+              <w:t xml:space="preserve">INT</w:t>
+            </w:r>
+          </w:p>
+        </w:tc>
+        <w:tc>
+          <w:tcPr>
+            <w:tcW w:type="dxa" w:w="1920"/>
+            <w:shd w:fill="2B1B2E" w:color="auto" w:val="clear"/>
+            <w:tcMar>
+              <w:top w:type="dxa" w:w="26"/>
+              <w:left w:type="dxa" w:w="90"/>
+              <w:bottom w:type="dxa" w:w="26"/>
+              <w:right w:type="dxa" w:w="90"/>
+            </w:tcMar>
+            <w:vAlign w:val="center"/>
+          </w:tcPr>
+          <w:p>
+            <w:pPr>
+              <w:spacing w:after="18" w:before="18" w:line="215"/>
+              <w:jc w:val="center"/>
+            </w:pPr>
+            <w:r>
+              <w:rPr>
+                <w:b/>
+                <w:bCs/>
+                <w:color w:val="FFFFFF"/>
+                <w:sz w:val="15"/>
+                <w:szCs w:val="15"/>
+              </w:rPr>
+              <w:t xml:space="preserve">ESS</w:t>
+            </w:r>
+          </w:p>
+        </w:tc>
+      </w:tr>
+      <w:tr>
+        <w:trPr>
+          <w:cantSplit/>
+        </w:trPr>
+        <w:tc>
+          <w:tcPr>
+            <w:tcW w:type="dxa" w:w="1920"/>
+            <w:tcMar>
+              <w:top w:type="dxa" w:w="26"/>
+              <w:left w:type="dxa" w:w="90"/>
+              <w:bottom w:type="dxa" w:w="26"/>
+              <w:right w:type="dxa" w:w="90"/>
+            </w:tcMar>
+            <w:vAlign w:val="center"/>
+          </w:tcPr>
+          <w:p>
+            <w:pPr>
+              <w:spacing w:after="18" w:before="18" w:line="215"/>
+              <w:jc w:val="center"/>
+            </w:pPr>
+            <w:r>
+              <w:rPr>
+                <w:b w:val="false"/>
+                <w:bCs w:val="false"/>
+                <w:color w:val="251727"/>
+                <w:sz w:val="17"/>
+                <w:szCs w:val="17"/>
+              </w:rPr>
+              <w:t xml:space="preserve">0</w:t>
+            </w:r>
+          </w:p>
+        </w:tc>
+        <w:tc>
+          <w:tcPr>
+            <w:tcW w:type="dxa" w:w="1920"/>
+            <w:tcMar>
+              <w:top w:type="dxa" w:w="26"/>
+              <w:left w:type="dxa" w:w="90"/>
+              <w:bottom w:type="dxa" w:w="26"/>
+              <w:right w:type="dxa" w:w="90"/>
+            </w:tcMar>
+            <w:vAlign w:val="center"/>
+          </w:tcPr>
+          <w:p>
+            <w:pPr>
+              <w:spacing w:after="18" w:before="18" w:line="215"/>
+              <w:jc w:val="center"/>
+            </w:pPr>
+            <w:r>
+              <w:rPr>
+                <w:b w:val="false"/>
+                <w:bCs w:val="false"/>
+                <w:color w:val="251727"/>
+                <w:sz w:val="17"/>
+                <w:szCs w:val="17"/>
+              </w:rPr>
+              <w:t xml:space="preserve">2</w:t>
+            </w:r>
+          </w:p>
+        </w:tc>
+        <w:tc>
+          <w:tcPr>
+            <w:tcW w:type="dxa" w:w="1920"/>
+            <w:tcMar>
+              <w:top w:type="dxa" w:w="26"/>
+              <w:left w:type="dxa" w:w="90"/>
+              <w:bottom w:type="dxa" w:w="26"/>
+              <w:right w:type="dxa" w:w="90"/>
+            </w:tcMar>
+            <w:vAlign w:val="center"/>
+          </w:tcPr>
+          <w:p>
+            <w:pPr>
+              <w:spacing w:after="18" w:before="18" w:line="215"/>
+              <w:jc w:val="center"/>
+            </w:pPr>
+            <w:r>
+              <w:rPr>
+                <w:b w:val="false"/>
+                <w:bCs w:val="false"/>
+                <w:color w:val="251727"/>
+                <w:sz w:val="17"/>
+                <w:szCs w:val="17"/>
+              </w:rPr>
+              <w:t xml:space="preserve">1</w:t>
+            </w:r>
+          </w:p>
+        </w:tc>
+        <w:tc>
+          <w:tcPr>
+            <w:tcW w:type="dxa" w:w="1920"/>
+            <w:tcMar>
+              <w:top w:type="dxa" w:w="26"/>
+              <w:left w:type="dxa" w:w="90"/>
+              <w:bottom w:type="dxa" w:w="26"/>
+              <w:right w:type="dxa" w:w="90"/>
+            </w:tcMar>
+            <w:vAlign w:val="center"/>
+          </w:tcPr>
+          <w:p>
+            <w:pPr>
+              <w:spacing w:after="18" w:before="18" w:line="215"/>
+              <w:jc w:val="center"/>
+            </w:pPr>
+            <w:r>
+              <w:rPr>
+                <w:b w:val="false"/>
+                <w:bCs w:val="false"/>
+                <w:color w:val="251727"/>
+                <w:sz w:val="17"/>
+                <w:szCs w:val="17"/>
+              </w:rPr>
+              <w:t xml:space="preserve">3</w:t>
+            </w:r>
+          </w:p>
+        </w:tc>
+        <w:tc>
+          <w:tcPr>
+            <w:tcW w:type="dxa" w:w="1920"/>
+            <w:tcMar>
+              <w:top w:type="dxa" w:w="26"/>
+              <w:left w:type="dxa" w:w="90"/>
+              <w:bottom w:type="dxa" w:w="26"/>
+              <w:right w:type="dxa" w:w="90"/>
+            </w:tcMar>
+            <w:vAlign w:val="center"/>
+          </w:tcPr>
+          <w:p>
+            <w:pPr>
+              <w:spacing w:after="18" w:before="18" w:line="215"/>
+              <w:jc w:val="center"/>
+            </w:pPr>
+            <w:r>
+              <w:rPr>
+                <w:b w:val="false"/>
+                <w:bCs w:val="false"/>
+                <w:color w:val="251727"/>
+                <w:sz w:val="17"/>
+                <w:szCs w:val="17"/>
+              </w:rPr>
+              <w:t xml:space="preserve">3</w:t>
+            </w:r>
+          </w:p>
+        </w:tc>
+      </w:tr>
+    </w:tbl>
+    <w:p>
+      <w:pPr>
+        <w:pBdr>
+          <w:bottom w:val="single" w:color="9A6F87" w:sz="10"/>
+        </w:pBdr>
+        <w:spacing w:after="60" w:before="60"/>
+      </w:pPr>
+      <w:r>
+        <w:rPr>
+          <w:sz w:val="2"/>
+          <w:szCs w:val="2"/>
+        </w:rPr>
+        <w:t xml:space="preserve"/>
+      </w:r>
+    </w:p>
+    <w:p>
+      <w:pPr>
+        <w:spacing w:after="34" w:before="34" w:line="250"/>
+      </w:pPr>
+      <w:r>
+        <w:rPr>
+          <w:b/>
+          <w:bCs/>
+          <w:color w:val="2B1B2E"/>
+          <w:sz w:val="19"/>
+          <w:szCs w:val="19"/>
+        </w:rPr>
+        <w:t xml:space="preserve">Testes de Resistência </w:t>
+      </w:r>
+      <w:r>
+        <w:rPr>
+          <w:sz w:val="19"/>
+          <w:szCs w:val="19"/>
+        </w:rPr>
+        <w:t xml:space="preserve">Espírito e Intelecto — os dois treinados</w:t>
+      </w:r>
+    </w:p>
+    <w:p>
+      <w:pPr>
+        <w:spacing w:after="34" w:before="34" w:line="250"/>
+      </w:pPr>
+      <w:r>
+        <w:rPr>
+          <w:b/>
+          <w:bCs/>
+          <w:color w:val="2B1B2E"/>
+          <w:sz w:val="19"/>
+          <w:szCs w:val="19"/>
+        </w:rPr>
+        <w:t xml:space="preserve">CD dele </w:t>
+      </w:r>
+      <w:r>
+        <w:rPr>
+          <w:sz w:val="19"/>
+          <w:szCs w:val="19"/>
+        </w:rPr>
+        <w:t xml:space="preserve">12</w:t>
+      </w:r>
+    </w:p>
+    <w:p>
+      <w:pPr>
+        <w:spacing w:after="34" w:before="34" w:line="250"/>
+      </w:pPr>
+      <w:r>
+        <w:rPr>
+          <w:b/>
+          <w:bCs/>
+          <w:color w:val="2B1B2E"/>
+          <w:sz w:val="19"/>
+          <w:szCs w:val="19"/>
+        </w:rPr>
+        <w:t xml:space="preserve">Refino </w:t>
+      </w:r>
+      <w:r>
+        <w:rPr>
+          <w:sz w:val="19"/>
+          <w:szCs w:val="19"/>
+        </w:rPr>
+        <w:t xml:space="preserve">3</w:t>
+      </w:r>
+    </w:p>
+    <w:p>
+      <w:pPr>
+        <w:spacing w:after="34" w:before="34" w:line="250"/>
+      </w:pPr>
+      <w:r>
+        <w:rPr>
+          <w:b/>
+          <w:bCs/>
+          <w:color w:val="2B1B2E"/>
+          <w:sz w:val="19"/>
+          <w:szCs w:val="19"/>
+        </w:rPr>
+        <w:t xml:space="preserve">Resistência · imunidade · vulnerabilidade </w:t>
+      </w:r>
+      <w:r>
+        <w:rPr>
+          <w:sz w:val="19"/>
+          <w:szCs w:val="19"/>
+        </w:rPr>
+        <w:t xml:space="preserve">nenhuma — resistir custaria um degrau de categoria</w:t>
+      </w:r>
+    </w:p>
+    <w:p>
+      <w:pPr>
+        <w:pBdr>
+          <w:bottom w:val="single" w:color="BC2A6E" w:sz="10"/>
+        </w:pBdr>
+        <w:spacing w:after="60" w:before="60"/>
+      </w:pPr>
+      <w:r>
+        <w:rPr>
+          <w:sz w:val="2"/>
+          <w:szCs w:val="2"/>
+        </w:rPr>
+        <w:t xml:space="preserve"/>
+      </w:r>
+    </w:p>
+    <w:p>
+      <w:pPr>
+        <w:spacing w:after="40" w:before="60"/>
+      </w:pPr>
+      <w:r>
+        <w:rPr>
+          <w:b/>
+          <w:bCs/>
+          <w:color w:val="BC2A6E"/>
+          <w:spacing w:val="40"/>
+          <w:sz w:val="20"/>
+          <w:szCs w:val="20"/>
+        </w:rPr>
+        <w:t xml:space="preserve">AÇÕES</w:t>
+      </w:r>
+    </w:p>
+    <w:p>
+      <w:pPr>
+        <w:spacing w:after="34" w:before="34" w:line="250"/>
+      </w:pPr>
+      <w:r>
+        <w:rPr>
+          <w:b/>
+          <w:bCs/>
+          <w:color w:val="2B1B2E"/>
+          <w:sz w:val="19"/>
+          <w:szCs w:val="19"/>
+        </w:rPr>
+        <w:t xml:space="preserve">Por rodada </w:t>
+      </w:r>
+      <w:r>
+        <w:rPr>
+          <w:sz w:val="19"/>
+          <w:szCs w:val="19"/>
+        </w:rPr>
+        <w:t xml:space="preserve">1 ações, e uma Reação</w:t>
+      </w:r>
+    </w:p>
+    <w:p>
+      <w:pPr>
+        <w:spacing w:after="34" w:before="34" w:line="250"/>
+      </w:pPr>
+      <w:r>
+        <w:rPr>
+          <w:b/>
+          <w:bCs/>
+          <w:color w:val="2B1B2E"/>
+          <w:sz w:val="19"/>
+          <w:szCs w:val="19"/>
+        </w:rPr>
+        <w:t xml:space="preserve">Golpe </w:t>
+      </w:r>
+      <w:r>
+        <w:rPr>
+          <w:sz w:val="19"/>
+          <w:szCs w:val="19"/>
+        </w:rPr>
+        <w:t xml:space="preserve">+4 para acertar, 2d8 + 10 de dano</w:t>
+      </w:r>
+    </w:p>
+    <w:p>
+      <w:pPr>
+        <w:pBdr>
+          <w:bottom w:val="single" w:color="BC2A6E" w:sz="10"/>
+        </w:pBdr>
+        <w:spacing w:after="60" w:before="60"/>
+      </w:pPr>
+      <w:r>
+        <w:rPr>
+          <w:sz w:val="2"/>
+          <w:szCs w:val="2"/>
+        </w:rPr>
+        <w:t xml:space="preserve"/>
+      </w:r>
+    </w:p>
+    <w:tbl>
+      <w:tblPr>
+        <w:tblW w:type="dxa" w:w="9600"/>
+        <w:tblBorders>
+          <w:top w:val="nil"/>
+          <w:left w:val="nil"/>
+          <w:bottom w:val="nil"/>
+          <w:right w:val="nil"/>
+          <w:insideH w:val="nil"/>
+          <w:insideV w:val="nil"/>
+        </w:tblBorders>
+      </w:tblPr>
+      <w:tblGrid>
+        <w:gridCol w:w="9600"/>
+      </w:tblGrid>
+      <w:tr>
+        <w:trPr>
+          <w:cantSplit/>
+        </w:trPr>
+        <w:tc>
+          <w:tcPr>
+            <w:tcW w:type="dxa" w:w="9600"/>
+            <w:tcBorders>
+              <w:top w:val="nil"/>
+              <w:left w:val="single" w:color="BC2A6E" w:sz="12"/>
+              <w:bottom w:val="nil"/>
+              <w:right w:val="nil"/>
+            </w:tcBorders>
+            <w:shd w:fill="FDF0F6" w:color="auto" w:val="clear"/>
+            <w:tcMar>
+              <w:top w:type="dxa" w:w="70"/>
+              <w:left w:type="dxa" w:w="150"/>
+              <w:bottom w:type="dxa" w:w="70"/>
+              <w:right w:type="dxa" w:w="150"/>
+            </w:tcMar>
+          </w:tcPr>
+          <w:p>
+            <w:pPr>
+              <w:spacing w:after="60" w:before="20"/>
+            </w:pPr>
+            <w:r>
+              <w:rPr>
+                <w:b/>
+                <w:bCs/>
+                <w:color w:val="847B86"/>
+                <w:spacing w:val="30"/>
+                <w:sz w:val="13"/>
+                <w:szCs w:val="13"/>
+              </w:rPr>
+              <w:t xml:space="preserve">CARACTERÍSTICAS — PASSIVAS, APTIDÕES E TÉCNICA</w:t>
+            </w:r>
+          </w:p>
+          <w:p>
+            <w:pPr>
+              <w:spacing w:after="60" w:line="260"/>
+            </w:pPr>
+            <w:r>
+              <w:rPr>
+                <w:sz w:val="19"/>
+                <w:szCs w:val="19"/>
+              </w:rPr>
+              <w:t xml:space="preserve">uma técnica de </w:t>
+            </w:r>
+            <w:r>
+              <w:rPr>
+                <w:rFonts w:ascii="Consolas" w:cs="Consolas" w:eastAsia="Consolas" w:hAnsi="Consolas"/>
+                <w:color w:val="2B1B2E"/>
+                <w:sz w:val="19"/>
+                <w:szCs w:val="19"/>
+              </w:rPr>
+              <w:t xml:space="preserve">Classe 1</w:t>
+            </w:r>
+            <w:r>
+              <w:rPr>
+                <w:sz w:val="19"/>
+                <w:szCs w:val="19"/>
+              </w:rPr>
+              <w:t xml:space="preserve">, escrita pelo mestre no orçamento de </w:t>
+            </w:r>
+            <w:r>
+              <w:rPr>
+                <w:rFonts w:ascii="Consolas" w:cs="Consolas" w:eastAsia="Consolas" w:hAnsi="Consolas"/>
+                <w:color w:val="2B1B2E"/>
+                <w:sz w:val="19"/>
+                <w:szCs w:val="19"/>
+              </w:rPr>
+              <w:t xml:space="preserve">4,2</w:t>
+            </w:r>
+            <w:r>
+              <w:rPr>
+                <w:sz w:val="19"/>
+                <w:szCs w:val="19"/>
+              </w:rPr>
+              <w:t xml:space="preserve"> pontos da ação</w:t>
+            </w:r>
+          </w:p>
+          <w:p>
+            <w:pPr>
+              <w:spacing w:after="108"/>
+            </w:pPr>
+          </w:p>
+        </w:tc>
+      </w:tr>
+    </w:tbl>
+    <w:tbl>
+      <w:tblPr>
+        <w:tblW w:type="dxa" w:w="9600"/>
+        <w:tblBorders>
+          <w:top w:val="nil"/>
+          <w:left w:val="nil"/>
+          <w:bottom w:val="nil"/>
+          <w:right w:val="nil"/>
+          <w:insideH w:val="nil"/>
+          <w:insideV w:val="nil"/>
+        </w:tblBorders>
+      </w:tblPr>
+      <w:tblGrid>
+        <w:gridCol w:w="9600"/>
+      </w:tblGrid>
+      <w:tr>
+        <w:trPr>
+          <w:cantSplit/>
+        </w:trPr>
+        <w:tc>
+          <w:tcPr>
+            <w:tcW w:type="dxa" w:w="9600"/>
+            <w:tcBorders>
+              <w:top w:val="nil"/>
+              <w:left w:val="single" w:color="BC2A6E" w:sz="12"/>
+              <w:bottom w:val="nil"/>
+              <w:right w:val="nil"/>
+            </w:tcBorders>
+            <w:shd w:fill="FDF0F6" w:color="auto" w:val="clear"/>
+            <w:tcMar>
+              <w:top w:type="dxa" w:w="70"/>
+              <w:left w:type="dxa" w:w="150"/>
+              <w:bottom w:type="dxa" w:w="70"/>
+              <w:right w:type="dxa" w:w="150"/>
+            </w:tcMar>
+          </w:tcPr>
+          <w:p>
+            <w:pPr>
+              <w:spacing w:after="60" w:before="20"/>
+            </w:pPr>
+            <w:r>
+              <w:rPr>
+                <w:b/>
+                <w:bCs/>
+                <w:color w:val="847B86"/>
+                <w:spacing w:val="30"/>
+                <w:sz w:val="13"/>
+                <w:szCs w:val="13"/>
+              </w:rPr>
+              <w:t xml:space="preserve">PACTO — O TETO DO PERMANENTE É METADE DA ESSÊNCIA DELE</w:t>
+            </w:r>
+          </w:p>
+          <w:p>
+            <w:pPr>
+              <w:spacing w:after="60" w:line="260"/>
+            </w:pPr>
+            <w:r>
+              <w:rPr>
+                <w:sz w:val="19"/>
+                <w:szCs w:val="19"/>
+              </w:rPr>
+              <w:t xml:space="preserve">nenhum — o teto do permanente é metade da Essência dela, que é 3</w:t>
+            </w:r>
+          </w:p>
+        </w:tc>
+      </w:tr>
+    </w:tbl>
+    <w:tbl>
+      <w:tblPr>
+        <w:tblW w:type="dxa" w:w="9600"/>
+        <w:tblBorders>
+          <w:top w:val="nil"/>
+          <w:left w:val="nil"/>
+          <w:bottom w:val="nil"/>
+          <w:right w:val="nil"/>
+          <w:insideH w:val="nil"/>
+          <w:insideV w:val="nil"/>
+        </w:tblBorders>
+      </w:tblPr>
+      <w:tblGrid>
+        <w:gridCol w:w="9600"/>
+      </w:tblGrid>
+      <w:tr>
+        <w:trPr>
+          <w:cantSplit/>
+        </w:trPr>
+        <w:tc>
+          <w:tcPr>
+            <w:tcW w:type="dxa" w:w="9600"/>
+            <w:tcBorders>
+              <w:top w:val="nil"/>
+              <w:left w:val="single" w:color="BC2A6E" w:sz="12"/>
+              <w:bottom w:val="nil"/>
+              <w:right w:val="nil"/>
+            </w:tcBorders>
+            <w:shd w:fill="FDF0F6" w:color="auto" w:val="clear"/>
+            <w:tcMar>
+              <w:top w:type="dxa" w:w="70"/>
+              <w:left w:type="dxa" w:w="150"/>
+              <w:bottom w:type="dxa" w:w="70"/>
+              <w:right w:type="dxa" w:w="150"/>
+            </w:tcMar>
+          </w:tcPr>
+          <w:p>
+            <w:pPr>
+              <w:spacing w:after="60" w:before="20"/>
+            </w:pPr>
+            <w:r>
+              <w:rPr>
+                <w:b/>
+                <w:bCs/>
+                <w:color w:val="847B86"/>
+                <w:spacing w:val="30"/>
+                <w:sz w:val="13"/>
+                <w:szCs w:val="13"/>
+              </w:rPr>
+              <w:t xml:space="preserve">O QUE ELE FAZ NA MESA</w:t>
+            </w:r>
+          </w:p>
+          <w:p>
+            <w:pPr>
+              <w:spacing w:after="60" w:line="260"/>
+            </w:pPr>
+            <w:r>
+              <w:rPr>
+                <w:sz w:val="19"/>
+                <w:szCs w:val="19"/>
+              </w:rPr>
+              <w:t xml:space="preserve">A única da faixa que conjura. Não bate primeiro. Fala, e o que ela fala é verdade o bastante para o grupo se dividir — e é depois disso que a técnica sai. Repartida em capangas, cada um tem 33 de vida e 6 de dano.</w:t>
+            </w:r>
+          </w:p>
+          <w:p>
+            <w:pPr>
+              <w:spacing w:after="108"/>
+            </w:pPr>
+          </w:p>
+        </w:tc>
+      </w:tr>
+    </w:tbl>
+    <w:p>
+      <w:r>
+        <w:br w:type="page"/>
+      </w:r>
+    </w:p>
+    <w:p>
+      <w:pPr>
+        <w:spacing w:after="40"/>
+      </w:pPr>
+      <w:r>
+        <w:rPr>
+          <w:b/>
+          <w:bCs/>
+          <w:color w:val="847B86"/>
+          <w:spacing w:val="60"/>
+          <w:sz w:val="15"/>
+          <w:szCs w:val="15"/>
+        </w:rPr>
+        <w:t xml:space="preserve">PROJETO - M</w:t>
+      </w:r>
+    </w:p>
+    <w:p>
+      <w:pPr>
+        <w:spacing w:after="160"/>
+      </w:pPr>
+      <w:r>
+        <w:rPr>
+          <w:b/>
+          <w:bCs/>
+          <w:color w:val="BC2A6E"/>
+          <w:sz w:val="34"/>
+          <w:szCs w:val="34"/>
+        </w:rPr>
+        <w:t xml:space="preserve">Oni — maldição pronta</w:t>
+      </w:r>
+    </w:p>
+    <w:p>
+      <w:pPr>
+        <w:spacing w:after="120"/>
+      </w:pPr>
+    </w:p>
+    <w:p>
+      <w:pPr>
+        <w:spacing w:after="20" w:before="0"/>
+      </w:pPr>
+      <w:r>
+        <w:rPr>
+          <w:b/>
+          <w:bCs/>
+          <w:color w:val="BC2A6E"/>
+          <w:sz w:val="30"/>
+          <w:szCs w:val="30"/>
+        </w:rPr>
+        <w:t xml:space="preserve">Oni</w:t>
+      </w:r>
+    </w:p>
+    <w:p>
+      <w:pPr>
+        <w:spacing w:after="60"/>
+      </w:pPr>
+      <w:r>
+        <w:rPr>
+          <w:i/>
+          <w:iCs/>
+          <w:color w:val="847B86"/>
+          <w:sz w:val="18"/>
+          <w:szCs w:val="18"/>
+        </w:rPr>
+        <w:t xml:space="preserve">Alcateia sozinho · nível do grupo 6</w:t>
+      </w:r>
+    </w:p>
+    <w:p>
+      <w:pPr>
+        <w:pBdr>
+          <w:bottom w:val="single" w:color="BC2A6E" w:sz="10"/>
+        </w:pBdr>
+        <w:spacing w:after="60" w:before="60"/>
+      </w:pPr>
+      <w:r>
+        <w:rPr>
+          <w:sz w:val="2"/>
+          <w:szCs w:val="2"/>
+        </w:rPr>
+        <w:t xml:space="preserve"/>
+      </w:r>
+    </w:p>
+    <w:p>
+      <w:pPr>
+        <w:spacing w:after="34" w:before="34" w:line="250"/>
+      </w:pPr>
+      <w:r>
+        <w:rPr>
+          <w:b/>
+          <w:bCs/>
+          <w:color w:val="2B1B2E"/>
+          <w:sz w:val="19"/>
+          <w:szCs w:val="19"/>
+        </w:rPr>
+        <w:t xml:space="preserve">Defesa </w:t>
+      </w:r>
+      <w:r>
+        <w:rPr>
+          <w:sz w:val="19"/>
+          <w:szCs w:val="19"/>
+        </w:rPr>
+        <w:t xml:space="preserve">15</w:t>
+      </w:r>
+    </w:p>
+    <w:p>
+      <w:pPr>
+        <w:spacing w:after="34" w:before="34" w:line="250"/>
+      </w:pPr>
+      <w:r>
+        <w:rPr>
+          <w:b/>
+          <w:bCs/>
+          <w:color w:val="2B1B2E"/>
+          <w:sz w:val="19"/>
+          <w:szCs w:val="19"/>
+        </w:rPr>
+        <w:t xml:space="preserve">Vida e Integridade </w:t>
+      </w:r>
+      <w:r>
+        <w:rPr>
+          <w:sz w:val="19"/>
+          <w:szCs w:val="19"/>
+        </w:rPr>
+        <w:t xml:space="preserve">270 · 270</w:t>
+      </w:r>
+    </w:p>
+    <w:p>
+      <w:pPr>
+        <w:spacing w:after="34" w:before="34" w:line="250"/>
+      </w:pPr>
+      <w:r>
+        <w:rPr>
+          <w:b/>
+          <w:bCs/>
+          <w:color w:val="2B1B2E"/>
+          <w:sz w:val="19"/>
+          <w:szCs w:val="19"/>
+        </w:rPr>
+        <w:t xml:space="preserve">Deslocamento </w:t>
+      </w:r>
+      <w:r>
+        <w:rPr>
+          <w:sz w:val="19"/>
+          <w:szCs w:val="19"/>
+        </w:rPr>
+        <w:t xml:space="preserve">9 m</w:t>
+      </w:r>
+    </w:p>
+    <w:p>
+      <w:pPr>
+        <w:pBdr>
+          <w:bottom w:val="single" w:color="9A6F87" w:sz="10"/>
+        </w:pBdr>
+        <w:spacing w:after="60" w:before="60"/>
+      </w:pPr>
+      <w:r>
+        <w:rPr>
+          <w:sz w:val="2"/>
+          <w:szCs w:val="2"/>
+        </w:rPr>
+        <w:t xml:space="preserve"/>
+      </w:r>
+    </w:p>
+    <w:tbl>
+      <w:tblPr>
+        <w:tblW w:type="dxa" w:w="9600"/>
+        <w:tblBorders>
+          <w:top w:val="single" w:color="F8C7DC" w:sz="4"/>
+          <w:left w:val="single" w:color="F8C7DC" w:sz="4"/>
+          <w:bottom w:val="single" w:color="F8C7DC" w:sz="4"/>
+          <w:right w:val="single" w:color="F8C7DC" w:sz="4"/>
+          <w:insideH w:val="single" w:color="F8C7DC" w:sz="2"/>
+          <w:insideV w:val="single" w:color="F8C7DC" w:sz="2"/>
+        </w:tblBorders>
+      </w:tblPr>
+      <w:tblGrid>
+        <w:gridCol w:w="1920"/>
+        <w:gridCol w:w="1920"/>
+        <w:gridCol w:w="1920"/>
+        <w:gridCol w:w="1920"/>
+        <w:gridCol w:w="1920"/>
+      </w:tblGrid>
+      <w:tr>
+        <w:trPr>
+          <w:cantSplit/>
+          <w:tblHeader/>
+        </w:trPr>
+        <w:tc>
+          <w:tcPr>
+            <w:tcW w:type="dxa" w:w="1920"/>
+            <w:shd w:fill="2B1B2E" w:color="auto" w:val="clear"/>
+            <w:tcMar>
+              <w:top w:type="dxa" w:w="26"/>
+              <w:left w:type="dxa" w:w="90"/>
+              <w:bottom w:type="dxa" w:w="26"/>
+              <w:right w:type="dxa" w:w="90"/>
+            </w:tcMar>
+            <w:vAlign w:val="center"/>
+          </w:tcPr>
+          <w:p>
+            <w:pPr>
+              <w:spacing w:after="18" w:before="18" w:line="215"/>
+              <w:jc w:val="left"/>
+            </w:pPr>
+            <w:r>
+              <w:rPr>
+                <w:b/>
+                <w:bCs/>
+                <w:color w:val="FFFFFF"/>
+                <w:sz w:val="15"/>
+                <w:szCs w:val="15"/>
+              </w:rPr>
+              <w:t xml:space="preserve">FOR</w:t>
+            </w:r>
+          </w:p>
+        </w:tc>
+        <w:tc>
+          <w:tcPr>
+            <w:tcW w:type="dxa" w:w="1920"/>
+            <w:shd w:fill="2B1B2E" w:color="auto" w:val="clear"/>
+            <w:tcMar>
+              <w:top w:type="dxa" w:w="26"/>
+              <w:left w:type="dxa" w:w="90"/>
+              <w:bottom w:type="dxa" w:w="26"/>
+              <w:right w:type="dxa" w:w="90"/>
+            </w:tcMar>
+            <w:vAlign w:val="center"/>
+          </w:tcPr>
+          <w:p>
+            <w:pPr>
+              <w:spacing w:after="18" w:before="18" w:line="215"/>
+              <w:jc w:val="center"/>
+            </w:pPr>
+            <w:r>
+              <w:rPr>
+                <w:b/>
+                <w:bCs/>
+                <w:color w:val="FFFFFF"/>
+                <w:sz w:val="15"/>
+                <w:szCs w:val="15"/>
+              </w:rPr>
+              <w:t xml:space="preserve">DES</w:t>
+            </w:r>
+          </w:p>
+        </w:tc>
+        <w:tc>
+          <w:tcPr>
+            <w:tcW w:type="dxa" w:w="1920"/>
+            <w:shd w:fill="2B1B2E" w:color="auto" w:val="clear"/>
+            <w:tcMar>
+              <w:top w:type="dxa" w:w="26"/>
+              <w:left w:type="dxa" w:w="90"/>
+              <w:bottom w:type="dxa" w:w="26"/>
+              <w:right w:type="dxa" w:w="90"/>
+            </w:tcMar>
+            <w:vAlign w:val="center"/>
+          </w:tcPr>
+          <w:p>
+            <w:pPr>
+              <w:spacing w:after="18" w:before="18" w:line="215"/>
+              <w:jc w:val="center"/>
+            </w:pPr>
+            <w:r>
+              <w:rPr>
+                <w:b/>
+                <w:bCs/>
+                <w:color w:val="FFFFFF"/>
+                <w:sz w:val="15"/>
+                <w:szCs w:val="15"/>
+              </w:rPr>
+              <w:t xml:space="preserve">CON</w:t>
+            </w:r>
+          </w:p>
+        </w:tc>
+        <w:tc>
+          <w:tcPr>
+            <w:tcW w:type="dxa" w:w="1920"/>
+            <w:shd w:fill="2B1B2E" w:color="auto" w:val="clear"/>
+            <w:tcMar>
+              <w:top w:type="dxa" w:w="26"/>
+              <w:left w:type="dxa" w:w="90"/>
+              <w:bottom w:type="dxa" w:w="26"/>
+              <w:right w:type="dxa" w:w="90"/>
+            </w:tcMar>
+            <w:vAlign w:val="center"/>
+          </w:tcPr>
+          <w:p>
+            <w:pPr>
+              <w:spacing w:after="18" w:before="18" w:line="215"/>
+              <w:jc w:val="center"/>
+            </w:pPr>
+            <w:r>
+              <w:rPr>
+                <w:b/>
+                <w:bCs/>
+                <w:color w:val="FFFFFF"/>
+                <w:sz w:val="15"/>
+                <w:szCs w:val="15"/>
+              </w:rPr>
+              <w:t xml:space="preserve">INT</w:t>
+            </w:r>
+          </w:p>
+        </w:tc>
+        <w:tc>
+          <w:tcPr>
+            <w:tcW w:type="dxa" w:w="1920"/>
+            <w:shd w:fill="2B1B2E" w:color="auto" w:val="clear"/>
+            <w:tcMar>
+              <w:top w:type="dxa" w:w="26"/>
+              <w:left w:type="dxa" w:w="90"/>
+              <w:bottom w:type="dxa" w:w="26"/>
+              <w:right w:type="dxa" w:w="90"/>
+            </w:tcMar>
+            <w:vAlign w:val="center"/>
+          </w:tcPr>
+          <w:p>
+            <w:pPr>
+              <w:spacing w:after="18" w:before="18" w:line="215"/>
+              <w:jc w:val="center"/>
+            </w:pPr>
+            <w:r>
+              <w:rPr>
+                <w:b/>
+                <w:bCs/>
+                <w:color w:val="FFFFFF"/>
+                <w:sz w:val="15"/>
+                <w:szCs w:val="15"/>
+              </w:rPr>
+              <w:t xml:space="preserve">ESS</w:t>
+            </w:r>
+          </w:p>
+        </w:tc>
+      </w:tr>
+      <w:tr>
+        <w:trPr>
+          <w:cantSplit/>
+        </w:trPr>
+        <w:tc>
+          <w:tcPr>
+            <w:tcW w:type="dxa" w:w="1920"/>
+            <w:tcMar>
+              <w:top w:type="dxa" w:w="26"/>
+              <w:left w:type="dxa" w:w="90"/>
+              <w:bottom w:type="dxa" w:w="26"/>
+              <w:right w:type="dxa" w:w="90"/>
+            </w:tcMar>
+            <w:vAlign w:val="center"/>
+          </w:tcPr>
+          <w:p>
+            <w:pPr>
+              <w:spacing w:after="18" w:before="18" w:line="215"/>
+              <w:jc w:val="center"/>
+            </w:pPr>
+            <w:r>
+              <w:rPr>
+                <w:b w:val="false"/>
+                <w:bCs w:val="false"/>
+                <w:color w:val="251727"/>
+                <w:sz w:val="17"/>
+                <w:szCs w:val="17"/>
+              </w:rPr>
+              <w:t xml:space="preserve">3</w:t>
+            </w:r>
+          </w:p>
+        </w:tc>
+        <w:tc>
+          <w:tcPr>
+            <w:tcW w:type="dxa" w:w="1920"/>
+            <w:tcMar>
+              <w:top w:type="dxa" w:w="26"/>
+              <w:left w:type="dxa" w:w="90"/>
+              <w:bottom w:type="dxa" w:w="26"/>
+              <w:right w:type="dxa" w:w="90"/>
+            </w:tcMar>
+            <w:vAlign w:val="center"/>
+          </w:tcPr>
+          <w:p>
+            <w:pPr>
+              <w:spacing w:after="18" w:before="18" w:line="215"/>
+              <w:jc w:val="center"/>
+            </w:pPr>
+            <w:r>
+              <w:rPr>
+                <w:b w:val="false"/>
+                <w:bCs w:val="false"/>
+                <w:color w:val="251727"/>
+                <w:sz w:val="17"/>
+                <w:szCs w:val="17"/>
+              </w:rPr>
+              <w:t xml:space="preserve">1</w:t>
+            </w:r>
+          </w:p>
+        </w:tc>
+        <w:tc>
+          <w:tcPr>
+            <w:tcW w:type="dxa" w:w="1920"/>
+            <w:tcMar>
+              <w:top w:type="dxa" w:w="26"/>
+              <w:left w:type="dxa" w:w="90"/>
+              <w:bottom w:type="dxa" w:w="26"/>
+              <w:right w:type="dxa" w:w="90"/>
+            </w:tcMar>
+            <w:vAlign w:val="center"/>
+          </w:tcPr>
+          <w:p>
+            <w:pPr>
+              <w:spacing w:after="18" w:before="18" w:line="215"/>
+              <w:jc w:val="center"/>
+            </w:pPr>
+            <w:r>
+              <w:rPr>
+                <w:b w:val="false"/>
+                <w:bCs w:val="false"/>
+                <w:color w:val="251727"/>
+                <w:sz w:val="17"/>
+                <w:szCs w:val="17"/>
+              </w:rPr>
+              <w:t xml:space="preserve">3</w:t>
+            </w:r>
+          </w:p>
+        </w:tc>
+        <w:tc>
+          <w:tcPr>
+            <w:tcW w:type="dxa" w:w="1920"/>
+            <w:tcMar>
+              <w:top w:type="dxa" w:w="26"/>
+              <w:left w:type="dxa" w:w="90"/>
+              <w:bottom w:type="dxa" w:w="26"/>
+              <w:right w:type="dxa" w:w="90"/>
+            </w:tcMar>
+            <w:vAlign w:val="center"/>
+          </w:tcPr>
+          <w:p>
+            <w:pPr>
+              <w:spacing w:after="18" w:before="18" w:line="215"/>
+              <w:jc w:val="center"/>
+            </w:pPr>
+            <w:r>
+              <w:rPr>
+                <w:b w:val="false"/>
+                <w:bCs w:val="false"/>
+                <w:color w:val="251727"/>
+                <w:sz w:val="17"/>
+                <w:szCs w:val="17"/>
+              </w:rPr>
+              <w:t xml:space="preserve">1</w:t>
+            </w:r>
+          </w:p>
+        </w:tc>
+        <w:tc>
+          <w:tcPr>
+            <w:tcW w:type="dxa" w:w="1920"/>
+            <w:tcMar>
+              <w:top w:type="dxa" w:w="26"/>
+              <w:left w:type="dxa" w:w="90"/>
+              <w:bottom w:type="dxa" w:w="26"/>
+              <w:right w:type="dxa" w:w="90"/>
+            </w:tcMar>
+            <w:vAlign w:val="center"/>
+          </w:tcPr>
+          <w:p>
+            <w:pPr>
+              <w:spacing w:after="18" w:before="18" w:line="215"/>
+              <w:jc w:val="center"/>
+            </w:pPr>
+            <w:r>
+              <w:rPr>
+                <w:b w:val="false"/>
+                <w:bCs w:val="false"/>
+                <w:color w:val="251727"/>
+                <w:sz w:val="17"/>
+                <w:szCs w:val="17"/>
+              </w:rPr>
+              <w:t xml:space="preserve">1</w:t>
+            </w:r>
+          </w:p>
+        </w:tc>
+      </w:tr>
+    </w:tbl>
+    <w:p>
+      <w:pPr>
+        <w:pBdr>
+          <w:bottom w:val="single" w:color="9A6F87" w:sz="10"/>
+        </w:pBdr>
+        <w:spacing w:after="60" w:before="60"/>
+      </w:pPr>
+      <w:r>
+        <w:rPr>
+          <w:sz w:val="2"/>
+          <w:szCs w:val="2"/>
+        </w:rPr>
+        <w:t xml:space="preserve"/>
+      </w:r>
+    </w:p>
+    <w:p>
+      <w:pPr>
+        <w:spacing w:after="34" w:before="34" w:line="250"/>
+      </w:pPr>
+      <w:r>
+        <w:rPr>
+          <w:b/>
+          <w:bCs/>
+          <w:color w:val="2B1B2E"/>
+          <w:sz w:val="19"/>
+          <w:szCs w:val="19"/>
+        </w:rPr>
+        <w:t xml:space="preserve">Testes de Resistência </w:t>
+      </w:r>
+      <w:r>
+        <w:rPr>
+          <w:sz w:val="19"/>
+          <w:szCs w:val="19"/>
+        </w:rPr>
+        <w:t xml:space="preserve">Físico (Força) e Vigor — os dois treinados</w:t>
+      </w:r>
+    </w:p>
+    <w:p>
+      <w:pPr>
+        <w:spacing w:after="34" w:before="34" w:line="250"/>
+      </w:pPr>
+      <w:r>
+        <w:rPr>
+          <w:b/>
+          <w:bCs/>
+          <w:color w:val="2B1B2E"/>
+          <w:sz w:val="19"/>
+          <w:szCs w:val="19"/>
+        </w:rPr>
+        <w:t xml:space="preserve">CD dele </w:t>
+      </w:r>
+      <w:r>
+        <w:rPr>
+          <w:sz w:val="19"/>
+          <w:szCs w:val="19"/>
+        </w:rPr>
+        <w:t xml:space="preserve">12</w:t>
+      </w:r>
+    </w:p>
+    <w:p>
+      <w:pPr>
+        <w:spacing w:after="34" w:before="34" w:line="250"/>
+      </w:pPr>
+      <w:r>
+        <w:rPr>
+          <w:b/>
+          <w:bCs/>
+          <w:color w:val="2B1B2E"/>
+          <w:sz w:val="19"/>
+          <w:szCs w:val="19"/>
+        </w:rPr>
+        <w:t xml:space="preserve">Refino </w:t>
+      </w:r>
+      <w:r>
+        <w:rPr>
+          <w:sz w:val="19"/>
+          <w:szCs w:val="19"/>
+        </w:rPr>
+        <w:t xml:space="preserve">3</w:t>
+      </w:r>
+    </w:p>
+    <w:p>
+      <w:pPr>
+        <w:spacing w:after="34" w:before="34" w:line="250"/>
+      </w:pPr>
+      <w:r>
+        <w:rPr>
+          <w:b/>
+          <w:bCs/>
+          <w:color w:val="2B1B2E"/>
+          <w:sz w:val="19"/>
+          <w:szCs w:val="19"/>
+        </w:rPr>
+        <w:t xml:space="preserve">Resistência · imunidade · vulnerabilidade </w:t>
+      </w:r>
+      <w:r>
+        <w:rPr>
+          <w:sz w:val="19"/>
+          <w:szCs w:val="19"/>
+        </w:rPr>
+        <w:t xml:space="preserve">nenhuma — resistir custaria um degrau de categoria</w:t>
+      </w:r>
+    </w:p>
+    <w:p>
+      <w:pPr>
+        <w:pBdr>
+          <w:bottom w:val="single" w:color="BC2A6E" w:sz="10"/>
+        </w:pBdr>
+        <w:spacing w:after="60" w:before="60"/>
+      </w:pPr>
+      <w:r>
+        <w:rPr>
+          <w:sz w:val="2"/>
+          <w:szCs w:val="2"/>
+        </w:rPr>
+        <w:t xml:space="preserve"/>
+      </w:r>
+    </w:p>
+    <w:p>
+      <w:pPr>
+        <w:spacing w:after="40" w:before="60"/>
+      </w:pPr>
+      <w:r>
+        <w:rPr>
+          <w:b/>
+          <w:bCs/>
+          <w:color w:val="BC2A6E"/>
+          <w:spacing w:val="40"/>
+          <w:sz w:val="20"/>
+          <w:szCs w:val="20"/>
+        </w:rPr>
+        <w:t xml:space="preserve">AÇÕES</w:t>
+      </w:r>
+    </w:p>
+    <w:p>
+      <w:pPr>
+        <w:spacing w:after="34" w:before="34" w:line="250"/>
+      </w:pPr>
+      <w:r>
+        <w:rPr>
+          <w:b/>
+          <w:bCs/>
+          <w:color w:val="2B1B2E"/>
+          <w:sz w:val="19"/>
+          <w:szCs w:val="19"/>
+        </w:rPr>
+        <w:t xml:space="preserve">Por rodada </w:t>
+      </w:r>
+      <w:r>
+        <w:rPr>
+          <w:sz w:val="19"/>
+          <w:szCs w:val="19"/>
+        </w:rPr>
+        <w:t xml:space="preserve">3 ações, e uma Reação</w:t>
+      </w:r>
+    </w:p>
+    <w:p>
+      <w:pPr>
+        <w:spacing w:after="34" w:before="34" w:line="250"/>
+      </w:pPr>
+      <w:r>
+        <w:rPr>
+          <w:b/>
+          <w:bCs/>
+          <w:color w:val="2B1B2E"/>
+          <w:sz w:val="19"/>
+          <w:szCs w:val="19"/>
+        </w:rPr>
+        <w:t xml:space="preserve">Golpe </w:t>
+      </w:r>
+      <w:r>
+        <w:rPr>
+          <w:sz w:val="19"/>
+          <w:szCs w:val="19"/>
+        </w:rPr>
+        <w:t xml:space="preserve">+4 para acertar, 2d6 + 6 de dano</w:t>
+      </w:r>
+    </w:p>
+    <w:p>
+      <w:pPr>
+        <w:pBdr>
+          <w:bottom w:val="single" w:color="BC2A6E" w:sz="10"/>
+        </w:pBdr>
+        <w:spacing w:after="60" w:before="60"/>
+      </w:pPr>
+      <w:r>
+        <w:rPr>
+          <w:sz w:val="2"/>
+          <w:szCs w:val="2"/>
+        </w:rPr>
+        <w:t xml:space="preserve"/>
+      </w:r>
+    </w:p>
+    <w:tbl>
+      <w:tblPr>
+        <w:tblW w:type="dxa" w:w="9600"/>
+        <w:tblBorders>
+          <w:top w:val="nil"/>
+          <w:left w:val="nil"/>
+          <w:bottom w:val="nil"/>
+          <w:right w:val="nil"/>
+          <w:insideH w:val="nil"/>
+          <w:insideV w:val="nil"/>
+        </w:tblBorders>
+      </w:tblPr>
+      <w:tblGrid>
+        <w:gridCol w:w="9600"/>
+      </w:tblGrid>
+      <w:tr>
+        <w:trPr>
+          <w:cantSplit/>
+        </w:trPr>
+        <w:tc>
+          <w:tcPr>
+            <w:tcW w:type="dxa" w:w="9600"/>
+            <w:tcBorders>
+              <w:top w:val="nil"/>
+              <w:left w:val="single" w:color="BC2A6E" w:sz="12"/>
+              <w:bottom w:val="nil"/>
+              <w:right w:val="nil"/>
+            </w:tcBorders>
+            <w:shd w:fill="FDF0F6" w:color="auto" w:val="clear"/>
+            <w:tcMar>
+              <w:top w:type="dxa" w:w="70"/>
+              <w:left w:type="dxa" w:w="150"/>
+              <w:bottom w:type="dxa" w:w="70"/>
+              <w:right w:type="dxa" w:w="150"/>
+            </w:tcMar>
+          </w:tcPr>
+          <w:p>
+            <w:pPr>
+              <w:spacing w:after="60" w:before="20"/>
+            </w:pPr>
+            <w:r>
+              <w:rPr>
+                <w:b/>
+                <w:bCs/>
+                <w:color w:val="847B86"/>
+                <w:spacing w:val="30"/>
+                <w:sz w:val="13"/>
+                <w:szCs w:val="13"/>
+              </w:rPr>
+              <w:t xml:space="preserve">CARACTERÍSTICAS — PASSIVAS, APTIDÕES E TÉCNICA</w:t>
+            </w:r>
+          </w:p>
+          <w:p>
+            <w:pPr>
+              <w:spacing w:after="60" w:line="260"/>
+            </w:pPr>
+            <w:r>
+              <w:rPr>
+                <w:sz w:val="19"/>
+                <w:szCs w:val="19"/>
+              </w:rPr>
+              <w:t xml:space="preserve">nenhuma — vida e golpe são o encontro inteiro</w:t>
+            </w:r>
+          </w:p>
+          <w:p>
+            <w:pPr>
+              <w:spacing w:after="108"/>
+            </w:pPr>
+          </w:p>
+        </w:tc>
+      </w:tr>
+    </w:tbl>
+    <w:tbl>
+      <w:tblPr>
+        <w:tblW w:type="dxa" w:w="9600"/>
+        <w:tblBorders>
+          <w:top w:val="nil"/>
+          <w:left w:val="nil"/>
+          <w:bottom w:val="nil"/>
+          <w:right w:val="nil"/>
+          <w:insideH w:val="nil"/>
+          <w:insideV w:val="nil"/>
+        </w:tblBorders>
+      </w:tblPr>
+      <w:tblGrid>
+        <w:gridCol w:w="9600"/>
+      </w:tblGrid>
+      <w:tr>
+        <w:trPr>
+          <w:cantSplit/>
+        </w:trPr>
+        <w:tc>
+          <w:tcPr>
+            <w:tcW w:type="dxa" w:w="9600"/>
+            <w:tcBorders>
+              <w:top w:val="nil"/>
+              <w:left w:val="single" w:color="BC2A6E" w:sz="12"/>
+              <w:bottom w:val="nil"/>
+              <w:right w:val="nil"/>
+            </w:tcBorders>
+            <w:shd w:fill="FDF0F6" w:color="auto" w:val="clear"/>
+            <w:tcMar>
+              <w:top w:type="dxa" w:w="70"/>
+              <w:left w:type="dxa" w:w="150"/>
+              <w:bottom w:type="dxa" w:w="70"/>
+              <w:right w:type="dxa" w:w="150"/>
+            </w:tcMar>
+          </w:tcPr>
+          <w:p>
+            <w:pPr>
+              <w:spacing w:after="60" w:before="20"/>
+            </w:pPr>
+            <w:r>
+              <w:rPr>
+                <w:b/>
+                <w:bCs/>
+                <w:color w:val="847B86"/>
+                <w:spacing w:val="30"/>
+                <w:sz w:val="13"/>
+                <w:szCs w:val="13"/>
+              </w:rPr>
+              <w:t xml:space="preserve">PACTO — O TETO DO PERMANENTE É METADE DA ESSÊNCIA DELE</w:t>
+            </w:r>
+          </w:p>
+          <w:p>
+            <w:pPr>
+              <w:spacing w:after="60" w:line="260"/>
+            </w:pPr>
+            <w:r>
+              <w:rPr>
+                <w:sz w:val="19"/>
+                <w:szCs w:val="19"/>
+              </w:rPr>
+              <w:t xml:space="preserve">nenhum — o teto do permanente é metade da Essência dela, que é 1</w:t>
+            </w:r>
+          </w:p>
+        </w:tc>
+      </w:tr>
+    </w:tbl>
+    <w:tbl>
+      <w:tblPr>
+        <w:tblW w:type="dxa" w:w="9600"/>
+        <w:tblBorders>
+          <w:top w:val="nil"/>
+          <w:left w:val="nil"/>
+          <w:bottom w:val="nil"/>
+          <w:right w:val="nil"/>
+          <w:insideH w:val="nil"/>
+          <w:insideV w:val="nil"/>
+        </w:tblBorders>
+      </w:tblPr>
+      <w:tblGrid>
+        <w:gridCol w:w="9600"/>
+      </w:tblGrid>
+      <w:tr>
+        <w:trPr>
+          <w:cantSplit/>
+        </w:trPr>
+        <w:tc>
+          <w:tcPr>
+            <w:tcW w:type="dxa" w:w="9600"/>
+            <w:tcBorders>
+              <w:top w:val="nil"/>
+              <w:left w:val="single" w:color="BC2A6E" w:sz="12"/>
+              <w:bottom w:val="nil"/>
+              <w:right w:val="nil"/>
+            </w:tcBorders>
+            <w:shd w:fill="FDF0F6" w:color="auto" w:val="clear"/>
+            <w:tcMar>
+              <w:top w:type="dxa" w:w="70"/>
+              <w:left w:type="dxa" w:w="150"/>
+              <w:bottom w:type="dxa" w:w="70"/>
+              <w:right w:type="dxa" w:w="150"/>
+            </w:tcMar>
+          </w:tcPr>
+          <w:p>
+            <w:pPr>
+              <w:spacing w:after="60" w:before="20"/>
+            </w:pPr>
+            <w:r>
+              <w:rPr>
+                <w:b/>
+                <w:bCs/>
+                <w:color w:val="847B86"/>
+                <w:spacing w:val="30"/>
+                <w:sz w:val="13"/>
+                <w:szCs w:val="13"/>
+              </w:rPr>
+              <w:t xml:space="preserve">O QUE ELE FAZ NA MESA</w:t>
+            </w:r>
+          </w:p>
+          <w:p>
+            <w:pPr>
+              <w:spacing w:after="60" w:line="260"/>
+            </w:pPr>
+            <w:r>
+              <w:rPr>
+                <w:sz w:val="19"/>
+                <w:szCs w:val="19"/>
+              </w:rPr>
+              <w:t xml:space="preserve">O que a ficção sempre pôs no fim do arco. Não tem truque. É grande, é forte, e vem pela porta — e o grupo do nível 6 precisa dos quatro para segurar. Repartida em capangas, cada um tem 67 de vida e 13 de dano.</w:t>
+            </w:r>
+          </w:p>
+          <w:p>
+            <w:pPr>
+              <w:spacing w:after="108"/>
+            </w:pPr>
+          </w:p>
+        </w:tc>
+      </w:tr>
+    </w:tbl>
     <w:p>
       <w:r>
         <w:br w:type="page"/>
@@ -6202,7 +10918,7 @@
                 <w:sz w:val="17"/>
                 <w:szCs w:val="17"/>
               </w:rPr>
-              <w:t xml:space="preserve">1d8 + 3  ×1</w:t>
+              <w:t xml:space="preserve">2d4 + 3  ×1</w:t>
             </w:r>
           </w:p>
         </w:tc>
@@ -6230,7 +10946,7 @@
                 <w:sz w:val="17"/>
                 <w:szCs w:val="17"/>
               </w:rPr>
-              <w:t xml:space="preserve">1d8 + 1  ×3</w:t>
+              <w:t xml:space="preserve">1d4 + 3  ×3</w:t>
             </w:r>
           </w:p>
         </w:tc>
@@ -6258,7 +10974,7 @@
                 <w:sz w:val="17"/>
                 <w:szCs w:val="17"/>
               </w:rPr>
-              <w:t xml:space="preserve">1d8  ×5</w:t>
+              <w:t xml:space="preserve">1d4 + 3  ×5</w:t>
             </w:r>
           </w:p>
         </w:tc>
@@ -6321,7 +11037,7 @@
                 <w:sz w:val="17"/>
                 <w:szCs w:val="17"/>
               </w:rPr>
-              <w:t xml:space="preserve">1d8 + 5  ×1</w:t>
+              <w:t xml:space="preserve">2d4 + 5  ×1</w:t>
             </w:r>
           </w:p>
         </w:tc>
@@ -6379,7 +11095,7 @@
                 <w:sz w:val="17"/>
                 <w:szCs w:val="17"/>
               </w:rPr>
-              <w:t xml:space="preserve">1d8 + 8  ×3</w:t>
+              <w:t xml:space="preserve">2d6 + 6  ×3</w:t>
             </w:r>
           </w:p>
         </w:tc>
@@ -6408,7 +11124,7 @@
                 <w:sz w:val="17"/>
                 <w:szCs w:val="17"/>
               </w:rPr>
-              <w:t xml:space="preserve">1d8 + 7  ×5</w:t>
+              <w:t xml:space="preserve">1d10 + 6  ×5</w:t>
             </w:r>
           </w:p>
         </w:tc>
@@ -6525,7 +11241,7 @@
                 <w:sz w:val="17"/>
                 <w:szCs w:val="17"/>
               </w:rPr>
-              <w:t xml:space="preserve">3d8 + 11  ×3</w:t>
+              <w:t xml:space="preserve">2d12 + 12  ×3</w:t>
             </w:r>
           </w:p>
         </w:tc>
@@ -6553,7 +11269,7 @@
                 <w:sz w:val="17"/>
                 <w:szCs w:val="17"/>
               </w:rPr>
-              <w:t xml:space="preserve">2d8 + 13  ×5</w:t>
+              <w:t xml:space="preserve">2d10 + 11  ×5</w:t>
             </w:r>
           </w:p>
         </w:tc>
@@ -6616,7 +11332,7 @@
                 <w:sz w:val="17"/>
                 <w:szCs w:val="17"/>
               </w:rPr>
-              <w:t xml:space="preserve">3d8 + 14  ×1</w:t>
+              <w:t xml:space="preserve">4d6 + 14  ×1</w:t>
             </w:r>
           </w:p>
         </w:tc>
@@ -6703,7 +11419,7 @@
                 <w:sz w:val="17"/>
                 <w:szCs w:val="17"/>
               </w:rPr>
-              <w:t xml:space="preserve">4d8 + 15  ×5</w:t>
+              <w:t xml:space="preserve">3d10 + 17  ×5</w:t>
             </w:r>
           </w:p>
         </w:tc>
@@ -6820,7 +11536,7 @@
                 <w:sz w:val="17"/>
                 <w:szCs w:val="17"/>
               </w:rPr>
-              <w:t xml:space="preserve">5d8 + 26  ×3</w:t>
+              <w:t xml:space="preserve">4d12 + 23  ×3</w:t>
             </w:r>
           </w:p>
         </w:tc>
@@ -6848,7 +11564,7 @@
                 <w:sz w:val="17"/>
                 <w:szCs w:val="17"/>
               </w:rPr>
-              <w:t xml:space="preserve">5d8 + 21  ×5</w:t>
+              <w:t xml:space="preserve">4d10 + 22  ×5</w:t>
             </w:r>
           </w:p>
         </w:tc>
@@ -6911,7 +11627,7 @@
                 <w:sz w:val="17"/>
                 <w:szCs w:val="17"/>
               </w:rPr>
-              <w:t xml:space="preserve">5d8 + 23  ×1</w:t>
+              <w:t xml:space="preserve">4d10 + 24  ×1</w:t>
             </w:r>
           </w:p>
         </w:tc>
@@ -6940,7 +11656,7 @@
                 <w:sz w:val="17"/>
                 <w:szCs w:val="17"/>
               </w:rPr>
-              <w:t xml:space="preserve">10d8 + 46  ×1</w:t>
+              <w:t xml:space="preserve">8d10 + 47  ×1</w:t>
             </w:r>
           </w:p>
         </w:tc>
@@ -6969,7 +11685,7 @@
                 <w:sz w:val="17"/>
                 <w:szCs w:val="17"/>
               </w:rPr>
-              <w:t xml:space="preserve">7d8 + 29  ×3</w:t>
+              <w:t xml:space="preserve">6d10 + 28  ×3</w:t>
             </w:r>
           </w:p>
         </w:tc>
@@ -6998,7 +11714,7 @@
                 <w:sz w:val="17"/>
                 <w:szCs w:val="17"/>
               </w:rPr>
-              <w:t xml:space="preserve">6d8 + 28  ×5</w:t>
+              <w:t xml:space="preserve">5d10 + 27  ×5</w:t>
             </w:r>
           </w:p>
         </w:tc>
@@ -7087,7 +11803,7 @@
                 <w:sz w:val="17"/>
                 <w:szCs w:val="17"/>
               </w:rPr>
-              <w:t xml:space="preserve">12d8 + 55  ×1</w:t>
+              <w:t xml:space="preserve">8d12 + 57  ×1</w:t>
             </w:r>
           </w:p>
         </w:tc>
@@ -7143,7 +11859,7 @@
                 <w:sz w:val="17"/>
                 <w:szCs w:val="17"/>
               </w:rPr>
-              <w:t xml:space="preserve">7d8 + 34  ×5</w:t>
+              <w:t xml:space="preserve">6d10 + 33  ×5</w:t>
             </w:r>
           </w:p>
         </w:tc>
@@ -8859,7 +13575,7 @@
                 <w:sz w:val="17"/>
                 <w:szCs w:val="17"/>
               </w:rPr>
-              <w:t xml:space="preserve">1d8 + 1</w:t>
+              <w:t xml:space="preserve">1d4 + 4</w:t>
             </w:r>
           </w:p>
         </w:tc>
@@ -8979,7 +13695,7 @@
                 <w:sz w:val="17"/>
                 <w:szCs w:val="17"/>
               </w:rPr>
-              <w:t xml:space="preserve">1d8 + 8</w:t>
+              <w:t xml:space="preserve">2d6 + 6</w:t>
             </w:r>
           </w:p>
         </w:tc>
@@ -9097,7 +13813,7 @@
                 <w:sz w:val="17"/>
                 <w:szCs w:val="17"/>
               </w:rPr>
-              <w:t xml:space="preserve">3d8 + 11</w:t>
+              <w:t xml:space="preserve">2d12 + 12</w:t>
             </w:r>
           </w:p>
         </w:tc>
@@ -9335,7 +14051,7 @@
                 <w:sz w:val="17"/>
                 <w:szCs w:val="17"/>
               </w:rPr>
-              <w:t xml:space="preserve">5d8 + 26</w:t>
+              <w:t xml:space="preserve">4d12 + 23</w:t>
             </w:r>
           </w:p>
         </w:tc>
@@ -9455,7 +14171,7 @@
                 <w:sz w:val="17"/>
                 <w:szCs w:val="17"/>
               </w:rPr>
-              <w:t xml:space="preserve">7d8 + 29</w:t>
+              <w:t xml:space="preserve">6d10 + 28</w:t>
             </w:r>
           </w:p>
         </w:tc>

--- a/sistema/05-material/gerador-inimigo/bloco-de-inimigo.docx
+++ b/sistema/05-material/gerador-inimigo/bloco-de-inimigo.docx
@@ -156,6 +156,24 @@
           <w:szCs w:val="19"/>
         </w:rPr>
         <w:t xml:space="preserve">Deslocamento </w:t>
+      </w:r>
+    </w:p>
+    <w:p>
+      <w:pPr>
+        <w:pBdr>
+          <w:bottom w:val="single" w:color="9A6F87" w:sz="4" w:space="3"/>
+        </w:pBdr>
+        <w:spacing w:after="46" w:before="34" w:line="250"/>
+      </w:pPr>
+      <w:r>
+        <w:rPr>
+          <w:b/>
+          <w:bCs/>
+          <w:color w:val="2B1B2E"/>
+          <w:sz w:val="19"/>
+          <w:szCs w:val="19"/>
+        </w:rPr>
+        <w:t xml:space="preserve">Poço de PE </w:t>
       </w:r>
     </w:p>
     <w:p>
@@ -987,6 +1005,28 @@
           <w:szCs w:val="19"/>
         </w:rPr>
         <w:t xml:space="preserve">9 m</w:t>
+      </w:r>
+    </w:p>
+    <w:p>
+      <w:pPr>
+        <w:spacing w:after="34" w:before="34" w:line="250"/>
+      </w:pPr>
+      <w:r>
+        <w:rPr>
+          <w:b/>
+          <w:bCs/>
+          <w:color w:val="2B1B2E"/>
+          <w:sz w:val="19"/>
+          <w:szCs w:val="19"/>
+        </w:rPr>
+        <w:t xml:space="preserve">Poço de PE </w:t>
+      </w:r>
+      <w:r>
+        <w:rPr>
+          <w:sz w:val="19"/>
+          <w:szCs w:val="19"/>
+        </w:rPr>
+        <w:t xml:space="preserve">50</w:t>
       </w:r>
     </w:p>
     <w:p>
@@ -3689,6 +3729,28 @@
     </w:p>
     <w:p>
       <w:pPr>
+        <w:spacing w:after="34" w:before="34" w:line="250"/>
+      </w:pPr>
+      <w:r>
+        <w:rPr>
+          <w:b/>
+          <w:bCs/>
+          <w:color w:val="2B1B2E"/>
+          <w:sz w:val="19"/>
+          <w:szCs w:val="19"/>
+        </w:rPr>
+        <w:t xml:space="preserve">Poço de PE </w:t>
+      </w:r>
+      <w:r>
+        <w:rPr>
+          <w:sz w:val="19"/>
+          <w:szCs w:val="19"/>
+        </w:rPr>
+        <w:t xml:space="preserve">3</w:t>
+      </w:r>
+    </w:p>
+    <w:p>
+      <w:pPr>
         <w:pBdr>
           <w:bottom w:val="single" w:color="9A6F87" w:sz="10"/>
         </w:pBdr>
@@ -4576,6 +4638,28 @@
     </w:p>
     <w:p>
       <w:pPr>
+        <w:spacing w:after="34" w:before="34" w:line="250"/>
+      </w:pPr>
+      <w:r>
+        <w:rPr>
+          <w:b/>
+          <w:bCs/>
+          <w:color w:val="2B1B2E"/>
+          <w:sz w:val="19"/>
+          <w:szCs w:val="19"/>
+        </w:rPr>
+        <w:t xml:space="preserve">Poço de PE </w:t>
+      </w:r>
+      <w:r>
+        <w:rPr>
+          <w:sz w:val="19"/>
+          <w:szCs w:val="19"/>
+        </w:rPr>
+        <w:t xml:space="preserve">5</w:t>
+      </w:r>
+    </w:p>
+    <w:p>
+      <w:pPr>
         <w:pBdr>
           <w:bottom w:val="single" w:color="9A6F87" w:sz="10"/>
         </w:pBdr>
@@ -5463,6 +5547,28 @@
     </w:p>
     <w:p>
       <w:pPr>
+        <w:spacing w:after="34" w:before="34" w:line="250"/>
+      </w:pPr>
+      <w:r>
+        <w:rPr>
+          <w:b/>
+          <w:bCs/>
+          <w:color w:val="2B1B2E"/>
+          <w:sz w:val="19"/>
+          <w:szCs w:val="19"/>
+        </w:rPr>
+        <w:t xml:space="preserve">Poço de PE </w:t>
+      </w:r>
+      <w:r>
+        <w:rPr>
+          <w:sz w:val="19"/>
+          <w:szCs w:val="19"/>
+        </w:rPr>
+        <w:t xml:space="preserve">11</w:t>
+      </w:r>
+    </w:p>
+    <w:p>
+      <w:pPr>
         <w:pBdr>
           <w:bottom w:val="single" w:color="9A6F87" w:sz="10"/>
         </w:pBdr>
@@ -6350,6 +6456,28 @@
     </w:p>
     <w:p>
       <w:pPr>
+        <w:spacing w:after="34" w:before="34" w:line="250"/>
+      </w:pPr>
+      <w:r>
+        <w:rPr>
+          <w:b/>
+          <w:bCs/>
+          <w:color w:val="2B1B2E"/>
+          <w:sz w:val="19"/>
+          <w:szCs w:val="19"/>
+        </w:rPr>
+        <w:t xml:space="preserve">Poço de PE </w:t>
+      </w:r>
+      <w:r>
+        <w:rPr>
+          <w:sz w:val="19"/>
+          <w:szCs w:val="19"/>
+        </w:rPr>
+        <w:t xml:space="preserve">7</w:t>
+      </w:r>
+    </w:p>
+    <w:p>
+      <w:pPr>
         <w:pBdr>
           <w:bottom w:val="single" w:color="9A6F87" w:sz="10"/>
         </w:pBdr>
@@ -7237,6 +7365,28 @@
     </w:p>
     <w:p>
       <w:pPr>
+        <w:spacing w:after="34" w:before="34" w:line="250"/>
+      </w:pPr>
+      <w:r>
+        <w:rPr>
+          <w:b/>
+          <w:bCs/>
+          <w:color w:val="2B1B2E"/>
+          <w:sz w:val="19"/>
+          <w:szCs w:val="19"/>
+        </w:rPr>
+        <w:t xml:space="preserve">Poço de PE </w:t>
+      </w:r>
+      <w:r>
+        <w:rPr>
+          <w:sz w:val="19"/>
+          <w:szCs w:val="19"/>
+        </w:rPr>
+        <w:t xml:space="preserve">13</w:t>
+      </w:r>
+    </w:p>
+    <w:p>
+      <w:pPr>
         <w:pBdr>
           <w:bottom w:val="single" w:color="9A6F87" w:sz="10"/>
         </w:pBdr>
@@ -8156,6 +8306,28 @@
     </w:p>
     <w:p>
       <w:pPr>
+        <w:spacing w:after="34" w:before="34" w:line="250"/>
+      </w:pPr>
+      <w:r>
+        <w:rPr>
+          <w:b/>
+          <w:bCs/>
+          <w:color w:val="2B1B2E"/>
+          <w:sz w:val="19"/>
+          <w:szCs w:val="19"/>
+        </w:rPr>
+        <w:t xml:space="preserve">Poço de PE </w:t>
+      </w:r>
+      <w:r>
+        <w:rPr>
+          <w:sz w:val="19"/>
+          <w:szCs w:val="19"/>
+        </w:rPr>
+        <w:t xml:space="preserve">26</w:t>
+      </w:r>
+    </w:p>
+    <w:p>
+      <w:pPr>
         <w:pBdr>
           <w:bottom w:val="single" w:color="9A6F87" w:sz="10"/>
         </w:pBdr>
@@ -11865,6 +12037,1370 @@
         </w:tc>
       </w:tr>
     </w:tbl>
+    <w:p>
+      <w:pPr>
+        <w:spacing w:after="150"/>
+      </w:pPr>
+    </w:p>
+    <w:tbl>
+      <w:tblPr>
+        <w:tblW w:type="dxa" w:w="9600"/>
+        <w:tblBorders>
+          <w:top w:val="nil"/>
+          <w:left w:val="nil"/>
+          <w:bottom w:val="nil"/>
+          <w:right w:val="nil"/>
+          <w:insideH w:val="nil"/>
+          <w:insideV w:val="nil"/>
+        </w:tblBorders>
+      </w:tblPr>
+      <w:tblGrid>
+        <w:gridCol w:w="9600"/>
+      </w:tblGrid>
+      <w:tr>
+        <w:trPr>
+          <w:cantSplit/>
+        </w:trPr>
+        <w:tc>
+          <w:tcPr>
+            <w:tcW w:type="dxa" w:w="9600"/>
+            <w:shd w:fill="2B1B2E" w:color="auto" w:val="clear"/>
+            <w:tcMar>
+              <w:top w:type="dxa" w:w="50"/>
+              <w:left w:type="dxa" w:w="150"/>
+              <w:bottom w:type="dxa" w:w="50"/>
+              <w:right w:type="dxa" w:w="150"/>
+            </w:tcMar>
+          </w:tcPr>
+          <w:p>
+            <w:pPr>
+              <w:spacing w:after="30" w:before="30"/>
+            </w:pPr>
+            <w:r>
+              <w:rPr>
+                <w:rFonts w:ascii="Georgia" w:cs="Georgia" w:eastAsia="Georgia" w:hAnsi="Georgia"/>
+                <w:b/>
+                <w:bCs/>
+                <w:color w:val="FFFFFF"/>
+                <w:spacing w:val="50"/>
+                <w:sz w:val="17"/>
+                <w:szCs w:val="17"/>
+              </w:rPr>
+              <w:t xml:space="preserve">O POÇO DE PE</w:t>
+            </w:r>
+          </w:p>
+        </w:tc>
+      </w:tr>
+    </w:tbl>
+    <w:p>
+      <w:pPr>
+        <w:spacing w:after="70" w:before="0" w:line="232"/>
+      </w:pPr>
+      <w:r>
+        <w:t xml:space="preserve">É a </w:t>
+      </w:r>
+      <w:r>
+        <w:rPr>
+          <w:b/>
+          <w:bCs/>
+        </w:rPr>
+        <w:t xml:space="preserve">cota de dano por rodada em outra unidade</w:t>
+      </w:r>
+      <w:r>
+        <w:t xml:space="preserve"> — ela dividida por </w:t>
+      </w:r>
+      <w:r>
+        <w:rPr>
+          <w:rFonts w:ascii="Consolas" w:cs="Consolas" w:eastAsia="Consolas" w:hAnsi="Consolas"/>
+          <w:color w:val="2B1B2E"/>
+          <w:sz w:val="17"/>
+          <w:szCs w:val="17"/>
+        </w:rPr>
+        <w:t xml:space="preserve">4,5</w:t>
+      </w:r>
+      <w:r>
+        <w:t xml:space="preserve"> e multiplicada pelas três rodadas da luta. Ele </w:t>
+      </w:r>
+      <w:r>
+        <w:rPr>
+          <w:b/>
+          <w:bCs/>
+        </w:rPr>
+        <w:t xml:space="preserve">não</w:t>
+      </w:r>
+      <w:r>
+        <w:t xml:space="preserve"> compra dano: a cota é o teto de saída com poço cheio ou vazio. O que o PE paga é a </w:t>
+      </w:r>
+      <w:r>
+        <w:rPr>
+          <w:b/>
+          <w:bCs/>
+        </w:rPr>
+        <w:t xml:space="preserve">forma</w:t>
+      </w:r>
+      <w:r>
+        <w:t xml:space="preserve"> — a área, a condição, a Melhoria. Secou, o golpe da tabela acima continua saindo inteiro, só que sem nada em cima.</w:t>
+      </w:r>
+    </w:p>
+    <w:tbl>
+      <w:tblPr>
+        <w:tblW w:type="dxa" w:w="9600"/>
+        <w:tblBorders>
+          <w:top w:val="single" w:color="F8C7DC" w:sz="4"/>
+          <w:left w:val="single" w:color="F8C7DC" w:sz="4"/>
+          <w:bottom w:val="single" w:color="F8C7DC" w:sz="4"/>
+          <w:right w:val="single" w:color="F8C7DC" w:sz="4"/>
+          <w:insideH w:val="single" w:color="F8C7DC" w:sz="2"/>
+          <w:insideV w:val="single" w:color="F8C7DC" w:sz="2"/>
+        </w:tblBorders>
+      </w:tblPr>
+      <w:tblGrid>
+        <w:gridCol w:w="2112"/>
+        <w:gridCol w:w="1824"/>
+        <w:gridCol w:w="1824"/>
+        <w:gridCol w:w="1920"/>
+        <w:gridCol w:w="1920"/>
+      </w:tblGrid>
+      <w:tr>
+        <w:trPr>
+          <w:cantSplit/>
+          <w:tblHeader/>
+        </w:trPr>
+        <w:tc>
+          <w:tcPr>
+            <w:tcW w:type="dxa" w:w="2112"/>
+            <w:shd w:fill="2B1B2E" w:color="auto" w:val="clear"/>
+            <w:tcMar>
+              <w:top w:type="dxa" w:w="26"/>
+              <w:left w:type="dxa" w:w="90"/>
+              <w:bottom w:type="dxa" w:w="26"/>
+              <w:right w:type="dxa" w:w="90"/>
+            </w:tcMar>
+            <w:vAlign w:val="center"/>
+          </w:tcPr>
+          <w:p>
+            <w:pPr>
+              <w:spacing w:after="18" w:before="18" w:line="215"/>
+              <w:jc w:val="left"/>
+            </w:pPr>
+            <w:r>
+              <w:rPr>
+                <w:b/>
+                <w:bCs/>
+                <w:color w:val="FFFFFF"/>
+                <w:sz w:val="15"/>
+                <w:szCs w:val="15"/>
+              </w:rPr>
+              <w:t xml:space="preserve">nível do grupo</w:t>
+            </w:r>
+          </w:p>
+        </w:tc>
+        <w:tc>
+          <w:tcPr>
+            <w:tcW w:type="dxa" w:w="1824"/>
+            <w:shd w:fill="2B1B2E" w:color="auto" w:val="clear"/>
+            <w:tcMar>
+              <w:top w:type="dxa" w:w="26"/>
+              <w:left w:type="dxa" w:w="90"/>
+              <w:bottom w:type="dxa" w:w="26"/>
+              <w:right w:type="dxa" w:w="90"/>
+            </w:tcMar>
+            <w:vAlign w:val="center"/>
+          </w:tcPr>
+          <w:p>
+            <w:pPr>
+              <w:spacing w:after="18" w:before="18" w:line="215"/>
+              <w:jc w:val="center"/>
+            </w:pPr>
+            <w:r>
+              <w:rPr>
+                <w:b/>
+                <w:bCs/>
+                <w:color w:val="FFFFFF"/>
+                <w:sz w:val="15"/>
+                <w:szCs w:val="15"/>
+              </w:rPr>
+              <w:t xml:space="preserve">Ronda</w:t>
+            </w:r>
+          </w:p>
+        </w:tc>
+        <w:tc>
+          <w:tcPr>
+            <w:tcW w:type="dxa" w:w="1824"/>
+            <w:shd w:fill="2B1B2E" w:color="auto" w:val="clear"/>
+            <w:tcMar>
+              <w:top w:type="dxa" w:w="26"/>
+              <w:left w:type="dxa" w:w="90"/>
+              <w:bottom w:type="dxa" w:w="26"/>
+              <w:right w:type="dxa" w:w="90"/>
+            </w:tcMar>
+            <w:vAlign w:val="center"/>
+          </w:tcPr>
+          <w:p>
+            <w:pPr>
+              <w:spacing w:after="18" w:before="18" w:line="215"/>
+              <w:jc w:val="center"/>
+            </w:pPr>
+            <w:r>
+              <w:rPr>
+                <w:b/>
+                <w:bCs/>
+                <w:color w:val="FFFFFF"/>
+                <w:sz w:val="15"/>
+                <w:szCs w:val="15"/>
+              </w:rPr>
+              <w:t xml:space="preserve">Dupla</w:t>
+            </w:r>
+          </w:p>
+        </w:tc>
+        <w:tc>
+          <w:tcPr>
+            <w:tcW w:type="dxa" w:w="1920"/>
+            <w:shd w:fill="2B1B2E" w:color="auto" w:val="clear"/>
+            <w:tcMar>
+              <w:top w:type="dxa" w:w="26"/>
+              <w:left w:type="dxa" w:w="90"/>
+              <w:bottom w:type="dxa" w:w="26"/>
+              <w:right w:type="dxa" w:w="90"/>
+            </w:tcMar>
+            <w:vAlign w:val="center"/>
+          </w:tcPr>
+          <w:p>
+            <w:pPr>
+              <w:spacing w:after="18" w:before="18" w:line="215"/>
+              <w:jc w:val="center"/>
+            </w:pPr>
+            <w:r>
+              <w:rPr>
+                <w:b/>
+                <w:bCs/>
+                <w:color w:val="FFFFFF"/>
+                <w:sz w:val="15"/>
+                <w:szCs w:val="15"/>
+              </w:rPr>
+              <w:t xml:space="preserve">Alcateia</w:t>
+            </w:r>
+          </w:p>
+        </w:tc>
+        <w:tc>
+          <w:tcPr>
+            <w:tcW w:type="dxa" w:w="1920"/>
+            <w:shd w:fill="2B1B2E" w:color="auto" w:val="clear"/>
+            <w:tcMar>
+              <w:top w:type="dxa" w:w="26"/>
+              <w:left w:type="dxa" w:w="90"/>
+              <w:bottom w:type="dxa" w:w="26"/>
+              <w:right w:type="dxa" w:w="90"/>
+            </w:tcMar>
+            <w:vAlign w:val="center"/>
+          </w:tcPr>
+          <w:p>
+            <w:pPr>
+              <w:spacing w:after="18" w:before="18" w:line="215"/>
+              <w:jc w:val="center"/>
+            </w:pPr>
+            <w:r>
+              <w:rPr>
+                <w:b/>
+                <w:bCs/>
+                <w:color w:val="FFFFFF"/>
+                <w:sz w:val="15"/>
+                <w:szCs w:val="15"/>
+              </w:rPr>
+              <w:t xml:space="preserve">Calamidade</w:t>
+            </w:r>
+          </w:p>
+        </w:tc>
+      </w:tr>
+      <w:tr>
+        <w:trPr>
+          <w:cantSplit/>
+        </w:trPr>
+        <w:tc>
+          <w:tcPr>
+            <w:tcW w:type="dxa" w:w="2112"/>
+            <w:tcMar>
+              <w:top w:type="dxa" w:w="26"/>
+              <w:left w:type="dxa" w:w="90"/>
+              <w:bottom w:type="dxa" w:w="26"/>
+              <w:right w:type="dxa" w:w="90"/>
+            </w:tcMar>
+            <w:vAlign w:val="center"/>
+          </w:tcPr>
+          <w:p>
+            <w:pPr>
+              <w:spacing w:after="18" w:before="18" w:line="215"/>
+              <w:jc w:val="center"/>
+            </w:pPr>
+            <w:r>
+              <w:rPr>
+                <w:b/>
+                <w:bCs/>
+                <w:color w:val="251727"/>
+                <w:sz w:val="17"/>
+                <w:szCs w:val="17"/>
+              </w:rPr>
+              <w:t xml:space="preserve">2 a 4</w:t>
+            </w:r>
+          </w:p>
+        </w:tc>
+        <w:tc>
+          <w:tcPr>
+            <w:tcW w:type="dxa" w:w="1824"/>
+            <w:tcMar>
+              <w:top w:type="dxa" w:w="26"/>
+              <w:left w:type="dxa" w:w="90"/>
+              <w:bottom w:type="dxa" w:w="26"/>
+              <w:right w:type="dxa" w:w="90"/>
+            </w:tcMar>
+            <w:vAlign w:val="center"/>
+          </w:tcPr>
+          <w:p>
+            <w:pPr>
+              <w:spacing w:after="18" w:before="18" w:line="215"/>
+              <w:jc w:val="center"/>
+            </w:pPr>
+            <w:r>
+              <w:rPr>
+                <w:b w:val="false"/>
+                <w:bCs w:val="false"/>
+                <w:color w:val="251727"/>
+                <w:sz w:val="17"/>
+                <w:szCs w:val="17"/>
+              </w:rPr>
+              <w:t xml:space="preserve">3</w:t>
+            </w:r>
+          </w:p>
+        </w:tc>
+        <w:tc>
+          <w:tcPr>
+            <w:tcW w:type="dxa" w:w="1824"/>
+            <w:tcMar>
+              <w:top w:type="dxa" w:w="26"/>
+              <w:left w:type="dxa" w:w="90"/>
+              <w:bottom w:type="dxa" w:w="26"/>
+              <w:right w:type="dxa" w:w="90"/>
+            </w:tcMar>
+            <w:vAlign w:val="center"/>
+          </w:tcPr>
+          <w:p>
+            <w:pPr>
+              <w:spacing w:after="18" w:before="18" w:line="215"/>
+              <w:jc w:val="center"/>
+            </w:pPr>
+            <w:r>
+              <w:rPr>
+                <w:b w:val="false"/>
+                <w:bCs w:val="false"/>
+                <w:color w:val="251727"/>
+                <w:sz w:val="17"/>
+                <w:szCs w:val="17"/>
+              </w:rPr>
+              <w:t xml:space="preserve">5</w:t>
+            </w:r>
+          </w:p>
+        </w:tc>
+        <w:tc>
+          <w:tcPr>
+            <w:tcW w:type="dxa" w:w="1920"/>
+            <w:tcMar>
+              <w:top w:type="dxa" w:w="26"/>
+              <w:left w:type="dxa" w:w="90"/>
+              <w:bottom w:type="dxa" w:w="26"/>
+              <w:right w:type="dxa" w:w="90"/>
+            </w:tcMar>
+            <w:vAlign w:val="center"/>
+          </w:tcPr>
+          <w:p>
+            <w:pPr>
+              <w:spacing w:after="18" w:before="18" w:line="215"/>
+              <w:jc w:val="center"/>
+            </w:pPr>
+            <w:r>
+              <w:rPr>
+                <w:b w:val="false"/>
+                <w:bCs w:val="false"/>
+                <w:color w:val="251727"/>
+                <w:sz w:val="17"/>
+                <w:szCs w:val="17"/>
+              </w:rPr>
+              <w:t xml:space="preserve">11</w:t>
+            </w:r>
+          </w:p>
+        </w:tc>
+        <w:tc>
+          <w:tcPr>
+            <w:tcW w:type="dxa" w:w="1920"/>
+            <w:tcMar>
+              <w:top w:type="dxa" w:w="26"/>
+              <w:left w:type="dxa" w:w="90"/>
+              <w:bottom w:type="dxa" w:w="26"/>
+              <w:right w:type="dxa" w:w="90"/>
+            </w:tcMar>
+            <w:vAlign w:val="center"/>
+          </w:tcPr>
+          <w:p>
+            <w:pPr>
+              <w:spacing w:after="18" w:before="18" w:line="215"/>
+              <w:jc w:val="center"/>
+            </w:pPr>
+            <w:r>
+              <w:rPr>
+                <w:b w:val="false"/>
+                <w:bCs w:val="false"/>
+                <w:color w:val="251727"/>
+                <w:sz w:val="17"/>
+                <w:szCs w:val="17"/>
+              </w:rPr>
+              <w:t xml:space="preserve">17</w:t>
+            </w:r>
+          </w:p>
+        </w:tc>
+      </w:tr>
+      <w:tr>
+        <w:trPr>
+          <w:cantSplit/>
+        </w:trPr>
+        <w:tc>
+          <w:tcPr>
+            <w:tcW w:type="dxa" w:w="2112"/>
+            <w:shd w:fill="FADDEA" w:color="auto" w:val="clear"/>
+            <w:tcMar>
+              <w:top w:type="dxa" w:w="26"/>
+              <w:left w:type="dxa" w:w="90"/>
+              <w:bottom w:type="dxa" w:w="26"/>
+              <w:right w:type="dxa" w:w="90"/>
+            </w:tcMar>
+            <w:vAlign w:val="center"/>
+          </w:tcPr>
+          <w:p>
+            <w:pPr>
+              <w:spacing w:after="18" w:before="18" w:line="215"/>
+              <w:jc w:val="center"/>
+            </w:pPr>
+            <w:r>
+              <w:rPr>
+                <w:b/>
+                <w:bCs/>
+                <w:color w:val="251727"/>
+                <w:sz w:val="17"/>
+                <w:szCs w:val="17"/>
+              </w:rPr>
+              <w:t xml:space="preserve">5 a 8</w:t>
+            </w:r>
+          </w:p>
+        </w:tc>
+        <w:tc>
+          <w:tcPr>
+            <w:tcW w:type="dxa" w:w="1824"/>
+            <w:shd w:fill="FADDEA" w:color="auto" w:val="clear"/>
+            <w:tcMar>
+              <w:top w:type="dxa" w:w="26"/>
+              <w:left w:type="dxa" w:w="90"/>
+              <w:bottom w:type="dxa" w:w="26"/>
+              <w:right w:type="dxa" w:w="90"/>
+            </w:tcMar>
+            <w:vAlign w:val="center"/>
+          </w:tcPr>
+          <w:p>
+            <w:pPr>
+              <w:spacing w:after="18" w:before="18" w:line="215"/>
+              <w:jc w:val="center"/>
+            </w:pPr>
+            <w:r>
+              <w:rPr>
+                <w:b w:val="false"/>
+                <w:bCs w:val="false"/>
+                <w:color w:val="251727"/>
+                <w:sz w:val="17"/>
+                <w:szCs w:val="17"/>
+              </w:rPr>
+              <w:t xml:space="preserve">7</w:t>
+            </w:r>
+          </w:p>
+        </w:tc>
+        <w:tc>
+          <w:tcPr>
+            <w:tcW w:type="dxa" w:w="1824"/>
+            <w:shd w:fill="FADDEA" w:color="auto" w:val="clear"/>
+            <w:tcMar>
+              <w:top w:type="dxa" w:w="26"/>
+              <w:left w:type="dxa" w:w="90"/>
+              <w:bottom w:type="dxa" w:w="26"/>
+              <w:right w:type="dxa" w:w="90"/>
+            </w:tcMar>
+            <w:vAlign w:val="center"/>
+          </w:tcPr>
+          <w:p>
+            <w:pPr>
+              <w:spacing w:after="18" w:before="18" w:line="215"/>
+              <w:jc w:val="center"/>
+            </w:pPr>
+            <w:r>
+              <w:rPr>
+                <w:b w:val="false"/>
+                <w:bCs w:val="false"/>
+                <w:color w:val="251727"/>
+                <w:sz w:val="17"/>
+                <w:szCs w:val="17"/>
+              </w:rPr>
+              <w:t xml:space="preserve">13</w:t>
+            </w:r>
+          </w:p>
+        </w:tc>
+        <w:tc>
+          <w:tcPr>
+            <w:tcW w:type="dxa" w:w="1920"/>
+            <w:shd w:fill="FADDEA" w:color="auto" w:val="clear"/>
+            <w:tcMar>
+              <w:top w:type="dxa" w:w="26"/>
+              <w:left w:type="dxa" w:w="90"/>
+              <w:bottom w:type="dxa" w:w="26"/>
+              <w:right w:type="dxa" w:w="90"/>
+            </w:tcMar>
+            <w:vAlign w:val="center"/>
+          </w:tcPr>
+          <w:p>
+            <w:pPr>
+              <w:spacing w:after="18" w:before="18" w:line="215"/>
+              <w:jc w:val="center"/>
+            </w:pPr>
+            <w:r>
+              <w:rPr>
+                <w:b w:val="false"/>
+                <w:bCs w:val="false"/>
+                <w:color w:val="251727"/>
+                <w:sz w:val="17"/>
+                <w:szCs w:val="17"/>
+              </w:rPr>
+              <w:t xml:space="preserve">26</w:t>
+            </w:r>
+          </w:p>
+        </w:tc>
+        <w:tc>
+          <w:tcPr>
+            <w:tcW w:type="dxa" w:w="1920"/>
+            <w:shd w:fill="FADDEA" w:color="auto" w:val="clear"/>
+            <w:tcMar>
+              <w:top w:type="dxa" w:w="26"/>
+              <w:left w:type="dxa" w:w="90"/>
+              <w:bottom w:type="dxa" w:w="26"/>
+              <w:right w:type="dxa" w:w="90"/>
+            </w:tcMar>
+            <w:vAlign w:val="center"/>
+          </w:tcPr>
+          <w:p>
+            <w:pPr>
+              <w:spacing w:after="18" w:before="18" w:line="215"/>
+              <w:jc w:val="center"/>
+            </w:pPr>
+            <w:r>
+              <w:rPr>
+                <w:b w:val="false"/>
+                <w:bCs w:val="false"/>
+                <w:color w:val="251727"/>
+                <w:sz w:val="17"/>
+                <w:szCs w:val="17"/>
+              </w:rPr>
+              <w:t xml:space="preserve">39</w:t>
+            </w:r>
+          </w:p>
+        </w:tc>
+      </w:tr>
+      <w:tr>
+        <w:trPr>
+          <w:cantSplit/>
+        </w:trPr>
+        <w:tc>
+          <w:tcPr>
+            <w:tcW w:type="dxa" w:w="2112"/>
+            <w:tcMar>
+              <w:top w:type="dxa" w:w="26"/>
+              <w:left w:type="dxa" w:w="90"/>
+              <w:bottom w:type="dxa" w:w="26"/>
+              <w:right w:type="dxa" w:w="90"/>
+            </w:tcMar>
+            <w:vAlign w:val="center"/>
+          </w:tcPr>
+          <w:p>
+            <w:pPr>
+              <w:spacing w:after="18" w:before="18" w:line="215"/>
+              <w:jc w:val="center"/>
+            </w:pPr>
+            <w:r>
+              <w:rPr>
+                <w:b/>
+                <w:bCs/>
+                <w:color w:val="251727"/>
+                <w:sz w:val="17"/>
+                <w:szCs w:val="17"/>
+              </w:rPr>
+              <w:t xml:space="preserve">9 a 12</w:t>
+            </w:r>
+          </w:p>
+        </w:tc>
+        <w:tc>
+          <w:tcPr>
+            <w:tcW w:type="dxa" w:w="1824"/>
+            <w:tcMar>
+              <w:top w:type="dxa" w:w="26"/>
+              <w:left w:type="dxa" w:w="90"/>
+              <w:bottom w:type="dxa" w:w="26"/>
+              <w:right w:type="dxa" w:w="90"/>
+            </w:tcMar>
+            <w:vAlign w:val="center"/>
+          </w:tcPr>
+          <w:p>
+            <w:pPr>
+              <w:spacing w:after="18" w:before="18" w:line="215"/>
+              <w:jc w:val="center"/>
+            </w:pPr>
+            <w:r>
+              <w:rPr>
+                <w:b w:val="false"/>
+                <w:bCs w:val="false"/>
+                <w:color w:val="251727"/>
+                <w:sz w:val="17"/>
+                <w:szCs w:val="17"/>
+              </w:rPr>
+              <w:t xml:space="preserve">13</w:t>
+            </w:r>
+          </w:p>
+        </w:tc>
+        <w:tc>
+          <w:tcPr>
+            <w:tcW w:type="dxa" w:w="1824"/>
+            <w:tcMar>
+              <w:top w:type="dxa" w:w="26"/>
+              <w:left w:type="dxa" w:w="90"/>
+              <w:bottom w:type="dxa" w:w="26"/>
+              <w:right w:type="dxa" w:w="90"/>
+            </w:tcMar>
+            <w:vAlign w:val="center"/>
+          </w:tcPr>
+          <w:p>
+            <w:pPr>
+              <w:spacing w:after="18" w:before="18" w:line="215"/>
+              <w:jc w:val="center"/>
+            </w:pPr>
+            <w:r>
+              <w:rPr>
+                <w:b w:val="false"/>
+                <w:bCs w:val="false"/>
+                <w:color w:val="251727"/>
+                <w:sz w:val="17"/>
+                <w:szCs w:val="17"/>
+              </w:rPr>
+              <w:t xml:space="preserve">25</w:t>
+            </w:r>
+          </w:p>
+        </w:tc>
+        <w:tc>
+          <w:tcPr>
+            <w:tcW w:type="dxa" w:w="1920"/>
+            <w:tcMar>
+              <w:top w:type="dxa" w:w="26"/>
+              <w:left w:type="dxa" w:w="90"/>
+              <w:bottom w:type="dxa" w:w="26"/>
+              <w:right w:type="dxa" w:w="90"/>
+            </w:tcMar>
+            <w:vAlign w:val="center"/>
+          </w:tcPr>
+          <w:p>
+            <w:pPr>
+              <w:spacing w:after="18" w:before="18" w:line="215"/>
+              <w:jc w:val="center"/>
+            </w:pPr>
+            <w:r>
+              <w:rPr>
+                <w:b w:val="false"/>
+                <w:bCs w:val="false"/>
+                <w:color w:val="251727"/>
+                <w:sz w:val="17"/>
+                <w:szCs w:val="17"/>
+              </w:rPr>
+              <w:t xml:space="preserve">50</w:t>
+            </w:r>
+          </w:p>
+        </w:tc>
+        <w:tc>
+          <w:tcPr>
+            <w:tcW w:type="dxa" w:w="1920"/>
+            <w:tcMar>
+              <w:top w:type="dxa" w:w="26"/>
+              <w:left w:type="dxa" w:w="90"/>
+              <w:bottom w:type="dxa" w:w="26"/>
+              <w:right w:type="dxa" w:w="90"/>
+            </w:tcMar>
+            <w:vAlign w:val="center"/>
+          </w:tcPr>
+          <w:p>
+            <w:pPr>
+              <w:spacing w:after="18" w:before="18" w:line="215"/>
+              <w:jc w:val="center"/>
+            </w:pPr>
+            <w:r>
+              <w:rPr>
+                <w:b w:val="false"/>
+                <w:bCs w:val="false"/>
+                <w:color w:val="251727"/>
+                <w:sz w:val="17"/>
+                <w:szCs w:val="17"/>
+              </w:rPr>
+              <w:t xml:space="preserve">75</w:t>
+            </w:r>
+          </w:p>
+        </w:tc>
+      </w:tr>
+      <w:tr>
+        <w:trPr>
+          <w:cantSplit/>
+        </w:trPr>
+        <w:tc>
+          <w:tcPr>
+            <w:tcW w:type="dxa" w:w="2112"/>
+            <w:shd w:fill="FADDEA" w:color="auto" w:val="clear"/>
+            <w:tcMar>
+              <w:top w:type="dxa" w:w="26"/>
+              <w:left w:type="dxa" w:w="90"/>
+              <w:bottom w:type="dxa" w:w="26"/>
+              <w:right w:type="dxa" w:w="90"/>
+            </w:tcMar>
+            <w:vAlign w:val="center"/>
+          </w:tcPr>
+          <w:p>
+            <w:pPr>
+              <w:spacing w:after="18" w:before="18" w:line="215"/>
+              <w:jc w:val="center"/>
+            </w:pPr>
+            <w:r>
+              <w:rPr>
+                <w:b/>
+                <w:bCs/>
+                <w:color w:val="251727"/>
+                <w:sz w:val="17"/>
+                <w:szCs w:val="17"/>
+              </w:rPr>
+              <w:t xml:space="preserve">13 a 16</w:t>
+            </w:r>
+          </w:p>
+        </w:tc>
+        <w:tc>
+          <w:tcPr>
+            <w:tcW w:type="dxa" w:w="1824"/>
+            <w:shd w:fill="FADDEA" w:color="auto" w:val="clear"/>
+            <w:tcMar>
+              <w:top w:type="dxa" w:w="26"/>
+              <w:left w:type="dxa" w:w="90"/>
+              <w:bottom w:type="dxa" w:w="26"/>
+              <w:right w:type="dxa" w:w="90"/>
+            </w:tcMar>
+            <w:vAlign w:val="center"/>
+          </w:tcPr>
+          <w:p>
+            <w:pPr>
+              <w:spacing w:after="18" w:before="18" w:line="215"/>
+              <w:jc w:val="center"/>
+            </w:pPr>
+            <w:r>
+              <w:rPr>
+                <w:b w:val="false"/>
+                <w:bCs w:val="false"/>
+                <w:color w:val="251727"/>
+                <w:sz w:val="17"/>
+                <w:szCs w:val="17"/>
+              </w:rPr>
+              <w:t xml:space="preserve">19</w:t>
+            </w:r>
+          </w:p>
+        </w:tc>
+        <w:tc>
+          <w:tcPr>
+            <w:tcW w:type="dxa" w:w="1824"/>
+            <w:shd w:fill="FADDEA" w:color="auto" w:val="clear"/>
+            <w:tcMar>
+              <w:top w:type="dxa" w:w="26"/>
+              <w:left w:type="dxa" w:w="90"/>
+              <w:bottom w:type="dxa" w:w="26"/>
+              <w:right w:type="dxa" w:w="90"/>
+            </w:tcMar>
+            <w:vAlign w:val="center"/>
+          </w:tcPr>
+          <w:p>
+            <w:pPr>
+              <w:spacing w:after="18" w:before="18" w:line="215"/>
+              <w:jc w:val="center"/>
+            </w:pPr>
+            <w:r>
+              <w:rPr>
+                <w:b w:val="false"/>
+                <w:bCs w:val="false"/>
+                <w:color w:val="251727"/>
+                <w:sz w:val="17"/>
+                <w:szCs w:val="17"/>
+              </w:rPr>
+              <w:t xml:space="preserve">37</w:t>
+            </w:r>
+          </w:p>
+        </w:tc>
+        <w:tc>
+          <w:tcPr>
+            <w:tcW w:type="dxa" w:w="1920"/>
+            <w:shd w:fill="FADDEA" w:color="auto" w:val="clear"/>
+            <w:tcMar>
+              <w:top w:type="dxa" w:w="26"/>
+              <w:left w:type="dxa" w:w="90"/>
+              <w:bottom w:type="dxa" w:w="26"/>
+              <w:right w:type="dxa" w:w="90"/>
+            </w:tcMar>
+            <w:vAlign w:val="center"/>
+          </w:tcPr>
+          <w:p>
+            <w:pPr>
+              <w:spacing w:after="18" w:before="18" w:line="215"/>
+              <w:jc w:val="center"/>
+            </w:pPr>
+            <w:r>
+              <w:rPr>
+                <w:b w:val="false"/>
+                <w:bCs w:val="false"/>
+                <w:color w:val="251727"/>
+                <w:sz w:val="17"/>
+                <w:szCs w:val="17"/>
+              </w:rPr>
+              <w:t xml:space="preserve">74</w:t>
+            </w:r>
+          </w:p>
+        </w:tc>
+        <w:tc>
+          <w:tcPr>
+            <w:tcW w:type="dxa" w:w="1920"/>
+            <w:shd w:fill="FADDEA" w:color="auto" w:val="clear"/>
+            <w:tcMar>
+              <w:top w:type="dxa" w:w="26"/>
+              <w:left w:type="dxa" w:w="90"/>
+              <w:bottom w:type="dxa" w:w="26"/>
+              <w:right w:type="dxa" w:w="90"/>
+            </w:tcMar>
+            <w:vAlign w:val="center"/>
+          </w:tcPr>
+          <w:p>
+            <w:pPr>
+              <w:spacing w:after="18" w:before="18" w:line="215"/>
+              <w:jc w:val="center"/>
+            </w:pPr>
+            <w:r>
+              <w:rPr>
+                <w:b w:val="false"/>
+                <w:bCs w:val="false"/>
+                <w:color w:val="251727"/>
+                <w:sz w:val="17"/>
+                <w:szCs w:val="17"/>
+              </w:rPr>
+              <w:t xml:space="preserve">111</w:t>
+            </w:r>
+          </w:p>
+        </w:tc>
+      </w:tr>
+      <w:tr>
+        <w:trPr>
+          <w:cantSplit/>
+        </w:trPr>
+        <w:tc>
+          <w:tcPr>
+            <w:tcW w:type="dxa" w:w="2112"/>
+            <w:tcMar>
+              <w:top w:type="dxa" w:w="26"/>
+              <w:left w:type="dxa" w:w="90"/>
+              <w:bottom w:type="dxa" w:w="26"/>
+              <w:right w:type="dxa" w:w="90"/>
+            </w:tcMar>
+            <w:vAlign w:val="center"/>
+          </w:tcPr>
+          <w:p>
+            <w:pPr>
+              <w:spacing w:after="18" w:before="18" w:line="215"/>
+              <w:jc w:val="center"/>
+            </w:pPr>
+            <w:r>
+              <w:rPr>
+                <w:b/>
+                <w:bCs/>
+                <w:color w:val="251727"/>
+                <w:sz w:val="17"/>
+                <w:szCs w:val="17"/>
+              </w:rPr>
+              <w:t xml:space="preserve">17 a 20</w:t>
+            </w:r>
+          </w:p>
+        </w:tc>
+        <w:tc>
+          <w:tcPr>
+            <w:tcW w:type="dxa" w:w="1824"/>
+            <w:tcMar>
+              <w:top w:type="dxa" w:w="26"/>
+              <w:left w:type="dxa" w:w="90"/>
+              <w:bottom w:type="dxa" w:w="26"/>
+              <w:right w:type="dxa" w:w="90"/>
+            </w:tcMar>
+            <w:vAlign w:val="center"/>
+          </w:tcPr>
+          <w:p>
+            <w:pPr>
+              <w:spacing w:after="18" w:before="18" w:line="215"/>
+              <w:jc w:val="center"/>
+            </w:pPr>
+            <w:r>
+              <w:rPr>
+                <w:b w:val="false"/>
+                <w:bCs w:val="false"/>
+                <w:color w:val="251727"/>
+                <w:sz w:val="17"/>
+                <w:szCs w:val="17"/>
+              </w:rPr>
+              <w:t xml:space="preserve">25</w:t>
+            </w:r>
+          </w:p>
+        </w:tc>
+        <w:tc>
+          <w:tcPr>
+            <w:tcW w:type="dxa" w:w="1824"/>
+            <w:tcMar>
+              <w:top w:type="dxa" w:w="26"/>
+              <w:left w:type="dxa" w:w="90"/>
+              <w:bottom w:type="dxa" w:w="26"/>
+              <w:right w:type="dxa" w:w="90"/>
+            </w:tcMar>
+            <w:vAlign w:val="center"/>
+          </w:tcPr>
+          <w:p>
+            <w:pPr>
+              <w:spacing w:after="18" w:before="18" w:line="215"/>
+              <w:jc w:val="center"/>
+            </w:pPr>
+            <w:r>
+              <w:rPr>
+                <w:b w:val="false"/>
+                <w:bCs w:val="false"/>
+                <w:color w:val="251727"/>
+                <w:sz w:val="17"/>
+                <w:szCs w:val="17"/>
+              </w:rPr>
+              <w:t xml:space="preserve">49</w:t>
+            </w:r>
+          </w:p>
+        </w:tc>
+        <w:tc>
+          <w:tcPr>
+            <w:tcW w:type="dxa" w:w="1920"/>
+            <w:tcMar>
+              <w:top w:type="dxa" w:w="26"/>
+              <w:left w:type="dxa" w:w="90"/>
+              <w:bottom w:type="dxa" w:w="26"/>
+              <w:right w:type="dxa" w:w="90"/>
+            </w:tcMar>
+            <w:vAlign w:val="center"/>
+          </w:tcPr>
+          <w:p>
+            <w:pPr>
+              <w:spacing w:after="18" w:before="18" w:line="215"/>
+              <w:jc w:val="center"/>
+            </w:pPr>
+            <w:r>
+              <w:rPr>
+                <w:b w:val="false"/>
+                <w:bCs w:val="false"/>
+                <w:color w:val="251727"/>
+                <w:sz w:val="17"/>
+                <w:szCs w:val="17"/>
+              </w:rPr>
+              <w:t xml:space="preserve">98</w:t>
+            </w:r>
+          </w:p>
+        </w:tc>
+        <w:tc>
+          <w:tcPr>
+            <w:tcW w:type="dxa" w:w="1920"/>
+            <w:tcMar>
+              <w:top w:type="dxa" w:w="26"/>
+              <w:left w:type="dxa" w:w="90"/>
+              <w:bottom w:type="dxa" w:w="26"/>
+              <w:right w:type="dxa" w:w="90"/>
+            </w:tcMar>
+            <w:vAlign w:val="center"/>
+          </w:tcPr>
+          <w:p>
+            <w:pPr>
+              <w:spacing w:after="18" w:before="18" w:line="215"/>
+              <w:jc w:val="center"/>
+            </w:pPr>
+            <w:r>
+              <w:rPr>
+                <w:b w:val="false"/>
+                <w:bCs w:val="false"/>
+                <w:color w:val="251727"/>
+                <w:sz w:val="17"/>
+                <w:szCs w:val="17"/>
+              </w:rPr>
+              <w:t xml:space="preserve">147</w:t>
+            </w:r>
+          </w:p>
+        </w:tc>
+      </w:tr>
+      <w:tr>
+        <w:trPr>
+          <w:cantSplit/>
+        </w:trPr>
+        <w:tc>
+          <w:tcPr>
+            <w:tcW w:type="dxa" w:w="2112"/>
+            <w:shd w:fill="FADDEA" w:color="auto" w:val="clear"/>
+            <w:tcMar>
+              <w:top w:type="dxa" w:w="26"/>
+              <w:left w:type="dxa" w:w="90"/>
+              <w:bottom w:type="dxa" w:w="26"/>
+              <w:right w:type="dxa" w:w="90"/>
+            </w:tcMar>
+            <w:vAlign w:val="center"/>
+          </w:tcPr>
+          <w:p>
+            <w:pPr>
+              <w:spacing w:after="18" w:before="18" w:line="215"/>
+              <w:jc w:val="center"/>
+            </w:pPr>
+            <w:r>
+              <w:rPr>
+                <w:b/>
+                <w:bCs/>
+                <w:color w:val="251727"/>
+                <w:sz w:val="17"/>
+                <w:szCs w:val="17"/>
+              </w:rPr>
+              <w:t xml:space="preserve">21 a 25</w:t>
+            </w:r>
+          </w:p>
+        </w:tc>
+        <w:tc>
+          <w:tcPr>
+            <w:tcW w:type="dxa" w:w="1824"/>
+            <w:shd w:fill="FADDEA" w:color="auto" w:val="clear"/>
+            <w:tcMar>
+              <w:top w:type="dxa" w:w="26"/>
+              <w:left w:type="dxa" w:w="90"/>
+              <w:bottom w:type="dxa" w:w="26"/>
+              <w:right w:type="dxa" w:w="90"/>
+            </w:tcMar>
+            <w:vAlign w:val="center"/>
+          </w:tcPr>
+          <w:p>
+            <w:pPr>
+              <w:spacing w:after="18" w:before="18" w:line="215"/>
+              <w:jc w:val="center"/>
+            </w:pPr>
+            <w:r>
+              <w:rPr>
+                <w:b w:val="false"/>
+                <w:bCs w:val="false"/>
+                <w:color w:val="251727"/>
+                <w:sz w:val="17"/>
+                <w:szCs w:val="17"/>
+              </w:rPr>
+              <w:t xml:space="preserve">31</w:t>
+            </w:r>
+          </w:p>
+        </w:tc>
+        <w:tc>
+          <w:tcPr>
+            <w:tcW w:type="dxa" w:w="1824"/>
+            <w:shd w:fill="FADDEA" w:color="auto" w:val="clear"/>
+            <w:tcMar>
+              <w:top w:type="dxa" w:w="26"/>
+              <w:left w:type="dxa" w:w="90"/>
+              <w:bottom w:type="dxa" w:w="26"/>
+              <w:right w:type="dxa" w:w="90"/>
+            </w:tcMar>
+            <w:vAlign w:val="center"/>
+          </w:tcPr>
+          <w:p>
+            <w:pPr>
+              <w:spacing w:after="18" w:before="18" w:line="215"/>
+              <w:jc w:val="center"/>
+            </w:pPr>
+            <w:r>
+              <w:rPr>
+                <w:b w:val="false"/>
+                <w:bCs w:val="false"/>
+                <w:color w:val="251727"/>
+                <w:sz w:val="17"/>
+                <w:szCs w:val="17"/>
+              </w:rPr>
+              <w:t xml:space="preserve">61</w:t>
+            </w:r>
+          </w:p>
+        </w:tc>
+        <w:tc>
+          <w:tcPr>
+            <w:tcW w:type="dxa" w:w="1920"/>
+            <w:shd w:fill="FADDEA" w:color="auto" w:val="clear"/>
+            <w:tcMar>
+              <w:top w:type="dxa" w:w="26"/>
+              <w:left w:type="dxa" w:w="90"/>
+              <w:bottom w:type="dxa" w:w="26"/>
+              <w:right w:type="dxa" w:w="90"/>
+            </w:tcMar>
+            <w:vAlign w:val="center"/>
+          </w:tcPr>
+          <w:p>
+            <w:pPr>
+              <w:spacing w:after="18" w:before="18" w:line="215"/>
+              <w:jc w:val="center"/>
+            </w:pPr>
+            <w:r>
+              <w:rPr>
+                <w:b w:val="false"/>
+                <w:bCs w:val="false"/>
+                <w:color w:val="251727"/>
+                <w:sz w:val="17"/>
+                <w:szCs w:val="17"/>
+              </w:rPr>
+              <w:t xml:space="preserve">122</w:t>
+            </w:r>
+          </w:p>
+        </w:tc>
+        <w:tc>
+          <w:tcPr>
+            <w:tcW w:type="dxa" w:w="1920"/>
+            <w:shd w:fill="FADDEA" w:color="auto" w:val="clear"/>
+            <w:tcMar>
+              <w:top w:type="dxa" w:w="26"/>
+              <w:left w:type="dxa" w:w="90"/>
+              <w:bottom w:type="dxa" w:w="26"/>
+              <w:right w:type="dxa" w:w="90"/>
+            </w:tcMar>
+            <w:vAlign w:val="center"/>
+          </w:tcPr>
+          <w:p>
+            <w:pPr>
+              <w:spacing w:after="18" w:before="18" w:line="215"/>
+              <w:jc w:val="center"/>
+            </w:pPr>
+            <w:r>
+              <w:rPr>
+                <w:b w:val="false"/>
+                <w:bCs w:val="false"/>
+                <w:color w:val="251727"/>
+                <w:sz w:val="17"/>
+                <w:szCs w:val="17"/>
+              </w:rPr>
+              <w:t xml:space="preserve">183</w:t>
+            </w:r>
+          </w:p>
+        </w:tc>
+      </w:tr>
+      <w:tr>
+        <w:trPr>
+          <w:cantSplit/>
+        </w:trPr>
+        <w:tc>
+          <w:tcPr>
+            <w:tcW w:type="dxa" w:w="2112"/>
+            <w:tcMar>
+              <w:top w:type="dxa" w:w="26"/>
+              <w:left w:type="dxa" w:w="90"/>
+              <w:bottom w:type="dxa" w:w="26"/>
+              <w:right w:type="dxa" w:w="90"/>
+            </w:tcMar>
+            <w:vAlign w:val="center"/>
+          </w:tcPr>
+          <w:p>
+            <w:pPr>
+              <w:spacing w:after="18" w:before="18" w:line="215"/>
+              <w:jc w:val="center"/>
+            </w:pPr>
+            <w:r>
+              <w:rPr>
+                <w:b/>
+                <w:bCs/>
+                <w:color w:val="251727"/>
+                <w:sz w:val="17"/>
+                <w:szCs w:val="17"/>
+              </w:rPr>
+              <w:t xml:space="preserve">26 a 30</w:t>
+            </w:r>
+          </w:p>
+        </w:tc>
+        <w:tc>
+          <w:tcPr>
+            <w:tcW w:type="dxa" w:w="1824"/>
+            <w:tcMar>
+              <w:top w:type="dxa" w:w="26"/>
+              <w:left w:type="dxa" w:w="90"/>
+              <w:bottom w:type="dxa" w:w="26"/>
+              <w:right w:type="dxa" w:w="90"/>
+            </w:tcMar>
+            <w:vAlign w:val="center"/>
+          </w:tcPr>
+          <w:p>
+            <w:pPr>
+              <w:spacing w:after="18" w:before="18" w:line="215"/>
+              <w:jc w:val="center"/>
+            </w:pPr>
+            <w:r>
+              <w:rPr>
+                <w:b w:val="false"/>
+                <w:bCs w:val="false"/>
+                <w:color w:val="251727"/>
+                <w:sz w:val="17"/>
+                <w:szCs w:val="17"/>
+              </w:rPr>
+              <w:t xml:space="preserve">37</w:t>
+            </w:r>
+          </w:p>
+        </w:tc>
+        <w:tc>
+          <w:tcPr>
+            <w:tcW w:type="dxa" w:w="1824"/>
+            <w:tcMar>
+              <w:top w:type="dxa" w:w="26"/>
+              <w:left w:type="dxa" w:w="90"/>
+              <w:bottom w:type="dxa" w:w="26"/>
+              <w:right w:type="dxa" w:w="90"/>
+            </w:tcMar>
+            <w:vAlign w:val="center"/>
+          </w:tcPr>
+          <w:p>
+            <w:pPr>
+              <w:spacing w:after="18" w:before="18" w:line="215"/>
+              <w:jc w:val="center"/>
+            </w:pPr>
+            <w:r>
+              <w:rPr>
+                <w:b w:val="false"/>
+                <w:bCs w:val="false"/>
+                <w:color w:val="251727"/>
+                <w:sz w:val="17"/>
+                <w:szCs w:val="17"/>
+              </w:rPr>
+              <w:t xml:space="preserve">73</w:t>
+            </w:r>
+          </w:p>
+        </w:tc>
+        <w:tc>
+          <w:tcPr>
+            <w:tcW w:type="dxa" w:w="1920"/>
+            <w:tcMar>
+              <w:top w:type="dxa" w:w="26"/>
+              <w:left w:type="dxa" w:w="90"/>
+              <w:bottom w:type="dxa" w:w="26"/>
+              <w:right w:type="dxa" w:w="90"/>
+            </w:tcMar>
+            <w:vAlign w:val="center"/>
+          </w:tcPr>
+          <w:p>
+            <w:pPr>
+              <w:spacing w:after="18" w:before="18" w:line="215"/>
+              <w:jc w:val="center"/>
+            </w:pPr>
+            <w:r>
+              <w:rPr>
+                <w:b w:val="false"/>
+                <w:bCs w:val="false"/>
+                <w:color w:val="251727"/>
+                <w:sz w:val="17"/>
+                <w:szCs w:val="17"/>
+              </w:rPr>
+              <w:t xml:space="preserve">146</w:t>
+            </w:r>
+          </w:p>
+        </w:tc>
+        <w:tc>
+          <w:tcPr>
+            <w:tcW w:type="dxa" w:w="1920"/>
+            <w:tcMar>
+              <w:top w:type="dxa" w:w="26"/>
+              <w:left w:type="dxa" w:w="90"/>
+              <w:bottom w:type="dxa" w:w="26"/>
+              <w:right w:type="dxa" w:w="90"/>
+            </w:tcMar>
+            <w:vAlign w:val="center"/>
+          </w:tcPr>
+          <w:p>
+            <w:pPr>
+              <w:spacing w:after="18" w:before="18" w:line="215"/>
+              <w:jc w:val="center"/>
+            </w:pPr>
+            <w:r>
+              <w:rPr>
+                <w:b w:val="false"/>
+                <w:bCs w:val="false"/>
+                <w:color w:val="251727"/>
+                <w:sz w:val="17"/>
+                <w:szCs w:val="17"/>
+              </w:rPr>
+              <w:t xml:space="preserve">219</w:t>
+            </w:r>
+          </w:p>
+        </w:tc>
+      </w:tr>
+    </w:tbl>
+    <w:p>
+      <w:pPr>
+        <w:spacing w:after="96" w:before="36"/>
+      </w:pPr>
+      <w:r>
+        <w:rPr>
+          <w:i/>
+          <w:iCs/>
+          <w:color w:val="847B86"/>
+          <w:sz w:val="14"/>
+          <w:szCs w:val="14"/>
+        </w:rPr>
+        <w:t xml:space="preserve">Um inimigo </w:t>
+      </w:r>
+      <w:r>
+        <w:rPr>
+          <w:b/>
+          <w:bCs/>
+          <w:i/>
+          <w:iCs/>
+          <w:color w:val="847B86"/>
+          <w:sz w:val="14"/>
+          <w:szCs w:val="14"/>
+        </w:rPr>
+        <w:t xml:space="preserve">sem energia nenhuma</w:t>
+      </w:r>
+      <w:r>
+        <w:rPr>
+          <w:i/>
+          <w:iCs/>
+          <w:color w:val="847B86"/>
+          <w:sz w:val="14"/>
+          <w:szCs w:val="14"/>
+        </w:rPr>
+        <w:t xml:space="preserve"> — a Restrição Celestial do lado de lá da mesa — tem poço </w:t>
+      </w:r>
+      <w:r>
+        <w:rPr>
+          <w:rFonts w:ascii="Consolas" w:cs="Consolas" w:eastAsia="Consolas" w:hAnsi="Consolas"/>
+          <w:i/>
+          <w:iCs/>
+          <w:color w:val="847B86"/>
+          <w:sz w:val="14"/>
+          <w:szCs w:val="14"/>
+        </w:rPr>
+        <w:t xml:space="preserve">0</w:t>
+      </w:r>
+      <w:r>
+        <w:rPr>
+          <w:i/>
+          <w:iCs/>
+          <w:color w:val="847B86"/>
+          <w:sz w:val="14"/>
+          <w:szCs w:val="14"/>
+        </w:rPr>
+        <w:t xml:space="preserve">, e a ficha não muda de tamanho por isso.</w:t>
+      </w:r>
+    </w:p>
     <w:p>
       <w:r>
         <w:br w:type="page"/>

--- a/sistema/05-material/gerador-inimigo/bloco-de-inimigo.docx
+++ b/sistema/05-material/gerador-inimigo/bloco-de-inimigo.docx
@@ -555,6 +555,64 @@
           <w:szCs w:val="20"/>
         </w:rPr>
         <w:t xml:space="preserve">AÇÕES</w:t>
+      </w:r>
+    </w:p>
+    <w:p>
+      <w:pPr>
+        <w:spacing w:after="70" w:before="0" w:line="232"/>
+      </w:pPr>
+      <w:r>
+        <w:t xml:space="preserve">Cada ataque leva nome próprio, e o nome é a arma ou a parte do corpo que bate: </w:t>
+      </w:r>
+      <w:r>
+        <w:rPr>
+          <w:b/>
+          <w:bCs/>
+        </w:rPr>
+        <w:t xml:space="preserve">Mordida</w:t>
+      </w:r>
+      <w:r>
+        <w:t xml:space="preserve">, </w:t>
+      </w:r>
+      <w:r>
+        <w:rPr>
+          <w:b/>
+          <w:bCs/>
+        </w:rPr>
+        <w:t xml:space="preserve">Garra</w:t>
+      </w:r>
+      <w:r>
+        <w:t xml:space="preserve">, </w:t>
+      </w:r>
+      <w:r>
+        <w:rPr>
+          <w:b/>
+          <w:bCs/>
+        </w:rPr>
+        <w:t xml:space="preserve">Kanabō</w:t>
+      </w:r>
+      <w:r>
+        <w:t xml:space="preserve">. </w:t>
+      </w:r>
+      <w:r>
+        <w:rPr>
+          <w:b/>
+          <w:bCs/>
+        </w:rPr>
+        <w:t xml:space="preserve">Não escreva "Ataque de" no nome</w:t>
+      </w:r>
+      <w:r>
+        <w:t xml:space="preserve"> — "ataque de" é como as </w:t>
+      </w:r>
+      <w:r>
+        <w:rPr>
+          <w:b/>
+          <w:bCs/>
+        </w:rPr>
+        <w:t xml:space="preserve">Ações Múltiplas</w:t>
+      </w:r>
+      <w:r>
+        <w:t xml:space="preserve"> chamam o ataque na frase delas.</w:t>
       </w:r>
     </w:p>
     <w:p>
@@ -3580,54 +3638,6 @@
           <w:sz w:val="19"/>
           <w:szCs w:val="19"/>
         </w:rPr>
-        <w:t xml:space="preserve">O golpe</w:t>
-      </w:r>
-      <w:r>
-        <w:rPr>
-          <w:sz w:val="19"/>
-          <w:szCs w:val="19"/>
-        </w:rPr>
-        <w:t xml:space="preserve"> </w:t>
-      </w:r>
-      <w:r>
-        <w:rPr>
-          <w:rFonts w:ascii="Consolas" w:cs="Consolas" w:eastAsia="Consolas" w:hAnsi="Consolas"/>
-          <w:color w:val="2B1B2E"/>
-          <w:sz w:val="19"/>
-          <w:szCs w:val="19"/>
-        </w:rPr>
-        <w:t xml:space="preserve">4</w:t>
-      </w:r>
-      <w:r>
-        <w:rPr>
-          <w:sz w:val="19"/>
-          <w:szCs w:val="19"/>
-        </w:rPr>
-        <w:t xml:space="preserve"> </w:t>
-      </w:r>
-      <w:r>
-        <w:rPr>
-          <w:i/>
-          <w:iCs/>
-          <w:sz w:val="19"/>
-          <w:szCs w:val="19"/>
-        </w:rPr>
-        <w:t xml:space="preserve">(alcance 1,5 m)</w:t>
-      </w:r>
-      <w:r>
-        <w:rPr>
-          <w:sz w:val="19"/>
-          <w:szCs w:val="19"/>
-        </w:rPr>
-        <w:t xml:space="preserve"> · </w:t>
-      </w:r>
-      <w:r>
-        <w:rPr>
-          <w:b/>
-          <w:bCs/>
-          <w:sz w:val="19"/>
-          <w:szCs w:val="19"/>
-        </w:rPr>
         <w:t xml:space="preserve">Deslocamento</w:t>
       </w:r>
       <w:r>
@@ -4587,54 +4597,6 @@
           <w:sz w:val="19"/>
           <w:szCs w:val="19"/>
         </w:rPr>
-        <w:t xml:space="preserve">O golpe</w:t>
-      </w:r>
-      <w:r>
-        <w:rPr>
-          <w:sz w:val="19"/>
-          <w:szCs w:val="19"/>
-        </w:rPr>
-        <w:t xml:space="preserve"> </w:t>
-      </w:r>
-      <w:r>
-        <w:rPr>
-          <w:rFonts w:ascii="Consolas" w:cs="Consolas" w:eastAsia="Consolas" w:hAnsi="Consolas"/>
-          <w:color w:val="2B1B2E"/>
-          <w:sz w:val="19"/>
-          <w:szCs w:val="19"/>
-        </w:rPr>
-        <w:t xml:space="preserve">4</w:t>
-      </w:r>
-      <w:r>
-        <w:rPr>
-          <w:sz w:val="19"/>
-          <w:szCs w:val="19"/>
-        </w:rPr>
-        <w:t xml:space="preserve"> </w:t>
-      </w:r>
-      <w:r>
-        <w:rPr>
-          <w:i/>
-          <w:iCs/>
-          <w:sz w:val="19"/>
-          <w:szCs w:val="19"/>
-        </w:rPr>
-        <w:t xml:space="preserve">(alcance 1,5 m)</w:t>
-      </w:r>
-      <w:r>
-        <w:rPr>
-          <w:sz w:val="19"/>
-          <w:szCs w:val="19"/>
-        </w:rPr>
-        <w:t xml:space="preserve"> · </w:t>
-      </w:r>
-      <w:r>
-        <w:rPr>
-          <w:b/>
-          <w:bCs/>
-          <w:sz w:val="19"/>
-          <w:szCs w:val="19"/>
-        </w:rPr>
         <w:t xml:space="preserve">Deslocamento</w:t>
       </w:r>
       <w:r>
@@ -5594,54 +5556,6 @@
           <w:sz w:val="19"/>
           <w:szCs w:val="19"/>
         </w:rPr>
-        <w:t xml:space="preserve">O golpe</w:t>
-      </w:r>
-      <w:r>
-        <w:rPr>
-          <w:sz w:val="19"/>
-          <w:szCs w:val="19"/>
-        </w:rPr>
-        <w:t xml:space="preserve"> </w:t>
-      </w:r>
-      <w:r>
-        <w:rPr>
-          <w:rFonts w:ascii="Consolas" w:cs="Consolas" w:eastAsia="Consolas" w:hAnsi="Consolas"/>
-          <w:color w:val="2B1B2E"/>
-          <w:sz w:val="19"/>
-          <w:szCs w:val="19"/>
-        </w:rPr>
-        <w:t xml:space="preserve">5 (1d4 + 3)</w:t>
-      </w:r>
-      <w:r>
-        <w:rPr>
-          <w:sz w:val="19"/>
-          <w:szCs w:val="19"/>
-        </w:rPr>
-        <w:t xml:space="preserve"> </w:t>
-      </w:r>
-      <w:r>
-        <w:rPr>
-          <w:i/>
-          <w:iCs/>
-          <w:sz w:val="19"/>
-          <w:szCs w:val="19"/>
-        </w:rPr>
-        <w:t xml:space="preserve">(alcance 3 m)</w:t>
-      </w:r>
-      <w:r>
-        <w:rPr>
-          <w:sz w:val="19"/>
-          <w:szCs w:val="19"/>
-        </w:rPr>
-        <w:t xml:space="preserve"> · </w:t>
-      </w:r>
-      <w:r>
-        <w:rPr>
-          <w:b/>
-          <w:bCs/>
-          <w:sz w:val="19"/>
-          <w:szCs w:val="19"/>
-        </w:rPr>
         <w:t xml:space="preserve">Deslocamento</w:t>
       </w:r>
       <w:r>
@@ -7071,54 +6985,6 @@
           <w:sz w:val="19"/>
           <w:szCs w:val="19"/>
         </w:rPr>
-        <w:t xml:space="preserve">O golpe</w:t>
-      </w:r>
-      <w:r>
-        <w:rPr>
-          <w:sz w:val="19"/>
-          <w:szCs w:val="19"/>
-        </w:rPr>
-        <w:t xml:space="preserve"> </w:t>
-      </w:r>
-      <w:r>
-        <w:rPr>
-          <w:rFonts w:ascii="Consolas" w:cs="Consolas" w:eastAsia="Consolas" w:hAnsi="Consolas"/>
-          <w:color w:val="2B1B2E"/>
-          <w:sz w:val="19"/>
-          <w:szCs w:val="19"/>
-        </w:rPr>
-        <w:t xml:space="preserve">10 (2d4 + 5)</w:t>
-      </w:r>
-      <w:r>
-        <w:rPr>
-          <w:sz w:val="19"/>
-          <w:szCs w:val="19"/>
-        </w:rPr>
-        <w:t xml:space="preserve"> </w:t>
-      </w:r>
-      <w:r>
-        <w:rPr>
-          <w:i/>
-          <w:iCs/>
-          <w:sz w:val="19"/>
-          <w:szCs w:val="19"/>
-        </w:rPr>
-        <w:t xml:space="preserve">(alcance 1,5 m)</w:t>
-      </w:r>
-      <w:r>
-        <w:rPr>
-          <w:sz w:val="19"/>
-          <w:szCs w:val="19"/>
-        </w:rPr>
-        <w:t xml:space="preserve"> · </w:t>
-      </w:r>
-      <w:r>
-        <w:rPr>
-          <w:b/>
-          <w:bCs/>
-          <w:sz w:val="19"/>
-          <w:szCs w:val="19"/>
-        </w:rPr>
         <w:t xml:space="preserve">Deslocamento</w:t>
       </w:r>
       <w:r>
@@ -8252,54 +8118,6 @@
           <w:sz w:val="19"/>
           <w:szCs w:val="19"/>
         </w:rPr>
-        <w:t xml:space="preserve">O golpe</w:t>
-      </w:r>
-      <w:r>
-        <w:rPr>
-          <w:sz w:val="19"/>
-          <w:szCs w:val="19"/>
-        </w:rPr>
-        <w:t xml:space="preserve"> </w:t>
-      </w:r>
-      <w:r>
-        <w:rPr>
-          <w:rFonts w:ascii="Consolas" w:cs="Consolas" w:eastAsia="Consolas" w:hAnsi="Consolas"/>
-          <w:color w:val="2B1B2E"/>
-          <w:sz w:val="19"/>
-          <w:szCs w:val="19"/>
-        </w:rPr>
-        <w:t xml:space="preserve">19 (2d8 + 10)</w:t>
-      </w:r>
-      <w:r>
-        <w:rPr>
-          <w:sz w:val="19"/>
-          <w:szCs w:val="19"/>
-        </w:rPr>
-        <w:t xml:space="preserve"> </w:t>
-      </w:r>
-      <w:r>
-        <w:rPr>
-          <w:i/>
-          <w:iCs/>
-          <w:sz w:val="19"/>
-          <w:szCs w:val="19"/>
-        </w:rPr>
-        <w:t xml:space="preserve">(alcance 1,5 m)</w:t>
-      </w:r>
-      <w:r>
-        <w:rPr>
-          <w:sz w:val="19"/>
-          <w:szCs w:val="19"/>
-        </w:rPr>
-        <w:t xml:space="preserve"> · </w:t>
-      </w:r>
-      <w:r>
-        <w:rPr>
-          <w:b/>
-          <w:bCs/>
-          <w:sz w:val="19"/>
-          <w:szCs w:val="19"/>
-        </w:rPr>
         <w:t xml:space="preserve">Deslocamento</w:t>
       </w:r>
       <w:r>
@@ -9513,54 +9331,6 @@
           <w:szCs w:val="19"/>
         </w:rPr>
         <w:t xml:space="preserve">270</w:t>
-      </w:r>
-      <w:r>
-        <w:rPr>
-          <w:sz w:val="19"/>
-          <w:szCs w:val="19"/>
-        </w:rPr>
-        <w:t xml:space="preserve"> · </w:t>
-      </w:r>
-      <w:r>
-        <w:rPr>
-          <w:b/>
-          <w:bCs/>
-          <w:sz w:val="19"/>
-          <w:szCs w:val="19"/>
-        </w:rPr>
-        <w:t xml:space="preserve">O golpe</w:t>
-      </w:r>
-      <w:r>
-        <w:rPr>
-          <w:sz w:val="19"/>
-          <w:szCs w:val="19"/>
-        </w:rPr>
-        <w:t xml:space="preserve"> </w:t>
-      </w:r>
-      <w:r>
-        <w:rPr>
-          <w:rFonts w:ascii="Consolas" w:cs="Consolas" w:eastAsia="Consolas" w:hAnsi="Consolas"/>
-          <w:color w:val="2B1B2E"/>
-          <w:sz w:val="19"/>
-          <w:szCs w:val="19"/>
-        </w:rPr>
-        <w:t xml:space="preserve">12 (2d4 + 7)</w:t>
-      </w:r>
-      <w:r>
-        <w:rPr>
-          <w:sz w:val="19"/>
-          <w:szCs w:val="19"/>
-        </w:rPr>
-        <w:t xml:space="preserve"> </w:t>
-      </w:r>
-      <w:r>
-        <w:rPr>
-          <w:i/>
-          <w:iCs/>
-          <w:sz w:val="19"/>
-          <w:szCs w:val="19"/>
-        </w:rPr>
-        <w:t xml:space="preserve">(alcance 3 m)</w:t>
       </w:r>
       <w:r>
         <w:rPr>

--- a/sistema/05-material/gerador-inimigo/bloco-de-inimigo.docx
+++ b/sistema/05-material/gerador-inimigo/bloco-de-inimigo.docx
@@ -2308,7 +2308,7 @@
                 <w:sz w:val="17"/>
                 <w:szCs w:val="17"/>
               </w:rPr>
-              <w:t xml:space="preserve">28</w:t>
+              <w:t xml:space="preserve">19</w:t>
             </w:r>
           </w:p>
         </w:tc>
@@ -2485,7 +2485,7 @@
                 <w:sz w:val="17"/>
                 <w:szCs w:val="17"/>
               </w:rPr>
-              <w:t xml:space="preserve">28</w:t>
+              <w:t xml:space="preserve">19</w:t>
             </w:r>
           </w:p>
         </w:tc>
@@ -2660,7 +2660,7 @@
                 <w:sz w:val="17"/>
                 <w:szCs w:val="17"/>
               </w:rPr>
-              <w:t xml:space="preserve">114</w:t>
+              <w:t xml:space="preserve">85</w:t>
             </w:r>
           </w:p>
         </w:tc>
@@ -2837,7 +2837,7 @@
                 <w:sz w:val="17"/>
                 <w:szCs w:val="17"/>
               </w:rPr>
-              <w:t xml:space="preserve">67</w:t>
+              <w:t xml:space="preserve">58</w:t>
             </w:r>
           </w:p>
         </w:tc>
@@ -3012,7 +3012,7 @@
                 <w:sz w:val="17"/>
                 <w:szCs w:val="17"/>
               </w:rPr>
-              <w:t xml:space="preserve">97</w:t>
+              <w:t xml:space="preserve">84</w:t>
             </w:r>
           </w:p>
         </w:tc>
@@ -3189,7 +3189,7 @@
                 <w:sz w:val="17"/>
                 <w:szCs w:val="17"/>
               </w:rPr>
-              <w:t xml:space="preserve">270</w:t>
+              <w:t xml:space="preserve">324</w:t>
             </w:r>
           </w:p>
         </w:tc>
@@ -3403,7 +3403,7 @@
           <w:sz w:val="18"/>
           <w:szCs w:val="18"/>
         </w:rPr>
-        <w:t xml:space="preserve">Maldição Média · Ameaça · nível 2 a 4</w:t>
+        <w:t xml:space="preserve">Maldição Média · Ameaça · Emboscador · nível 2 a 4</w:t>
       </w:r>
     </w:p>
     <w:p>
@@ -3590,7 +3590,7 @@
           <w:sz w:val="19"/>
           <w:szCs w:val="19"/>
         </w:rPr>
-        <w:t xml:space="preserve">28</w:t>
+        <w:t xml:space="preserve">19</w:t>
       </w:r>
       <w:r>
         <w:rPr>
@@ -3622,7 +3622,7 @@
           <w:sz w:val="19"/>
           <w:szCs w:val="19"/>
         </w:rPr>
-        <w:t xml:space="preserve">28</w:t>
+        <w:t xml:space="preserve">19</w:t>
       </w:r>
       <w:r>
         <w:rPr>
@@ -4362,7 +4362,7 @@
           <w:sz w:val="18"/>
           <w:szCs w:val="18"/>
         </w:rPr>
-        <w:t xml:space="preserve">Maldição Pequena · Ameaça · dois corpos · nível 2 a 4</w:t>
+        <w:t xml:space="preserve">Maldição Pequena · Ameaça · Emboscador · dois corpos · nível 2 a 4</w:t>
       </w:r>
     </w:p>
     <w:p>
@@ -4549,7 +4549,7 @@
           <w:sz w:val="19"/>
           <w:szCs w:val="19"/>
         </w:rPr>
-        <w:t xml:space="preserve">28</w:t>
+        <w:t xml:space="preserve">19</w:t>
       </w:r>
       <w:r>
         <w:rPr>
@@ -4581,7 +4581,7 @@
           <w:sz w:val="19"/>
           <w:szCs w:val="19"/>
         </w:rPr>
-        <w:t xml:space="preserve">28</w:t>
+        <w:t xml:space="preserve">19</w:t>
       </w:r>
       <w:r>
         <w:rPr>
@@ -5321,7 +5321,7 @@
           <w:sz w:val="18"/>
           <w:szCs w:val="18"/>
         </w:rPr>
-        <w:t xml:space="preserve">Maldição Grande · Desastre · nível 2 a 4</w:t>
+        <w:t xml:space="preserve">Maldição Grande · Desastre · Controlador · nível 2 a 4</w:t>
       </w:r>
     </w:p>
     <w:p>
@@ -5508,7 +5508,7 @@
           <w:sz w:val="19"/>
           <w:szCs w:val="19"/>
         </w:rPr>
-        <w:t xml:space="preserve">114</w:t>
+        <w:t xml:space="preserve">85</w:t>
       </w:r>
       <w:r>
         <w:rPr>
@@ -5540,7 +5540,7 @@
           <w:sz w:val="19"/>
           <w:szCs w:val="19"/>
         </w:rPr>
-        <w:t xml:space="preserve">114</w:t>
+        <w:t xml:space="preserve">85</w:t>
       </w:r>
       <w:r>
         <w:rPr>
@@ -6576,7 +6576,7 @@
           <w:sz w:val="18"/>
           <w:szCs w:val="18"/>
         </w:rPr>
-        <w:t xml:space="preserve">Maldição Média · Ameaça · nível 5 a 8</w:t>
+        <w:t xml:space="preserve">Maldição Média · Ameaça · Artilheiro · nível 5 a 8</w:t>
       </w:r>
     </w:p>
     <w:p>
@@ -6937,7 +6937,7 @@
           <w:sz w:val="19"/>
           <w:szCs w:val="19"/>
         </w:rPr>
-        <w:t xml:space="preserve">67</w:t>
+        <w:t xml:space="preserve">58</w:t>
       </w:r>
       <w:r>
         <w:rPr>
@@ -6969,7 +6969,7 @@
           <w:sz w:val="19"/>
           <w:szCs w:val="19"/>
         </w:rPr>
-        <w:t xml:space="preserve">67</w:t>
+        <w:t xml:space="preserve">58</w:t>
       </w:r>
       <w:r>
         <w:rPr>
@@ -7709,7 +7709,7 @@
           <w:sz w:val="18"/>
           <w:szCs w:val="18"/>
         </w:rPr>
-        <w:t xml:space="preserve">Maldição Média · Ameaça · nível 9 a 12</w:t>
+        <w:t xml:space="preserve">Maldição Média · Ameaça · Artilheiro · nível 9 a 12</w:t>
       </w:r>
     </w:p>
     <w:p>
@@ -8070,7 +8070,7 @@
           <w:sz w:val="19"/>
           <w:szCs w:val="19"/>
         </w:rPr>
-        <w:t xml:space="preserve">97</w:t>
+        <w:t xml:space="preserve">84</w:t>
       </w:r>
       <w:r>
         <w:rPr>
@@ -8102,7 +8102,7 @@
           <w:sz w:val="19"/>
           <w:szCs w:val="19"/>
         </w:rPr>
-        <w:t xml:space="preserve">97</w:t>
+        <w:t xml:space="preserve">84</w:t>
       </w:r>
       <w:r>
         <w:rPr>
@@ -8937,7 +8937,7 @@
           <w:sz w:val="18"/>
           <w:szCs w:val="18"/>
         </w:rPr>
-        <w:t xml:space="preserve">Maldição Grande · Desastre · nível 5 a 8</w:t>
+        <w:t xml:space="preserve">Maldição Grande · Desastre · Brutamontes · nível 5 a 8</w:t>
       </w:r>
     </w:p>
     <w:p>
@@ -8998,7 +8998,7 @@
           <w:sz w:val="19"/>
           <w:szCs w:val="19"/>
         </w:rPr>
-        <w:t xml:space="preserve">14</w:t>
+        <w:t xml:space="preserve">12</w:t>
       </w:r>
       <w:r>
         <w:rPr>
@@ -9156,7 +9156,7 @@
           <w:sz w:val="19"/>
           <w:szCs w:val="19"/>
         </w:rPr>
-        <w:t xml:space="preserve">15</w:t>
+        <w:t xml:space="preserve">13</w:t>
       </w:r>
       <w:r>
         <w:rPr>
@@ -9298,7 +9298,7 @@
           <w:sz w:val="19"/>
           <w:szCs w:val="19"/>
         </w:rPr>
-        <w:t xml:space="preserve">270</w:t>
+        <w:t xml:space="preserve">324</w:t>
       </w:r>
       <w:r>
         <w:rPr>
@@ -9330,7 +9330,7 @@
           <w:sz w:val="19"/>
           <w:szCs w:val="19"/>
         </w:rPr>
-        <w:t xml:space="preserve">270</w:t>
+        <w:t xml:space="preserve">324</w:t>
       </w:r>
       <w:r>
         <w:rPr>
